--- a/Doccuments/Proposal 1.docx
+++ b/Doccuments/Proposal 1.docx
@@ -259,7 +259,6 @@
             <w:rPr>
               <w:rFonts w:eastAsiaTheme="minorEastAsia"/>
               <w:noProof/>
-              <w:color w:val="9BBB59" w:themeColor="accent3"/>
               <w:sz w:val="24"/>
               <w:szCs w:val="24"/>
               <w:lang w:eastAsia="en-ZA"/>
@@ -274,12 +273,11 @@
           <w:r>
             <w:fldChar w:fldCharType="separate"/>
           </w:r>
-          <w:hyperlink w:anchor="_Toc227414415" w:history="1">
+          <w:hyperlink w:anchor="_Toc230827100" w:history="1">
             <w:r>
               <w:rPr>
                 <w:rStyle w:val="Hyperlink"/>
                 <w:noProof/>
-                <w:color w:val="9BBB59" w:themeColor="accent3"/>
               </w:rPr>
               <w:t>Proposal 1: Charles Greenway</w:t>
             </w:r>
@@ -287,7 +285,6 @@
               <w:rPr>
                 <w:noProof/>
                 <w:webHidden/>
-                <w:color w:val="9BBB59" w:themeColor="accent3"/>
               </w:rPr>
               <w:tab/>
             </w:r>
@@ -295,7 +292,6 @@
               <w:rPr>
                 <w:noProof/>
                 <w:webHidden/>
-                <w:color w:val="9BBB59" w:themeColor="accent3"/>
               </w:rPr>
               <w:fldChar w:fldCharType="begin"/>
             </w:r>
@@ -303,22 +299,19 @@
               <w:rPr>
                 <w:noProof/>
                 <w:webHidden/>
-                <w:color w:val="9BBB59" w:themeColor="accent3"/>
-              </w:rPr>
-              <w:instrText xml:space="preserve"> PAGEREF _Toc227414415 \h </w:instrText>
+              </w:rPr>
+              <w:instrText xml:space="preserve"> PAGEREF _Toc230827100 \h </w:instrText>
             </w:r>
             <w:r>
               <w:rPr>
                 <w:noProof/>
                 <w:webHidden/>
-                <w:color w:val="9BBB59" w:themeColor="accent3"/>
               </w:rPr>
             </w:r>
             <w:r>
               <w:rPr>
                 <w:noProof/>
                 <w:webHidden/>
-                <w:color w:val="9BBB59" w:themeColor="accent3"/>
               </w:rPr>
               <w:fldChar w:fldCharType="separate"/>
             </w:r>
@@ -326,7 +319,6 @@
               <w:rPr>
                 <w:noProof/>
                 <w:webHidden/>
-                <w:color w:val="9BBB59" w:themeColor="accent3"/>
               </w:rPr>
               <w:t>3</w:t>
             </w:r>
@@ -334,7 +326,6 @@
               <w:rPr>
                 <w:noProof/>
                 <w:webHidden/>
-                <w:color w:val="9BBB59" w:themeColor="accent3"/>
               </w:rPr>
               <w:fldChar w:fldCharType="end"/>
             </w:r>
@@ -349,20 +340,16 @@
             <w:rPr>
               <w:rFonts w:eastAsiaTheme="minorEastAsia"/>
               <w:noProof/>
-              <w:color w:val="9BBB59" w:themeColor="accent3"/>
               <w:sz w:val="24"/>
               <w:szCs w:val="24"/>
               <w:lang w:eastAsia="en-ZA"/>
             </w:rPr>
           </w:pPr>
-          <w:hyperlink w:anchor="_Toc227414416" w:history="1">
+          <w:hyperlink w:anchor="_Toc230827101" w:history="1">
             <w:r>
               <w:rPr>
                 <w:rStyle w:val="Hyperlink"/>
-                <w:b/>
-                <w:bCs/>
-                <w:noProof/>
-                <w:color w:val="9BBB59" w:themeColor="accent3"/>
+                <w:noProof/>
               </w:rPr>
               <w:t>1. Organisation Overview</w:t>
             </w:r>
@@ -370,7 +357,6 @@
               <w:rPr>
                 <w:noProof/>
                 <w:webHidden/>
-                <w:color w:val="9BBB59" w:themeColor="accent3"/>
               </w:rPr>
               <w:tab/>
             </w:r>
@@ -378,7 +364,6 @@
               <w:rPr>
                 <w:noProof/>
                 <w:webHidden/>
-                <w:color w:val="9BBB59" w:themeColor="accent3"/>
               </w:rPr>
               <w:fldChar w:fldCharType="begin"/>
             </w:r>
@@ -386,22 +371,19 @@
               <w:rPr>
                 <w:noProof/>
                 <w:webHidden/>
-                <w:color w:val="9BBB59" w:themeColor="accent3"/>
-              </w:rPr>
-              <w:instrText xml:space="preserve"> PAGEREF _Toc227414416 \h </w:instrText>
+              </w:rPr>
+              <w:instrText xml:space="preserve"> PAGEREF _Toc230827101 \h </w:instrText>
             </w:r>
             <w:r>
               <w:rPr>
                 <w:noProof/>
                 <w:webHidden/>
-                <w:color w:val="9BBB59" w:themeColor="accent3"/>
               </w:rPr>
             </w:r>
             <w:r>
               <w:rPr>
                 <w:noProof/>
                 <w:webHidden/>
-                <w:color w:val="9BBB59" w:themeColor="accent3"/>
               </w:rPr>
               <w:fldChar w:fldCharType="separate"/>
             </w:r>
@@ -409,7 +391,6 @@
               <w:rPr>
                 <w:noProof/>
                 <w:webHidden/>
-                <w:color w:val="9BBB59" w:themeColor="accent3"/>
               </w:rPr>
               <w:t>3</w:t>
             </w:r>
@@ -417,7 +398,6 @@
               <w:rPr>
                 <w:noProof/>
                 <w:webHidden/>
-                <w:color w:val="9BBB59" w:themeColor="accent3"/>
               </w:rPr>
               <w:fldChar w:fldCharType="end"/>
             </w:r>
@@ -432,20 +412,16 @@
             <w:rPr>
               <w:rFonts w:eastAsiaTheme="minorEastAsia"/>
               <w:noProof/>
-              <w:color w:val="9BBB59" w:themeColor="accent3"/>
               <w:sz w:val="24"/>
               <w:szCs w:val="24"/>
               <w:lang w:eastAsia="en-ZA"/>
             </w:rPr>
           </w:pPr>
-          <w:hyperlink w:anchor="_Toc227414417" w:history="1">
+          <w:hyperlink w:anchor="_Toc230827102" w:history="1">
             <w:r>
               <w:rPr>
                 <w:rStyle w:val="Hyperlink"/>
-                <w:b/>
-                <w:bCs/>
-                <w:noProof/>
-                <w:color w:val="9BBB59" w:themeColor="accent3"/>
+                <w:noProof/>
               </w:rPr>
               <w:t>2.Website Goals and objectives</w:t>
             </w:r>
@@ -453,7 +429,6 @@
               <w:rPr>
                 <w:noProof/>
                 <w:webHidden/>
-                <w:color w:val="9BBB59" w:themeColor="accent3"/>
               </w:rPr>
               <w:tab/>
             </w:r>
@@ -461,7 +436,6 @@
               <w:rPr>
                 <w:noProof/>
                 <w:webHidden/>
-                <w:color w:val="9BBB59" w:themeColor="accent3"/>
               </w:rPr>
               <w:fldChar w:fldCharType="begin"/>
             </w:r>
@@ -469,22 +443,19 @@
               <w:rPr>
                 <w:noProof/>
                 <w:webHidden/>
-                <w:color w:val="9BBB59" w:themeColor="accent3"/>
-              </w:rPr>
-              <w:instrText xml:space="preserve"> PAGEREF _Toc227414417 \h </w:instrText>
+              </w:rPr>
+              <w:instrText xml:space="preserve"> PAGEREF _Toc230827102 \h </w:instrText>
             </w:r>
             <w:r>
               <w:rPr>
                 <w:noProof/>
                 <w:webHidden/>
-                <w:color w:val="9BBB59" w:themeColor="accent3"/>
               </w:rPr>
             </w:r>
             <w:r>
               <w:rPr>
                 <w:noProof/>
                 <w:webHidden/>
-                <w:color w:val="9BBB59" w:themeColor="accent3"/>
               </w:rPr>
               <w:fldChar w:fldCharType="separate"/>
             </w:r>
@@ -492,15 +463,13 @@
               <w:rPr>
                 <w:noProof/>
                 <w:webHidden/>
-                <w:color w:val="9BBB59" w:themeColor="accent3"/>
-              </w:rPr>
-              <w:t>3</w:t>
+              </w:rPr>
+              <w:t>4</w:t>
             </w:r>
             <w:r>
               <w:rPr>
                 <w:noProof/>
                 <w:webHidden/>
-                <w:color w:val="9BBB59" w:themeColor="accent3"/>
               </w:rPr>
               <w:fldChar w:fldCharType="end"/>
             </w:r>
@@ -515,20 +484,16 @@
             <w:rPr>
               <w:rFonts w:eastAsiaTheme="minorEastAsia"/>
               <w:noProof/>
-              <w:color w:val="9BBB59" w:themeColor="accent3"/>
               <w:sz w:val="24"/>
               <w:szCs w:val="24"/>
               <w:lang w:eastAsia="en-ZA"/>
             </w:rPr>
           </w:pPr>
-          <w:hyperlink w:anchor="_Toc227414418" w:history="1">
+          <w:hyperlink w:anchor="_Toc230827103" w:history="1">
             <w:r>
               <w:rPr>
                 <w:rStyle w:val="Hyperlink"/>
-                <w:b/>
-                <w:bCs/>
-                <w:noProof/>
-                <w:color w:val="9BBB59" w:themeColor="accent3"/>
+                <w:noProof/>
               </w:rPr>
               <w:t>3. Proposed Website Features and Functionality</w:t>
             </w:r>
@@ -536,7 +501,6 @@
               <w:rPr>
                 <w:noProof/>
                 <w:webHidden/>
-                <w:color w:val="9BBB59" w:themeColor="accent3"/>
               </w:rPr>
               <w:tab/>
             </w:r>
@@ -544,7 +508,6 @@
               <w:rPr>
                 <w:noProof/>
                 <w:webHidden/>
-                <w:color w:val="9BBB59" w:themeColor="accent3"/>
               </w:rPr>
               <w:fldChar w:fldCharType="begin"/>
             </w:r>
@@ -552,22 +515,19 @@
               <w:rPr>
                 <w:noProof/>
                 <w:webHidden/>
-                <w:color w:val="9BBB59" w:themeColor="accent3"/>
-              </w:rPr>
-              <w:instrText xml:space="preserve"> PAGEREF _Toc227414418 \h </w:instrText>
+              </w:rPr>
+              <w:instrText xml:space="preserve"> PAGEREF _Toc230827103 \h </w:instrText>
             </w:r>
             <w:r>
               <w:rPr>
                 <w:noProof/>
                 <w:webHidden/>
-                <w:color w:val="9BBB59" w:themeColor="accent3"/>
               </w:rPr>
             </w:r>
             <w:r>
               <w:rPr>
                 <w:noProof/>
                 <w:webHidden/>
-                <w:color w:val="9BBB59" w:themeColor="accent3"/>
               </w:rPr>
               <w:fldChar w:fldCharType="separate"/>
             </w:r>
@@ -575,15 +535,353 @@
               <w:rPr>
                 <w:noProof/>
                 <w:webHidden/>
-                <w:color w:val="9BBB59" w:themeColor="accent3"/>
-              </w:rPr>
-              <w:t>3</w:t>
+              </w:rPr>
+              <w:t>5</w:t>
             </w:r>
             <w:r>
               <w:rPr>
                 <w:noProof/>
                 <w:webHidden/>
-                <w:color w:val="9BBB59" w:themeColor="accent3"/>
+              </w:rPr>
+              <w:fldChar w:fldCharType="end"/>
+            </w:r>
+          </w:hyperlink>
+        </w:p>
+        <w:p>
+          <w:pPr>
+            <w:pStyle w:val="TOC3"/>
+            <w:tabs>
+              <w:tab w:val="right" w:leader="dot" w:pos="9350"/>
+            </w:tabs>
+            <w:rPr>
+              <w:noProof/>
+            </w:rPr>
+          </w:pPr>
+          <w:hyperlink w:anchor="_Toc230827104" w:history="1">
+            <w:r>
+              <w:rPr>
+                <w:rStyle w:val="Hyperlink"/>
+                <w:noProof/>
+              </w:rPr>
+              <w:t>3.1 Homepage (index.html)</w:t>
+            </w:r>
+            <w:r>
+              <w:rPr>
+                <w:noProof/>
+                <w:webHidden/>
+              </w:rPr>
+              <w:tab/>
+            </w:r>
+            <w:r>
+              <w:rPr>
+                <w:noProof/>
+                <w:webHidden/>
+              </w:rPr>
+              <w:fldChar w:fldCharType="begin"/>
+            </w:r>
+            <w:r>
+              <w:rPr>
+                <w:noProof/>
+                <w:webHidden/>
+              </w:rPr>
+              <w:instrText xml:space="preserve"> PAGEREF _Toc230827104 \h </w:instrText>
+            </w:r>
+            <w:r>
+              <w:rPr>
+                <w:noProof/>
+                <w:webHidden/>
+              </w:rPr>
+            </w:r>
+            <w:r>
+              <w:rPr>
+                <w:noProof/>
+                <w:webHidden/>
+              </w:rPr>
+              <w:fldChar w:fldCharType="separate"/>
+            </w:r>
+            <w:r>
+              <w:rPr>
+                <w:noProof/>
+                <w:webHidden/>
+              </w:rPr>
+              <w:t>5</w:t>
+            </w:r>
+            <w:r>
+              <w:rPr>
+                <w:noProof/>
+                <w:webHidden/>
+              </w:rPr>
+              <w:fldChar w:fldCharType="end"/>
+            </w:r>
+          </w:hyperlink>
+        </w:p>
+        <w:p>
+          <w:pPr>
+            <w:pStyle w:val="TOC3"/>
+            <w:tabs>
+              <w:tab w:val="right" w:leader="dot" w:pos="9350"/>
+            </w:tabs>
+            <w:rPr>
+              <w:noProof/>
+            </w:rPr>
+          </w:pPr>
+          <w:hyperlink w:anchor="_Toc230827105" w:history="1">
+            <w:r>
+              <w:rPr>
+                <w:rStyle w:val="Hyperlink"/>
+                <w:noProof/>
+              </w:rPr>
+              <w:t>3.2 About Page (about.html)</w:t>
+            </w:r>
+            <w:r>
+              <w:rPr>
+                <w:noProof/>
+                <w:webHidden/>
+              </w:rPr>
+              <w:tab/>
+            </w:r>
+            <w:r>
+              <w:rPr>
+                <w:noProof/>
+                <w:webHidden/>
+              </w:rPr>
+              <w:fldChar w:fldCharType="begin"/>
+            </w:r>
+            <w:r>
+              <w:rPr>
+                <w:noProof/>
+                <w:webHidden/>
+              </w:rPr>
+              <w:instrText xml:space="preserve"> PAGEREF _Toc230827105 \h </w:instrText>
+            </w:r>
+            <w:r>
+              <w:rPr>
+                <w:noProof/>
+                <w:webHidden/>
+              </w:rPr>
+            </w:r>
+            <w:r>
+              <w:rPr>
+                <w:noProof/>
+                <w:webHidden/>
+              </w:rPr>
+              <w:fldChar w:fldCharType="separate"/>
+            </w:r>
+            <w:r>
+              <w:rPr>
+                <w:noProof/>
+                <w:webHidden/>
+              </w:rPr>
+              <w:t>5</w:t>
+            </w:r>
+            <w:r>
+              <w:rPr>
+                <w:noProof/>
+                <w:webHidden/>
+              </w:rPr>
+              <w:fldChar w:fldCharType="end"/>
+            </w:r>
+          </w:hyperlink>
+        </w:p>
+        <w:p>
+          <w:pPr>
+            <w:pStyle w:val="TOC3"/>
+            <w:tabs>
+              <w:tab w:val="right" w:leader="dot" w:pos="9350"/>
+            </w:tabs>
+            <w:rPr>
+              <w:noProof/>
+            </w:rPr>
+          </w:pPr>
+          <w:hyperlink w:anchor="_Toc230827106" w:history="1">
+            <w:r>
+              <w:rPr>
+                <w:rStyle w:val="Hyperlink"/>
+                <w:noProof/>
+              </w:rPr>
+              <w:t>3.3 Services Page (services.html)</w:t>
+            </w:r>
+            <w:r>
+              <w:rPr>
+                <w:noProof/>
+                <w:webHidden/>
+              </w:rPr>
+              <w:tab/>
+            </w:r>
+            <w:r>
+              <w:rPr>
+                <w:noProof/>
+                <w:webHidden/>
+              </w:rPr>
+              <w:fldChar w:fldCharType="begin"/>
+            </w:r>
+            <w:r>
+              <w:rPr>
+                <w:noProof/>
+                <w:webHidden/>
+              </w:rPr>
+              <w:instrText xml:space="preserve"> PAGEREF _Toc230827106 \h </w:instrText>
+            </w:r>
+            <w:r>
+              <w:rPr>
+                <w:noProof/>
+                <w:webHidden/>
+              </w:rPr>
+            </w:r>
+            <w:r>
+              <w:rPr>
+                <w:noProof/>
+                <w:webHidden/>
+              </w:rPr>
+              <w:fldChar w:fldCharType="separate"/>
+            </w:r>
+            <w:r>
+              <w:rPr>
+                <w:noProof/>
+                <w:webHidden/>
+              </w:rPr>
+              <w:t>5</w:t>
+            </w:r>
+            <w:r>
+              <w:rPr>
+                <w:noProof/>
+                <w:webHidden/>
+              </w:rPr>
+              <w:fldChar w:fldCharType="end"/>
+            </w:r>
+          </w:hyperlink>
+        </w:p>
+        <w:p>
+          <w:pPr>
+            <w:pStyle w:val="TOC3"/>
+            <w:tabs>
+              <w:tab w:val="right" w:leader="dot" w:pos="9350"/>
+            </w:tabs>
+            <w:rPr>
+              <w:noProof/>
+            </w:rPr>
+          </w:pPr>
+          <w:hyperlink w:anchor="_Toc230827107" w:history="1">
+            <w:r>
+              <w:rPr>
+                <w:rStyle w:val="Hyperlink"/>
+                <w:noProof/>
+              </w:rPr>
+              <w:t>3.4 Enquiry Page (enquiry.html)</w:t>
+            </w:r>
+            <w:r>
+              <w:rPr>
+                <w:noProof/>
+                <w:webHidden/>
+              </w:rPr>
+              <w:tab/>
+            </w:r>
+            <w:r>
+              <w:rPr>
+                <w:noProof/>
+                <w:webHidden/>
+              </w:rPr>
+              <w:fldChar w:fldCharType="begin"/>
+            </w:r>
+            <w:r>
+              <w:rPr>
+                <w:noProof/>
+                <w:webHidden/>
+              </w:rPr>
+              <w:instrText xml:space="preserve"> PAGEREF _Toc230827107 \h </w:instrText>
+            </w:r>
+            <w:r>
+              <w:rPr>
+                <w:noProof/>
+                <w:webHidden/>
+              </w:rPr>
+            </w:r>
+            <w:r>
+              <w:rPr>
+                <w:noProof/>
+                <w:webHidden/>
+              </w:rPr>
+              <w:fldChar w:fldCharType="separate"/>
+            </w:r>
+            <w:r>
+              <w:rPr>
+                <w:noProof/>
+                <w:webHidden/>
+              </w:rPr>
+              <w:t>6</w:t>
+            </w:r>
+            <w:r>
+              <w:rPr>
+                <w:noProof/>
+                <w:webHidden/>
+              </w:rPr>
+              <w:fldChar w:fldCharType="end"/>
+            </w:r>
+          </w:hyperlink>
+        </w:p>
+        <w:p>
+          <w:pPr>
+            <w:pStyle w:val="TOC3"/>
+            <w:tabs>
+              <w:tab w:val="right" w:leader="dot" w:pos="9350"/>
+            </w:tabs>
+            <w:rPr>
+              <w:noProof/>
+            </w:rPr>
+          </w:pPr>
+          <w:hyperlink w:anchor="_Toc230827108" w:history="1">
+            <w:r>
+              <w:rPr>
+                <w:rStyle w:val="Hyperlink"/>
+                <w:noProof/>
+              </w:rPr>
+              <w:t>3.5 Contact Page (contact.html)</w:t>
+            </w:r>
+            <w:r>
+              <w:rPr>
+                <w:noProof/>
+                <w:webHidden/>
+              </w:rPr>
+              <w:tab/>
+            </w:r>
+            <w:r>
+              <w:rPr>
+                <w:noProof/>
+                <w:webHidden/>
+              </w:rPr>
+              <w:fldChar w:fldCharType="begin"/>
+            </w:r>
+            <w:r>
+              <w:rPr>
+                <w:noProof/>
+                <w:webHidden/>
+              </w:rPr>
+              <w:instrText xml:space="preserve"> PAGEREF _Toc230827108 \h </w:instrText>
+            </w:r>
+            <w:r>
+              <w:rPr>
+                <w:noProof/>
+                <w:webHidden/>
+              </w:rPr>
+            </w:r>
+            <w:r>
+              <w:rPr>
+                <w:noProof/>
+                <w:webHidden/>
+              </w:rPr>
+              <w:fldChar w:fldCharType="separate"/>
+            </w:r>
+            <w:r>
+              <w:rPr>
+                <w:noProof/>
+                <w:webHidden/>
+              </w:rPr>
+              <w:t>6</w:t>
+            </w:r>
+            <w:r>
+              <w:rPr>
+                <w:noProof/>
+                <w:webHidden/>
               </w:rPr>
               <w:fldChar w:fldCharType="end"/>
             </w:r>
@@ -598,20 +896,16 @@
             <w:rPr>
               <w:rFonts w:eastAsiaTheme="minorEastAsia"/>
               <w:noProof/>
-              <w:color w:val="9BBB59" w:themeColor="accent3"/>
               <w:sz w:val="24"/>
               <w:szCs w:val="24"/>
               <w:lang w:eastAsia="en-ZA"/>
             </w:rPr>
           </w:pPr>
-          <w:hyperlink w:anchor="_Toc227414419" w:history="1">
+          <w:hyperlink w:anchor="_Toc230827109" w:history="1">
             <w:r>
               <w:rPr>
                 <w:rStyle w:val="Hyperlink"/>
-                <w:b/>
-                <w:bCs/>
-                <w:noProof/>
-                <w:color w:val="9BBB59" w:themeColor="accent3"/>
+                <w:noProof/>
               </w:rPr>
               <w:t>4. Design and User Experience</w:t>
             </w:r>
@@ -619,7 +913,6 @@
               <w:rPr>
                 <w:noProof/>
                 <w:webHidden/>
-                <w:color w:val="9BBB59" w:themeColor="accent3"/>
               </w:rPr>
               <w:tab/>
             </w:r>
@@ -627,7 +920,6 @@
               <w:rPr>
                 <w:noProof/>
                 <w:webHidden/>
-                <w:color w:val="9BBB59" w:themeColor="accent3"/>
               </w:rPr>
               <w:fldChar w:fldCharType="begin"/>
             </w:r>
@@ -635,22 +927,19 @@
               <w:rPr>
                 <w:noProof/>
                 <w:webHidden/>
-                <w:color w:val="9BBB59" w:themeColor="accent3"/>
-              </w:rPr>
-              <w:instrText xml:space="preserve"> PAGEREF _Toc227414419 \h </w:instrText>
+              </w:rPr>
+              <w:instrText xml:space="preserve"> PAGEREF _Toc230827109 \h </w:instrText>
             </w:r>
             <w:r>
               <w:rPr>
                 <w:noProof/>
                 <w:webHidden/>
-                <w:color w:val="9BBB59" w:themeColor="accent3"/>
               </w:rPr>
             </w:r>
             <w:r>
               <w:rPr>
                 <w:noProof/>
                 <w:webHidden/>
-                <w:color w:val="9BBB59" w:themeColor="accent3"/>
               </w:rPr>
               <w:fldChar w:fldCharType="separate"/>
             </w:r>
@@ -658,15 +947,149 @@
               <w:rPr>
                 <w:noProof/>
                 <w:webHidden/>
-                <w:color w:val="9BBB59" w:themeColor="accent3"/>
-              </w:rPr>
-              <w:t>3</w:t>
+              </w:rPr>
+              <w:t>7</w:t>
             </w:r>
             <w:r>
               <w:rPr>
                 <w:noProof/>
                 <w:webHidden/>
-                <w:color w:val="9BBB59" w:themeColor="accent3"/>
+              </w:rPr>
+              <w:fldChar w:fldCharType="end"/>
+            </w:r>
+          </w:hyperlink>
+        </w:p>
+        <w:p>
+          <w:pPr>
+            <w:pStyle w:val="TOC3"/>
+            <w:tabs>
+              <w:tab w:val="right" w:leader="dot" w:pos="9350"/>
+            </w:tabs>
+            <w:rPr>
+              <w:noProof/>
+            </w:rPr>
+          </w:pPr>
+          <w:hyperlink w:anchor="_Toc230827110" w:history="1">
+            <w:r>
+              <w:rPr>
+                <w:rStyle w:val="Hyperlink"/>
+                <w:noProof/>
+              </w:rPr>
+              <w:t>Colour Template</w:t>
+            </w:r>
+            <w:r>
+              <w:rPr>
+                <w:noProof/>
+                <w:webHidden/>
+              </w:rPr>
+              <w:tab/>
+            </w:r>
+            <w:r>
+              <w:rPr>
+                <w:noProof/>
+                <w:webHidden/>
+              </w:rPr>
+              <w:fldChar w:fldCharType="begin"/>
+            </w:r>
+            <w:r>
+              <w:rPr>
+                <w:noProof/>
+                <w:webHidden/>
+              </w:rPr>
+              <w:instrText xml:space="preserve"> PAGEREF _Toc230827110 \h </w:instrText>
+            </w:r>
+            <w:r>
+              <w:rPr>
+                <w:noProof/>
+                <w:webHidden/>
+              </w:rPr>
+            </w:r>
+            <w:r>
+              <w:rPr>
+                <w:noProof/>
+                <w:webHidden/>
+              </w:rPr>
+              <w:fldChar w:fldCharType="separate"/>
+            </w:r>
+            <w:r>
+              <w:rPr>
+                <w:noProof/>
+                <w:webHidden/>
+              </w:rPr>
+              <w:t>7</w:t>
+            </w:r>
+            <w:r>
+              <w:rPr>
+                <w:noProof/>
+                <w:webHidden/>
+              </w:rPr>
+              <w:fldChar w:fldCharType="end"/>
+            </w:r>
+          </w:hyperlink>
+        </w:p>
+        <w:p>
+          <w:pPr>
+            <w:pStyle w:val="TOC3"/>
+            <w:tabs>
+              <w:tab w:val="right" w:leader="dot" w:pos="9350"/>
+            </w:tabs>
+            <w:rPr>
+              <w:noProof/>
+            </w:rPr>
+          </w:pPr>
+          <w:hyperlink w:anchor="_Toc230827111" w:history="1">
+            <w:r>
+              <w:rPr>
+                <w:rStyle w:val="Hyperlink"/>
+                <w:noProof/>
+              </w:rPr>
+              <w:t>Typography</w:t>
+            </w:r>
+            <w:r>
+              <w:rPr>
+                <w:noProof/>
+                <w:webHidden/>
+              </w:rPr>
+              <w:tab/>
+            </w:r>
+            <w:r>
+              <w:rPr>
+                <w:noProof/>
+                <w:webHidden/>
+              </w:rPr>
+              <w:fldChar w:fldCharType="begin"/>
+            </w:r>
+            <w:r>
+              <w:rPr>
+                <w:noProof/>
+                <w:webHidden/>
+              </w:rPr>
+              <w:instrText xml:space="preserve"> PAGEREF _Toc230827111 \h </w:instrText>
+            </w:r>
+            <w:r>
+              <w:rPr>
+                <w:noProof/>
+                <w:webHidden/>
+              </w:rPr>
+            </w:r>
+            <w:r>
+              <w:rPr>
+                <w:noProof/>
+                <w:webHidden/>
+              </w:rPr>
+              <w:fldChar w:fldCharType="separate"/>
+            </w:r>
+            <w:r>
+              <w:rPr>
+                <w:noProof/>
+                <w:webHidden/>
+              </w:rPr>
+              <w:t>7</w:t>
+            </w:r>
+            <w:r>
+              <w:rPr>
+                <w:noProof/>
+                <w:webHidden/>
               </w:rPr>
               <w:fldChar w:fldCharType="end"/>
             </w:r>
@@ -681,20 +1104,16 @@
             <w:rPr>
               <w:rFonts w:eastAsiaTheme="minorEastAsia"/>
               <w:noProof/>
-              <w:color w:val="9BBB59" w:themeColor="accent3"/>
               <w:sz w:val="24"/>
               <w:szCs w:val="24"/>
               <w:lang w:eastAsia="en-ZA"/>
             </w:rPr>
           </w:pPr>
-          <w:hyperlink w:anchor="_Toc227414420" w:history="1">
+          <w:hyperlink w:anchor="_Toc230827112" w:history="1">
             <w:r>
               <w:rPr>
                 <w:rStyle w:val="Hyperlink"/>
-                <w:b/>
-                <w:bCs/>
-                <w:noProof/>
-                <w:color w:val="9BBB59" w:themeColor="accent3"/>
+                <w:noProof/>
               </w:rPr>
               <w:t>5. Technical Requirements</w:t>
             </w:r>
@@ -702,7 +1121,6 @@
               <w:rPr>
                 <w:noProof/>
                 <w:webHidden/>
-                <w:color w:val="9BBB59" w:themeColor="accent3"/>
               </w:rPr>
               <w:tab/>
             </w:r>
@@ -710,7 +1128,6 @@
               <w:rPr>
                 <w:noProof/>
                 <w:webHidden/>
-                <w:color w:val="9BBB59" w:themeColor="accent3"/>
               </w:rPr>
               <w:fldChar w:fldCharType="begin"/>
             </w:r>
@@ -718,22 +1135,19 @@
               <w:rPr>
                 <w:noProof/>
                 <w:webHidden/>
-                <w:color w:val="9BBB59" w:themeColor="accent3"/>
-              </w:rPr>
-              <w:instrText xml:space="preserve"> PAGEREF _Toc227414420 \h </w:instrText>
+              </w:rPr>
+              <w:instrText xml:space="preserve"> PAGEREF _Toc230827112 \h </w:instrText>
             </w:r>
             <w:r>
               <w:rPr>
                 <w:noProof/>
                 <w:webHidden/>
-                <w:color w:val="9BBB59" w:themeColor="accent3"/>
               </w:rPr>
             </w:r>
             <w:r>
               <w:rPr>
                 <w:noProof/>
                 <w:webHidden/>
-                <w:color w:val="9BBB59" w:themeColor="accent3"/>
               </w:rPr>
               <w:fldChar w:fldCharType="separate"/>
             </w:r>
@@ -741,15 +1155,421 @@
               <w:rPr>
                 <w:noProof/>
                 <w:webHidden/>
-                <w:color w:val="9BBB59" w:themeColor="accent3"/>
-              </w:rPr>
-              <w:t>3</w:t>
+              </w:rPr>
+              <w:t>8</w:t>
             </w:r>
             <w:r>
               <w:rPr>
                 <w:noProof/>
                 <w:webHidden/>
-                <w:color w:val="9BBB59" w:themeColor="accent3"/>
+              </w:rPr>
+              <w:fldChar w:fldCharType="end"/>
+            </w:r>
+          </w:hyperlink>
+        </w:p>
+        <w:p>
+          <w:pPr>
+            <w:pStyle w:val="TOC3"/>
+            <w:tabs>
+              <w:tab w:val="right" w:leader="dot" w:pos="9350"/>
+            </w:tabs>
+            <w:rPr>
+              <w:noProof/>
+            </w:rPr>
+          </w:pPr>
+          <w:hyperlink w:anchor="_Toc230827113" w:history="1">
+            <w:r>
+              <w:rPr>
+                <w:rStyle w:val="Hyperlink"/>
+                <w:noProof/>
+              </w:rPr>
+              <w:t>Infrastructure &amp; Hosting</w:t>
+            </w:r>
+            <w:r>
+              <w:rPr>
+                <w:noProof/>
+                <w:webHidden/>
+              </w:rPr>
+              <w:tab/>
+            </w:r>
+            <w:r>
+              <w:rPr>
+                <w:noProof/>
+                <w:webHidden/>
+              </w:rPr>
+              <w:fldChar w:fldCharType="begin"/>
+            </w:r>
+            <w:r>
+              <w:rPr>
+                <w:noProof/>
+                <w:webHidden/>
+              </w:rPr>
+              <w:instrText xml:space="preserve"> PAGEREF _Toc230827113 \h </w:instrText>
+            </w:r>
+            <w:r>
+              <w:rPr>
+                <w:noProof/>
+                <w:webHidden/>
+              </w:rPr>
+            </w:r>
+            <w:r>
+              <w:rPr>
+                <w:noProof/>
+                <w:webHidden/>
+              </w:rPr>
+              <w:fldChar w:fldCharType="separate"/>
+            </w:r>
+            <w:r>
+              <w:rPr>
+                <w:noProof/>
+                <w:webHidden/>
+              </w:rPr>
+              <w:t>8</w:t>
+            </w:r>
+            <w:r>
+              <w:rPr>
+                <w:noProof/>
+                <w:webHidden/>
+              </w:rPr>
+              <w:fldChar w:fldCharType="end"/>
+            </w:r>
+          </w:hyperlink>
+        </w:p>
+        <w:p>
+          <w:pPr>
+            <w:pStyle w:val="TOC3"/>
+            <w:tabs>
+              <w:tab w:val="right" w:leader="dot" w:pos="9350"/>
+            </w:tabs>
+            <w:rPr>
+              <w:noProof/>
+            </w:rPr>
+          </w:pPr>
+          <w:hyperlink w:anchor="_Toc230827114" w:history="1">
+            <w:r>
+              <w:rPr>
+                <w:rStyle w:val="Hyperlink"/>
+                <w:noProof/>
+              </w:rPr>
+              <w:t>Hosting Requirements:</w:t>
+            </w:r>
+            <w:r>
+              <w:rPr>
+                <w:noProof/>
+                <w:webHidden/>
+              </w:rPr>
+              <w:tab/>
+            </w:r>
+            <w:r>
+              <w:rPr>
+                <w:noProof/>
+                <w:webHidden/>
+              </w:rPr>
+              <w:fldChar w:fldCharType="begin"/>
+            </w:r>
+            <w:r>
+              <w:rPr>
+                <w:noProof/>
+                <w:webHidden/>
+              </w:rPr>
+              <w:instrText xml:space="preserve"> PAGEREF _Toc230827114 \h </w:instrText>
+            </w:r>
+            <w:r>
+              <w:rPr>
+                <w:noProof/>
+                <w:webHidden/>
+              </w:rPr>
+            </w:r>
+            <w:r>
+              <w:rPr>
+                <w:noProof/>
+                <w:webHidden/>
+              </w:rPr>
+              <w:fldChar w:fldCharType="separate"/>
+            </w:r>
+            <w:r>
+              <w:rPr>
+                <w:noProof/>
+                <w:webHidden/>
+              </w:rPr>
+              <w:t>8</w:t>
+            </w:r>
+            <w:r>
+              <w:rPr>
+                <w:noProof/>
+                <w:webHidden/>
+              </w:rPr>
+              <w:fldChar w:fldCharType="end"/>
+            </w:r>
+          </w:hyperlink>
+        </w:p>
+        <w:p>
+          <w:pPr>
+            <w:pStyle w:val="TOC3"/>
+            <w:tabs>
+              <w:tab w:val="right" w:leader="dot" w:pos="9350"/>
+            </w:tabs>
+            <w:rPr>
+              <w:noProof/>
+            </w:rPr>
+          </w:pPr>
+          <w:hyperlink w:anchor="_Toc230827115" w:history="1">
+            <w:r>
+              <w:rPr>
+                <w:rStyle w:val="Hyperlink"/>
+                <w:noProof/>
+              </w:rPr>
+              <w:t>Performance &amp; Accessibility</w:t>
+            </w:r>
+            <w:r>
+              <w:rPr>
+                <w:noProof/>
+                <w:webHidden/>
+              </w:rPr>
+              <w:tab/>
+            </w:r>
+            <w:r>
+              <w:rPr>
+                <w:noProof/>
+                <w:webHidden/>
+              </w:rPr>
+              <w:fldChar w:fldCharType="begin"/>
+            </w:r>
+            <w:r>
+              <w:rPr>
+                <w:noProof/>
+                <w:webHidden/>
+              </w:rPr>
+              <w:instrText xml:space="preserve"> PAGEREF _Toc230827115 \h </w:instrText>
+            </w:r>
+            <w:r>
+              <w:rPr>
+                <w:noProof/>
+                <w:webHidden/>
+              </w:rPr>
+            </w:r>
+            <w:r>
+              <w:rPr>
+                <w:noProof/>
+                <w:webHidden/>
+              </w:rPr>
+              <w:fldChar w:fldCharType="separate"/>
+            </w:r>
+            <w:r>
+              <w:rPr>
+                <w:noProof/>
+                <w:webHidden/>
+              </w:rPr>
+              <w:t>8</w:t>
+            </w:r>
+            <w:r>
+              <w:rPr>
+                <w:noProof/>
+                <w:webHidden/>
+              </w:rPr>
+              <w:fldChar w:fldCharType="end"/>
+            </w:r>
+          </w:hyperlink>
+        </w:p>
+        <w:p>
+          <w:pPr>
+            <w:pStyle w:val="TOC3"/>
+            <w:tabs>
+              <w:tab w:val="right" w:leader="dot" w:pos="9350"/>
+            </w:tabs>
+            <w:rPr>
+              <w:noProof/>
+            </w:rPr>
+          </w:pPr>
+          <w:hyperlink w:anchor="_Toc230827116" w:history="1">
+            <w:r>
+              <w:rPr>
+                <w:rStyle w:val="Hyperlink"/>
+                <w:noProof/>
+              </w:rPr>
+              <w:t>Security &amp; Compliance</w:t>
+            </w:r>
+            <w:r>
+              <w:rPr>
+                <w:noProof/>
+                <w:webHidden/>
+              </w:rPr>
+              <w:tab/>
+            </w:r>
+            <w:r>
+              <w:rPr>
+                <w:noProof/>
+                <w:webHidden/>
+              </w:rPr>
+              <w:fldChar w:fldCharType="begin"/>
+            </w:r>
+            <w:r>
+              <w:rPr>
+                <w:noProof/>
+                <w:webHidden/>
+              </w:rPr>
+              <w:instrText xml:space="preserve"> PAGEREF _Toc230827116 \h </w:instrText>
+            </w:r>
+            <w:r>
+              <w:rPr>
+                <w:noProof/>
+                <w:webHidden/>
+              </w:rPr>
+            </w:r>
+            <w:r>
+              <w:rPr>
+                <w:noProof/>
+                <w:webHidden/>
+              </w:rPr>
+              <w:fldChar w:fldCharType="separate"/>
+            </w:r>
+            <w:r>
+              <w:rPr>
+                <w:noProof/>
+                <w:webHidden/>
+              </w:rPr>
+              <w:t>8</w:t>
+            </w:r>
+            <w:r>
+              <w:rPr>
+                <w:noProof/>
+                <w:webHidden/>
+              </w:rPr>
+              <w:fldChar w:fldCharType="end"/>
+            </w:r>
+          </w:hyperlink>
+        </w:p>
+        <w:p>
+          <w:pPr>
+            <w:pStyle w:val="TOC3"/>
+            <w:tabs>
+              <w:tab w:val="right" w:leader="dot" w:pos="9350"/>
+            </w:tabs>
+            <w:rPr>
+              <w:noProof/>
+            </w:rPr>
+          </w:pPr>
+          <w:hyperlink w:anchor="_Toc230827117" w:history="1">
+            <w:r>
+              <w:rPr>
+                <w:rStyle w:val="Hyperlink"/>
+                <w:noProof/>
+              </w:rPr>
+              <w:t>Functional Integrations</w:t>
+            </w:r>
+            <w:r>
+              <w:rPr>
+                <w:noProof/>
+                <w:webHidden/>
+              </w:rPr>
+              <w:tab/>
+            </w:r>
+            <w:r>
+              <w:rPr>
+                <w:noProof/>
+                <w:webHidden/>
+              </w:rPr>
+              <w:fldChar w:fldCharType="begin"/>
+            </w:r>
+            <w:r>
+              <w:rPr>
+                <w:noProof/>
+                <w:webHidden/>
+              </w:rPr>
+              <w:instrText xml:space="preserve"> PAGEREF _Toc230827117 \h </w:instrText>
+            </w:r>
+            <w:r>
+              <w:rPr>
+                <w:noProof/>
+                <w:webHidden/>
+              </w:rPr>
+            </w:r>
+            <w:r>
+              <w:rPr>
+                <w:noProof/>
+                <w:webHidden/>
+              </w:rPr>
+              <w:fldChar w:fldCharType="separate"/>
+            </w:r>
+            <w:r>
+              <w:rPr>
+                <w:noProof/>
+                <w:webHidden/>
+              </w:rPr>
+              <w:t>9</w:t>
+            </w:r>
+            <w:r>
+              <w:rPr>
+                <w:noProof/>
+                <w:webHidden/>
+              </w:rPr>
+              <w:fldChar w:fldCharType="end"/>
+            </w:r>
+          </w:hyperlink>
+        </w:p>
+        <w:p>
+          <w:pPr>
+            <w:pStyle w:val="TOC3"/>
+            <w:tabs>
+              <w:tab w:val="right" w:leader="dot" w:pos="9350"/>
+            </w:tabs>
+            <w:rPr>
+              <w:noProof/>
+            </w:rPr>
+          </w:pPr>
+          <w:hyperlink w:anchor="_Toc230827118" w:history="1">
+            <w:r>
+              <w:rPr>
+                <w:rStyle w:val="Hyperlink"/>
+                <w:noProof/>
+              </w:rPr>
+              <w:t>Ongoing Maintenance</w:t>
+            </w:r>
+            <w:r>
+              <w:rPr>
+                <w:noProof/>
+                <w:webHidden/>
+              </w:rPr>
+              <w:tab/>
+            </w:r>
+            <w:r>
+              <w:rPr>
+                <w:noProof/>
+                <w:webHidden/>
+              </w:rPr>
+              <w:fldChar w:fldCharType="begin"/>
+            </w:r>
+            <w:r>
+              <w:rPr>
+                <w:noProof/>
+                <w:webHidden/>
+              </w:rPr>
+              <w:instrText xml:space="preserve"> PAGEREF _Toc230827118 \h </w:instrText>
+            </w:r>
+            <w:r>
+              <w:rPr>
+                <w:noProof/>
+                <w:webHidden/>
+              </w:rPr>
+            </w:r>
+            <w:r>
+              <w:rPr>
+                <w:noProof/>
+                <w:webHidden/>
+              </w:rPr>
+              <w:fldChar w:fldCharType="separate"/>
+            </w:r>
+            <w:r>
+              <w:rPr>
+                <w:noProof/>
+                <w:webHidden/>
+              </w:rPr>
+              <w:t>9</w:t>
+            </w:r>
+            <w:r>
+              <w:rPr>
+                <w:noProof/>
+                <w:webHidden/>
               </w:rPr>
               <w:fldChar w:fldCharType="end"/>
             </w:r>
@@ -764,20 +1584,16 @@
             <w:rPr>
               <w:rFonts w:eastAsiaTheme="minorEastAsia"/>
               <w:noProof/>
-              <w:color w:val="9BBB59" w:themeColor="accent3"/>
               <w:sz w:val="24"/>
               <w:szCs w:val="24"/>
               <w:lang w:eastAsia="en-ZA"/>
             </w:rPr>
           </w:pPr>
-          <w:hyperlink w:anchor="_Toc227414421" w:history="1">
+          <w:hyperlink w:anchor="_Toc230827119" w:history="1">
             <w:r>
               <w:rPr>
                 <w:rStyle w:val="Hyperlink"/>
-                <w:b/>
-                <w:bCs/>
-                <w:noProof/>
-                <w:color w:val="9BBB59" w:themeColor="accent3"/>
+                <w:noProof/>
               </w:rPr>
               <w:t>6. Timeline and Budget</w:t>
             </w:r>
@@ -785,7 +1601,6 @@
               <w:rPr>
                 <w:noProof/>
                 <w:webHidden/>
-                <w:color w:val="9BBB59" w:themeColor="accent3"/>
               </w:rPr>
               <w:tab/>
             </w:r>
@@ -793,7 +1608,6 @@
               <w:rPr>
                 <w:noProof/>
                 <w:webHidden/>
-                <w:color w:val="9BBB59" w:themeColor="accent3"/>
               </w:rPr>
               <w:fldChar w:fldCharType="begin"/>
             </w:r>
@@ -801,22 +1615,19 @@
               <w:rPr>
                 <w:noProof/>
                 <w:webHidden/>
-                <w:color w:val="9BBB59" w:themeColor="accent3"/>
-              </w:rPr>
-              <w:instrText xml:space="preserve"> PAGEREF _Toc227414421 \h </w:instrText>
+              </w:rPr>
+              <w:instrText xml:space="preserve"> PAGEREF _Toc230827119 \h </w:instrText>
             </w:r>
             <w:r>
               <w:rPr>
                 <w:noProof/>
                 <w:webHidden/>
-                <w:color w:val="9BBB59" w:themeColor="accent3"/>
               </w:rPr>
             </w:r>
             <w:r>
               <w:rPr>
                 <w:noProof/>
                 <w:webHidden/>
-                <w:color w:val="9BBB59" w:themeColor="accent3"/>
               </w:rPr>
               <w:fldChar w:fldCharType="separate"/>
             </w:r>
@@ -824,15 +1635,13 @@
               <w:rPr>
                 <w:noProof/>
                 <w:webHidden/>
-                <w:color w:val="9BBB59" w:themeColor="accent3"/>
-              </w:rPr>
-              <w:t>3</w:t>
+              </w:rPr>
+              <w:t>10</w:t>
             </w:r>
             <w:r>
               <w:rPr>
                 <w:noProof/>
                 <w:webHidden/>
-                <w:color w:val="9BBB59" w:themeColor="accent3"/>
               </w:rPr>
               <w:fldChar w:fldCharType="end"/>
             </w:r>
@@ -847,20 +1656,160 @@
             <w:rPr>
               <w:rFonts w:eastAsiaTheme="minorEastAsia"/>
               <w:noProof/>
-              <w:color w:val="9BBB59" w:themeColor="accent3"/>
               <w:sz w:val="24"/>
               <w:szCs w:val="24"/>
               <w:lang w:eastAsia="en-ZA"/>
             </w:rPr>
           </w:pPr>
-          <w:hyperlink w:anchor="_Toc227414422" w:history="1">
+          <w:hyperlink w:anchor="_Toc230827120" w:history="1">
             <w:r>
               <w:rPr>
                 <w:rStyle w:val="Hyperlink"/>
-                <w:b/>
-                <w:bCs/>
-                <w:noProof/>
-                <w:color w:val="9BBB59" w:themeColor="accent3"/>
+                <w:noProof/>
+              </w:rPr>
+              <w:t>Timeline</w:t>
+            </w:r>
+            <w:r>
+              <w:rPr>
+                <w:noProof/>
+                <w:webHidden/>
+              </w:rPr>
+              <w:tab/>
+            </w:r>
+            <w:r>
+              <w:rPr>
+                <w:noProof/>
+                <w:webHidden/>
+              </w:rPr>
+              <w:fldChar w:fldCharType="begin"/>
+            </w:r>
+            <w:r>
+              <w:rPr>
+                <w:noProof/>
+                <w:webHidden/>
+              </w:rPr>
+              <w:instrText xml:space="preserve"> PAGEREF _Toc230827120 \h </w:instrText>
+            </w:r>
+            <w:r>
+              <w:rPr>
+                <w:noProof/>
+                <w:webHidden/>
+              </w:rPr>
+            </w:r>
+            <w:r>
+              <w:rPr>
+                <w:noProof/>
+                <w:webHidden/>
+              </w:rPr>
+              <w:fldChar w:fldCharType="separate"/>
+            </w:r>
+            <w:r>
+              <w:rPr>
+                <w:noProof/>
+                <w:webHidden/>
+              </w:rPr>
+              <w:t>10</w:t>
+            </w:r>
+            <w:r>
+              <w:rPr>
+                <w:noProof/>
+                <w:webHidden/>
+              </w:rPr>
+              <w:fldChar w:fldCharType="end"/>
+            </w:r>
+          </w:hyperlink>
+        </w:p>
+        <w:p>
+          <w:pPr>
+            <w:pStyle w:val="TOC2"/>
+            <w:tabs>
+              <w:tab w:val="right" w:leader="dot" w:pos="9350"/>
+            </w:tabs>
+            <w:rPr>
+              <w:rFonts w:eastAsiaTheme="minorEastAsia"/>
+              <w:noProof/>
+              <w:sz w:val="24"/>
+              <w:szCs w:val="24"/>
+              <w:lang w:eastAsia="en-ZA"/>
+            </w:rPr>
+          </w:pPr>
+          <w:hyperlink w:anchor="_Toc230827121" w:history="1">
+            <w:r>
+              <w:rPr>
+                <w:rStyle w:val="Hyperlink"/>
+                <w:noProof/>
+              </w:rPr>
+              <w:t>Budget</w:t>
+            </w:r>
+            <w:r>
+              <w:rPr>
+                <w:noProof/>
+                <w:webHidden/>
+              </w:rPr>
+              <w:tab/>
+            </w:r>
+            <w:r>
+              <w:rPr>
+                <w:noProof/>
+                <w:webHidden/>
+              </w:rPr>
+              <w:fldChar w:fldCharType="begin"/>
+            </w:r>
+            <w:r>
+              <w:rPr>
+                <w:noProof/>
+                <w:webHidden/>
+              </w:rPr>
+              <w:instrText xml:space="preserve"> PAGEREF _Toc230827121 \h </w:instrText>
+            </w:r>
+            <w:r>
+              <w:rPr>
+                <w:noProof/>
+                <w:webHidden/>
+              </w:rPr>
+            </w:r>
+            <w:r>
+              <w:rPr>
+                <w:noProof/>
+                <w:webHidden/>
+              </w:rPr>
+              <w:fldChar w:fldCharType="separate"/>
+            </w:r>
+            <w:r>
+              <w:rPr>
+                <w:noProof/>
+                <w:webHidden/>
+              </w:rPr>
+              <w:t>10</w:t>
+            </w:r>
+            <w:r>
+              <w:rPr>
+                <w:noProof/>
+                <w:webHidden/>
+              </w:rPr>
+              <w:fldChar w:fldCharType="end"/>
+            </w:r>
+          </w:hyperlink>
+        </w:p>
+        <w:p>
+          <w:pPr>
+            <w:pStyle w:val="TOC2"/>
+            <w:tabs>
+              <w:tab w:val="right" w:leader="dot" w:pos="9350"/>
+            </w:tabs>
+            <w:rPr>
+              <w:rFonts w:eastAsiaTheme="minorEastAsia"/>
+              <w:noProof/>
+              <w:sz w:val="24"/>
+              <w:szCs w:val="24"/>
+              <w:lang w:eastAsia="en-ZA"/>
+            </w:rPr>
+          </w:pPr>
+          <w:hyperlink w:anchor="_Toc230827122" w:history="1">
+            <w:r>
+              <w:rPr>
+                <w:rStyle w:val="Hyperlink"/>
+                <w:noProof/>
               </w:rPr>
               <w:t>7. References:</w:t>
             </w:r>
@@ -868,7 +1817,6 @@
               <w:rPr>
                 <w:noProof/>
                 <w:webHidden/>
-                <w:color w:val="9BBB59" w:themeColor="accent3"/>
               </w:rPr>
               <w:tab/>
             </w:r>
@@ -876,7 +1824,6 @@
               <w:rPr>
                 <w:noProof/>
                 <w:webHidden/>
-                <w:color w:val="9BBB59" w:themeColor="accent3"/>
               </w:rPr>
               <w:fldChar w:fldCharType="begin"/>
             </w:r>
@@ -884,22 +1831,19 @@
               <w:rPr>
                 <w:noProof/>
                 <w:webHidden/>
-                <w:color w:val="9BBB59" w:themeColor="accent3"/>
-              </w:rPr>
-              <w:instrText xml:space="preserve"> PAGEREF _Toc227414422 \h </w:instrText>
+              </w:rPr>
+              <w:instrText xml:space="preserve"> PAGEREF _Toc230827122 \h </w:instrText>
             </w:r>
             <w:r>
               <w:rPr>
                 <w:noProof/>
                 <w:webHidden/>
-                <w:color w:val="9BBB59" w:themeColor="accent3"/>
               </w:rPr>
             </w:r>
             <w:r>
               <w:rPr>
                 <w:noProof/>
                 <w:webHidden/>
-                <w:color w:val="9BBB59" w:themeColor="accent3"/>
               </w:rPr>
               <w:fldChar w:fldCharType="separate"/>
             </w:r>
@@ -907,15 +1851,13 @@
               <w:rPr>
                 <w:noProof/>
                 <w:webHidden/>
-                <w:color w:val="9BBB59" w:themeColor="accent3"/>
-              </w:rPr>
-              <w:t>3</w:t>
+              </w:rPr>
+              <w:t>11</w:t>
             </w:r>
             <w:r>
               <w:rPr>
                 <w:noProof/>
                 <w:webHidden/>
-                <w:color w:val="9BBB59" w:themeColor="accent3"/>
               </w:rPr>
               <w:fldChar w:fldCharType="end"/>
             </w:r>
@@ -930,26 +1872,23 @@
             <w:rPr>
               <w:rFonts w:eastAsiaTheme="minorEastAsia"/>
               <w:noProof/>
-              <w:color w:val="9BBB59" w:themeColor="accent3"/>
               <w:sz w:val="24"/>
               <w:szCs w:val="24"/>
               <w:lang w:eastAsia="en-ZA"/>
             </w:rPr>
           </w:pPr>
-          <w:hyperlink w:anchor="_Toc227414423" w:history="1">
+          <w:hyperlink w:anchor="_Toc230827123" w:history="1">
             <w:r>
               <w:rPr>
                 <w:rStyle w:val="Hyperlink"/>
                 <w:noProof/>
-                <w:color w:val="9BBB59" w:themeColor="accent3"/>
-              </w:rPr>
-              <w:t>Sitemap:</w:t>
+              </w:rPr>
+              <w:t>Sitemap: Websites Basic Structure</w:t>
             </w:r>
             <w:r>
               <w:rPr>
                 <w:noProof/>
                 <w:webHidden/>
-                <w:color w:val="9BBB59" w:themeColor="accent3"/>
               </w:rPr>
               <w:tab/>
             </w:r>
@@ -957,7 +1896,6 @@
               <w:rPr>
                 <w:noProof/>
                 <w:webHidden/>
-                <w:color w:val="9BBB59" w:themeColor="accent3"/>
               </w:rPr>
               <w:fldChar w:fldCharType="begin"/>
             </w:r>
@@ -965,22 +1903,19 @@
               <w:rPr>
                 <w:noProof/>
                 <w:webHidden/>
-                <w:color w:val="9BBB59" w:themeColor="accent3"/>
-              </w:rPr>
-              <w:instrText xml:space="preserve"> PAGEREF _Toc227414423 \h </w:instrText>
+              </w:rPr>
+              <w:instrText xml:space="preserve"> PAGEREF _Toc230827123 \h </w:instrText>
             </w:r>
             <w:r>
               <w:rPr>
                 <w:noProof/>
                 <w:webHidden/>
-                <w:color w:val="9BBB59" w:themeColor="accent3"/>
               </w:rPr>
             </w:r>
             <w:r>
               <w:rPr>
                 <w:noProof/>
                 <w:webHidden/>
-                <w:color w:val="9BBB59" w:themeColor="accent3"/>
               </w:rPr>
               <w:fldChar w:fldCharType="separate"/>
             </w:r>
@@ -988,15 +1923,13 @@
               <w:rPr>
                 <w:noProof/>
                 <w:webHidden/>
-                <w:color w:val="9BBB59" w:themeColor="accent3"/>
-              </w:rPr>
-              <w:t>4</w:t>
+              </w:rPr>
+              <w:t>12</w:t>
             </w:r>
             <w:r>
               <w:rPr>
                 <w:noProof/>
                 <w:webHidden/>
-                <w:color w:val="9BBB59" w:themeColor="accent3"/>
               </w:rPr>
               <w:fldChar w:fldCharType="end"/>
             </w:r>
@@ -1045,8 +1978,6 @@
           <w:rFonts w:ascii="Aptos" w:hAnsi="Aptos"/>
           <w:b/>
           <w:bCs/>
-          <w:sz w:val="96"/>
-          <w:szCs w:val="96"/>
         </w:rPr>
       </w:pPr>
       <w:r>
@@ -1065,7 +1996,7 @@
       <w:pPr>
         <w:pStyle w:val="Heading1"/>
       </w:pPr>
-      <w:bookmarkStart w:id="0" w:name="_Toc227414415"/>
+      <w:bookmarkStart w:id="0" w:name="_Toc230827100"/>
       <w:r>
         <w:lastRenderedPageBreak/>
         <w:t>Proposal 1: Charles Greenway</w:t>
@@ -1076,7 +2007,7 @@
       <w:pPr>
         <w:pStyle w:val="Heading2"/>
       </w:pPr>
-      <w:bookmarkStart w:id="1" w:name="_Toc227414416"/>
+      <w:bookmarkStart w:id="1" w:name="_Toc230827101"/>
       <w:r>
         <w:t>1. Organisation Overview</w:t>
       </w:r>
@@ -1092,26 +2023,304 @@
         <w:rPr>
           <w:rFonts w:ascii="Aptos" w:hAnsi="Aptos"/>
         </w:rPr>
-        <w:t xml:space="preserve">Charles Greenway is a business that helps people take care of their gardens and plants. They do things like cut the grass water the plants trim the bushes and get rid of pests. Charles Greenway is a service, which means they go to the client’s homes or offices instead of the clients coming to </w:t>
-      </w:r>
-      <w:r>
-        <w:rPr>
-          <w:rFonts w:ascii="Aptos" w:hAnsi="Aptos"/>
-        </w:rPr>
-        <w:t>them. The</w:t>
-      </w:r>
-      <w:r>
-        <w:rPr>
-          <w:rFonts w:ascii="Aptos" w:hAnsi="Aptos"/>
-        </w:rPr>
-        <w:t xml:space="preserve"> main goal of Charles Greenway is to help the environment and make gardens look nice and clean. Charles Greenway wants to be a service that people trust and know will do a job. They want to work with people who own homes and businesses and want their gardens to look nice. Do not have the time to take care of them themselves. Charles Greenway is, about making gardens look great for these people.</w:t>
-      </w:r>
+        <w:t>Charles Greenway is a gardening and landscaping service that prides itself in providing beautiful, clean and healthy gardens for residential and business customers. The service covers tasks like lawn mowing, bush trimming, plant watering, weed removal, pest control, and other gardening duties.</w:t>
+      </w:r>
+      <w:r>
+        <w:rPr>
+          <w:b/>
+          <w:bCs/>
+        </w:rPr>
+        <w:t xml:space="preserve"> </w:t>
+      </w:r>
+      <w:r>
+        <w:rPr>
+          <w:rFonts w:ascii="Aptos" w:hAnsi="Aptos"/>
+        </w:rPr>
+        <w:t>(Charles, 2023)</w:t>
+      </w:r>
+    </w:p>
+    <w:p>
+      <w:pPr>
+        <w:rPr>
+          <w:rFonts w:ascii="Aptos" w:hAnsi="Aptos"/>
+        </w:rPr>
+      </w:pPr>
+      <w:r>
+        <w:rPr>
+          <w:rFonts w:ascii="Aptos" w:hAnsi="Aptos"/>
+        </w:rPr>
+        <w:t xml:space="preserve">This business is a service-based business. This means that the employees drive to </w:t>
+      </w:r>
+      <w:r>
+        <w:rPr>
+          <w:rFonts w:ascii="Aptos" w:hAnsi="Aptos"/>
+        </w:rPr>
+        <w:t>customers’</w:t>
+      </w:r>
+      <w:r>
+        <w:rPr>
+          <w:rFonts w:ascii="Aptos" w:hAnsi="Aptos"/>
+        </w:rPr>
+        <w:t xml:space="preserve"> homes or business premises as opposed to a customer coming to a shop. The business was set up to help those who do not have the time, equipment or knowledge to perform tasks to ensure that their garden is clean, healthy and well maintained.</w:t>
+      </w:r>
+      <w:r>
+        <w:rPr>
+          <w:b/>
+          <w:bCs/>
+        </w:rPr>
+        <w:t xml:space="preserve"> </w:t>
+      </w:r>
+      <w:r>
+        <w:rPr>
+          <w:rFonts w:ascii="Aptos" w:hAnsi="Aptos"/>
+        </w:rPr>
+        <w:t>(Charles, 2023)</w:t>
+      </w:r>
+    </w:p>
+    <w:p>
+      <w:pPr>
+        <w:rPr>
+          <w:rFonts w:ascii="Aptos" w:hAnsi="Aptos"/>
+        </w:rPr>
+      </w:pPr>
+      <w:r>
+        <w:rPr>
+          <w:rFonts w:ascii="Aptos" w:hAnsi="Aptos"/>
+        </w:rPr>
+        <w:t xml:space="preserve">The objective of the organization is to look after the environment </w:t>
+      </w:r>
+      <w:r>
+        <w:rPr>
+          <w:rFonts w:ascii="Aptos" w:hAnsi="Aptos"/>
+        </w:rPr>
+        <w:t>and</w:t>
+      </w:r>
+      <w:r>
+        <w:rPr>
+          <w:rFonts w:ascii="Aptos" w:hAnsi="Aptos"/>
+        </w:rPr>
+        <w:t xml:space="preserve"> improve the look and cleanliness of outdoor spaces. A well-kept garden improves the overall health of plant life and has benefits for outdoor areas (Royal Horticultural Society 2024). Charles Greenway looks to deliver reliable, professional gardening services that customers can rely on.</w:t>
+      </w:r>
+      <w:r>
+        <w:rPr>
+          <w:rFonts w:ascii="Aptos" w:hAnsi="Aptos"/>
+        </w:rPr>
+        <w:t xml:space="preserve"> </w:t>
+      </w:r>
+      <w:r>
+        <w:rPr>
+          <w:rFonts w:ascii="Aptos" w:hAnsi="Aptos"/>
+        </w:rPr>
+        <w:t>(Charles, 2023)</w:t>
+      </w:r>
+      <w:r>
+        <w:t xml:space="preserve"> </w:t>
+      </w:r>
+      <w:r>
+        <w:rPr>
+          <w:rFonts w:ascii="Aptos" w:hAnsi="Aptos"/>
+        </w:rPr>
+        <w:t>(National Association of Landscape Professionals, 2024)</w:t>
+      </w:r>
+    </w:p>
+    <w:p>
+      <w:pPr>
+        <w:rPr>
+          <w:rFonts w:ascii="Aptos" w:hAnsi="Aptos"/>
+        </w:rPr>
+      </w:pPr>
+      <w:r>
+        <w:rPr>
+          <w:rFonts w:ascii="Aptos" w:hAnsi="Aptos"/>
+          <w:b/>
+          <w:bCs/>
+        </w:rPr>
+        <w:t>Target Market includes</w:t>
+      </w:r>
+      <w:r>
+        <w:rPr>
+          <w:rFonts w:ascii="Aptos" w:hAnsi="Aptos"/>
+        </w:rPr>
+        <w:t>:</w:t>
+      </w:r>
+    </w:p>
+    <w:p>
+      <w:pPr>
+        <w:pStyle w:val="ListParagraph"/>
+        <w:numPr>
+          <w:ilvl w:val="0"/>
+          <w:numId w:val="3"/>
+        </w:numPr>
+        <w:rPr>
+          <w:rFonts w:ascii="Aptos" w:hAnsi="Aptos"/>
+        </w:rPr>
+      </w:pPr>
+      <w:r>
+        <w:rPr>
+          <w:rFonts w:ascii="Aptos" w:hAnsi="Aptos"/>
+        </w:rPr>
+        <w:t>Homeowners</w:t>
+      </w:r>
+    </w:p>
+    <w:p>
+      <w:pPr>
+        <w:pStyle w:val="ListParagraph"/>
+        <w:numPr>
+          <w:ilvl w:val="0"/>
+          <w:numId w:val="3"/>
+        </w:numPr>
+        <w:rPr>
+          <w:rFonts w:ascii="Aptos" w:hAnsi="Aptos"/>
+        </w:rPr>
+      </w:pPr>
+      <w:r>
+        <w:rPr>
+          <w:rFonts w:ascii="Aptos" w:hAnsi="Aptos"/>
+        </w:rPr>
+        <w:t>Office parks</w:t>
+      </w:r>
+    </w:p>
+    <w:p>
+      <w:pPr>
+        <w:pStyle w:val="ListParagraph"/>
+        <w:numPr>
+          <w:ilvl w:val="0"/>
+          <w:numId w:val="3"/>
+        </w:numPr>
+        <w:rPr>
+          <w:rFonts w:ascii="Aptos" w:hAnsi="Aptos"/>
+        </w:rPr>
+      </w:pPr>
+      <w:r>
+        <w:rPr>
+          <w:rFonts w:ascii="Aptos" w:hAnsi="Aptos"/>
+        </w:rPr>
+        <w:t>Restaurants and cafes</w:t>
+      </w:r>
+    </w:p>
+    <w:p>
+      <w:pPr>
+        <w:pStyle w:val="ListParagraph"/>
+        <w:numPr>
+          <w:ilvl w:val="0"/>
+          <w:numId w:val="3"/>
+        </w:numPr>
+        <w:rPr>
+          <w:rFonts w:ascii="Aptos" w:hAnsi="Aptos"/>
+        </w:rPr>
+      </w:pPr>
+      <w:r>
+        <w:rPr>
+          <w:rFonts w:ascii="Aptos" w:hAnsi="Aptos"/>
+        </w:rPr>
+        <w:t>Schools</w:t>
+      </w:r>
+    </w:p>
+    <w:p>
+      <w:pPr>
+        <w:pStyle w:val="ListParagraph"/>
+        <w:numPr>
+          <w:ilvl w:val="0"/>
+          <w:numId w:val="3"/>
+        </w:numPr>
+        <w:rPr>
+          <w:rFonts w:ascii="Aptos" w:hAnsi="Aptos"/>
+        </w:rPr>
+      </w:pPr>
+      <w:r>
+        <w:rPr>
+          <w:rFonts w:ascii="Aptos" w:hAnsi="Aptos"/>
+        </w:rPr>
+        <w:t>Small businesses</w:t>
+      </w:r>
+    </w:p>
+    <w:p>
+      <w:pPr>
+        <w:pStyle w:val="ListParagraph"/>
+        <w:numPr>
+          <w:ilvl w:val="0"/>
+          <w:numId w:val="3"/>
+        </w:numPr>
+        <w:rPr>
+          <w:rFonts w:ascii="Aptos" w:hAnsi="Aptos"/>
+        </w:rPr>
+      </w:pPr>
+      <w:r>
+        <w:rPr>
+          <w:rFonts w:ascii="Aptos" w:hAnsi="Aptos"/>
+        </w:rPr>
+        <w:t>Elderly people looking for assistance with gardening.</w:t>
+      </w:r>
+    </w:p>
+    <w:p>
+      <w:pPr>
+        <w:rPr>
+          <w:rFonts w:ascii="Aptos" w:hAnsi="Aptos"/>
+        </w:rPr>
+      </w:pPr>
+      <w:r>
+        <w:rPr>
+          <w:rFonts w:ascii="Aptos" w:hAnsi="Aptos"/>
+        </w:rPr>
+        <w:t>The business aims to be the local gardening service brand that is trusted in its reliability and price and its concern for the environment.</w:t>
+      </w:r>
+      <w:r>
+        <w:rPr>
+          <w:rFonts w:ascii="Aptos" w:hAnsi="Aptos"/>
+        </w:rPr>
+        <w:t xml:space="preserve"> </w:t>
+      </w:r>
+      <w:r>
+        <w:rPr>
+          <w:rFonts w:ascii="Aptos" w:hAnsi="Aptos"/>
+        </w:rPr>
+        <w:t>(Charles, 2023)</w:t>
+      </w:r>
+    </w:p>
+    <w:p>
+      <w:pPr>
+        <w:rPr>
+          <w:rFonts w:ascii="Aptos" w:hAnsi="Aptos"/>
+        </w:rPr>
+      </w:pPr>
     </w:p>
     <w:p>
       <w:pPr>
         <w:pStyle w:val="Heading2"/>
       </w:pPr>
-      <w:bookmarkStart w:id="2" w:name="_Toc227414417"/>
+    </w:p>
+    <w:p>
+      <w:pPr>
+        <w:rPr>
+          <w:rFonts w:ascii="Aptos" w:eastAsiaTheme="majorEastAsia" w:hAnsi="Aptos" w:cstheme="majorBidi"/>
+          <w:b/>
+          <w:bCs/>
+          <w:color w:val="9BBB59" w:themeColor="accent3"/>
+          <w:sz w:val="24"/>
+          <w:szCs w:val="24"/>
+        </w:rPr>
+      </w:pPr>
+      <w:r>
+        <w:br w:type="page"/>
+      </w:r>
+    </w:p>
+    <w:p>
+      <w:pPr>
+        <w:rPr>
+          <w:rFonts w:ascii="Aptos" w:eastAsiaTheme="majorEastAsia" w:hAnsi="Aptos" w:cstheme="majorBidi"/>
+          <w:b/>
+          <w:bCs/>
+          <w:color w:val="9BBB59" w:themeColor="accent3"/>
+          <w:sz w:val="24"/>
+          <w:szCs w:val="24"/>
+        </w:rPr>
+      </w:pPr>
+    </w:p>
+    <w:p>
+      <w:pPr>
+        <w:pStyle w:val="Heading2"/>
+      </w:pPr>
+      <w:bookmarkStart w:id="2" w:name="_Toc230827102"/>
       <w:r>
         <w:t>2.</w:t>
       </w:r>
@@ -1132,6 +2341,19 @@
         </w:rPr>
         <w:t>The main objective of the website is marketing the business and gaining more customers. The site will give detailed information regarding services and will enable customers to inquire online.</w:t>
       </w:r>
+      <w:r>
+        <w:rPr>
+          <w:b/>
+          <w:bCs/>
+        </w:rPr>
+        <w:t xml:space="preserve"> </w:t>
+      </w:r>
+      <w:r>
+        <w:rPr>
+          <w:rFonts w:ascii="Aptos" w:hAnsi="Aptos"/>
+        </w:rPr>
+        <w:t>(Network Solutions, 2024)</w:t>
+      </w:r>
     </w:p>
     <w:p>
       <w:pPr>
@@ -1145,6 +2367,664 @@
         </w:rPr>
         <w:t>Objectives include creating awareness among customers, making service inquiries, and showing the services and their prices.</w:t>
       </w:r>
+      <w:r>
+        <w:t xml:space="preserve"> </w:t>
+      </w:r>
+      <w:r>
+        <w:rPr>
+          <w:rFonts w:ascii="Aptos" w:hAnsi="Aptos"/>
+        </w:rPr>
+        <w:t>(Kawasaki Engines, 2024)</w:t>
+      </w:r>
+    </w:p>
+    <w:p>
+      <w:pPr>
+        <w:rPr>
+          <w:rFonts w:ascii="Aptos" w:hAnsi="Aptos"/>
+        </w:rPr>
+      </w:pPr>
+      <w:r>
+        <w:rPr>
+          <w:rFonts w:ascii="Aptos" w:hAnsi="Aptos"/>
+        </w:rPr>
+        <w:t>.</w:t>
+      </w:r>
+    </w:p>
+    <w:tbl>
+      <w:tblPr>
+        <w:tblW w:w="9899" w:type="dxa"/>
+        <w:tblBorders>
+          <w:top w:val="single" w:sz="4" w:space="0" w:color="auto"/>
+          <w:left w:val="single" w:sz="4" w:space="0" w:color="auto"/>
+          <w:bottom w:val="single" w:sz="4" w:space="0" w:color="auto"/>
+          <w:right w:val="single" w:sz="4" w:space="0" w:color="auto"/>
+          <w:insideH w:val="single" w:sz="4" w:space="0" w:color="auto"/>
+          <w:insideV w:val="single" w:sz="4" w:space="0" w:color="auto"/>
+        </w:tblBorders>
+        <w:tblCellMar>
+          <w:left w:w="10" w:type="dxa"/>
+          <w:right w:w="10" w:type="dxa"/>
+        </w:tblCellMar>
+        <w:tblLook w:val="04A0" w:firstRow="1" w:lastRow="0" w:firstColumn="1" w:lastColumn="0" w:noHBand="0" w:noVBand="1"/>
+      </w:tblPr>
+      <w:tblGrid>
+        <w:gridCol w:w="600"/>
+        <w:gridCol w:w="2404"/>
+        <w:gridCol w:w="6895"/>
+      </w:tblGrid>
+      <w:tr>
+        <w:tblPrEx>
+          <w:tblCellMar>
+            <w:top w:w="0" w:type="dxa"/>
+            <w:bottom w:w="0" w:type="dxa"/>
+          </w:tblCellMar>
+        </w:tblPrEx>
+        <w:trPr>
+          <w:trHeight w:val="289"/>
+        </w:trPr>
+        <w:tc>
+          <w:tcPr>
+            <w:tcW w:w="600" w:type="dxa"/>
+            <w:tcBorders>
+              <w:top w:val="single" w:sz="1" w:space="0" w:color="CCCCCC"/>
+              <w:left w:val="single" w:sz="1" w:space="0" w:color="CCCCCC"/>
+              <w:bottom w:val="single" w:sz="1" w:space="0" w:color="CCCCCC"/>
+              <w:right w:val="single" w:sz="1" w:space="0" w:color="CCCCCC"/>
+            </w:tcBorders>
+            <w:shd w:val="clear" w:color="auto" w:fill="9BBB59" w:themeFill="accent3"/>
+            <w:tcMar>
+              <w:top w:w="100" w:type="dxa"/>
+              <w:left w:w="140" w:type="dxa"/>
+              <w:bottom w:w="100" w:type="dxa"/>
+              <w:right w:w="140" w:type="dxa"/>
+            </w:tcMar>
+            <w:vAlign w:val="center"/>
+          </w:tcPr>
+          <w:p>
+            <w:pPr>
+              <w:jc w:val="center"/>
+            </w:pPr>
+            <w:r>
+              <w:rPr>
+                <w:rFonts w:ascii="Arial" w:eastAsia="Arial" w:hAnsi="Arial" w:cs="Arial"/>
+                <w:b/>
+                <w:bCs/>
+                <w:color w:val="FFFFFF"/>
+                <w:sz w:val="20"/>
+                <w:szCs w:val="20"/>
+              </w:rPr>
+              <w:t>#</w:t>
+            </w:r>
+          </w:p>
+        </w:tc>
+        <w:tc>
+          <w:tcPr>
+            <w:tcW w:w="2404" w:type="dxa"/>
+            <w:tcBorders>
+              <w:top w:val="single" w:sz="1" w:space="0" w:color="CCCCCC"/>
+              <w:left w:val="single" w:sz="1" w:space="0" w:color="CCCCCC"/>
+              <w:bottom w:val="single" w:sz="1" w:space="0" w:color="CCCCCC"/>
+              <w:right w:val="single" w:sz="1" w:space="0" w:color="CCCCCC"/>
+            </w:tcBorders>
+            <w:shd w:val="clear" w:color="auto" w:fill="9BBB59" w:themeFill="accent3"/>
+            <w:tcMar>
+              <w:top w:w="100" w:type="dxa"/>
+              <w:left w:w="140" w:type="dxa"/>
+              <w:bottom w:w="100" w:type="dxa"/>
+              <w:right w:w="140" w:type="dxa"/>
+            </w:tcMar>
+            <w:vAlign w:val="center"/>
+          </w:tcPr>
+          <w:p>
+            <w:pPr>
+              <w:jc w:val="center"/>
+            </w:pPr>
+            <w:r>
+              <w:rPr>
+                <w:rFonts w:ascii="Arial" w:eastAsia="Arial" w:hAnsi="Arial" w:cs="Arial"/>
+                <w:b/>
+                <w:bCs/>
+                <w:color w:val="FFFFFF"/>
+                <w:sz w:val="20"/>
+                <w:szCs w:val="20"/>
+              </w:rPr>
+              <w:t>Objective</w:t>
+            </w:r>
+          </w:p>
+        </w:tc>
+        <w:tc>
+          <w:tcPr>
+            <w:tcW w:w="6895" w:type="dxa"/>
+            <w:tcBorders>
+              <w:top w:val="single" w:sz="1" w:space="0" w:color="CCCCCC"/>
+              <w:left w:val="single" w:sz="1" w:space="0" w:color="CCCCCC"/>
+              <w:bottom w:val="single" w:sz="1" w:space="0" w:color="CCCCCC"/>
+              <w:right w:val="single" w:sz="1" w:space="0" w:color="CCCCCC"/>
+            </w:tcBorders>
+            <w:shd w:val="clear" w:color="auto" w:fill="9BBB59" w:themeFill="accent3"/>
+            <w:tcMar>
+              <w:top w:w="100" w:type="dxa"/>
+              <w:left w:w="140" w:type="dxa"/>
+              <w:bottom w:w="100" w:type="dxa"/>
+              <w:right w:w="140" w:type="dxa"/>
+            </w:tcMar>
+            <w:vAlign w:val="center"/>
+          </w:tcPr>
+          <w:p>
+            <w:pPr>
+              <w:jc w:val="center"/>
+            </w:pPr>
+            <w:r>
+              <w:rPr>
+                <w:rFonts w:ascii="Arial" w:eastAsia="Arial" w:hAnsi="Arial" w:cs="Arial"/>
+                <w:b/>
+                <w:bCs/>
+                <w:color w:val="FFFFFF"/>
+                <w:sz w:val="20"/>
+                <w:szCs w:val="20"/>
+              </w:rPr>
+              <w:t>Description</w:t>
+            </w:r>
+          </w:p>
+        </w:tc>
+      </w:tr>
+      <w:tr>
+        <w:tblPrEx>
+          <w:tblCellMar>
+            <w:top w:w="0" w:type="dxa"/>
+            <w:bottom w:w="0" w:type="dxa"/>
+          </w:tblCellMar>
+        </w:tblPrEx>
+        <w:trPr>
+          <w:trHeight w:val="471"/>
+        </w:trPr>
+        <w:tc>
+          <w:tcPr>
+            <w:tcW w:w="600" w:type="dxa"/>
+            <w:tcBorders>
+              <w:top w:val="single" w:sz="1" w:space="0" w:color="CCCCCC"/>
+              <w:left w:val="single" w:sz="1" w:space="0" w:color="CCCCCC"/>
+              <w:bottom w:val="single" w:sz="1" w:space="0" w:color="CCCCCC"/>
+              <w:right w:val="single" w:sz="1" w:space="0" w:color="CCCCCC"/>
+            </w:tcBorders>
+            <w:shd w:val="clear" w:color="auto" w:fill="F2F2F2" w:themeFill="background1" w:themeFillShade="F2"/>
+            <w:tcMar>
+              <w:top w:w="80" w:type="dxa"/>
+              <w:left w:w="140" w:type="dxa"/>
+              <w:bottom w:w="80" w:type="dxa"/>
+              <w:right w:w="140" w:type="dxa"/>
+            </w:tcMar>
+          </w:tcPr>
+          <w:p>
+            <w:r>
+              <w:rPr>
+                <w:rFonts w:ascii="Arial" w:eastAsia="Arial" w:hAnsi="Arial" w:cs="Arial"/>
+                <w:color w:val="1A1A1A"/>
+                <w:sz w:val="20"/>
+                <w:szCs w:val="20"/>
+              </w:rPr>
+              <w:t>1</w:t>
+            </w:r>
+          </w:p>
+        </w:tc>
+        <w:tc>
+          <w:tcPr>
+            <w:tcW w:w="2404" w:type="dxa"/>
+            <w:tcBorders>
+              <w:top w:val="single" w:sz="1" w:space="0" w:color="CCCCCC"/>
+              <w:left w:val="single" w:sz="1" w:space="0" w:color="CCCCCC"/>
+              <w:bottom w:val="single" w:sz="1" w:space="0" w:color="CCCCCC"/>
+              <w:right w:val="single" w:sz="1" w:space="0" w:color="CCCCCC"/>
+            </w:tcBorders>
+            <w:shd w:val="clear" w:color="auto" w:fill="F2F2F2" w:themeFill="background1" w:themeFillShade="F2"/>
+            <w:tcMar>
+              <w:top w:w="80" w:type="dxa"/>
+              <w:left w:w="140" w:type="dxa"/>
+              <w:bottom w:w="80" w:type="dxa"/>
+              <w:right w:w="140" w:type="dxa"/>
+            </w:tcMar>
+          </w:tcPr>
+          <w:p>
+            <w:r>
+              <w:rPr>
+                <w:rFonts w:ascii="Arial" w:eastAsia="Arial" w:hAnsi="Arial" w:cs="Arial"/>
+                <w:color w:val="1A1A1A"/>
+                <w:sz w:val="20"/>
+                <w:szCs w:val="20"/>
+              </w:rPr>
+              <w:t>Brand Awareness</w:t>
+            </w:r>
+          </w:p>
+        </w:tc>
+        <w:tc>
+          <w:tcPr>
+            <w:tcW w:w="6895" w:type="dxa"/>
+            <w:tcBorders>
+              <w:top w:val="single" w:sz="1" w:space="0" w:color="CCCCCC"/>
+              <w:left w:val="single" w:sz="1" w:space="0" w:color="CCCCCC"/>
+              <w:bottom w:val="single" w:sz="1" w:space="0" w:color="CCCCCC"/>
+              <w:right w:val="single" w:sz="1" w:space="0" w:color="CCCCCC"/>
+            </w:tcBorders>
+            <w:shd w:val="clear" w:color="auto" w:fill="F2F2F2" w:themeFill="background1" w:themeFillShade="F2"/>
+            <w:tcMar>
+              <w:top w:w="80" w:type="dxa"/>
+              <w:left w:w="140" w:type="dxa"/>
+              <w:bottom w:w="80" w:type="dxa"/>
+              <w:right w:w="140" w:type="dxa"/>
+            </w:tcMar>
+          </w:tcPr>
+          <w:p>
+            <w:r>
+              <w:rPr>
+                <w:rFonts w:ascii="Arial" w:eastAsia="Arial" w:hAnsi="Arial" w:cs="Arial"/>
+                <w:color w:val="1A1A1A"/>
+                <w:sz w:val="20"/>
+                <w:szCs w:val="20"/>
+              </w:rPr>
+              <w:t>Establish an online presence that promotes the Charles Greenway brand to potential customers in the local area.</w:t>
+            </w:r>
+          </w:p>
+        </w:tc>
+      </w:tr>
+      <w:tr>
+        <w:tblPrEx>
+          <w:tblCellMar>
+            <w:top w:w="0" w:type="dxa"/>
+            <w:bottom w:w="0" w:type="dxa"/>
+          </w:tblCellMar>
+        </w:tblPrEx>
+        <w:trPr>
+          <w:trHeight w:val="654"/>
+        </w:trPr>
+        <w:tc>
+          <w:tcPr>
+            <w:tcW w:w="600" w:type="dxa"/>
+            <w:tcBorders>
+              <w:top w:val="single" w:sz="1" w:space="0" w:color="CCCCCC"/>
+              <w:left w:val="single" w:sz="1" w:space="0" w:color="CCCCCC"/>
+              <w:bottom w:val="single" w:sz="1" w:space="0" w:color="CCCCCC"/>
+              <w:right w:val="single" w:sz="1" w:space="0" w:color="CCCCCC"/>
+            </w:tcBorders>
+            <w:shd w:val="clear" w:color="auto" w:fill="FFFFFF"/>
+            <w:tcMar>
+              <w:top w:w="80" w:type="dxa"/>
+              <w:left w:w="140" w:type="dxa"/>
+              <w:bottom w:w="80" w:type="dxa"/>
+              <w:right w:w="140" w:type="dxa"/>
+            </w:tcMar>
+          </w:tcPr>
+          <w:p>
+            <w:r>
+              <w:rPr>
+                <w:rFonts w:ascii="Arial" w:eastAsia="Arial" w:hAnsi="Arial" w:cs="Arial"/>
+                <w:color w:val="1A1A1A"/>
+                <w:sz w:val="20"/>
+                <w:szCs w:val="20"/>
+              </w:rPr>
+              <w:t>2</w:t>
+            </w:r>
+          </w:p>
+        </w:tc>
+        <w:tc>
+          <w:tcPr>
+            <w:tcW w:w="2404" w:type="dxa"/>
+            <w:tcBorders>
+              <w:top w:val="single" w:sz="1" w:space="0" w:color="CCCCCC"/>
+              <w:left w:val="single" w:sz="1" w:space="0" w:color="CCCCCC"/>
+              <w:bottom w:val="single" w:sz="1" w:space="0" w:color="CCCCCC"/>
+              <w:right w:val="single" w:sz="1" w:space="0" w:color="CCCCCC"/>
+            </w:tcBorders>
+            <w:shd w:val="clear" w:color="auto" w:fill="FFFFFF"/>
+            <w:tcMar>
+              <w:top w:w="80" w:type="dxa"/>
+              <w:left w:w="140" w:type="dxa"/>
+              <w:bottom w:w="80" w:type="dxa"/>
+              <w:right w:w="140" w:type="dxa"/>
+            </w:tcMar>
+          </w:tcPr>
+          <w:p>
+            <w:r>
+              <w:rPr>
+                <w:rFonts w:ascii="Arial" w:eastAsia="Arial" w:hAnsi="Arial" w:cs="Arial"/>
+                <w:color w:val="1A1A1A"/>
+                <w:sz w:val="20"/>
+                <w:szCs w:val="20"/>
+              </w:rPr>
+              <w:t>Service Promotion</w:t>
+            </w:r>
+          </w:p>
+        </w:tc>
+        <w:tc>
+          <w:tcPr>
+            <w:tcW w:w="6895" w:type="dxa"/>
+            <w:tcBorders>
+              <w:top w:val="single" w:sz="1" w:space="0" w:color="CCCCCC"/>
+              <w:left w:val="single" w:sz="1" w:space="0" w:color="CCCCCC"/>
+              <w:bottom w:val="single" w:sz="1" w:space="0" w:color="CCCCCC"/>
+              <w:right w:val="single" w:sz="1" w:space="0" w:color="CCCCCC"/>
+            </w:tcBorders>
+            <w:shd w:val="clear" w:color="auto" w:fill="FFFFFF"/>
+            <w:tcMar>
+              <w:top w:w="80" w:type="dxa"/>
+              <w:left w:w="140" w:type="dxa"/>
+              <w:bottom w:w="80" w:type="dxa"/>
+              <w:right w:w="140" w:type="dxa"/>
+            </w:tcMar>
+          </w:tcPr>
+          <w:p>
+            <w:r>
+              <w:rPr>
+                <w:rFonts w:ascii="Arial" w:eastAsia="Arial" w:hAnsi="Arial" w:cs="Arial"/>
+                <w:color w:val="1A1A1A"/>
+                <w:sz w:val="20"/>
+                <w:szCs w:val="20"/>
+              </w:rPr>
+              <w:t>Clearly showcase all services offered, including descriptions and pricing, so visitors understand the full scope of the business.</w:t>
+            </w:r>
+          </w:p>
+        </w:tc>
+      </w:tr>
+      <w:tr>
+        <w:tblPrEx>
+          <w:tblCellMar>
+            <w:top w:w="0" w:type="dxa"/>
+            <w:bottom w:w="0" w:type="dxa"/>
+          </w:tblCellMar>
+        </w:tblPrEx>
+        <w:trPr>
+          <w:trHeight w:val="482"/>
+        </w:trPr>
+        <w:tc>
+          <w:tcPr>
+            <w:tcW w:w="600" w:type="dxa"/>
+            <w:tcBorders>
+              <w:top w:val="single" w:sz="1" w:space="0" w:color="CCCCCC"/>
+              <w:left w:val="single" w:sz="1" w:space="0" w:color="CCCCCC"/>
+              <w:bottom w:val="single" w:sz="1" w:space="0" w:color="CCCCCC"/>
+              <w:right w:val="single" w:sz="1" w:space="0" w:color="CCCCCC"/>
+            </w:tcBorders>
+            <w:shd w:val="clear" w:color="auto" w:fill="F2F2F2" w:themeFill="background1" w:themeFillShade="F2"/>
+            <w:tcMar>
+              <w:top w:w="80" w:type="dxa"/>
+              <w:left w:w="140" w:type="dxa"/>
+              <w:bottom w:w="80" w:type="dxa"/>
+              <w:right w:w="140" w:type="dxa"/>
+            </w:tcMar>
+          </w:tcPr>
+          <w:p>
+            <w:r>
+              <w:rPr>
+                <w:rFonts w:ascii="Arial" w:eastAsia="Arial" w:hAnsi="Arial" w:cs="Arial"/>
+                <w:color w:val="1A1A1A"/>
+                <w:sz w:val="20"/>
+                <w:szCs w:val="20"/>
+              </w:rPr>
+              <w:t>3</w:t>
+            </w:r>
+          </w:p>
+        </w:tc>
+        <w:tc>
+          <w:tcPr>
+            <w:tcW w:w="2404" w:type="dxa"/>
+            <w:tcBorders>
+              <w:top w:val="single" w:sz="1" w:space="0" w:color="CCCCCC"/>
+              <w:left w:val="single" w:sz="1" w:space="0" w:color="CCCCCC"/>
+              <w:bottom w:val="single" w:sz="1" w:space="0" w:color="CCCCCC"/>
+              <w:right w:val="single" w:sz="1" w:space="0" w:color="CCCCCC"/>
+            </w:tcBorders>
+            <w:shd w:val="clear" w:color="auto" w:fill="F2F2F2" w:themeFill="background1" w:themeFillShade="F2"/>
+            <w:tcMar>
+              <w:top w:w="80" w:type="dxa"/>
+              <w:left w:w="140" w:type="dxa"/>
+              <w:bottom w:w="80" w:type="dxa"/>
+              <w:right w:w="140" w:type="dxa"/>
+            </w:tcMar>
+          </w:tcPr>
+          <w:p>
+            <w:r>
+              <w:rPr>
+                <w:rFonts w:ascii="Arial" w:eastAsia="Arial" w:hAnsi="Arial" w:cs="Arial"/>
+                <w:color w:val="1A1A1A"/>
+                <w:sz w:val="20"/>
+                <w:szCs w:val="20"/>
+              </w:rPr>
+              <w:t>Lead Generation</w:t>
+            </w:r>
+          </w:p>
+        </w:tc>
+        <w:tc>
+          <w:tcPr>
+            <w:tcW w:w="6895" w:type="dxa"/>
+            <w:tcBorders>
+              <w:top w:val="single" w:sz="1" w:space="0" w:color="CCCCCC"/>
+              <w:left w:val="single" w:sz="1" w:space="0" w:color="CCCCCC"/>
+              <w:bottom w:val="single" w:sz="1" w:space="0" w:color="CCCCCC"/>
+              <w:right w:val="single" w:sz="1" w:space="0" w:color="CCCCCC"/>
+            </w:tcBorders>
+            <w:shd w:val="clear" w:color="auto" w:fill="F2F2F2" w:themeFill="background1" w:themeFillShade="F2"/>
+            <w:tcMar>
+              <w:top w:w="80" w:type="dxa"/>
+              <w:left w:w="140" w:type="dxa"/>
+              <w:bottom w:w="80" w:type="dxa"/>
+              <w:right w:w="140" w:type="dxa"/>
+            </w:tcMar>
+          </w:tcPr>
+          <w:p>
+            <w:r>
+              <w:rPr>
+                <w:rFonts w:ascii="Arial" w:eastAsia="Arial" w:hAnsi="Arial" w:cs="Arial"/>
+                <w:color w:val="1A1A1A"/>
+                <w:sz w:val="20"/>
+                <w:szCs w:val="20"/>
+              </w:rPr>
+              <w:t>Enable potential customers to submit enquiries directly through the website, generating leads for the business.</w:t>
+            </w:r>
+          </w:p>
+        </w:tc>
+      </w:tr>
+      <w:tr>
+        <w:tblPrEx>
+          <w:tblCellMar>
+            <w:top w:w="0" w:type="dxa"/>
+            <w:bottom w:w="0" w:type="dxa"/>
+          </w:tblCellMar>
+        </w:tblPrEx>
+        <w:trPr>
+          <w:trHeight w:val="471"/>
+        </w:trPr>
+        <w:tc>
+          <w:tcPr>
+            <w:tcW w:w="600" w:type="dxa"/>
+            <w:tcBorders>
+              <w:top w:val="single" w:sz="1" w:space="0" w:color="CCCCCC"/>
+              <w:left w:val="single" w:sz="1" w:space="0" w:color="CCCCCC"/>
+              <w:bottom w:val="single" w:sz="1" w:space="0" w:color="CCCCCC"/>
+              <w:right w:val="single" w:sz="1" w:space="0" w:color="CCCCCC"/>
+            </w:tcBorders>
+            <w:shd w:val="clear" w:color="auto" w:fill="FFFFFF"/>
+            <w:tcMar>
+              <w:top w:w="80" w:type="dxa"/>
+              <w:left w:w="140" w:type="dxa"/>
+              <w:bottom w:w="80" w:type="dxa"/>
+              <w:right w:w="140" w:type="dxa"/>
+            </w:tcMar>
+          </w:tcPr>
+          <w:p>
+            <w:r>
+              <w:rPr>
+                <w:rFonts w:ascii="Arial" w:eastAsia="Arial" w:hAnsi="Arial" w:cs="Arial"/>
+                <w:color w:val="1A1A1A"/>
+                <w:sz w:val="20"/>
+                <w:szCs w:val="20"/>
+              </w:rPr>
+              <w:t>4</w:t>
+            </w:r>
+          </w:p>
+        </w:tc>
+        <w:tc>
+          <w:tcPr>
+            <w:tcW w:w="2404" w:type="dxa"/>
+            <w:tcBorders>
+              <w:top w:val="single" w:sz="1" w:space="0" w:color="CCCCCC"/>
+              <w:left w:val="single" w:sz="1" w:space="0" w:color="CCCCCC"/>
+              <w:bottom w:val="single" w:sz="1" w:space="0" w:color="CCCCCC"/>
+              <w:right w:val="single" w:sz="1" w:space="0" w:color="CCCCCC"/>
+            </w:tcBorders>
+            <w:shd w:val="clear" w:color="auto" w:fill="FFFFFF"/>
+            <w:tcMar>
+              <w:top w:w="80" w:type="dxa"/>
+              <w:left w:w="140" w:type="dxa"/>
+              <w:bottom w:w="80" w:type="dxa"/>
+              <w:right w:w="140" w:type="dxa"/>
+            </w:tcMar>
+          </w:tcPr>
+          <w:p>
+            <w:r>
+              <w:rPr>
+                <w:rFonts w:ascii="Arial" w:eastAsia="Arial" w:hAnsi="Arial" w:cs="Arial"/>
+                <w:color w:val="1A1A1A"/>
+                <w:sz w:val="20"/>
+                <w:szCs w:val="20"/>
+              </w:rPr>
+              <w:t>Trust Building</w:t>
+            </w:r>
+          </w:p>
+        </w:tc>
+        <w:tc>
+          <w:tcPr>
+            <w:tcW w:w="6895" w:type="dxa"/>
+            <w:tcBorders>
+              <w:top w:val="single" w:sz="1" w:space="0" w:color="CCCCCC"/>
+              <w:left w:val="single" w:sz="1" w:space="0" w:color="CCCCCC"/>
+              <w:bottom w:val="single" w:sz="1" w:space="0" w:color="CCCCCC"/>
+              <w:right w:val="single" w:sz="1" w:space="0" w:color="CCCCCC"/>
+            </w:tcBorders>
+            <w:shd w:val="clear" w:color="auto" w:fill="FFFFFF"/>
+            <w:tcMar>
+              <w:top w:w="80" w:type="dxa"/>
+              <w:left w:w="140" w:type="dxa"/>
+              <w:bottom w:w="80" w:type="dxa"/>
+              <w:right w:w="140" w:type="dxa"/>
+            </w:tcMar>
+          </w:tcPr>
+          <w:p>
+            <w:r>
+              <w:rPr>
+                <w:rFonts w:ascii="Arial" w:eastAsia="Arial" w:hAnsi="Arial" w:cs="Arial"/>
+                <w:color w:val="1A1A1A"/>
+                <w:sz w:val="20"/>
+                <w:szCs w:val="20"/>
+              </w:rPr>
+              <w:t>Provide credible business information, contact details, and professional presentation to build customer confidence.</w:t>
+            </w:r>
+          </w:p>
+        </w:tc>
+      </w:tr>
+      <w:tr>
+        <w:tblPrEx>
+          <w:tblCellMar>
+            <w:top w:w="0" w:type="dxa"/>
+            <w:bottom w:w="0" w:type="dxa"/>
+          </w:tblCellMar>
+        </w:tblPrEx>
+        <w:trPr>
+          <w:trHeight w:val="276"/>
+        </w:trPr>
+        <w:tc>
+          <w:tcPr>
+            <w:tcW w:w="600" w:type="dxa"/>
+            <w:tcBorders>
+              <w:top w:val="single" w:sz="1" w:space="0" w:color="CCCCCC"/>
+              <w:left w:val="single" w:sz="1" w:space="0" w:color="CCCCCC"/>
+              <w:bottom w:val="single" w:sz="1" w:space="0" w:color="CCCCCC"/>
+              <w:right w:val="single" w:sz="1" w:space="0" w:color="CCCCCC"/>
+            </w:tcBorders>
+            <w:shd w:val="clear" w:color="auto" w:fill="F2F2F2" w:themeFill="background1" w:themeFillShade="F2"/>
+            <w:tcMar>
+              <w:top w:w="80" w:type="dxa"/>
+              <w:left w:w="140" w:type="dxa"/>
+              <w:bottom w:w="80" w:type="dxa"/>
+              <w:right w:w="140" w:type="dxa"/>
+            </w:tcMar>
+          </w:tcPr>
+          <w:p>
+            <w:r>
+              <w:rPr>
+                <w:rFonts w:ascii="Arial" w:eastAsia="Arial" w:hAnsi="Arial" w:cs="Arial"/>
+                <w:color w:val="1A1A1A"/>
+                <w:sz w:val="20"/>
+                <w:szCs w:val="20"/>
+              </w:rPr>
+              <w:t>5</w:t>
+            </w:r>
+          </w:p>
+        </w:tc>
+        <w:tc>
+          <w:tcPr>
+            <w:tcW w:w="2404" w:type="dxa"/>
+            <w:tcBorders>
+              <w:top w:val="single" w:sz="1" w:space="0" w:color="CCCCCC"/>
+              <w:left w:val="single" w:sz="1" w:space="0" w:color="CCCCCC"/>
+              <w:bottom w:val="single" w:sz="1" w:space="0" w:color="CCCCCC"/>
+              <w:right w:val="single" w:sz="1" w:space="0" w:color="CCCCCC"/>
+            </w:tcBorders>
+            <w:shd w:val="clear" w:color="auto" w:fill="F2F2F2" w:themeFill="background1" w:themeFillShade="F2"/>
+            <w:tcMar>
+              <w:top w:w="80" w:type="dxa"/>
+              <w:left w:w="140" w:type="dxa"/>
+              <w:bottom w:w="80" w:type="dxa"/>
+              <w:right w:w="140" w:type="dxa"/>
+            </w:tcMar>
+          </w:tcPr>
+          <w:p>
+            <w:r>
+              <w:rPr>
+                <w:rFonts w:ascii="Arial" w:eastAsia="Arial" w:hAnsi="Arial" w:cs="Arial"/>
+                <w:color w:val="1A1A1A"/>
+                <w:sz w:val="20"/>
+                <w:szCs w:val="20"/>
+              </w:rPr>
+              <w:t>Accessibility</w:t>
+            </w:r>
+          </w:p>
+        </w:tc>
+        <w:tc>
+          <w:tcPr>
+            <w:tcW w:w="6895" w:type="dxa"/>
+            <w:tcBorders>
+              <w:top w:val="single" w:sz="1" w:space="0" w:color="CCCCCC"/>
+              <w:left w:val="single" w:sz="1" w:space="0" w:color="CCCCCC"/>
+              <w:bottom w:val="single" w:sz="1" w:space="0" w:color="CCCCCC"/>
+              <w:right w:val="single" w:sz="1" w:space="0" w:color="CCCCCC"/>
+            </w:tcBorders>
+            <w:shd w:val="clear" w:color="auto" w:fill="F2F2F2" w:themeFill="background1" w:themeFillShade="F2"/>
+            <w:tcMar>
+              <w:top w:w="80" w:type="dxa"/>
+              <w:left w:w="140" w:type="dxa"/>
+              <w:bottom w:w="80" w:type="dxa"/>
+              <w:right w:w="140" w:type="dxa"/>
+            </w:tcMar>
+          </w:tcPr>
+          <w:p>
+            <w:r>
+              <w:rPr>
+                <w:rFonts w:ascii="Arial" w:eastAsia="Arial" w:hAnsi="Arial" w:cs="Arial"/>
+                <w:color w:val="1A1A1A"/>
+                <w:sz w:val="20"/>
+                <w:szCs w:val="20"/>
+              </w:rPr>
+              <w:t>Ensure the website is accessible and user-friendly across all devices like desktop, tablet, and mobile.</w:t>
+            </w:r>
+          </w:p>
+        </w:tc>
+      </w:tr>
+    </w:tbl>
+    <w:p>
+      <w:pPr>
+        <w:rPr>
+          <w:rFonts w:ascii="Aptos" w:hAnsi="Aptos"/>
+        </w:rPr>
+      </w:pPr>
     </w:p>
     <w:p>
       <w:pPr>
@@ -1174,41 +3054,817 @@
         <w:rPr>
           <w:rFonts w:ascii="Aptos" w:hAnsi="Aptos"/>
         </w:rPr>
-        <w:t xml:space="preserve"> measures include the number of visitors to the website, number of inquiries made, and growth in the number of customers.</w:t>
+        <w:t xml:space="preserve"> measures include the number of visitors to the website, number of inquiries made, and growth in the number of customers</w:t>
+      </w:r>
+    </w:p>
+    <w:p>
+      <w:pPr>
+        <w:rPr>
+          <w:rFonts w:ascii="Aptos" w:hAnsi="Aptos"/>
+        </w:rPr>
+      </w:pPr>
+    </w:p>
+    <w:p>
+      <w:pPr>
+        <w:rPr>
+          <w:rFonts w:ascii="Aptos" w:hAnsi="Aptos"/>
+        </w:rPr>
+      </w:pPr>
+      <w:r>
+        <w:rPr>
+          <w:rFonts w:ascii="Aptos" w:hAnsi="Aptos"/>
+        </w:rPr>
+        <w:br w:type="page"/>
       </w:r>
     </w:p>
     <w:p>
       <w:pPr>
         <w:pStyle w:val="Heading2"/>
       </w:pPr>
-      <w:bookmarkStart w:id="3" w:name="_Toc227414418"/>
-      <w:r>
+      <w:bookmarkStart w:id="3" w:name="_Toc230827103"/>
+      <w:r>
+        <w:lastRenderedPageBreak/>
         <w:t>3. Proposed Website Features and Functionality</w:t>
       </w:r>
       <w:bookmarkEnd w:id="3"/>
     </w:p>
     <w:p>
       <w:pPr>
-        <w:rPr>
-          <w:rFonts w:ascii="Aptos" w:hAnsi="Aptos"/>
-        </w:rPr>
-      </w:pPr>
-      <w:r>
-        <w:rPr>
-          <w:rFonts w:ascii="Aptos" w:hAnsi="Aptos"/>
-        </w:rPr>
-        <w:t>The site will comprise of the following pages: the homepage, the about us page, the services page, the enquiry page, and the contact page. The homepage will offer a brief description of the company. The services page will showcase the details and prices of the services offered. There will be an efficient navigation menu linking all the pages together.</w:t>
+        <w:pStyle w:val="Heading3"/>
+      </w:pPr>
+      <w:bookmarkStart w:id="4" w:name="_Toc230827104"/>
+      <w:r>
+        <w:t>3.1 Homepage (index.html)</w:t>
+      </w:r>
+      <w:bookmarkEnd w:id="4"/>
+    </w:p>
+    <w:p>
+      <w:pPr>
+        <w:rPr>
+          <w:rFonts w:ascii="Aptos" w:hAnsi="Aptos"/>
+        </w:rPr>
+      </w:pPr>
+      <w:r>
+        <w:rPr>
+          <w:rFonts w:ascii="Aptos" w:hAnsi="Aptos"/>
+        </w:rPr>
+        <w:t>Objective: First point of contact and providing a strong first impression for all visitors, leading them to the most appropriate sections of the site.</w:t>
+      </w:r>
+      <w:r>
+        <w:rPr>
+          <w:rFonts w:ascii="Aptos" w:hAnsi="Aptos"/>
+        </w:rPr>
+        <w:t xml:space="preserve"> </w:t>
+      </w:r>
+      <w:r>
+        <w:rPr>
+          <w:rFonts w:ascii="Aptos" w:hAnsi="Aptos"/>
+        </w:rPr>
+        <w:t>(iStock, 2024)</w:t>
+      </w:r>
+    </w:p>
+    <w:p>
+      <w:pPr>
+        <w:rPr>
+          <w:rFonts w:ascii="Aptos" w:hAnsi="Aptos"/>
+          <w:b/>
+          <w:bCs/>
+        </w:rPr>
+      </w:pPr>
+      <w:r>
+        <w:rPr>
+          <w:rFonts w:ascii="Aptos" w:hAnsi="Aptos"/>
+          <w:b/>
+          <w:bCs/>
+        </w:rPr>
+        <w:t xml:space="preserve">Contents and </w:t>
+      </w:r>
+      <w:r>
+        <w:rPr>
+          <w:rFonts w:ascii="Aptos" w:hAnsi="Aptos"/>
+          <w:b/>
+          <w:bCs/>
+        </w:rPr>
+        <w:t>Features:</w:t>
+      </w:r>
+    </w:p>
+    <w:p>
+      <w:pPr>
+        <w:pStyle w:val="ListParagraph"/>
+        <w:numPr>
+          <w:ilvl w:val="0"/>
+          <w:numId w:val="5"/>
+        </w:numPr>
+        <w:rPr>
+          <w:rFonts w:ascii="Aptos" w:hAnsi="Aptos"/>
+        </w:rPr>
+      </w:pPr>
+      <w:r>
+        <w:rPr>
+          <w:rFonts w:ascii="Aptos" w:hAnsi="Aptos"/>
+        </w:rPr>
+        <w:t>A</w:t>
+      </w:r>
+      <w:r>
+        <w:rPr>
+          <w:rFonts w:ascii="Aptos" w:hAnsi="Aptos"/>
+        </w:rPr>
+        <w:t xml:space="preserve"> full-width hero banner containing a high-quality picture of the garden and a concise header (e.g., 'Your Garden, Our Passion').</w:t>
+      </w:r>
+    </w:p>
+    <w:p>
+      <w:pPr>
+        <w:pStyle w:val="ListParagraph"/>
+        <w:numPr>
+          <w:ilvl w:val="0"/>
+          <w:numId w:val="5"/>
+        </w:numPr>
+        <w:rPr>
+          <w:rFonts w:ascii="Aptos" w:hAnsi="Aptos"/>
+        </w:rPr>
+      </w:pPr>
+      <w:r>
+        <w:rPr>
+          <w:rFonts w:ascii="Aptos" w:hAnsi="Aptos"/>
+        </w:rPr>
+        <w:t>Call-to-action button leading to the enquiry page.</w:t>
+      </w:r>
+    </w:p>
+    <w:p>
+      <w:pPr>
+        <w:pStyle w:val="ListParagraph"/>
+        <w:numPr>
+          <w:ilvl w:val="0"/>
+          <w:numId w:val="5"/>
+        </w:numPr>
+        <w:rPr>
+          <w:rFonts w:ascii="Aptos" w:hAnsi="Aptos"/>
+        </w:rPr>
+      </w:pPr>
+      <w:r>
+        <w:rPr>
+          <w:rFonts w:ascii="Aptos" w:hAnsi="Aptos"/>
+        </w:rPr>
+        <w:t>A short company introduction paragraph, with the layout divided by DIV containers.</w:t>
+      </w:r>
+    </w:p>
+    <w:p>
+      <w:pPr>
+        <w:pStyle w:val="ListParagraph"/>
+        <w:numPr>
+          <w:ilvl w:val="0"/>
+          <w:numId w:val="5"/>
+        </w:numPr>
+        <w:rPr>
+          <w:rFonts w:ascii="Aptos" w:hAnsi="Aptos"/>
+        </w:rPr>
+      </w:pPr>
+      <w:r>
+        <w:rPr>
+          <w:rFonts w:ascii="Aptos" w:hAnsi="Aptos"/>
+        </w:rPr>
+        <w:t>Services Highlights section – icons representing the three services.</w:t>
+      </w:r>
+    </w:p>
+    <w:p>
+      <w:pPr>
+        <w:pStyle w:val="ListParagraph"/>
+        <w:numPr>
+          <w:ilvl w:val="0"/>
+          <w:numId w:val="5"/>
+        </w:numPr>
+        <w:rPr>
+          <w:rFonts w:ascii="Aptos" w:hAnsi="Aptos"/>
+        </w:rPr>
+      </w:pPr>
+      <w:r>
+        <w:rPr>
+          <w:rFonts w:ascii="Aptos" w:hAnsi="Aptos"/>
+        </w:rPr>
+        <w:t>Navigation bar leading to all pages (sticky on scroll).</w:t>
+      </w:r>
+    </w:p>
+    <w:p>
+      <w:pPr>
+        <w:pStyle w:val="ListParagraph"/>
+        <w:numPr>
+          <w:ilvl w:val="0"/>
+          <w:numId w:val="5"/>
+        </w:numPr>
+        <w:rPr>
+          <w:rFonts w:ascii="Aptos" w:hAnsi="Aptos"/>
+        </w:rPr>
+      </w:pPr>
+      <w:r>
+        <w:rPr>
+          <w:rFonts w:ascii="Aptos" w:hAnsi="Aptos"/>
+        </w:rPr>
+        <w:t>Footer with contact information, social links and copyright notice.</w:t>
+      </w:r>
+    </w:p>
+    <w:p>
+      <w:pPr>
+        <w:pStyle w:val="Heading3"/>
+      </w:pPr>
+    </w:p>
+    <w:p>
+      <w:pPr>
+        <w:pStyle w:val="Heading3"/>
+      </w:pPr>
+      <w:bookmarkStart w:id="5" w:name="_Toc230827105"/>
+      <w:r>
+        <w:t>3.2 About Page (about.html)</w:t>
+      </w:r>
+      <w:bookmarkEnd w:id="5"/>
+    </w:p>
+    <w:p>
+      <w:pPr>
+        <w:rPr>
+          <w:rFonts w:ascii="Aptos" w:hAnsi="Aptos"/>
+        </w:rPr>
+      </w:pPr>
+      <w:r>
+        <w:rPr>
+          <w:rFonts w:ascii="Aptos" w:hAnsi="Aptos"/>
+        </w:rPr>
+        <w:t>Objective: Giving a history of the business and describing its mission, values and the team.</w:t>
+      </w:r>
+    </w:p>
+    <w:p>
+      <w:pPr>
+        <w:rPr>
+          <w:rFonts w:ascii="Aptos" w:hAnsi="Aptos"/>
+          <w:b/>
+          <w:bCs/>
+        </w:rPr>
+      </w:pPr>
+      <w:r>
+        <w:rPr>
+          <w:rFonts w:ascii="Aptos" w:hAnsi="Aptos"/>
+          <w:b/>
+          <w:bCs/>
+        </w:rPr>
+        <w:t>Contents and Features:</w:t>
+      </w:r>
+    </w:p>
+    <w:p>
+      <w:pPr>
+        <w:pStyle w:val="ListParagraph"/>
+        <w:numPr>
+          <w:ilvl w:val="0"/>
+          <w:numId w:val="6"/>
+        </w:numPr>
+        <w:rPr>
+          <w:rFonts w:ascii="Aptos" w:hAnsi="Aptos"/>
+        </w:rPr>
+      </w:pPr>
+      <w:r>
+        <w:rPr>
+          <w:rFonts w:ascii="Aptos" w:hAnsi="Aptos"/>
+        </w:rPr>
+        <w:t>History of the company and founder.</w:t>
+      </w:r>
+    </w:p>
+    <w:p>
+      <w:pPr>
+        <w:pStyle w:val="ListParagraph"/>
+        <w:numPr>
+          <w:ilvl w:val="0"/>
+          <w:numId w:val="6"/>
+        </w:numPr>
+        <w:rPr>
+          <w:rFonts w:ascii="Aptos" w:hAnsi="Aptos"/>
+        </w:rPr>
+      </w:pPr>
+      <w:r>
+        <w:rPr>
+          <w:rFonts w:ascii="Aptos" w:hAnsi="Aptos"/>
+        </w:rPr>
+        <w:t>Statement about the company's mission and values.</w:t>
+      </w:r>
+    </w:p>
+    <w:p>
+      <w:pPr>
+        <w:pStyle w:val="ListParagraph"/>
+        <w:numPr>
+          <w:ilvl w:val="0"/>
+          <w:numId w:val="6"/>
+        </w:numPr>
+        <w:rPr>
+          <w:rFonts w:ascii="Aptos" w:hAnsi="Aptos"/>
+        </w:rPr>
+      </w:pPr>
+      <w:r>
+        <w:rPr>
+          <w:rFonts w:ascii="Aptos" w:hAnsi="Aptos"/>
+        </w:rPr>
+        <w:t>Team profile – name, role and brief biography.</w:t>
+      </w:r>
+    </w:p>
+    <w:p>
+      <w:pPr>
+        <w:pStyle w:val="ListParagraph"/>
+        <w:numPr>
+          <w:ilvl w:val="0"/>
+          <w:numId w:val="6"/>
+        </w:numPr>
+        <w:rPr>
+          <w:rFonts w:ascii="Aptos" w:hAnsi="Aptos"/>
+        </w:rPr>
+      </w:pPr>
+      <w:r>
+        <w:rPr>
+          <w:rFonts w:ascii="Aptos" w:hAnsi="Aptos"/>
+        </w:rPr>
+        <w:t>DIV-based layout (two-column – image on the left, text on the right)</w:t>
+      </w:r>
+    </w:p>
+    <w:p>
+      <w:pPr>
+        <w:pStyle w:val="ListParagraph"/>
+        <w:numPr>
+          <w:ilvl w:val="0"/>
+          <w:numId w:val="6"/>
+        </w:numPr>
+        <w:rPr>
+          <w:rFonts w:ascii="Aptos" w:hAnsi="Aptos"/>
+        </w:rPr>
+      </w:pPr>
+      <w:r>
+        <w:rPr>
+          <w:rFonts w:ascii="Aptos" w:hAnsi="Aptos"/>
+        </w:rPr>
+        <w:t>Client testimonials or quotations section.</w:t>
+      </w:r>
+    </w:p>
+    <w:p>
+      <w:pPr>
+        <w:rPr>
+          <w:rFonts w:ascii="Aptos" w:hAnsi="Aptos"/>
+        </w:rPr>
+      </w:pPr>
+    </w:p>
+    <w:p>
+      <w:pPr>
+        <w:pStyle w:val="Heading3"/>
+      </w:pPr>
+      <w:bookmarkStart w:id="6" w:name="_Toc230827106"/>
+      <w:r>
+        <w:t>3.3 Services Page (services.html)</w:t>
+      </w:r>
+      <w:bookmarkEnd w:id="6"/>
+    </w:p>
+    <w:p>
+      <w:pPr>
+        <w:rPr>
+          <w:rFonts w:ascii="Aptos" w:hAnsi="Aptos"/>
+        </w:rPr>
+      </w:pPr>
+      <w:r>
+        <w:rPr>
+          <w:rFonts w:ascii="Aptos" w:hAnsi="Aptos"/>
+        </w:rPr>
+        <w:t xml:space="preserve">Objective: To present </w:t>
+      </w:r>
+      <w:r>
+        <w:rPr>
+          <w:rFonts w:ascii="Aptos" w:hAnsi="Aptos"/>
+        </w:rPr>
+        <w:t>all</w:t>
+      </w:r>
+      <w:r>
+        <w:rPr>
+          <w:rFonts w:ascii="Aptos" w:hAnsi="Aptos"/>
+        </w:rPr>
+        <w:t xml:space="preserve"> the services and their prices, allowing customers to decide which are best for them.</w:t>
+      </w:r>
+    </w:p>
+    <w:p>
+      <w:pPr>
+        <w:rPr>
+          <w:rFonts w:ascii="Aptos" w:hAnsi="Aptos"/>
+          <w:b/>
+          <w:bCs/>
+        </w:rPr>
+      </w:pPr>
+      <w:r>
+        <w:rPr>
+          <w:rFonts w:ascii="Aptos" w:hAnsi="Aptos"/>
+          <w:b/>
+          <w:bCs/>
+        </w:rPr>
+        <w:t>Contents and Features:</w:t>
+      </w:r>
+    </w:p>
+    <w:p>
+      <w:pPr>
+        <w:pStyle w:val="ListParagraph"/>
+        <w:numPr>
+          <w:ilvl w:val="0"/>
+          <w:numId w:val="7"/>
+        </w:numPr>
+        <w:rPr>
+          <w:rFonts w:ascii="Aptos" w:hAnsi="Aptos"/>
+        </w:rPr>
+      </w:pPr>
+      <w:r>
+        <w:rPr>
+          <w:rFonts w:ascii="Aptos" w:hAnsi="Aptos"/>
+        </w:rPr>
+        <w:t>Detailed service description (lawn mowing, trimming, pest control, etc.).</w:t>
+      </w:r>
+    </w:p>
+    <w:p>
+      <w:pPr>
+        <w:pStyle w:val="ListParagraph"/>
+        <w:numPr>
+          <w:ilvl w:val="0"/>
+          <w:numId w:val="7"/>
+        </w:numPr>
+        <w:rPr>
+          <w:rFonts w:ascii="Aptos" w:hAnsi="Aptos"/>
+        </w:rPr>
+      </w:pPr>
+      <w:r>
+        <w:rPr>
+          <w:rFonts w:ascii="Aptos" w:hAnsi="Aptos"/>
+        </w:rPr>
+        <w:t>Price list showing basic, standard and premium services.</w:t>
+      </w:r>
+    </w:p>
+    <w:p>
+      <w:pPr>
+        <w:pStyle w:val="ListParagraph"/>
+        <w:numPr>
+          <w:ilvl w:val="0"/>
+          <w:numId w:val="7"/>
+        </w:numPr>
+        <w:rPr>
+          <w:rFonts w:ascii="Aptos" w:hAnsi="Aptos"/>
+        </w:rPr>
+      </w:pPr>
+      <w:r>
+        <w:rPr>
+          <w:rFonts w:ascii="Aptos" w:hAnsi="Aptos"/>
+        </w:rPr>
+        <w:t>DIV-based layout for services, using grid design – service name, image, description.</w:t>
+      </w:r>
+    </w:p>
+    <w:p>
+      <w:pPr>
+        <w:pStyle w:val="ListParagraph"/>
+        <w:numPr>
+          <w:ilvl w:val="0"/>
+          <w:numId w:val="7"/>
+        </w:numPr>
+        <w:rPr>
+          <w:rFonts w:ascii="Aptos" w:hAnsi="Aptos"/>
+        </w:rPr>
+      </w:pPr>
+      <w:r>
+        <w:rPr>
+          <w:rFonts w:ascii="Aptos" w:hAnsi="Aptos"/>
+        </w:rPr>
+        <w:t>Book Now CTA linking to the enquiry page.</w:t>
+      </w:r>
+    </w:p>
+    <w:p>
+      <w:pPr>
+        <w:pStyle w:val="ListParagraph"/>
+        <w:numPr>
+          <w:ilvl w:val="0"/>
+          <w:numId w:val="7"/>
+        </w:numPr>
+        <w:rPr>
+          <w:rFonts w:ascii="Aptos" w:hAnsi="Aptos"/>
+        </w:rPr>
+      </w:pPr>
+      <w:r>
+        <w:rPr>
+          <w:rFonts w:ascii="Aptos" w:hAnsi="Aptos"/>
+        </w:rPr>
+        <w:t>Frequently asked questions accordion section.</w:t>
+      </w:r>
+    </w:p>
+    <w:p>
+      <w:pPr>
+        <w:rPr>
+          <w:rFonts w:ascii="Aptos" w:hAnsi="Aptos"/>
+        </w:rPr>
+      </w:pPr>
+    </w:p>
+    <w:p>
+      <w:pPr>
+        <w:rPr>
+          <w:rFonts w:ascii="Aptos" w:hAnsi="Aptos"/>
+        </w:rPr>
+      </w:pPr>
+    </w:p>
+    <w:p>
+      <w:pPr>
+        <w:rPr>
+          <w:rFonts w:ascii="Aptos" w:hAnsi="Aptos"/>
+        </w:rPr>
+      </w:pPr>
+    </w:p>
+    <w:p>
+      <w:pPr>
+        <w:pStyle w:val="Heading3"/>
+      </w:pPr>
+      <w:bookmarkStart w:id="7" w:name="_Toc230827107"/>
+      <w:r>
+        <w:lastRenderedPageBreak/>
+        <w:t>3.4 Enquiry Page (enquiry.html)</w:t>
+      </w:r>
+      <w:bookmarkEnd w:id="7"/>
+    </w:p>
+    <w:p>
+      <w:pPr>
+        <w:rPr>
+          <w:rFonts w:ascii="Aptos" w:hAnsi="Aptos"/>
+        </w:rPr>
+      </w:pPr>
+      <w:r>
+        <w:rPr>
+          <w:rFonts w:ascii="Aptos" w:hAnsi="Aptos"/>
+        </w:rPr>
+        <w:t>Objective: To enable potential customers to submit enquiries and get a quote online.</w:t>
+      </w:r>
+    </w:p>
+    <w:p>
+      <w:pPr>
+        <w:rPr>
+          <w:rFonts w:ascii="Aptos" w:hAnsi="Aptos"/>
+          <w:b/>
+          <w:bCs/>
+        </w:rPr>
+      </w:pPr>
+      <w:r>
+        <w:rPr>
+          <w:rFonts w:ascii="Aptos" w:hAnsi="Aptos"/>
+          <w:b/>
+          <w:bCs/>
+        </w:rPr>
+        <w:t>Contents and Features:</w:t>
+      </w:r>
+    </w:p>
+    <w:p>
+      <w:pPr>
+        <w:pStyle w:val="ListParagraph"/>
+        <w:numPr>
+          <w:ilvl w:val="0"/>
+          <w:numId w:val="8"/>
+        </w:numPr>
+        <w:rPr>
+          <w:rFonts w:ascii="Aptos" w:hAnsi="Aptos"/>
+        </w:rPr>
+      </w:pPr>
+      <w:r>
+        <w:rPr>
+          <w:rFonts w:ascii="Aptos" w:hAnsi="Aptos"/>
+        </w:rPr>
+        <w:t>HTML form including fields for Full Name, Email Address, Telephone Number, Services Required (using a dropdown menu), Preferred Date, Message Details.</w:t>
+      </w:r>
+    </w:p>
+    <w:p>
+      <w:pPr>
+        <w:pStyle w:val="ListParagraph"/>
+        <w:numPr>
+          <w:ilvl w:val="0"/>
+          <w:numId w:val="8"/>
+        </w:numPr>
+        <w:rPr>
+          <w:rFonts w:ascii="Aptos" w:hAnsi="Aptos"/>
+        </w:rPr>
+      </w:pPr>
+      <w:r>
+        <w:rPr>
+          <w:rFonts w:ascii="Aptos" w:hAnsi="Aptos"/>
+        </w:rPr>
+        <w:t>JavaScript client-side validation for all mandatory fields and email format.</w:t>
+      </w:r>
+    </w:p>
+    <w:p>
+      <w:pPr>
+        <w:pStyle w:val="ListParagraph"/>
+        <w:numPr>
+          <w:ilvl w:val="0"/>
+          <w:numId w:val="8"/>
+        </w:numPr>
+        <w:rPr>
+          <w:rFonts w:ascii="Aptos" w:hAnsi="Aptos"/>
+        </w:rPr>
+      </w:pPr>
+      <w:r>
+        <w:rPr>
+          <w:rFonts w:ascii="Aptos" w:hAnsi="Aptos"/>
+        </w:rPr>
+        <w:t>Success message following submission of the form.</w:t>
+      </w:r>
+    </w:p>
+    <w:p>
+      <w:pPr>
+        <w:pStyle w:val="ListParagraph"/>
+        <w:numPr>
+          <w:ilvl w:val="0"/>
+          <w:numId w:val="8"/>
+        </w:numPr>
+        <w:rPr>
+          <w:rFonts w:ascii="Aptos" w:hAnsi="Aptos"/>
+        </w:rPr>
+      </w:pPr>
+      <w:r>
+        <w:rPr>
+          <w:rFonts w:ascii="Aptos" w:hAnsi="Aptos"/>
+        </w:rPr>
+        <w:t>DIV-based layout for the form (clear labels and style for input fields).</w:t>
+      </w:r>
+    </w:p>
+    <w:p>
+      <w:pPr>
+        <w:pStyle w:val="ListParagraph"/>
+        <w:numPr>
+          <w:ilvl w:val="0"/>
+          <w:numId w:val="8"/>
+        </w:numPr>
+        <w:rPr>
+          <w:rFonts w:ascii="Aptos" w:hAnsi="Aptos"/>
+        </w:rPr>
+      </w:pPr>
+      <w:r>
+        <w:rPr>
+          <w:rFonts w:ascii="Aptos" w:hAnsi="Aptos"/>
+        </w:rPr>
+        <w:t>Embedded Google map of service area.</w:t>
+      </w:r>
+    </w:p>
+    <w:p>
+      <w:pPr>
+        <w:rPr>
+          <w:rFonts w:ascii="Aptos" w:hAnsi="Aptos"/>
+        </w:rPr>
+      </w:pPr>
+    </w:p>
+    <w:p>
+      <w:pPr>
+        <w:pStyle w:val="Heading3"/>
+      </w:pPr>
+      <w:bookmarkStart w:id="8" w:name="_Toc230827108"/>
+      <w:r>
+        <w:t>3.5 Contact Page (contact.html)</w:t>
+      </w:r>
+      <w:bookmarkEnd w:id="8"/>
+    </w:p>
+    <w:p>
+      <w:pPr>
+        <w:rPr>
+          <w:rFonts w:ascii="Aptos" w:hAnsi="Aptos"/>
+        </w:rPr>
+      </w:pPr>
+      <w:r>
+        <w:rPr>
+          <w:rFonts w:ascii="Aptos" w:hAnsi="Aptos"/>
+        </w:rPr>
+        <w:t>Objective: To list all of Charles Greenway's contact details.</w:t>
+      </w:r>
+    </w:p>
+    <w:p>
+      <w:pPr>
+        <w:rPr>
+          <w:rFonts w:ascii="Aptos" w:hAnsi="Aptos"/>
+          <w:b/>
+          <w:bCs/>
+        </w:rPr>
+      </w:pPr>
+      <w:r>
+        <w:rPr>
+          <w:rFonts w:ascii="Aptos" w:hAnsi="Aptos"/>
+          <w:b/>
+          <w:bCs/>
+        </w:rPr>
+        <w:t>Contents and Features:</w:t>
+      </w:r>
+    </w:p>
+    <w:p>
+      <w:pPr>
+        <w:pStyle w:val="ListParagraph"/>
+        <w:numPr>
+          <w:ilvl w:val="0"/>
+          <w:numId w:val="9"/>
+        </w:numPr>
+        <w:rPr>
+          <w:rFonts w:ascii="Aptos" w:hAnsi="Aptos"/>
+        </w:rPr>
+      </w:pPr>
+      <w:r>
+        <w:rPr>
+          <w:rFonts w:ascii="Aptos" w:hAnsi="Aptos"/>
+        </w:rPr>
+        <w:t>Contact details (address, phone number and email address).</w:t>
+      </w:r>
+    </w:p>
+    <w:p>
+      <w:pPr>
+        <w:pStyle w:val="ListParagraph"/>
+        <w:numPr>
+          <w:ilvl w:val="0"/>
+          <w:numId w:val="9"/>
+        </w:numPr>
+        <w:rPr>
+          <w:rFonts w:ascii="Aptos" w:hAnsi="Aptos"/>
+        </w:rPr>
+      </w:pPr>
+      <w:r>
+        <w:rPr>
+          <w:rFonts w:ascii="Aptos" w:hAnsi="Aptos"/>
+        </w:rPr>
+        <w:t>Operating hours in table form.</w:t>
+      </w:r>
+    </w:p>
+    <w:p>
+      <w:pPr>
+        <w:pStyle w:val="ListParagraph"/>
+        <w:numPr>
+          <w:ilvl w:val="0"/>
+          <w:numId w:val="9"/>
+        </w:numPr>
+        <w:rPr>
+          <w:rFonts w:ascii="Aptos" w:hAnsi="Aptos"/>
+        </w:rPr>
+      </w:pPr>
+      <w:r>
+        <w:rPr>
+          <w:rFonts w:ascii="Aptos" w:hAnsi="Aptos"/>
+        </w:rPr>
+        <w:t>Embedded Google map indicating the area served by Charles Greenway.</w:t>
+      </w:r>
+    </w:p>
+    <w:p>
+      <w:pPr>
+        <w:pStyle w:val="ListParagraph"/>
+        <w:numPr>
+          <w:ilvl w:val="0"/>
+          <w:numId w:val="9"/>
+        </w:numPr>
+        <w:rPr>
+          <w:rFonts w:ascii="Aptos" w:hAnsi="Aptos"/>
+        </w:rPr>
+      </w:pPr>
+      <w:r>
+        <w:rPr>
+          <w:rFonts w:ascii="Aptos" w:hAnsi="Aptos"/>
+        </w:rPr>
+        <w:t>Links to social media pages (Facebook, Instagram, WhatsApp).</w:t>
+      </w:r>
+    </w:p>
+    <w:p>
+      <w:pPr>
+        <w:pStyle w:val="ListParagraph"/>
+        <w:numPr>
+          <w:ilvl w:val="0"/>
+          <w:numId w:val="9"/>
+        </w:numPr>
+        <w:rPr>
+          <w:rFonts w:ascii="Aptos" w:hAnsi="Aptos"/>
+        </w:rPr>
+      </w:pPr>
+      <w:r>
+        <w:rPr>
+          <w:rFonts w:ascii="Aptos" w:hAnsi="Aptos"/>
+        </w:rPr>
+        <w:t>Optional brief enquiry form.</w:t>
+      </w:r>
+    </w:p>
+    <w:p>
+      <w:pPr>
+        <w:rPr>
+          <w:rFonts w:ascii="Aptos" w:hAnsi="Aptos"/>
+        </w:rPr>
+      </w:pPr>
+    </w:p>
+    <w:p>
+      <w:pPr>
+        <w:rPr>
+          <w:rFonts w:ascii="Aptos" w:hAnsi="Aptos"/>
+        </w:rPr>
+      </w:pPr>
+      <w:r>
+        <w:rPr>
+          <w:rFonts w:ascii="Aptos" w:hAnsi="Aptos"/>
+        </w:rPr>
+        <w:br w:type="page"/>
       </w:r>
     </w:p>
     <w:p>
       <w:pPr>
         <w:pStyle w:val="Heading2"/>
       </w:pPr>
-      <w:bookmarkStart w:id="4" w:name="_Toc227414419"/>
-      <w:r>
+      <w:bookmarkStart w:id="9" w:name="_Toc230827109"/>
+      <w:r>
+        <w:lastRenderedPageBreak/>
         <w:t>4. Design and User Experience</w:t>
       </w:r>
-      <w:bookmarkEnd w:id="4"/>
+      <w:bookmarkEnd w:id="9"/>
     </w:p>
     <w:p>
       <w:pPr>
@@ -1249,50 +3905,2018 @@
     </w:p>
     <w:p>
       <w:pPr>
+        <w:pStyle w:val="Heading3"/>
+      </w:pPr>
+      <w:bookmarkStart w:id="10" w:name="_Toc230827110"/>
+      <w:r>
+        <w:t>Colour Template</w:t>
+      </w:r>
+      <w:bookmarkEnd w:id="10"/>
+    </w:p>
+    <w:tbl>
+      <w:tblPr>
+        <w:tblW w:w="9775" w:type="dxa"/>
+        <w:tblBorders>
+          <w:top w:val="single" w:sz="4" w:space="0" w:color="auto"/>
+          <w:left w:val="single" w:sz="4" w:space="0" w:color="auto"/>
+          <w:bottom w:val="single" w:sz="4" w:space="0" w:color="auto"/>
+          <w:right w:val="single" w:sz="4" w:space="0" w:color="auto"/>
+          <w:insideH w:val="single" w:sz="4" w:space="0" w:color="auto"/>
+          <w:insideV w:val="single" w:sz="4" w:space="0" w:color="auto"/>
+        </w:tblBorders>
+        <w:tblCellMar>
+          <w:left w:w="10" w:type="dxa"/>
+          <w:right w:w="10" w:type="dxa"/>
+        </w:tblCellMar>
+        <w:tblLook w:val="04A0" w:firstRow="1" w:lastRow="0" w:firstColumn="1" w:lastColumn="0" w:noHBand="0" w:noVBand="1"/>
+      </w:tblPr>
+      <w:tblGrid>
+        <w:gridCol w:w="1956"/>
+        <w:gridCol w:w="3131"/>
+        <w:gridCol w:w="4688"/>
+      </w:tblGrid>
+      <w:tr>
+        <w:tblPrEx>
+          <w:tblCellMar>
+            <w:top w:w="0" w:type="dxa"/>
+            <w:bottom w:w="0" w:type="dxa"/>
+          </w:tblCellMar>
+        </w:tblPrEx>
+        <w:trPr>
+          <w:trHeight w:val="439"/>
+        </w:trPr>
+        <w:tc>
+          <w:tcPr>
+            <w:tcW w:w="1956" w:type="dxa"/>
+            <w:tcBorders>
+              <w:top w:val="single" w:sz="1" w:space="0" w:color="CCCCCC"/>
+              <w:left w:val="single" w:sz="1" w:space="0" w:color="CCCCCC"/>
+              <w:bottom w:val="single" w:sz="1" w:space="0" w:color="CCCCCC"/>
+              <w:right w:val="single" w:sz="1" w:space="0" w:color="CCCCCC"/>
+            </w:tcBorders>
+            <w:shd w:val="clear" w:color="auto" w:fill="9BBB59" w:themeFill="accent3"/>
+            <w:tcMar>
+              <w:top w:w="100" w:type="dxa"/>
+              <w:left w:w="140" w:type="dxa"/>
+              <w:bottom w:w="100" w:type="dxa"/>
+              <w:right w:w="140" w:type="dxa"/>
+            </w:tcMar>
+            <w:vAlign w:val="center"/>
+          </w:tcPr>
+          <w:p>
+            <w:pPr>
+              <w:jc w:val="center"/>
+              <w:rPr>
+                <w:rFonts w:ascii="Aptos" w:hAnsi="Aptos"/>
+                <w:sz w:val="24"/>
+                <w:szCs w:val="24"/>
+              </w:rPr>
+            </w:pPr>
+            <w:r>
+              <w:rPr>
+                <w:rFonts w:ascii="Aptos" w:hAnsi="Aptos"/>
+                <w:b/>
+                <w:bCs/>
+                <w:color w:val="FFFFFF"/>
+                <w:sz w:val="24"/>
+                <w:szCs w:val="24"/>
+              </w:rPr>
+              <w:t>Colours</w:t>
+            </w:r>
+          </w:p>
+        </w:tc>
+        <w:tc>
+          <w:tcPr>
+            <w:tcW w:w="3131" w:type="dxa"/>
+            <w:tcBorders>
+              <w:top w:val="single" w:sz="1" w:space="0" w:color="CCCCCC"/>
+              <w:left w:val="single" w:sz="1" w:space="0" w:color="CCCCCC"/>
+              <w:bottom w:val="single" w:sz="1" w:space="0" w:color="CCCCCC"/>
+              <w:right w:val="single" w:sz="1" w:space="0" w:color="CCCCCC"/>
+            </w:tcBorders>
+            <w:shd w:val="clear" w:color="auto" w:fill="9BBB59" w:themeFill="accent3"/>
+            <w:tcMar>
+              <w:top w:w="100" w:type="dxa"/>
+              <w:left w:w="140" w:type="dxa"/>
+              <w:bottom w:w="100" w:type="dxa"/>
+              <w:right w:w="140" w:type="dxa"/>
+            </w:tcMar>
+            <w:vAlign w:val="center"/>
+          </w:tcPr>
+          <w:p>
+            <w:pPr>
+              <w:jc w:val="center"/>
+              <w:rPr>
+                <w:rFonts w:ascii="Aptos" w:hAnsi="Aptos"/>
+                <w:sz w:val="24"/>
+                <w:szCs w:val="24"/>
+              </w:rPr>
+            </w:pPr>
+            <w:r>
+              <w:rPr>
+                <w:rFonts w:ascii="Aptos" w:eastAsia="Arial" w:hAnsi="Aptos" w:cs="Arial"/>
+                <w:b/>
+                <w:bCs/>
+                <w:color w:val="FFFFFF"/>
+                <w:sz w:val="24"/>
+                <w:szCs w:val="24"/>
+              </w:rPr>
+              <w:t>Colour Name</w:t>
+            </w:r>
+            <w:r>
+              <w:rPr>
+                <w:rFonts w:ascii="Aptos" w:hAnsi="Aptos"/>
+                <w:b/>
+                <w:bCs/>
+                <w:color w:val="FFFFFF"/>
+                <w:sz w:val="24"/>
+                <w:szCs w:val="24"/>
+              </w:rPr>
+              <w:t>s</w:t>
+            </w:r>
+            <w:r>
+              <w:rPr>
+                <w:rFonts w:ascii="Aptos" w:eastAsia="Arial" w:hAnsi="Aptos" w:cs="Arial"/>
+                <w:b/>
+                <w:bCs/>
+                <w:color w:val="FFFFFF"/>
+                <w:sz w:val="24"/>
+                <w:szCs w:val="24"/>
+              </w:rPr>
+              <w:t xml:space="preserve"> &amp; Hex</w:t>
+            </w:r>
+          </w:p>
+        </w:tc>
+        <w:tc>
+          <w:tcPr>
+            <w:tcW w:w="4688" w:type="dxa"/>
+            <w:tcBorders>
+              <w:top w:val="single" w:sz="1" w:space="0" w:color="CCCCCC"/>
+              <w:left w:val="single" w:sz="1" w:space="0" w:color="CCCCCC"/>
+              <w:bottom w:val="single" w:sz="1" w:space="0" w:color="CCCCCC"/>
+              <w:right w:val="single" w:sz="1" w:space="0" w:color="CCCCCC"/>
+            </w:tcBorders>
+            <w:shd w:val="clear" w:color="auto" w:fill="9BBB59" w:themeFill="accent3"/>
+            <w:tcMar>
+              <w:top w:w="100" w:type="dxa"/>
+              <w:left w:w="140" w:type="dxa"/>
+              <w:bottom w:w="100" w:type="dxa"/>
+              <w:right w:w="140" w:type="dxa"/>
+            </w:tcMar>
+            <w:vAlign w:val="center"/>
+          </w:tcPr>
+          <w:p>
+            <w:pPr>
+              <w:jc w:val="center"/>
+              <w:rPr>
+                <w:rFonts w:ascii="Aptos" w:hAnsi="Aptos"/>
+                <w:sz w:val="24"/>
+                <w:szCs w:val="24"/>
+              </w:rPr>
+            </w:pPr>
+            <w:r>
+              <w:rPr>
+                <w:rFonts w:ascii="Aptos" w:eastAsia="Arial" w:hAnsi="Aptos" w:cs="Arial"/>
+                <w:b/>
+                <w:bCs/>
+                <w:color w:val="FFFFFF"/>
+                <w:sz w:val="24"/>
+                <w:szCs w:val="24"/>
+              </w:rPr>
+              <w:t>Usage</w:t>
+            </w:r>
+          </w:p>
+        </w:tc>
+      </w:tr>
+      <w:tr>
+        <w:tblPrEx>
+          <w:tblCellMar>
+            <w:top w:w="0" w:type="dxa"/>
+            <w:bottom w:w="0" w:type="dxa"/>
+          </w:tblCellMar>
+        </w:tblPrEx>
+        <w:trPr>
+          <w:trHeight w:val="737"/>
+        </w:trPr>
+        <w:tc>
+          <w:tcPr>
+            <w:tcW w:w="1956" w:type="dxa"/>
+            <w:tcBorders>
+              <w:top w:val="single" w:sz="1" w:space="0" w:color="CCCCCC"/>
+              <w:left w:val="single" w:sz="1" w:space="0" w:color="CCCCCC"/>
+              <w:bottom w:val="single" w:sz="1" w:space="0" w:color="CCCCCC"/>
+              <w:right w:val="single" w:sz="1" w:space="0" w:color="CCCCCC"/>
+            </w:tcBorders>
+            <w:shd w:val="clear" w:color="auto" w:fill="2D6A2D"/>
+            <w:tcMar>
+              <w:top w:w="120" w:type="dxa"/>
+              <w:left w:w="140" w:type="dxa"/>
+              <w:bottom w:w="120" w:type="dxa"/>
+              <w:right w:w="140" w:type="dxa"/>
+            </w:tcMar>
+          </w:tcPr>
+          <w:p>
+            <w:r>
+              <w:rPr>
+                <w:rFonts w:ascii="Arial" w:eastAsia="Arial" w:hAnsi="Arial" w:cs="Arial"/>
+              </w:rPr>
+              <w:t xml:space="preserve"> </w:t>
+            </w:r>
+          </w:p>
+        </w:tc>
+        <w:tc>
+          <w:tcPr>
+            <w:tcW w:w="3131" w:type="dxa"/>
+            <w:tcBorders>
+              <w:top w:val="single" w:sz="1" w:space="0" w:color="CCCCCC"/>
+              <w:left w:val="single" w:sz="1" w:space="0" w:color="CCCCCC"/>
+              <w:bottom w:val="single" w:sz="1" w:space="0" w:color="CCCCCC"/>
+              <w:right w:val="single" w:sz="1" w:space="0" w:color="CCCCCC"/>
+            </w:tcBorders>
+            <w:shd w:val="clear" w:color="auto" w:fill="FFFFFF"/>
+            <w:tcMar>
+              <w:top w:w="80" w:type="dxa"/>
+              <w:left w:w="140" w:type="dxa"/>
+              <w:bottom w:w="80" w:type="dxa"/>
+              <w:right w:w="140" w:type="dxa"/>
+            </w:tcMar>
+          </w:tcPr>
+          <w:p>
+            <w:pPr>
+              <w:rPr>
+                <w:rFonts w:ascii="Aptos" w:hAnsi="Aptos"/>
+              </w:rPr>
+            </w:pPr>
+            <w:r>
+              <w:rPr>
+                <w:rFonts w:ascii="Aptos" w:eastAsia="Arial" w:hAnsi="Aptos" w:cs="Arial"/>
+                <w:b/>
+                <w:bCs/>
+                <w:color w:val="1A1A1A"/>
+              </w:rPr>
+              <w:t xml:space="preserve">Primary </w:t>
+            </w:r>
+            <w:r>
+              <w:rPr>
+                <w:rFonts w:ascii="Aptos" w:hAnsi="Aptos"/>
+                <w:b/>
+                <w:bCs/>
+              </w:rPr>
+              <w:t>Green #</w:t>
+            </w:r>
+            <w:r>
+              <w:rPr>
+                <w:rFonts w:ascii="Aptos" w:eastAsia="Arial" w:hAnsi="Aptos" w:cs="Arial"/>
+                <w:b/>
+                <w:bCs/>
+                <w:color w:val="1A1A1A"/>
+              </w:rPr>
+              <w:t>2D6A2D</w:t>
+            </w:r>
+          </w:p>
+        </w:tc>
+        <w:tc>
+          <w:tcPr>
+            <w:tcW w:w="4688" w:type="dxa"/>
+            <w:tcBorders>
+              <w:top w:val="single" w:sz="1" w:space="0" w:color="CCCCCC"/>
+              <w:left w:val="single" w:sz="1" w:space="0" w:color="CCCCCC"/>
+              <w:bottom w:val="single" w:sz="1" w:space="0" w:color="CCCCCC"/>
+              <w:right w:val="single" w:sz="1" w:space="0" w:color="CCCCCC"/>
+            </w:tcBorders>
+            <w:shd w:val="clear" w:color="auto" w:fill="FFFFFF"/>
+            <w:tcMar>
+              <w:top w:w="80" w:type="dxa"/>
+              <w:left w:w="140" w:type="dxa"/>
+              <w:bottom w:w="80" w:type="dxa"/>
+              <w:right w:w="140" w:type="dxa"/>
+            </w:tcMar>
+          </w:tcPr>
+          <w:p>
+            <w:pPr>
+              <w:rPr>
+                <w:rFonts w:ascii="Aptos" w:hAnsi="Aptos"/>
+              </w:rPr>
+            </w:pPr>
+            <w:r>
+              <w:rPr>
+                <w:rFonts w:ascii="Aptos" w:eastAsia="Arial" w:hAnsi="Aptos" w:cs="Arial"/>
+                <w:color w:val="1A1A1A"/>
+              </w:rPr>
+              <w:t>Headings, buttons, key highlights</w:t>
+            </w:r>
+          </w:p>
+        </w:tc>
+      </w:tr>
+      <w:tr>
+        <w:tblPrEx>
+          <w:tblCellMar>
+            <w:top w:w="0" w:type="dxa"/>
+            <w:bottom w:w="0" w:type="dxa"/>
+          </w:tblCellMar>
+        </w:tblPrEx>
+        <w:trPr>
+          <w:trHeight w:val="426"/>
+        </w:trPr>
+        <w:tc>
+          <w:tcPr>
+            <w:tcW w:w="1956" w:type="dxa"/>
+            <w:tcBorders>
+              <w:top w:val="single" w:sz="1" w:space="0" w:color="CCCCCC"/>
+              <w:left w:val="single" w:sz="1" w:space="0" w:color="CCCCCC"/>
+              <w:bottom w:val="single" w:sz="1" w:space="0" w:color="CCCCCC"/>
+              <w:right w:val="single" w:sz="1" w:space="0" w:color="CCCCCC"/>
+            </w:tcBorders>
+            <w:shd w:val="clear" w:color="auto" w:fill="4CAF50"/>
+            <w:tcMar>
+              <w:top w:w="120" w:type="dxa"/>
+              <w:left w:w="140" w:type="dxa"/>
+              <w:bottom w:w="120" w:type="dxa"/>
+              <w:right w:w="140" w:type="dxa"/>
+            </w:tcMar>
+          </w:tcPr>
+          <w:p>
+            <w:r>
+              <w:rPr>
+                <w:rFonts w:ascii="Arial" w:eastAsia="Arial" w:hAnsi="Arial" w:cs="Arial"/>
+              </w:rPr>
+              <w:t xml:space="preserve"> </w:t>
+            </w:r>
+          </w:p>
+        </w:tc>
+        <w:tc>
+          <w:tcPr>
+            <w:tcW w:w="3131" w:type="dxa"/>
+            <w:tcBorders>
+              <w:top w:val="single" w:sz="1" w:space="0" w:color="CCCCCC"/>
+              <w:left w:val="single" w:sz="1" w:space="0" w:color="CCCCCC"/>
+              <w:bottom w:val="single" w:sz="1" w:space="0" w:color="CCCCCC"/>
+              <w:right w:val="single" w:sz="1" w:space="0" w:color="CCCCCC"/>
+            </w:tcBorders>
+            <w:shd w:val="clear" w:color="auto" w:fill="FFFFFF"/>
+            <w:tcMar>
+              <w:top w:w="80" w:type="dxa"/>
+              <w:left w:w="140" w:type="dxa"/>
+              <w:bottom w:w="80" w:type="dxa"/>
+              <w:right w:w="140" w:type="dxa"/>
+            </w:tcMar>
+          </w:tcPr>
+          <w:p>
+            <w:pPr>
+              <w:rPr>
+                <w:rFonts w:ascii="Aptos" w:hAnsi="Aptos"/>
+              </w:rPr>
+            </w:pPr>
+            <w:r>
+              <w:rPr>
+                <w:rFonts w:ascii="Aptos" w:eastAsia="Arial" w:hAnsi="Aptos" w:cs="Arial"/>
+                <w:b/>
+                <w:bCs/>
+                <w:color w:val="1A1A1A"/>
+              </w:rPr>
+              <w:t xml:space="preserve">Accent </w:t>
+            </w:r>
+            <w:r>
+              <w:rPr>
+                <w:rFonts w:ascii="Aptos" w:hAnsi="Aptos"/>
+                <w:b/>
+                <w:bCs/>
+              </w:rPr>
+              <w:t>Green #</w:t>
+            </w:r>
+            <w:r>
+              <w:rPr>
+                <w:rFonts w:ascii="Aptos" w:eastAsia="Arial" w:hAnsi="Aptos" w:cs="Arial"/>
+                <w:b/>
+                <w:bCs/>
+                <w:color w:val="1A1A1A"/>
+              </w:rPr>
+              <w:t>4CAF50</w:t>
+            </w:r>
+          </w:p>
+        </w:tc>
+        <w:tc>
+          <w:tcPr>
+            <w:tcW w:w="4688" w:type="dxa"/>
+            <w:tcBorders>
+              <w:top w:val="single" w:sz="1" w:space="0" w:color="CCCCCC"/>
+              <w:left w:val="single" w:sz="1" w:space="0" w:color="CCCCCC"/>
+              <w:bottom w:val="single" w:sz="1" w:space="0" w:color="CCCCCC"/>
+              <w:right w:val="single" w:sz="1" w:space="0" w:color="CCCCCC"/>
+            </w:tcBorders>
+            <w:shd w:val="clear" w:color="auto" w:fill="FFFFFF"/>
+            <w:tcMar>
+              <w:top w:w="80" w:type="dxa"/>
+              <w:left w:w="140" w:type="dxa"/>
+              <w:bottom w:w="80" w:type="dxa"/>
+              <w:right w:w="140" w:type="dxa"/>
+            </w:tcMar>
+          </w:tcPr>
+          <w:p>
+            <w:pPr>
+              <w:rPr>
+                <w:rFonts w:ascii="Aptos" w:hAnsi="Aptos"/>
+              </w:rPr>
+            </w:pPr>
+            <w:r>
+              <w:rPr>
+                <w:rFonts w:ascii="Aptos" w:eastAsia="Arial" w:hAnsi="Aptos" w:cs="Arial"/>
+                <w:color w:val="1A1A1A"/>
+              </w:rPr>
+              <w:t>Hover states, icons, links</w:t>
+            </w:r>
+          </w:p>
+        </w:tc>
+      </w:tr>
+      <w:tr>
+        <w:tblPrEx>
+          <w:tblCellMar>
+            <w:top w:w="0" w:type="dxa"/>
+            <w:bottom w:w="0" w:type="dxa"/>
+          </w:tblCellMar>
+        </w:tblPrEx>
+        <w:trPr>
+          <w:trHeight w:val="426"/>
+        </w:trPr>
+        <w:tc>
+          <w:tcPr>
+            <w:tcW w:w="1956" w:type="dxa"/>
+            <w:tcBorders>
+              <w:top w:val="single" w:sz="1" w:space="0" w:color="CCCCCC"/>
+              <w:left w:val="single" w:sz="1" w:space="0" w:color="CCCCCC"/>
+              <w:bottom w:val="single" w:sz="1" w:space="0" w:color="CCCCCC"/>
+              <w:right w:val="single" w:sz="1" w:space="0" w:color="CCCCCC"/>
+            </w:tcBorders>
+            <w:shd w:val="clear" w:color="auto" w:fill="E8F5E9"/>
+            <w:tcMar>
+              <w:top w:w="120" w:type="dxa"/>
+              <w:left w:w="140" w:type="dxa"/>
+              <w:bottom w:w="120" w:type="dxa"/>
+              <w:right w:w="140" w:type="dxa"/>
+            </w:tcMar>
+          </w:tcPr>
+          <w:p>
+            <w:r>
+              <w:rPr>
+                <w:rFonts w:ascii="Arial" w:eastAsia="Arial" w:hAnsi="Arial" w:cs="Arial"/>
+              </w:rPr>
+              <w:t xml:space="preserve"> </w:t>
+            </w:r>
+          </w:p>
+        </w:tc>
+        <w:tc>
+          <w:tcPr>
+            <w:tcW w:w="3131" w:type="dxa"/>
+            <w:tcBorders>
+              <w:top w:val="single" w:sz="1" w:space="0" w:color="CCCCCC"/>
+              <w:left w:val="single" w:sz="1" w:space="0" w:color="CCCCCC"/>
+              <w:bottom w:val="single" w:sz="1" w:space="0" w:color="CCCCCC"/>
+              <w:right w:val="single" w:sz="1" w:space="0" w:color="CCCCCC"/>
+            </w:tcBorders>
+            <w:shd w:val="clear" w:color="auto" w:fill="FFFFFF"/>
+            <w:tcMar>
+              <w:top w:w="80" w:type="dxa"/>
+              <w:left w:w="140" w:type="dxa"/>
+              <w:bottom w:w="80" w:type="dxa"/>
+              <w:right w:w="140" w:type="dxa"/>
+            </w:tcMar>
+          </w:tcPr>
+          <w:p>
+            <w:pPr>
+              <w:rPr>
+                <w:rFonts w:ascii="Aptos" w:hAnsi="Aptos"/>
+              </w:rPr>
+            </w:pPr>
+            <w:r>
+              <w:rPr>
+                <w:rFonts w:ascii="Aptos" w:eastAsia="Arial" w:hAnsi="Aptos" w:cs="Arial"/>
+                <w:b/>
+                <w:bCs/>
+                <w:color w:val="1A1A1A"/>
+              </w:rPr>
+              <w:t xml:space="preserve">Light </w:t>
+            </w:r>
+            <w:r>
+              <w:rPr>
+                <w:rFonts w:ascii="Aptos" w:hAnsi="Aptos"/>
+                <w:b/>
+                <w:bCs/>
+              </w:rPr>
+              <w:t>Green #</w:t>
+            </w:r>
+            <w:r>
+              <w:rPr>
+                <w:rFonts w:ascii="Aptos" w:eastAsia="Arial" w:hAnsi="Aptos" w:cs="Arial"/>
+                <w:b/>
+                <w:bCs/>
+                <w:color w:val="1A1A1A"/>
+              </w:rPr>
+              <w:t>E8F5E9</w:t>
+            </w:r>
+          </w:p>
+        </w:tc>
+        <w:tc>
+          <w:tcPr>
+            <w:tcW w:w="4688" w:type="dxa"/>
+            <w:tcBorders>
+              <w:top w:val="single" w:sz="1" w:space="0" w:color="CCCCCC"/>
+              <w:left w:val="single" w:sz="1" w:space="0" w:color="CCCCCC"/>
+              <w:bottom w:val="single" w:sz="1" w:space="0" w:color="CCCCCC"/>
+              <w:right w:val="single" w:sz="1" w:space="0" w:color="CCCCCC"/>
+            </w:tcBorders>
+            <w:shd w:val="clear" w:color="auto" w:fill="FFFFFF"/>
+            <w:tcMar>
+              <w:top w:w="80" w:type="dxa"/>
+              <w:left w:w="140" w:type="dxa"/>
+              <w:bottom w:w="80" w:type="dxa"/>
+              <w:right w:w="140" w:type="dxa"/>
+            </w:tcMar>
+          </w:tcPr>
+          <w:p>
+            <w:pPr>
+              <w:rPr>
+                <w:rFonts w:ascii="Aptos" w:hAnsi="Aptos"/>
+              </w:rPr>
+            </w:pPr>
+            <w:r>
+              <w:rPr>
+                <w:rFonts w:ascii="Aptos" w:eastAsia="Arial" w:hAnsi="Aptos" w:cs="Arial"/>
+                <w:color w:val="1A1A1A"/>
+              </w:rPr>
+              <w:t>Section backgrounds, alternating rows</w:t>
+            </w:r>
+          </w:p>
+        </w:tc>
+      </w:tr>
+      <w:tr>
+        <w:tblPrEx>
+          <w:tblCellMar>
+            <w:top w:w="0" w:type="dxa"/>
+            <w:bottom w:w="0" w:type="dxa"/>
+          </w:tblCellMar>
+        </w:tblPrEx>
+        <w:trPr>
+          <w:trHeight w:val="439"/>
+        </w:trPr>
+        <w:tc>
+          <w:tcPr>
+            <w:tcW w:w="1956" w:type="dxa"/>
+            <w:tcBorders>
+              <w:top w:val="single" w:sz="1" w:space="0" w:color="CCCCCC"/>
+              <w:left w:val="single" w:sz="1" w:space="0" w:color="CCCCCC"/>
+              <w:bottom w:val="single" w:sz="1" w:space="0" w:color="CCCCCC"/>
+              <w:right w:val="single" w:sz="1" w:space="0" w:color="CCCCCC"/>
+            </w:tcBorders>
+            <w:shd w:val="clear" w:color="auto" w:fill="FFFFFF"/>
+            <w:tcMar>
+              <w:top w:w="120" w:type="dxa"/>
+              <w:left w:w="140" w:type="dxa"/>
+              <w:bottom w:w="120" w:type="dxa"/>
+              <w:right w:w="140" w:type="dxa"/>
+            </w:tcMar>
+          </w:tcPr>
+          <w:p>
+            <w:r>
+              <w:rPr>
+                <w:rFonts w:ascii="Arial" w:eastAsia="Arial" w:hAnsi="Arial" w:cs="Arial"/>
+              </w:rPr>
+              <w:t xml:space="preserve"> </w:t>
+            </w:r>
+          </w:p>
+        </w:tc>
+        <w:tc>
+          <w:tcPr>
+            <w:tcW w:w="3131" w:type="dxa"/>
+            <w:tcBorders>
+              <w:top w:val="single" w:sz="1" w:space="0" w:color="CCCCCC"/>
+              <w:left w:val="single" w:sz="1" w:space="0" w:color="CCCCCC"/>
+              <w:bottom w:val="single" w:sz="1" w:space="0" w:color="CCCCCC"/>
+              <w:right w:val="single" w:sz="1" w:space="0" w:color="CCCCCC"/>
+            </w:tcBorders>
+            <w:shd w:val="clear" w:color="auto" w:fill="FFFFFF"/>
+            <w:tcMar>
+              <w:top w:w="80" w:type="dxa"/>
+              <w:left w:w="140" w:type="dxa"/>
+              <w:bottom w:w="80" w:type="dxa"/>
+              <w:right w:w="140" w:type="dxa"/>
+            </w:tcMar>
+          </w:tcPr>
+          <w:p>
+            <w:pPr>
+              <w:rPr>
+                <w:rFonts w:ascii="Aptos" w:hAnsi="Aptos"/>
+              </w:rPr>
+            </w:pPr>
+            <w:r>
+              <w:rPr>
+                <w:rFonts w:ascii="Aptos" w:hAnsi="Aptos"/>
+                <w:b/>
+                <w:bCs/>
+              </w:rPr>
+              <w:t>White #</w:t>
+            </w:r>
+            <w:r>
+              <w:rPr>
+                <w:rFonts w:ascii="Aptos" w:eastAsia="Arial" w:hAnsi="Aptos" w:cs="Arial"/>
+                <w:b/>
+                <w:bCs/>
+                <w:color w:val="1A1A1A"/>
+              </w:rPr>
+              <w:t>FFFFFF</w:t>
+            </w:r>
+          </w:p>
+        </w:tc>
+        <w:tc>
+          <w:tcPr>
+            <w:tcW w:w="4688" w:type="dxa"/>
+            <w:tcBorders>
+              <w:top w:val="single" w:sz="1" w:space="0" w:color="CCCCCC"/>
+              <w:left w:val="single" w:sz="1" w:space="0" w:color="CCCCCC"/>
+              <w:bottom w:val="single" w:sz="1" w:space="0" w:color="CCCCCC"/>
+              <w:right w:val="single" w:sz="1" w:space="0" w:color="CCCCCC"/>
+            </w:tcBorders>
+            <w:shd w:val="clear" w:color="auto" w:fill="FFFFFF"/>
+            <w:tcMar>
+              <w:top w:w="80" w:type="dxa"/>
+              <w:left w:w="140" w:type="dxa"/>
+              <w:bottom w:w="80" w:type="dxa"/>
+              <w:right w:w="140" w:type="dxa"/>
+            </w:tcMar>
+          </w:tcPr>
+          <w:p>
+            <w:pPr>
+              <w:rPr>
+                <w:rFonts w:ascii="Aptos" w:hAnsi="Aptos"/>
+              </w:rPr>
+            </w:pPr>
+            <w:r>
+              <w:rPr>
+                <w:rFonts w:ascii="Aptos" w:eastAsia="Arial" w:hAnsi="Aptos" w:cs="Arial"/>
+                <w:color w:val="1A1A1A"/>
+              </w:rPr>
+              <w:t>Page background, card backgrounds</w:t>
+            </w:r>
+          </w:p>
+        </w:tc>
+      </w:tr>
+      <w:tr>
+        <w:tblPrEx>
+          <w:tblCellMar>
+            <w:top w:w="0" w:type="dxa"/>
+            <w:bottom w:w="0" w:type="dxa"/>
+          </w:tblCellMar>
+        </w:tblPrEx>
+        <w:trPr>
+          <w:trHeight w:val="327"/>
+        </w:trPr>
+        <w:tc>
+          <w:tcPr>
+            <w:tcW w:w="1956" w:type="dxa"/>
+            <w:tcBorders>
+              <w:top w:val="single" w:sz="1" w:space="0" w:color="CCCCCC"/>
+              <w:left w:val="single" w:sz="1" w:space="0" w:color="CCCCCC"/>
+              <w:bottom w:val="single" w:sz="1" w:space="0" w:color="CCCCCC"/>
+              <w:right w:val="single" w:sz="1" w:space="0" w:color="CCCCCC"/>
+            </w:tcBorders>
+            <w:shd w:val="clear" w:color="auto" w:fill="1A1A1A"/>
+            <w:tcMar>
+              <w:top w:w="120" w:type="dxa"/>
+              <w:left w:w="140" w:type="dxa"/>
+              <w:bottom w:w="120" w:type="dxa"/>
+              <w:right w:w="140" w:type="dxa"/>
+            </w:tcMar>
+          </w:tcPr>
+          <w:p>
+            <w:r>
+              <w:rPr>
+                <w:rFonts w:ascii="Arial" w:eastAsia="Arial" w:hAnsi="Arial" w:cs="Arial"/>
+              </w:rPr>
+              <w:t xml:space="preserve"> </w:t>
+            </w:r>
+          </w:p>
+        </w:tc>
+        <w:tc>
+          <w:tcPr>
+            <w:tcW w:w="3131" w:type="dxa"/>
+            <w:tcBorders>
+              <w:top w:val="single" w:sz="1" w:space="0" w:color="CCCCCC"/>
+              <w:left w:val="single" w:sz="1" w:space="0" w:color="CCCCCC"/>
+              <w:bottom w:val="single" w:sz="1" w:space="0" w:color="CCCCCC"/>
+              <w:right w:val="single" w:sz="1" w:space="0" w:color="CCCCCC"/>
+            </w:tcBorders>
+            <w:shd w:val="clear" w:color="auto" w:fill="FFFFFF"/>
+            <w:tcMar>
+              <w:top w:w="80" w:type="dxa"/>
+              <w:left w:w="140" w:type="dxa"/>
+              <w:bottom w:w="80" w:type="dxa"/>
+              <w:right w:w="140" w:type="dxa"/>
+            </w:tcMar>
+          </w:tcPr>
+          <w:p>
+            <w:pPr>
+              <w:rPr>
+                <w:rFonts w:ascii="Aptos" w:hAnsi="Aptos"/>
+              </w:rPr>
+            </w:pPr>
+            <w:r>
+              <w:rPr>
+                <w:rFonts w:ascii="Aptos" w:eastAsia="Arial" w:hAnsi="Aptos" w:cs="Arial"/>
+                <w:b/>
+                <w:bCs/>
+                <w:color w:val="1A1A1A"/>
+              </w:rPr>
+              <w:t xml:space="preserve">Dark </w:t>
+            </w:r>
+            <w:r>
+              <w:rPr>
+                <w:rFonts w:ascii="Aptos" w:hAnsi="Aptos"/>
+                <w:b/>
+                <w:bCs/>
+              </w:rPr>
+              <w:t>Charcoal #</w:t>
+            </w:r>
+            <w:r>
+              <w:rPr>
+                <w:rFonts w:ascii="Aptos" w:eastAsia="Arial" w:hAnsi="Aptos" w:cs="Arial"/>
+                <w:b/>
+                <w:bCs/>
+                <w:color w:val="1A1A1A"/>
+              </w:rPr>
+              <w:t>1A1A1A</w:t>
+            </w:r>
+          </w:p>
+        </w:tc>
+        <w:tc>
+          <w:tcPr>
+            <w:tcW w:w="4688" w:type="dxa"/>
+            <w:tcBorders>
+              <w:top w:val="single" w:sz="1" w:space="0" w:color="CCCCCC"/>
+              <w:left w:val="single" w:sz="1" w:space="0" w:color="CCCCCC"/>
+              <w:bottom w:val="single" w:sz="1" w:space="0" w:color="CCCCCC"/>
+              <w:right w:val="single" w:sz="1" w:space="0" w:color="CCCCCC"/>
+            </w:tcBorders>
+            <w:shd w:val="clear" w:color="auto" w:fill="FFFFFF"/>
+            <w:tcMar>
+              <w:top w:w="80" w:type="dxa"/>
+              <w:left w:w="140" w:type="dxa"/>
+              <w:bottom w:w="80" w:type="dxa"/>
+              <w:right w:w="140" w:type="dxa"/>
+            </w:tcMar>
+          </w:tcPr>
+          <w:p>
+            <w:pPr>
+              <w:rPr>
+                <w:rFonts w:ascii="Aptos" w:hAnsi="Aptos"/>
+              </w:rPr>
+            </w:pPr>
+            <w:r>
+              <w:rPr>
+                <w:rFonts w:ascii="Aptos" w:eastAsia="Arial" w:hAnsi="Aptos" w:cs="Arial"/>
+                <w:color w:val="1A1A1A"/>
+              </w:rPr>
+              <w:t>Body text, paragraphs</w:t>
+            </w:r>
+          </w:p>
+        </w:tc>
+      </w:tr>
+      <w:tr>
+        <w:tblPrEx>
+          <w:tblCellMar>
+            <w:top w:w="0" w:type="dxa"/>
+            <w:bottom w:w="0" w:type="dxa"/>
+          </w:tblCellMar>
+        </w:tblPrEx>
+        <w:trPr>
+          <w:trHeight w:val="865"/>
+        </w:trPr>
+        <w:tc>
+          <w:tcPr>
+            <w:tcW w:w="1956" w:type="dxa"/>
+            <w:tcBorders>
+              <w:top w:val="single" w:sz="1" w:space="0" w:color="CCCCCC"/>
+              <w:left w:val="single" w:sz="1" w:space="0" w:color="CCCCCC"/>
+              <w:bottom w:val="single" w:sz="1" w:space="0" w:color="CCCCCC"/>
+              <w:right w:val="single" w:sz="1" w:space="0" w:color="CCCCCC"/>
+            </w:tcBorders>
+            <w:shd w:val="clear" w:color="auto" w:fill="777777"/>
+            <w:tcMar>
+              <w:top w:w="120" w:type="dxa"/>
+              <w:left w:w="140" w:type="dxa"/>
+              <w:bottom w:w="120" w:type="dxa"/>
+              <w:right w:w="140" w:type="dxa"/>
+            </w:tcMar>
+          </w:tcPr>
+          <w:p>
+            <w:r>
+              <w:rPr>
+                <w:rFonts w:ascii="Arial" w:eastAsia="Arial" w:hAnsi="Arial" w:cs="Arial"/>
+              </w:rPr>
+              <w:t xml:space="preserve"> </w:t>
+            </w:r>
+          </w:p>
+        </w:tc>
+        <w:tc>
+          <w:tcPr>
+            <w:tcW w:w="3131" w:type="dxa"/>
+            <w:tcBorders>
+              <w:top w:val="single" w:sz="1" w:space="0" w:color="CCCCCC"/>
+              <w:left w:val="single" w:sz="1" w:space="0" w:color="CCCCCC"/>
+              <w:bottom w:val="single" w:sz="1" w:space="0" w:color="CCCCCC"/>
+              <w:right w:val="single" w:sz="1" w:space="0" w:color="CCCCCC"/>
+            </w:tcBorders>
+            <w:shd w:val="clear" w:color="auto" w:fill="FFFFFF"/>
+            <w:tcMar>
+              <w:top w:w="80" w:type="dxa"/>
+              <w:left w:w="140" w:type="dxa"/>
+              <w:bottom w:w="80" w:type="dxa"/>
+              <w:right w:w="140" w:type="dxa"/>
+            </w:tcMar>
+          </w:tcPr>
+          <w:p>
+            <w:pPr>
+              <w:rPr>
+                <w:rFonts w:ascii="Aptos" w:hAnsi="Aptos"/>
+              </w:rPr>
+            </w:pPr>
+            <w:r>
+              <w:rPr>
+                <w:rFonts w:ascii="Aptos" w:eastAsia="Arial" w:hAnsi="Aptos" w:cs="Arial"/>
+                <w:b/>
+                <w:bCs/>
+                <w:color w:val="1A1A1A"/>
+              </w:rPr>
+              <w:t xml:space="preserve">Medium </w:t>
+            </w:r>
+            <w:r>
+              <w:rPr>
+                <w:rFonts w:ascii="Aptos" w:hAnsi="Aptos"/>
+                <w:b/>
+                <w:bCs/>
+              </w:rPr>
+              <w:t>Grey #</w:t>
+            </w:r>
+            <w:r>
+              <w:rPr>
+                <w:rFonts w:ascii="Aptos" w:eastAsia="Arial" w:hAnsi="Aptos" w:cs="Arial"/>
+                <w:b/>
+                <w:bCs/>
+                <w:color w:val="1A1A1A"/>
+              </w:rPr>
+              <w:t>777777</w:t>
+            </w:r>
+          </w:p>
+        </w:tc>
+        <w:tc>
+          <w:tcPr>
+            <w:tcW w:w="4688" w:type="dxa"/>
+            <w:tcBorders>
+              <w:top w:val="single" w:sz="1" w:space="0" w:color="CCCCCC"/>
+              <w:left w:val="single" w:sz="1" w:space="0" w:color="CCCCCC"/>
+              <w:bottom w:val="single" w:sz="1" w:space="0" w:color="CCCCCC"/>
+              <w:right w:val="single" w:sz="1" w:space="0" w:color="CCCCCC"/>
+            </w:tcBorders>
+            <w:shd w:val="clear" w:color="auto" w:fill="FFFFFF"/>
+            <w:tcMar>
+              <w:top w:w="80" w:type="dxa"/>
+              <w:left w:w="140" w:type="dxa"/>
+              <w:bottom w:w="80" w:type="dxa"/>
+              <w:right w:w="140" w:type="dxa"/>
+            </w:tcMar>
+          </w:tcPr>
+          <w:p>
+            <w:pPr>
+              <w:rPr>
+                <w:rFonts w:ascii="Aptos" w:hAnsi="Aptos"/>
+              </w:rPr>
+            </w:pPr>
+            <w:r>
+              <w:rPr>
+                <w:rFonts w:ascii="Aptos" w:eastAsia="Arial" w:hAnsi="Aptos" w:cs="Arial"/>
+                <w:color w:val="1A1A1A"/>
+              </w:rPr>
+              <w:t>Captions, secondary text, footers</w:t>
+            </w:r>
+          </w:p>
+        </w:tc>
+      </w:tr>
+      <w:tr>
+        <w:tblPrEx>
+          <w:tblCellMar>
+            <w:top w:w="0" w:type="dxa"/>
+            <w:bottom w:w="0" w:type="dxa"/>
+          </w:tblCellMar>
+        </w:tblPrEx>
+        <w:trPr>
+          <w:trHeight w:val="122"/>
+        </w:trPr>
+        <w:tc>
+          <w:tcPr>
+            <w:tcW w:w="1956" w:type="dxa"/>
+            <w:tcBorders>
+              <w:top w:val="single" w:sz="1" w:space="0" w:color="CCCCCC"/>
+              <w:left w:val="single" w:sz="1" w:space="0" w:color="CCCCCC"/>
+              <w:bottom w:val="single" w:sz="1" w:space="0" w:color="CCCCCC"/>
+              <w:right w:val="single" w:sz="1" w:space="0" w:color="CCCCCC"/>
+            </w:tcBorders>
+            <w:shd w:val="clear" w:color="auto" w:fill="F5F5F5"/>
+            <w:tcMar>
+              <w:top w:w="120" w:type="dxa"/>
+              <w:left w:w="140" w:type="dxa"/>
+              <w:bottom w:w="120" w:type="dxa"/>
+              <w:right w:w="140" w:type="dxa"/>
+            </w:tcMar>
+          </w:tcPr>
+          <w:p>
+            <w:r>
+              <w:rPr>
+                <w:rFonts w:ascii="Arial" w:eastAsia="Arial" w:hAnsi="Arial" w:cs="Arial"/>
+              </w:rPr>
+              <w:t xml:space="preserve"> </w:t>
+            </w:r>
+          </w:p>
+        </w:tc>
+        <w:tc>
+          <w:tcPr>
+            <w:tcW w:w="3131" w:type="dxa"/>
+            <w:tcBorders>
+              <w:top w:val="single" w:sz="1" w:space="0" w:color="CCCCCC"/>
+              <w:left w:val="single" w:sz="1" w:space="0" w:color="CCCCCC"/>
+              <w:bottom w:val="single" w:sz="1" w:space="0" w:color="CCCCCC"/>
+              <w:right w:val="single" w:sz="1" w:space="0" w:color="CCCCCC"/>
+            </w:tcBorders>
+            <w:shd w:val="clear" w:color="auto" w:fill="FFFFFF"/>
+            <w:tcMar>
+              <w:top w:w="80" w:type="dxa"/>
+              <w:left w:w="140" w:type="dxa"/>
+              <w:bottom w:w="80" w:type="dxa"/>
+              <w:right w:w="140" w:type="dxa"/>
+            </w:tcMar>
+          </w:tcPr>
+          <w:p>
+            <w:pPr>
+              <w:rPr>
+                <w:rFonts w:ascii="Aptos" w:hAnsi="Aptos"/>
+              </w:rPr>
+            </w:pPr>
+            <w:r>
+              <w:rPr>
+                <w:rFonts w:ascii="Aptos" w:eastAsia="Arial" w:hAnsi="Aptos" w:cs="Arial"/>
+                <w:b/>
+                <w:bCs/>
+                <w:color w:val="1A1A1A"/>
+              </w:rPr>
+              <w:t xml:space="preserve">Light </w:t>
+            </w:r>
+            <w:r>
+              <w:rPr>
+                <w:rFonts w:ascii="Aptos" w:hAnsi="Aptos"/>
+                <w:b/>
+                <w:bCs/>
+              </w:rPr>
+              <w:t>Grey #</w:t>
+            </w:r>
+            <w:r>
+              <w:rPr>
+                <w:rFonts w:ascii="Aptos" w:eastAsia="Arial" w:hAnsi="Aptos" w:cs="Arial"/>
+                <w:b/>
+                <w:bCs/>
+                <w:color w:val="1A1A1A"/>
+              </w:rPr>
+              <w:t>F5F5F5</w:t>
+            </w:r>
+          </w:p>
+        </w:tc>
+        <w:tc>
+          <w:tcPr>
+            <w:tcW w:w="4688" w:type="dxa"/>
+            <w:tcBorders>
+              <w:top w:val="single" w:sz="1" w:space="0" w:color="CCCCCC"/>
+              <w:left w:val="single" w:sz="1" w:space="0" w:color="CCCCCC"/>
+              <w:bottom w:val="single" w:sz="1" w:space="0" w:color="CCCCCC"/>
+              <w:right w:val="single" w:sz="1" w:space="0" w:color="CCCCCC"/>
+            </w:tcBorders>
+            <w:shd w:val="clear" w:color="auto" w:fill="FFFFFF"/>
+            <w:tcMar>
+              <w:top w:w="80" w:type="dxa"/>
+              <w:left w:w="140" w:type="dxa"/>
+              <w:bottom w:w="80" w:type="dxa"/>
+              <w:right w:w="140" w:type="dxa"/>
+            </w:tcMar>
+          </w:tcPr>
+          <w:p>
+            <w:pPr>
+              <w:rPr>
+                <w:rFonts w:ascii="Aptos" w:hAnsi="Aptos"/>
+              </w:rPr>
+            </w:pPr>
+            <w:r>
+              <w:rPr>
+                <w:rFonts w:ascii="Aptos" w:eastAsia="Arial" w:hAnsi="Aptos" w:cs="Arial"/>
+                <w:color w:val="1A1A1A"/>
+              </w:rPr>
+              <w:t>Input field backgrounds, dividers</w:t>
+            </w:r>
+          </w:p>
+        </w:tc>
+      </w:tr>
+    </w:tbl>
+    <w:p>
+      <w:pPr>
+        <w:rPr>
+          <w:rFonts w:ascii="Aptos" w:hAnsi="Aptos"/>
+        </w:rPr>
+      </w:pPr>
+      <w:r>
+        <w:rPr>
+          <w:rFonts w:ascii="Aptos" w:hAnsi="Aptos"/>
+        </w:rPr>
+        <w:t>(OpenAI, 2024)</w:t>
+      </w:r>
+    </w:p>
+    <w:p>
+      <w:pPr>
+        <w:pStyle w:val="Heading3"/>
+      </w:pPr>
+      <w:bookmarkStart w:id="11" w:name="_Toc230827111"/>
+      <w:r>
+        <w:t>T</w:t>
+      </w:r>
+      <w:r>
+        <w:t>ypography</w:t>
+      </w:r>
+      <w:bookmarkEnd w:id="11"/>
+    </w:p>
+    <w:p>
+      <w:pPr>
+        <w:rPr>
+          <w:rFonts w:ascii="Aptos" w:hAnsi="Aptos"/>
+        </w:rPr>
+      </w:pPr>
+      <w:r>
+        <w:rPr>
+          <w:rFonts w:ascii="Aptos" w:hAnsi="Aptos"/>
+        </w:rPr>
+        <w:t xml:space="preserve">Use Playfair Display for the hero display, page titles and large headings. For this typography, use 36px-52px </w:t>
+      </w:r>
+      <w:r>
+        <w:rPr>
+          <w:rFonts w:ascii="Aptos" w:hAnsi="Aptos"/>
+        </w:rPr>
+        <w:t>to</w:t>
+      </w:r>
+      <w:r>
+        <w:rPr>
+          <w:rFonts w:ascii="Aptos" w:hAnsi="Aptos"/>
+        </w:rPr>
+        <w:t xml:space="preserve"> give it a </w:t>
+      </w:r>
+      <w:r>
+        <w:rPr>
+          <w:rFonts w:ascii="Aptos" w:hAnsi="Aptos"/>
+        </w:rPr>
+        <w:t>stronger and more professional</w:t>
+      </w:r>
+      <w:r>
+        <w:rPr>
+          <w:rFonts w:ascii="Aptos" w:hAnsi="Aptos"/>
+        </w:rPr>
+        <w:t xml:space="preserve"> look.</w:t>
+      </w:r>
+    </w:p>
+    <w:p>
+      <w:pPr>
+        <w:rPr>
+          <w:rFonts w:ascii="Aptos" w:hAnsi="Aptos"/>
+        </w:rPr>
+      </w:pPr>
+      <w:r>
+        <w:rPr>
+          <w:rFonts w:ascii="Aptos" w:hAnsi="Aptos"/>
+        </w:rPr>
+        <w:t>Main font to use for body will be Lato (Regular and Bold). Use 14px-24px for body text, navigation links, buttons and image captions, because it's clean, modern and very readable.</w:t>
+      </w:r>
+    </w:p>
+    <w:p>
+      <w:pPr>
+        <w:rPr>
+          <w:rFonts w:ascii="Aptos" w:hAnsi="Aptos"/>
+        </w:rPr>
+      </w:pPr>
+      <w:r>
+        <w:rPr>
+          <w:rFonts w:ascii="Aptos" w:hAnsi="Aptos"/>
+        </w:rPr>
+        <w:t>Also use Lato Bold for subheadings and section titles. Use 18px-28px and apply on H2/H3 and service cards, sections of relevant content.</w:t>
+      </w:r>
+      <w:r>
+        <w:rPr>
+          <w:rFonts w:ascii="Aptos" w:hAnsi="Aptos"/>
+        </w:rPr>
+        <w:t xml:space="preserve"> </w:t>
+      </w:r>
+      <w:r>
+        <w:rPr>
+          <w:rFonts w:ascii="Aptos" w:hAnsi="Aptos"/>
+        </w:rPr>
+        <w:t>(OpenAI, 2024)</w:t>
+      </w:r>
+    </w:p>
+    <w:p>
+      <w:pPr>
+        <w:rPr>
+          <w:rFonts w:ascii="Aptos" w:hAnsi="Aptos"/>
+        </w:rPr>
+      </w:pPr>
+    </w:p>
+    <w:p>
+      <w:pPr>
+        <w:rPr>
+          <w:rFonts w:ascii="Aptos" w:hAnsi="Aptos"/>
+        </w:rPr>
+      </w:pPr>
+      <w:r>
+        <w:rPr>
+          <w:rFonts w:ascii="Aptos" w:hAnsi="Aptos"/>
+        </w:rPr>
+        <w:t>Wireframe</w:t>
+      </w:r>
+    </w:p>
+    <w:p>
+      <w:pPr>
+        <w:rPr>
+          <w:rFonts w:ascii="Aptos" w:hAnsi="Aptos"/>
+        </w:rPr>
+      </w:pPr>
+    </w:p>
+    <w:p>
+      <w:pPr>
+        <w:rPr>
+          <w:rFonts w:ascii="Aptos" w:hAnsi="Aptos"/>
+        </w:rPr>
+      </w:pPr>
+    </w:p>
+    <w:p>
+      <w:pPr>
+        <w:rPr>
+          <w:rFonts w:ascii="Aptos" w:hAnsi="Aptos"/>
+        </w:rPr>
+      </w:pPr>
+    </w:p>
+    <w:p>
+      <w:pPr>
         <w:pStyle w:val="Heading2"/>
       </w:pPr>
-      <w:bookmarkStart w:id="5" w:name="_Toc227414420"/>
-      <w:r>
+      <w:bookmarkStart w:id="12" w:name="_Toc230827112"/>
+      <w:r>
+        <w:lastRenderedPageBreak/>
         <w:t>5. Technical Requirements</w:t>
       </w:r>
-      <w:bookmarkEnd w:id="5"/>
-    </w:p>
-    <w:p>
-      <w:pPr>
-        <w:rPr>
-          <w:rFonts w:ascii="Aptos" w:hAnsi="Aptos"/>
-        </w:rPr>
-      </w:pPr>
-      <w:r>
-        <w:rPr>
-          <w:rFonts w:ascii="Aptos" w:hAnsi="Aptos"/>
-        </w:rPr>
-        <w:t>The website will be developed using HTML and CSS</w:t>
-      </w:r>
-      <w:r>
-        <w:rPr>
-          <w:rFonts w:ascii="Aptos" w:hAnsi="Aptos"/>
-        </w:rPr>
-        <w:t>,</w:t>
-      </w:r>
-      <w:r>
-        <w:rPr>
-          <w:rFonts w:ascii="Aptos" w:hAnsi="Aptos"/>
-        </w:rPr>
-        <w:t xml:space="preserve"> </w:t>
-      </w:r>
-      <w:r>
-        <w:rPr>
-          <w:rFonts w:ascii="Aptos" w:hAnsi="Aptos"/>
-        </w:rPr>
-        <w:t xml:space="preserve">Java script </w:t>
-      </w:r>
-      <w:r>
-        <w:rPr>
-          <w:rFonts w:ascii="Aptos" w:hAnsi="Aptos"/>
-        </w:rPr>
-        <w:t>in Visual Studio Code and hosted online using a domain and hosting service.</w:t>
-      </w:r>
+      <w:bookmarkEnd w:id="12"/>
+    </w:p>
+    <w:p>
+      <w:pPr>
+        <w:pStyle w:val="Heading3"/>
+      </w:pPr>
+      <w:bookmarkStart w:id="13" w:name="_Toc230827113"/>
+      <w:r>
+        <w:t>Infrastructure &amp; Hosting</w:t>
+      </w:r>
+      <w:bookmarkEnd w:id="13"/>
+    </w:p>
+    <w:p>
+      <w:pPr>
+        <w:spacing w:line="240" w:lineRule="auto"/>
+        <w:rPr>
+          <w:rFonts w:ascii="Aptos" w:hAnsi="Aptos"/>
+        </w:rPr>
+      </w:pPr>
+      <w:r>
+        <w:rPr>
+          <w:rFonts w:ascii="Aptos" w:hAnsi="Aptos"/>
+        </w:rPr>
+        <w:t>The website will be developed using:</w:t>
+      </w:r>
+    </w:p>
+    <w:p>
+      <w:pPr>
+        <w:pStyle w:val="ListParagraph"/>
+        <w:numPr>
+          <w:ilvl w:val="0"/>
+          <w:numId w:val="17"/>
+        </w:numPr>
+        <w:spacing w:line="240" w:lineRule="auto"/>
+        <w:rPr>
+          <w:rFonts w:ascii="Aptos" w:hAnsi="Aptos"/>
+        </w:rPr>
+      </w:pPr>
+      <w:r>
+        <w:rPr>
+          <w:rFonts w:ascii="Aptos" w:hAnsi="Aptos"/>
+        </w:rPr>
+        <w:t>HTML5</w:t>
+      </w:r>
+    </w:p>
+    <w:p>
+      <w:pPr>
+        <w:pStyle w:val="ListParagraph"/>
+        <w:numPr>
+          <w:ilvl w:val="0"/>
+          <w:numId w:val="17"/>
+        </w:numPr>
+        <w:spacing w:line="240" w:lineRule="auto"/>
+        <w:rPr>
+          <w:rFonts w:ascii="Aptos" w:hAnsi="Aptos"/>
+        </w:rPr>
+      </w:pPr>
+      <w:r>
+        <w:rPr>
+          <w:rFonts w:ascii="Aptos" w:hAnsi="Aptos"/>
+        </w:rPr>
+        <w:t>CSS3</w:t>
+      </w:r>
+    </w:p>
+    <w:p>
+      <w:pPr>
+        <w:pStyle w:val="ListParagraph"/>
+        <w:numPr>
+          <w:ilvl w:val="0"/>
+          <w:numId w:val="17"/>
+        </w:numPr>
+        <w:spacing w:line="240" w:lineRule="auto"/>
+        <w:rPr>
+          <w:rFonts w:ascii="Aptos" w:hAnsi="Aptos"/>
+        </w:rPr>
+      </w:pPr>
+      <w:r>
+        <w:rPr>
+          <w:rFonts w:ascii="Aptos" w:hAnsi="Aptos"/>
+        </w:rPr>
+        <w:t>JavaScript</w:t>
+      </w:r>
+    </w:p>
+    <w:p>
+      <w:pPr>
+        <w:pStyle w:val="ListParagraph"/>
+        <w:numPr>
+          <w:ilvl w:val="0"/>
+          <w:numId w:val="17"/>
+        </w:numPr>
+        <w:spacing w:line="240" w:lineRule="auto"/>
+        <w:rPr>
+          <w:rFonts w:ascii="Aptos" w:hAnsi="Aptos"/>
+        </w:rPr>
+      </w:pPr>
+      <w:r>
+        <w:rPr>
+          <w:rFonts w:ascii="Aptos" w:hAnsi="Aptos"/>
+        </w:rPr>
+        <w:t>Visual Studio Code</w:t>
+      </w:r>
+    </w:p>
+    <w:p>
+      <w:pPr>
+        <w:pStyle w:val="ListParagraph"/>
+        <w:numPr>
+          <w:ilvl w:val="0"/>
+          <w:numId w:val="17"/>
+        </w:numPr>
+        <w:spacing w:line="240" w:lineRule="auto"/>
+        <w:rPr>
+          <w:rFonts w:ascii="Aptos" w:hAnsi="Aptos"/>
+        </w:rPr>
+      </w:pPr>
+      <w:r>
+        <w:rPr>
+          <w:rFonts w:ascii="Aptos" w:hAnsi="Aptos"/>
+        </w:rPr>
+        <w:t>GitHub for version control</w:t>
+      </w:r>
+    </w:p>
+    <w:p>
+      <w:pPr>
+        <w:spacing w:line="240" w:lineRule="auto"/>
+        <w:rPr>
+          <w:rFonts w:ascii="Aptos" w:hAnsi="Aptos"/>
+        </w:rPr>
+      </w:pPr>
+      <w:r>
+        <w:rPr>
+          <w:rFonts w:ascii="Aptos" w:hAnsi="Aptos"/>
+        </w:rPr>
+        <w:t>The website will be hosted using a domain and web hosting provider.</w:t>
+      </w:r>
+    </w:p>
+    <w:p>
+      <w:pPr>
+        <w:pStyle w:val="Heading3"/>
+      </w:pPr>
+      <w:bookmarkStart w:id="14" w:name="_Toc230827114"/>
+      <w:r>
+        <w:t>Hosting Requirements:</w:t>
+      </w:r>
+      <w:bookmarkEnd w:id="14"/>
+    </w:p>
+    <w:p>
+      <w:pPr>
+        <w:pStyle w:val="ListParagraph"/>
+        <w:numPr>
+          <w:ilvl w:val="0"/>
+          <w:numId w:val="18"/>
+        </w:numPr>
+        <w:spacing w:line="240" w:lineRule="auto"/>
+        <w:rPr>
+          <w:rFonts w:ascii="Aptos" w:hAnsi="Aptos"/>
+        </w:rPr>
+      </w:pPr>
+      <w:r>
+        <w:rPr>
+          <w:rFonts w:ascii="Aptos" w:hAnsi="Aptos"/>
+        </w:rPr>
+        <w:t>Reliable uptime</w:t>
+      </w:r>
+    </w:p>
+    <w:p>
+      <w:pPr>
+        <w:pStyle w:val="ListParagraph"/>
+        <w:numPr>
+          <w:ilvl w:val="0"/>
+          <w:numId w:val="18"/>
+        </w:numPr>
+        <w:spacing w:line="240" w:lineRule="auto"/>
+        <w:rPr>
+          <w:rFonts w:ascii="Aptos" w:hAnsi="Aptos"/>
+        </w:rPr>
+      </w:pPr>
+      <w:r>
+        <w:rPr>
+          <w:rFonts w:ascii="Aptos" w:hAnsi="Aptos"/>
+        </w:rPr>
+        <w:t>Sufficient storage space</w:t>
+      </w:r>
+    </w:p>
+    <w:p>
+      <w:pPr>
+        <w:pStyle w:val="ListParagraph"/>
+        <w:numPr>
+          <w:ilvl w:val="0"/>
+          <w:numId w:val="18"/>
+        </w:numPr>
+        <w:spacing w:line="240" w:lineRule="auto"/>
+        <w:rPr>
+          <w:rFonts w:ascii="Aptos" w:hAnsi="Aptos"/>
+        </w:rPr>
+      </w:pPr>
+      <w:r>
+        <w:rPr>
+          <w:rFonts w:ascii="Aptos" w:hAnsi="Aptos"/>
+        </w:rPr>
+        <w:t>Secure HTTPS connection</w:t>
+      </w:r>
+    </w:p>
+    <w:p>
+      <w:pPr>
+        <w:pStyle w:val="ListParagraph"/>
+        <w:numPr>
+          <w:ilvl w:val="0"/>
+          <w:numId w:val="18"/>
+        </w:numPr>
+        <w:spacing w:line="240" w:lineRule="auto"/>
+        <w:rPr>
+          <w:rFonts w:ascii="Aptos" w:hAnsi="Aptos"/>
+        </w:rPr>
+      </w:pPr>
+      <w:r>
+        <w:rPr>
+          <w:rFonts w:ascii="Aptos" w:hAnsi="Aptos"/>
+        </w:rPr>
+        <w:t>Domain registration</w:t>
+      </w:r>
+    </w:p>
+    <w:p>
+      <w:pPr>
+        <w:pStyle w:val="ListParagraph"/>
+        <w:numPr>
+          <w:ilvl w:val="0"/>
+          <w:numId w:val="18"/>
+        </w:numPr>
+        <w:spacing w:line="240" w:lineRule="auto"/>
+        <w:rPr>
+          <w:rFonts w:ascii="Aptos" w:hAnsi="Aptos"/>
+        </w:rPr>
+      </w:pPr>
+      <w:r>
+        <w:rPr>
+          <w:rFonts w:ascii="Aptos" w:hAnsi="Aptos"/>
+        </w:rPr>
+        <w:t>Backup support</w:t>
+      </w:r>
+    </w:p>
+    <w:p>
+      <w:pPr>
+        <w:spacing w:line="240" w:lineRule="auto"/>
+        <w:rPr>
+          <w:rFonts w:ascii="Aptos" w:hAnsi="Aptos"/>
+        </w:rPr>
+      </w:pPr>
+    </w:p>
+    <w:p>
+      <w:pPr>
+        <w:pStyle w:val="Heading3"/>
+      </w:pPr>
+      <w:bookmarkStart w:id="15" w:name="_Toc230827115"/>
+      <w:r>
+        <w:t>Performance &amp; Accessibility</w:t>
+      </w:r>
+      <w:bookmarkEnd w:id="15"/>
+    </w:p>
+    <w:p>
+      <w:pPr>
+        <w:spacing w:line="240" w:lineRule="auto"/>
+        <w:rPr>
+          <w:rFonts w:ascii="Aptos" w:hAnsi="Aptos"/>
+          <w:b/>
+          <w:bCs/>
+        </w:rPr>
+      </w:pPr>
+      <w:r>
+        <w:rPr>
+          <w:rFonts w:ascii="Aptos" w:hAnsi="Aptos"/>
+          <w:b/>
+          <w:bCs/>
+        </w:rPr>
+        <w:t>The website will be optimised for performance and accessibility by:</w:t>
+      </w:r>
+    </w:p>
+    <w:p>
+      <w:pPr>
+        <w:pStyle w:val="ListParagraph"/>
+        <w:numPr>
+          <w:ilvl w:val="0"/>
+          <w:numId w:val="19"/>
+        </w:numPr>
+        <w:spacing w:line="240" w:lineRule="auto"/>
+        <w:rPr>
+          <w:rFonts w:ascii="Aptos" w:hAnsi="Aptos"/>
+        </w:rPr>
+      </w:pPr>
+      <w:r>
+        <w:rPr>
+          <w:rFonts w:ascii="Aptos" w:hAnsi="Aptos"/>
+        </w:rPr>
+        <w:t>Compressing images for faster loading</w:t>
+      </w:r>
+    </w:p>
+    <w:p>
+      <w:pPr>
+        <w:pStyle w:val="ListParagraph"/>
+        <w:numPr>
+          <w:ilvl w:val="0"/>
+          <w:numId w:val="19"/>
+        </w:numPr>
+        <w:spacing w:line="240" w:lineRule="auto"/>
+        <w:rPr>
+          <w:rFonts w:ascii="Aptos" w:hAnsi="Aptos"/>
+        </w:rPr>
+      </w:pPr>
+      <w:r>
+        <w:rPr>
+          <w:rFonts w:ascii="Aptos" w:hAnsi="Aptos"/>
+        </w:rPr>
+        <w:t>Using responsive design for mobile devices</w:t>
+      </w:r>
+    </w:p>
+    <w:p>
+      <w:pPr>
+        <w:pStyle w:val="ListParagraph"/>
+        <w:numPr>
+          <w:ilvl w:val="0"/>
+          <w:numId w:val="19"/>
+        </w:numPr>
+        <w:spacing w:line="240" w:lineRule="auto"/>
+        <w:rPr>
+          <w:rFonts w:ascii="Aptos" w:hAnsi="Aptos"/>
+        </w:rPr>
+      </w:pPr>
+      <w:r>
+        <w:rPr>
+          <w:rFonts w:ascii="Aptos" w:hAnsi="Aptos"/>
+        </w:rPr>
+        <w:t>Using readable font sizes</w:t>
+      </w:r>
+    </w:p>
+    <w:p>
+      <w:pPr>
+        <w:pStyle w:val="ListParagraph"/>
+        <w:numPr>
+          <w:ilvl w:val="0"/>
+          <w:numId w:val="19"/>
+        </w:numPr>
+        <w:spacing w:line="240" w:lineRule="auto"/>
+        <w:rPr>
+          <w:rFonts w:ascii="Aptos" w:hAnsi="Aptos"/>
+        </w:rPr>
+      </w:pPr>
+      <w:r>
+        <w:rPr>
+          <w:rFonts w:ascii="Aptos" w:hAnsi="Aptos"/>
+        </w:rPr>
+        <w:t>Including alternative text for images</w:t>
+      </w:r>
+    </w:p>
+    <w:p>
+      <w:pPr>
+        <w:pStyle w:val="ListParagraph"/>
+        <w:numPr>
+          <w:ilvl w:val="0"/>
+          <w:numId w:val="19"/>
+        </w:numPr>
+        <w:spacing w:line="240" w:lineRule="auto"/>
+        <w:rPr>
+          <w:rFonts w:ascii="Aptos" w:hAnsi="Aptos"/>
+        </w:rPr>
+      </w:pPr>
+      <w:r>
+        <w:rPr>
+          <w:rFonts w:ascii="Aptos" w:hAnsi="Aptos"/>
+        </w:rPr>
+        <w:t>Creating keyboard-friendly navigation</w:t>
+      </w:r>
+    </w:p>
+    <w:p>
+      <w:pPr>
+        <w:pStyle w:val="ListParagraph"/>
+        <w:numPr>
+          <w:ilvl w:val="0"/>
+          <w:numId w:val="19"/>
+        </w:numPr>
+        <w:spacing w:line="240" w:lineRule="auto"/>
+        <w:rPr>
+          <w:rFonts w:ascii="Aptos" w:hAnsi="Aptos"/>
+        </w:rPr>
+      </w:pPr>
+      <w:r>
+        <w:rPr>
+          <w:rFonts w:ascii="Aptos" w:hAnsi="Aptos"/>
+        </w:rPr>
+        <w:t>Maintaining consistent spacing and layouts</w:t>
+      </w:r>
+    </w:p>
+    <w:p>
+      <w:pPr>
+        <w:spacing w:line="240" w:lineRule="auto"/>
+        <w:rPr>
+          <w:rFonts w:ascii="Aptos" w:hAnsi="Aptos"/>
+        </w:rPr>
+      </w:pPr>
+      <w:r>
+        <w:rPr>
+          <w:rFonts w:ascii="Aptos" w:hAnsi="Aptos"/>
+        </w:rPr>
+        <w:t>(W3C, 2023)</w:t>
+      </w:r>
+    </w:p>
+    <w:p>
+      <w:pPr>
+        <w:pStyle w:val="Heading3"/>
+      </w:pPr>
+      <w:bookmarkStart w:id="16" w:name="_Toc230827116"/>
+      <w:r>
+        <w:t>Security &amp; Compliance</w:t>
+      </w:r>
+      <w:bookmarkEnd w:id="16"/>
+    </w:p>
+    <w:p>
+      <w:pPr>
+        <w:pStyle w:val="ListParagraph"/>
+        <w:numPr>
+          <w:ilvl w:val="0"/>
+          <w:numId w:val="20"/>
+        </w:numPr>
+        <w:spacing w:line="240" w:lineRule="auto"/>
+        <w:rPr>
+          <w:rFonts w:ascii="Aptos" w:hAnsi="Aptos"/>
+        </w:rPr>
+      </w:pPr>
+      <w:r>
+        <w:rPr>
+          <w:rFonts w:ascii="Aptos" w:hAnsi="Aptos"/>
+        </w:rPr>
+        <w:t>The website will follow basic security practices such as:</w:t>
+      </w:r>
+    </w:p>
+    <w:p>
+      <w:pPr>
+        <w:pStyle w:val="ListParagraph"/>
+        <w:numPr>
+          <w:ilvl w:val="0"/>
+          <w:numId w:val="20"/>
+        </w:numPr>
+        <w:spacing w:line="240" w:lineRule="auto"/>
+        <w:rPr>
+          <w:rFonts w:ascii="Aptos" w:hAnsi="Aptos"/>
+        </w:rPr>
+      </w:pPr>
+      <w:r>
+        <w:rPr>
+          <w:rFonts w:ascii="Aptos" w:hAnsi="Aptos"/>
+        </w:rPr>
+        <w:t>Secure contact forms</w:t>
+      </w:r>
+    </w:p>
+    <w:p>
+      <w:pPr>
+        <w:pStyle w:val="ListParagraph"/>
+        <w:numPr>
+          <w:ilvl w:val="0"/>
+          <w:numId w:val="20"/>
+        </w:numPr>
+        <w:spacing w:line="240" w:lineRule="auto"/>
+        <w:rPr>
+          <w:rFonts w:ascii="Aptos" w:hAnsi="Aptos"/>
+        </w:rPr>
+      </w:pPr>
+      <w:r>
+        <w:rPr>
+          <w:rFonts w:ascii="Aptos" w:hAnsi="Aptos"/>
+        </w:rPr>
+        <w:t>HTTPS encryption</w:t>
+      </w:r>
+    </w:p>
+    <w:p>
+      <w:pPr>
+        <w:pStyle w:val="ListParagraph"/>
+        <w:numPr>
+          <w:ilvl w:val="0"/>
+          <w:numId w:val="20"/>
+        </w:numPr>
+        <w:spacing w:line="240" w:lineRule="auto"/>
+        <w:rPr>
+          <w:rFonts w:ascii="Aptos" w:hAnsi="Aptos"/>
+        </w:rPr>
+      </w:pPr>
+      <w:r>
+        <w:rPr>
+          <w:rFonts w:ascii="Aptos" w:hAnsi="Aptos"/>
+        </w:rPr>
+        <w:t>Spam protection on forms</w:t>
+      </w:r>
+    </w:p>
+    <w:p>
+      <w:pPr>
+        <w:pStyle w:val="ListParagraph"/>
+        <w:numPr>
+          <w:ilvl w:val="0"/>
+          <w:numId w:val="20"/>
+        </w:numPr>
+        <w:spacing w:line="240" w:lineRule="auto"/>
+        <w:rPr>
+          <w:rFonts w:ascii="Aptos" w:hAnsi="Aptos"/>
+        </w:rPr>
+      </w:pPr>
+      <w:r>
+        <w:rPr>
+          <w:rFonts w:ascii="Aptos" w:hAnsi="Aptos"/>
+        </w:rPr>
+        <w:t>Protection of customer information</w:t>
+      </w:r>
+    </w:p>
+    <w:p>
+      <w:pPr>
+        <w:pStyle w:val="ListParagraph"/>
+        <w:numPr>
+          <w:ilvl w:val="0"/>
+          <w:numId w:val="20"/>
+        </w:numPr>
+        <w:spacing w:line="240" w:lineRule="auto"/>
+        <w:rPr>
+          <w:rFonts w:ascii="Aptos" w:hAnsi="Aptos"/>
+        </w:rPr>
+      </w:pPr>
+      <w:r>
+        <w:rPr>
+          <w:rFonts w:ascii="Aptos" w:hAnsi="Aptos"/>
+        </w:rPr>
+        <w:t>Compliance with POPIA regulations in South Africa</w:t>
+      </w:r>
+    </w:p>
+    <w:p>
+      <w:pPr>
+        <w:spacing w:line="240" w:lineRule="auto"/>
+        <w:rPr>
+          <w:rFonts w:ascii="Aptos" w:hAnsi="Aptos"/>
+        </w:rPr>
+      </w:pPr>
+      <w:r>
+        <w:rPr>
+          <w:rFonts w:ascii="Aptos" w:hAnsi="Aptos"/>
+        </w:rPr>
+        <w:t>(Da Veiga et al., 2024)</w:t>
+      </w:r>
+    </w:p>
+    <w:p>
+      <w:pPr>
+        <w:rPr>
+          <w:rFonts w:ascii="Aptos" w:hAnsi="Aptos"/>
+        </w:rPr>
+      </w:pPr>
+    </w:p>
+    <w:p>
+      <w:pPr>
+        <w:rPr>
+          <w:rFonts w:ascii="Aptos" w:hAnsi="Aptos"/>
+        </w:rPr>
+      </w:pPr>
+    </w:p>
+    <w:p>
+      <w:pPr>
+        <w:spacing w:line="240" w:lineRule="auto"/>
+        <w:rPr>
+          <w:rFonts w:ascii="Aptos" w:hAnsi="Aptos"/>
+        </w:rPr>
+      </w:pPr>
+    </w:p>
+    <w:p>
+      <w:pPr>
+        <w:pStyle w:val="Heading3"/>
+      </w:pPr>
+      <w:bookmarkStart w:id="17" w:name="_Toc230827117"/>
+      <w:r>
+        <w:lastRenderedPageBreak/>
+        <w:t>Functional Integrations</w:t>
+      </w:r>
+      <w:bookmarkEnd w:id="17"/>
+    </w:p>
+    <w:p>
+      <w:pPr>
+        <w:spacing w:line="240" w:lineRule="auto"/>
+        <w:rPr>
+          <w:rFonts w:ascii="Aptos" w:hAnsi="Aptos"/>
+          <w:b/>
+          <w:bCs/>
+        </w:rPr>
+      </w:pPr>
+      <w:r>
+        <w:rPr>
+          <w:rFonts w:ascii="Aptos" w:hAnsi="Aptos"/>
+          <w:b/>
+          <w:bCs/>
+        </w:rPr>
+        <w:t>The website may include:</w:t>
+      </w:r>
+    </w:p>
+    <w:p>
+      <w:pPr>
+        <w:pStyle w:val="ListParagraph"/>
+        <w:numPr>
+          <w:ilvl w:val="0"/>
+          <w:numId w:val="21"/>
+        </w:numPr>
+        <w:spacing w:line="240" w:lineRule="auto"/>
+        <w:rPr>
+          <w:rFonts w:ascii="Aptos" w:hAnsi="Aptos"/>
+        </w:rPr>
+      </w:pPr>
+      <w:r>
+        <w:rPr>
+          <w:rFonts w:ascii="Aptos" w:hAnsi="Aptos"/>
+        </w:rPr>
+        <w:t>Google Maps integration</w:t>
+      </w:r>
+    </w:p>
+    <w:p>
+      <w:pPr>
+        <w:pStyle w:val="ListParagraph"/>
+        <w:numPr>
+          <w:ilvl w:val="0"/>
+          <w:numId w:val="21"/>
+        </w:numPr>
+        <w:spacing w:line="240" w:lineRule="auto"/>
+        <w:rPr>
+          <w:rFonts w:ascii="Aptos" w:hAnsi="Aptos"/>
+        </w:rPr>
+      </w:pPr>
+      <w:r>
+        <w:rPr>
+          <w:rFonts w:ascii="Aptos" w:hAnsi="Aptos"/>
+        </w:rPr>
+        <w:t>Email contact forms</w:t>
+      </w:r>
+    </w:p>
+    <w:p>
+      <w:pPr>
+        <w:pStyle w:val="ListParagraph"/>
+        <w:numPr>
+          <w:ilvl w:val="0"/>
+          <w:numId w:val="21"/>
+        </w:numPr>
+        <w:spacing w:line="240" w:lineRule="auto"/>
+        <w:rPr>
+          <w:rFonts w:ascii="Aptos" w:hAnsi="Aptos"/>
+        </w:rPr>
+      </w:pPr>
+      <w:r>
+        <w:rPr>
+          <w:rFonts w:ascii="Aptos" w:hAnsi="Aptos"/>
+        </w:rPr>
+        <w:t>Social media links</w:t>
+      </w:r>
+    </w:p>
+    <w:p>
+      <w:pPr>
+        <w:pStyle w:val="ListParagraph"/>
+        <w:numPr>
+          <w:ilvl w:val="0"/>
+          <w:numId w:val="21"/>
+        </w:numPr>
+        <w:spacing w:line="240" w:lineRule="auto"/>
+        <w:rPr>
+          <w:rFonts w:ascii="Aptos" w:hAnsi="Aptos"/>
+        </w:rPr>
+      </w:pPr>
+      <w:r>
+        <w:rPr>
+          <w:rFonts w:ascii="Aptos" w:hAnsi="Aptos"/>
+        </w:rPr>
+        <w:t>WhatsApp contact button</w:t>
+      </w:r>
+    </w:p>
+    <w:p>
+      <w:pPr>
+        <w:pStyle w:val="ListParagraph"/>
+        <w:numPr>
+          <w:ilvl w:val="0"/>
+          <w:numId w:val="21"/>
+        </w:numPr>
+        <w:spacing w:line="240" w:lineRule="auto"/>
+        <w:rPr>
+          <w:rFonts w:ascii="Aptos" w:hAnsi="Aptos"/>
+        </w:rPr>
+      </w:pPr>
+      <w:r>
+        <w:rPr>
+          <w:rFonts w:ascii="Aptos" w:hAnsi="Aptos"/>
+        </w:rPr>
+        <w:t>Future online booking integration</w:t>
+      </w:r>
+    </w:p>
+    <w:p>
+      <w:pPr>
+        <w:spacing w:line="240" w:lineRule="auto"/>
+        <w:rPr>
+          <w:rFonts w:ascii="Aptos" w:hAnsi="Aptos"/>
+        </w:rPr>
+      </w:pPr>
+    </w:p>
+    <w:p>
+      <w:pPr>
+        <w:pStyle w:val="Heading3"/>
+      </w:pPr>
+      <w:bookmarkStart w:id="18" w:name="_Toc230827118"/>
+      <w:r>
+        <w:t>Ongoing Maintenance</w:t>
+      </w:r>
+      <w:bookmarkEnd w:id="18"/>
+    </w:p>
+    <w:p>
+      <w:pPr>
+        <w:pStyle w:val="ListParagraph"/>
+        <w:numPr>
+          <w:ilvl w:val="0"/>
+          <w:numId w:val="22"/>
+        </w:numPr>
+        <w:spacing w:line="240" w:lineRule="auto"/>
+        <w:rPr>
+          <w:rFonts w:ascii="Aptos" w:hAnsi="Aptos"/>
+        </w:rPr>
+      </w:pPr>
+      <w:r>
+        <w:rPr>
+          <w:rFonts w:ascii="Aptos" w:hAnsi="Aptos"/>
+        </w:rPr>
+        <w:t>Regular maintenance activities will include:</w:t>
+      </w:r>
+    </w:p>
+    <w:p>
+      <w:pPr>
+        <w:pStyle w:val="ListParagraph"/>
+        <w:numPr>
+          <w:ilvl w:val="0"/>
+          <w:numId w:val="22"/>
+        </w:numPr>
+        <w:spacing w:line="240" w:lineRule="auto"/>
+        <w:rPr>
+          <w:rFonts w:ascii="Aptos" w:hAnsi="Aptos"/>
+        </w:rPr>
+      </w:pPr>
+      <w:r>
+        <w:rPr>
+          <w:rFonts w:ascii="Aptos" w:hAnsi="Aptos"/>
+        </w:rPr>
+        <w:t>Updating content and pricing</w:t>
+      </w:r>
+    </w:p>
+    <w:p>
+      <w:pPr>
+        <w:pStyle w:val="ListParagraph"/>
+        <w:numPr>
+          <w:ilvl w:val="0"/>
+          <w:numId w:val="22"/>
+        </w:numPr>
+        <w:spacing w:line="240" w:lineRule="auto"/>
+        <w:rPr>
+          <w:rFonts w:ascii="Aptos" w:hAnsi="Aptos"/>
+        </w:rPr>
+      </w:pPr>
+      <w:r>
+        <w:rPr>
+          <w:rFonts w:ascii="Aptos" w:hAnsi="Aptos"/>
+        </w:rPr>
+        <w:t>Fixing broken links</w:t>
+      </w:r>
+    </w:p>
+    <w:p>
+      <w:pPr>
+        <w:pStyle w:val="ListParagraph"/>
+        <w:numPr>
+          <w:ilvl w:val="0"/>
+          <w:numId w:val="22"/>
+        </w:numPr>
+        <w:spacing w:line="240" w:lineRule="auto"/>
+        <w:rPr>
+          <w:rFonts w:ascii="Aptos" w:hAnsi="Aptos"/>
+        </w:rPr>
+      </w:pPr>
+      <w:r>
+        <w:rPr>
+          <w:rFonts w:ascii="Aptos" w:hAnsi="Aptos"/>
+        </w:rPr>
+        <w:t>Improving website speed</w:t>
+      </w:r>
+    </w:p>
+    <w:p>
+      <w:pPr>
+        <w:pStyle w:val="ListParagraph"/>
+        <w:numPr>
+          <w:ilvl w:val="0"/>
+          <w:numId w:val="22"/>
+        </w:numPr>
+        <w:spacing w:line="240" w:lineRule="auto"/>
+        <w:rPr>
+          <w:rFonts w:ascii="Aptos" w:hAnsi="Aptos"/>
+        </w:rPr>
+      </w:pPr>
+      <w:r>
+        <w:rPr>
+          <w:rFonts w:ascii="Aptos" w:hAnsi="Aptos"/>
+        </w:rPr>
+        <w:t>Performing security checks</w:t>
+      </w:r>
+    </w:p>
+    <w:p>
+      <w:pPr>
+        <w:pStyle w:val="ListParagraph"/>
+        <w:numPr>
+          <w:ilvl w:val="0"/>
+          <w:numId w:val="22"/>
+        </w:numPr>
+        <w:spacing w:line="240" w:lineRule="auto"/>
+        <w:rPr>
+          <w:rFonts w:ascii="Aptos" w:hAnsi="Aptos"/>
+        </w:rPr>
+      </w:pPr>
+      <w:r>
+        <w:rPr>
+          <w:rFonts w:ascii="Aptos" w:hAnsi="Aptos"/>
+        </w:rPr>
+        <w:t>Updating images and service information</w:t>
+      </w:r>
+    </w:p>
+    <w:p>
+      <w:pPr>
+        <w:pStyle w:val="ListParagraph"/>
+        <w:numPr>
+          <w:ilvl w:val="0"/>
+          <w:numId w:val="22"/>
+        </w:numPr>
+        <w:spacing w:line="240" w:lineRule="auto"/>
+        <w:rPr>
+          <w:rFonts w:ascii="Aptos" w:hAnsi="Aptos"/>
+        </w:rPr>
+      </w:pPr>
+      <w:r>
+        <w:rPr>
+          <w:rFonts w:ascii="Aptos" w:hAnsi="Aptos"/>
+        </w:rPr>
+        <w:t>Monitoring customer feedback</w:t>
+      </w:r>
+    </w:p>
+    <w:p>
+      <w:pPr>
+        <w:pStyle w:val="ListParagraph"/>
+        <w:rPr>
+          <w:rFonts w:ascii="Aptos" w:hAnsi="Aptos"/>
+        </w:rPr>
+      </w:pPr>
     </w:p>
     <w:p>
       <w:pPr>
@@ -1311,20 +5935,22 @@
       <w:pPr>
         <w:pStyle w:val="Heading2"/>
       </w:pPr>
-      <w:bookmarkStart w:id="6" w:name="_Toc227414421"/>
+      <w:bookmarkStart w:id="19" w:name="_Toc230827119"/>
       <w:r>
         <w:lastRenderedPageBreak/>
         <w:t>6. Timeline and Budget</w:t>
       </w:r>
-      <w:bookmarkEnd w:id="6"/>
+      <w:bookmarkEnd w:id="19"/>
     </w:p>
     <w:p>
       <w:pPr>
         <w:pStyle w:val="Heading2"/>
       </w:pPr>
+      <w:bookmarkStart w:id="20" w:name="_Toc230827120"/>
       <w:r>
         <w:t>Timeline</w:t>
       </w:r>
+      <w:bookmarkEnd w:id="20"/>
     </w:p>
     <w:tbl>
       <w:tblPr>
@@ -2428,9 +7054,11 @@
           <w:u w:val="words"/>
         </w:rPr>
       </w:pPr>
+      <w:bookmarkStart w:id="21" w:name="_Toc230827121"/>
       <w:r>
         <w:t>Budget</w:t>
       </w:r>
+      <w:bookmarkEnd w:id="21"/>
     </w:p>
     <w:tbl>
       <w:tblPr>
@@ -3084,39 +7712,388 @@
       <w:pPr>
         <w:pStyle w:val="Heading2"/>
       </w:pPr>
-      <w:bookmarkStart w:id="7" w:name="_Toc227414422"/>
+      <w:bookmarkStart w:id="22" w:name="_Toc230827122"/>
       <w:r>
         <w:lastRenderedPageBreak/>
         <w:t>7. References:</w:t>
       </w:r>
-      <w:bookmarkEnd w:id="7"/>
-    </w:p>
-    <w:p>
-      <w:pPr>
-        <w:rPr>
-          <w:rFonts w:ascii="Aptos" w:hAnsi="Aptos"/>
-        </w:rPr>
-      </w:pPr>
-      <w:r>
-        <w:rPr>
-          <w:rFonts w:ascii="Aptos" w:hAnsi="Aptos"/>
-        </w:rPr>
-        <w:t>Charles, I. (2023). Business Plan: Charles Greenway. Unpublished internal document.</w:t>
-      </w:r>
-    </w:p>
-    <w:p>
-      <w:pPr>
-        <w:rPr>
-          <w:rFonts w:ascii="Aptos" w:hAnsi="Aptos"/>
-        </w:rPr>
-      </w:pPr>
-      <w:r>
-        <w:rPr>
-          <w:rFonts w:ascii="Aptos" w:hAnsi="Aptos"/>
-        </w:rPr>
-        <w:t xml:space="preserve">Royal Horticultural Society (2024) Garden maintenance. Available at: </w:t>
+      <w:bookmarkEnd w:id="22"/>
+    </w:p>
+    <w:p>
+      <w:pPr>
+        <w:rPr>
+          <w:rFonts w:ascii="Aptos" w:hAnsi="Aptos"/>
+        </w:rPr>
+      </w:pPr>
+      <w:r>
+        <w:rPr>
+          <w:rFonts w:ascii="Aptos" w:hAnsi="Aptos"/>
+          <w:b/>
+          <w:bCs/>
+        </w:rPr>
+        <w:t>Charles, I. (2023).</w:t>
+      </w:r>
+      <w:r>
+        <w:rPr>
+          <w:rFonts w:ascii="Aptos" w:hAnsi="Aptos"/>
+        </w:rPr>
+        <w:t xml:space="preserve"> Business Plan: Charles Greenway. Unpublished internal document.</w:t>
+      </w:r>
+    </w:p>
+    <w:p>
+      <w:pPr>
+        <w:rPr>
+          <w:rFonts w:ascii="Aptos" w:hAnsi="Aptos"/>
+        </w:rPr>
+      </w:pPr>
+      <w:r>
+        <w:rPr>
+          <w:rFonts w:ascii="Aptos" w:hAnsi="Aptos"/>
+          <w:b/>
+          <w:bCs/>
+        </w:rPr>
+        <w:t>Da Veiga, A., Abdullah, H., Eybers, S., Ochola, E., Mujinga, M. and Mwim, E. (2024)</w:t>
+      </w:r>
+      <w:r>
+        <w:rPr>
+          <w:rFonts w:ascii="Aptos" w:hAnsi="Aptos"/>
+        </w:rPr>
+        <w:t xml:space="preserve"> 'Evaluating data privacy compliance of South African e-commerce websites against POPIA', </w:t>
+      </w:r>
+      <w:r>
+        <w:rPr>
+          <w:rFonts w:ascii="Aptos" w:hAnsi="Aptos"/>
+          <w:i/>
+          <w:iCs/>
+        </w:rPr>
+        <w:t>Journal of Information Systems and Informatics</w:t>
+      </w:r>
+      <w:r>
+        <w:rPr>
+          <w:rFonts w:ascii="Aptos" w:hAnsi="Aptos"/>
+        </w:rPr>
+        <w:t xml:space="preserve">, 6(4), pp. 2693–2732. Available at: </w:t>
       </w:r>
       <w:hyperlink r:id="rId9" w:history="1">
+        <w:r>
+          <w:rPr>
+            <w:rStyle w:val="Hyperlink"/>
+            <w:rFonts w:ascii="Aptos" w:hAnsi="Aptos"/>
+          </w:rPr>
+          <w:t>https://doi.org/10.51519/journalisi.v6i4.917</w:t>
+        </w:r>
+      </w:hyperlink>
+      <w:r>
+        <w:rPr>
+          <w:rFonts w:ascii="Aptos" w:hAnsi="Aptos"/>
+        </w:rPr>
+        <w:t xml:space="preserve"> (Accessed: 14 April 2026).</w:t>
+      </w:r>
+    </w:p>
+    <w:p>
+      <w:pPr>
+        <w:rPr>
+          <w:rFonts w:ascii="Aptos" w:hAnsi="Aptos"/>
+        </w:rPr>
+      </w:pPr>
+      <w:r>
+        <w:rPr>
+          <w:rFonts w:ascii="Aptos" w:hAnsi="Aptos"/>
+          <w:b/>
+          <w:bCs/>
+        </w:rPr>
+        <w:t>GitHub (2024)</w:t>
+      </w:r>
+      <w:r>
+        <w:rPr>
+          <w:rFonts w:ascii="Aptos" w:hAnsi="Aptos"/>
+        </w:rPr>
+        <w:t xml:space="preserve"> </w:t>
+      </w:r>
+      <w:r>
+        <w:rPr>
+          <w:rFonts w:ascii="Aptos" w:hAnsi="Aptos"/>
+          <w:i/>
+          <w:iCs/>
+        </w:rPr>
+        <w:t>About GitHub and Git</w:t>
+      </w:r>
+      <w:r>
+        <w:rPr>
+          <w:rFonts w:ascii="Aptos" w:hAnsi="Aptos"/>
+        </w:rPr>
+        <w:t xml:space="preserve">. Available at: </w:t>
+      </w:r>
+      <w:hyperlink r:id="rId10" w:history="1">
+        <w:r>
+          <w:rPr>
+            <w:rStyle w:val="Hyperlink"/>
+            <w:rFonts w:ascii="Aptos" w:hAnsi="Aptos"/>
+          </w:rPr>
+          <w:t>https://docs.github.com/en/get-started/start-your-journey/about-github-and-git</w:t>
+        </w:r>
+      </w:hyperlink>
+      <w:r>
+        <w:rPr>
+          <w:rFonts w:ascii="Aptos" w:hAnsi="Aptos"/>
+        </w:rPr>
+        <w:t xml:space="preserve"> (Accessed: 14 April 2026).</w:t>
+      </w:r>
+    </w:p>
+    <w:p>
+      <w:pPr>
+        <w:rPr>
+          <w:rFonts w:ascii="Aptos" w:hAnsi="Aptos"/>
+        </w:rPr>
+      </w:pPr>
+      <w:r>
+        <w:rPr>
+          <w:rFonts w:ascii="Aptos" w:hAnsi="Aptos"/>
+          <w:b/>
+          <w:bCs/>
+        </w:rPr>
+        <w:t>iStock (2024)</w:t>
+      </w:r>
+      <w:r>
+        <w:rPr>
+          <w:rFonts w:ascii="Aptos" w:hAnsi="Aptos"/>
+        </w:rPr>
+        <w:t xml:space="preserve"> Contemporary Garden stock photos. Available at: </w:t>
+      </w:r>
+      <w:hyperlink r:id="rId11" w:history="1">
+        <w:r>
+          <w:rPr>
+            <w:rStyle w:val="Hyperlink"/>
+            <w:rFonts w:ascii="Aptos" w:hAnsi="Aptos"/>
+          </w:rPr>
+          <w:t>https://share.google/i8Y8NMgpv9WIIbO5e</w:t>
+        </w:r>
+      </w:hyperlink>
+      <w:r>
+        <w:rPr>
+          <w:rFonts w:ascii="Aptos" w:hAnsi="Aptos"/>
+        </w:rPr>
+        <w:t xml:space="preserve"> (Accessed: 18 April 2026).</w:t>
+      </w:r>
+    </w:p>
+    <w:p>
+      <w:pPr>
+        <w:rPr>
+          <w:rFonts w:ascii="Aptos" w:hAnsi="Aptos"/>
+        </w:rPr>
+      </w:pPr>
+      <w:r>
+        <w:rPr>
+          <w:rFonts w:ascii="Aptos" w:hAnsi="Aptos"/>
+          <w:b/>
+          <w:bCs/>
+        </w:rPr>
+        <w:t>Kawasaki Engines (2024)</w:t>
+      </w:r>
+      <w:r>
+        <w:rPr>
+          <w:rFonts w:ascii="Aptos" w:hAnsi="Aptos"/>
+        </w:rPr>
+        <w:t xml:space="preserve"> </w:t>
+      </w:r>
+      <w:r>
+        <w:rPr>
+          <w:rFonts w:ascii="Aptos" w:hAnsi="Aptos"/>
+          <w:i/>
+          <w:iCs/>
+        </w:rPr>
+        <w:t>2024 marketing trends and tips for landscaping businesses</w:t>
+      </w:r>
+      <w:r>
+        <w:rPr>
+          <w:rFonts w:ascii="Aptos" w:hAnsi="Aptos"/>
+        </w:rPr>
+        <w:t xml:space="preserve">. Available at: </w:t>
+      </w:r>
+      <w:hyperlink r:id="rId12" w:history="1">
+        <w:r>
+          <w:rPr>
+            <w:rStyle w:val="Hyperlink"/>
+            <w:rFonts w:ascii="Aptos" w:hAnsi="Aptos"/>
+          </w:rPr>
+          <w:t>https://www.kawasaki-engines.eu/en/news/2024/05/24/2024-marketing-trends-and-tips-for-landscaping-businesses/</w:t>
+        </w:r>
+      </w:hyperlink>
+      <w:r>
+        <w:rPr>
+          <w:rFonts w:ascii="Aptos" w:hAnsi="Aptos"/>
+        </w:rPr>
+        <w:t xml:space="preserve"> (Accessed: 14 April 2026).</w:t>
+      </w:r>
+    </w:p>
+    <w:p>
+      <w:pPr>
+        <w:rPr>
+          <w:rFonts w:ascii="Aptos" w:hAnsi="Aptos"/>
+        </w:rPr>
+      </w:pPr>
+      <w:r>
+        <w:rPr>
+          <w:rFonts w:ascii="Aptos" w:hAnsi="Aptos"/>
+          <w:b/>
+          <w:bCs/>
+        </w:rPr>
+        <w:t>National Association of Landscape Professionals (2024)</w:t>
+      </w:r>
+      <w:r>
+        <w:rPr>
+          <w:rFonts w:ascii="Aptos" w:hAnsi="Aptos"/>
+        </w:rPr>
+        <w:t xml:space="preserve"> </w:t>
+      </w:r>
+      <w:r>
+        <w:rPr>
+          <w:rFonts w:ascii="Aptos" w:hAnsi="Aptos"/>
+          <w:i/>
+          <w:iCs/>
+        </w:rPr>
+        <w:t>Landscape industry trends for 2024</w:t>
+      </w:r>
+      <w:r>
+        <w:rPr>
+          <w:rFonts w:ascii="Aptos" w:hAnsi="Aptos"/>
+        </w:rPr>
+        <w:t xml:space="preserve">. Available at: </w:t>
+      </w:r>
+      <w:hyperlink r:id="rId13" w:history="1">
+        <w:r>
+          <w:rPr>
+            <w:rStyle w:val="Hyperlink"/>
+            <w:rFonts w:ascii="Aptos" w:hAnsi="Aptos"/>
+          </w:rPr>
+          <w:t>https://blog.landscapeprofessionals.org/landscape-industry-trends-for-2024/</w:t>
+        </w:r>
+      </w:hyperlink>
+      <w:r>
+        <w:rPr>
+          <w:rFonts w:ascii="Aptos" w:hAnsi="Aptos"/>
+        </w:rPr>
+        <w:t xml:space="preserve"> (Accessed: 14 April 2026).</w:t>
+      </w:r>
+    </w:p>
+    <w:p>
+      <w:pPr>
+        <w:rPr>
+          <w:rFonts w:ascii="Aptos" w:hAnsi="Aptos"/>
+        </w:rPr>
+      </w:pPr>
+      <w:r>
+        <w:rPr>
+          <w:rFonts w:ascii="Aptos" w:hAnsi="Aptos"/>
+          <w:b/>
+          <w:bCs/>
+        </w:rPr>
+        <w:t>Network Solutions (2024)</w:t>
+      </w:r>
+      <w:r>
+        <w:rPr>
+          <w:rFonts w:ascii="Aptos" w:hAnsi="Aptos"/>
+        </w:rPr>
+        <w:t xml:space="preserve"> </w:t>
+      </w:r>
+      <w:r>
+        <w:rPr>
+          <w:rFonts w:ascii="Aptos" w:hAnsi="Aptos"/>
+          <w:i/>
+          <w:iCs/>
+        </w:rPr>
+        <w:t>Top 50+ small business website statistics you need to know</w:t>
+      </w:r>
+      <w:r>
+        <w:rPr>
+          <w:rFonts w:ascii="Aptos" w:hAnsi="Aptos"/>
+        </w:rPr>
+        <w:t xml:space="preserve">. Available at: </w:t>
+      </w:r>
+      <w:hyperlink r:id="rId14" w:history="1">
+        <w:r>
+          <w:rPr>
+            <w:rStyle w:val="Hyperlink"/>
+            <w:rFonts w:ascii="Aptos" w:hAnsi="Aptos"/>
+          </w:rPr>
+          <w:t>https://www.networksolutions.com/blog/small-business-website-statistics/</w:t>
+        </w:r>
+      </w:hyperlink>
+      <w:r>
+        <w:rPr>
+          <w:rFonts w:ascii="Aptos" w:hAnsi="Aptos"/>
+        </w:rPr>
+        <w:t xml:space="preserve"> (Accessed: 14 April 2026).</w:t>
+      </w:r>
+    </w:p>
+    <w:p>
+      <w:pPr>
+        <w:rPr>
+          <w:rFonts w:ascii="Aptos" w:hAnsi="Aptos"/>
+        </w:rPr>
+      </w:pPr>
+      <w:r>
+        <w:rPr>
+          <w:rFonts w:ascii="Aptos" w:hAnsi="Aptos"/>
+          <w:b/>
+          <w:bCs/>
+        </w:rPr>
+        <w:t>OpenAI (2024)</w:t>
+      </w:r>
+      <w:r>
+        <w:rPr>
+          <w:rFonts w:ascii="Aptos" w:hAnsi="Aptos"/>
+        </w:rPr>
+        <w:t xml:space="preserve"> Charles Greenway Gardening Logo [Image]. Created using DALL·E.</w:t>
+      </w:r>
+      <w:r>
+        <w:rPr>
+          <w:rFonts w:ascii="Aptos" w:hAnsi="Aptos"/>
+        </w:rPr>
+        <w:t xml:space="preserve">, Aswell as colour scheme and </w:t>
+      </w:r>
+      <w:proofErr w:type="gramStart"/>
+      <w:r>
+        <w:rPr>
+          <w:rFonts w:ascii="Aptos" w:hAnsi="Aptos"/>
+        </w:rPr>
+        <w:t>fonts</w:t>
+      </w:r>
+      <w:r>
+        <w:rPr>
+          <w:rFonts w:ascii="Aptos" w:hAnsi="Aptos"/>
+        </w:rPr>
+        <w:t>(</w:t>
+      </w:r>
+      <w:proofErr w:type="gramEnd"/>
+      <w:r>
+        <w:rPr>
+          <w:rFonts w:ascii="Aptos" w:hAnsi="Aptos"/>
+        </w:rPr>
+        <w:t>Accessed: 18 April 2026).</w:t>
+      </w:r>
+    </w:p>
+    <w:p>
+      <w:pPr>
+        <w:rPr>
+          <w:rFonts w:ascii="Aptos" w:hAnsi="Aptos"/>
+        </w:rPr>
+      </w:pPr>
+      <w:r>
+        <w:rPr>
+          <w:rFonts w:ascii="Aptos" w:hAnsi="Aptos"/>
+          <w:b/>
+          <w:bCs/>
+        </w:rPr>
+        <w:t>Royal Horticultural Society (2024)</w:t>
+      </w:r>
+      <w:r>
+        <w:rPr>
+          <w:rFonts w:ascii="Aptos" w:hAnsi="Aptos"/>
+        </w:rPr>
+        <w:t xml:space="preserve"> Garden maintenance. Available at: </w:t>
+      </w:r>
+      <w:hyperlink r:id="rId15" w:history="1">
         <w:r>
           <w:rPr>
             <w:rStyle w:val="Hyperlink"/>
@@ -3129,216 +8106,57 @@
         <w:rPr>
           <w:rFonts w:ascii="Aptos" w:hAnsi="Aptos"/>
         </w:rPr>
+        <w:t xml:space="preserve"> (Accessed: 14 April 2026).</w:t>
+      </w:r>
+    </w:p>
+    <w:p>
+      <w:pPr>
+        <w:rPr>
+          <w:rFonts w:ascii="Aptos" w:hAnsi="Aptos"/>
+        </w:rPr>
+      </w:pPr>
+      <w:r>
+        <w:rPr>
+          <w:rFonts w:ascii="Aptos" w:hAnsi="Aptos"/>
+          <w:b/>
+          <w:bCs/>
+        </w:rPr>
+        <w:t>World Wide Web Consortium (W3C) (2023)</w:t>
+      </w:r>
+      <w:r>
+        <w:rPr>
+          <w:rFonts w:ascii="Aptos" w:hAnsi="Aptos"/>
+        </w:rPr>
         <w:t xml:space="preserve"> </w:t>
       </w:r>
       <w:r>
         <w:rPr>
           <w:rFonts w:ascii="Aptos" w:hAnsi="Aptos"/>
-        </w:rPr>
-        <w:t>(Accessed: 1</w:t>
-      </w:r>
-      <w:r>
-        <w:rPr>
-          <w:rFonts w:ascii="Aptos" w:hAnsi="Aptos"/>
-        </w:rPr>
-        <w:t>4</w:t>
-      </w:r>
-      <w:r>
-        <w:rPr>
-          <w:rFonts w:ascii="Aptos" w:hAnsi="Aptos"/>
-        </w:rPr>
-        <w:t xml:space="preserve"> April 2026). </w:t>
-      </w:r>
-    </w:p>
-    <w:p>
-      <w:pPr>
-        <w:rPr>
-          <w:rFonts w:ascii="Aptos" w:hAnsi="Aptos"/>
-        </w:rPr>
-      </w:pPr>
-      <w:r>
-        <w:rPr>
-          <w:rFonts w:ascii="Aptos" w:hAnsi="Aptos"/>
-        </w:rPr>
-        <w:t xml:space="preserve">Encyclopaedia Britannica (2024) Gardening. Available </w:t>
-      </w:r>
-      <w:proofErr w:type="spellStart"/>
-      <w:r>
-        <w:rPr>
-          <w:rFonts w:ascii="Aptos" w:hAnsi="Aptos"/>
-        </w:rPr>
-        <w:t>at:</w:t>
-      </w:r>
-      <w:hyperlink r:id="rId10" w:history="1">
+          <w:i/>
+          <w:iCs/>
+        </w:rPr>
+        <w:t>Web Content Accessibility Guidelines (WCAG) 2.2</w:t>
+      </w:r>
+      <w:r>
+        <w:rPr>
+          <w:rFonts w:ascii="Aptos" w:hAnsi="Aptos"/>
+        </w:rPr>
+        <w:t xml:space="preserve">. Available at: </w:t>
+      </w:r>
+      <w:hyperlink r:id="rId16" w:history="1">
         <w:r>
           <w:rPr>
             <w:rStyle w:val="Hyperlink"/>
             <w:rFonts w:ascii="Aptos" w:hAnsi="Aptos"/>
           </w:rPr>
-          <w:t>https</w:t>
-        </w:r>
-        <w:proofErr w:type="spellEnd"/>
-        <w:r>
-          <w:rPr>
-            <w:rStyle w:val="Hyperlink"/>
-            <w:rFonts w:ascii="Aptos" w:hAnsi="Aptos"/>
-          </w:rPr>
-          <w:t>://www.britannica.com/art/gardening</w:t>
+          <w:t>https://www.w3.org/TR/WCAG22/</w:t>
         </w:r>
       </w:hyperlink>
-    </w:p>
-    <w:p>
-      <w:pPr>
-        <w:rPr>
-          <w:rFonts w:ascii="Aptos" w:hAnsi="Aptos"/>
-        </w:rPr>
-      </w:pPr>
-      <w:r>
-        <w:rPr>
-          <w:rFonts w:ascii="Aptos" w:hAnsi="Aptos"/>
-        </w:rPr>
-        <w:t xml:space="preserve"> (Accessed: 1</w:t>
-      </w:r>
-      <w:r>
-        <w:rPr>
-          <w:rFonts w:ascii="Aptos" w:hAnsi="Aptos"/>
-        </w:rPr>
-        <w:t>4</w:t>
-      </w:r>
-      <w:r>
-        <w:rPr>
-          <w:rFonts w:ascii="Aptos" w:hAnsi="Aptos"/>
-        </w:rPr>
-        <w:t xml:space="preserve"> April 2026). </w:t>
-      </w:r>
-    </w:p>
-    <w:p>
-      <w:pPr>
-        <w:rPr>
-          <w:rFonts w:ascii="Aptos" w:hAnsi="Aptos"/>
-        </w:rPr>
-      </w:pPr>
-      <w:r>
-        <w:rPr>
-          <w:rFonts w:ascii="Aptos" w:hAnsi="Aptos"/>
-        </w:rPr>
-        <w:t xml:space="preserve">HomeAdvisor (2024) Landscaping costs. Available at: </w:t>
-      </w:r>
-      <w:hyperlink r:id="rId11" w:history="1">
-        <w:r>
-          <w:rPr>
-            <w:rStyle w:val="Hyperlink"/>
-            <w:rFonts w:ascii="Aptos" w:hAnsi="Aptos"/>
-          </w:rPr>
-          <w:t>https://www.homeadvisor.com/cost/lawn-and-garden/landscaping/</w:t>
-        </w:r>
-      </w:hyperlink>
-      <w:r>
-        <w:rPr>
-          <w:rFonts w:ascii="Aptos" w:hAnsi="Aptos"/>
-        </w:rPr>
-        <w:t xml:space="preserve"> </w:t>
-      </w:r>
-      <w:r>
-        <w:rPr>
-          <w:rFonts w:ascii="Aptos" w:hAnsi="Aptos"/>
-        </w:rPr>
-        <w:t>(Accessed: 1</w:t>
-      </w:r>
-      <w:r>
-        <w:rPr>
-          <w:rFonts w:ascii="Aptos" w:hAnsi="Aptos"/>
-        </w:rPr>
-        <w:t>4</w:t>
-      </w:r>
-      <w:r>
-        <w:rPr>
-          <w:rFonts w:ascii="Aptos" w:hAnsi="Aptos"/>
-        </w:rPr>
-        <w:t xml:space="preserve"> April 2026). </w:t>
-      </w:r>
-    </w:p>
-    <w:p>
-      <w:pPr>
-        <w:rPr>
-          <w:rFonts w:ascii="Aptos" w:hAnsi="Aptos"/>
-        </w:rPr>
-      </w:pPr>
-      <w:proofErr w:type="spellStart"/>
-      <w:r>
-        <w:rPr>
-          <w:rFonts w:ascii="Aptos" w:hAnsi="Aptos"/>
-        </w:rPr>
-        <w:t>Fixr</w:t>
-      </w:r>
-      <w:proofErr w:type="spellEnd"/>
-      <w:r>
-        <w:rPr>
-          <w:rFonts w:ascii="Aptos" w:hAnsi="Aptos"/>
-        </w:rPr>
-        <w:t xml:space="preserve"> (2024) Average landscaping costs. Available at: </w:t>
-      </w:r>
-      <w:hyperlink r:id="rId12" w:history="1">
-        <w:r>
-          <w:rPr>
-            <w:rStyle w:val="Hyperlink"/>
-            <w:rFonts w:ascii="Aptos" w:hAnsi="Aptos"/>
-          </w:rPr>
-          <w:t>https://www.fixr.com/costs/landscaping</w:t>
-        </w:r>
-      </w:hyperlink>
-    </w:p>
-    <w:p>
-      <w:pPr>
-        <w:rPr>
-          <w:rFonts w:ascii="Aptos" w:hAnsi="Aptos"/>
-        </w:rPr>
-      </w:pPr>
-      <w:r>
-        <w:rPr>
-          <w:rFonts w:ascii="Aptos" w:hAnsi="Aptos"/>
-        </w:rPr>
-        <w:t>(Accessed: 1</w:t>
-      </w:r>
-      <w:r>
-        <w:rPr>
-          <w:rFonts w:ascii="Aptos" w:hAnsi="Aptos"/>
-        </w:rPr>
-        <w:t>4</w:t>
-      </w:r>
-      <w:r>
-        <w:rPr>
-          <w:rFonts w:ascii="Aptos" w:hAnsi="Aptos"/>
-        </w:rPr>
-        <w:t xml:space="preserve"> April 2026).</w:t>
-      </w:r>
-    </w:p>
-    <w:p>
-      <w:pPr>
-        <w:rPr>
-          <w:rFonts w:ascii="Aptos" w:hAnsi="Aptos"/>
-        </w:rPr>
-      </w:pPr>
-      <w:r>
-        <w:rPr>
-          <w:rFonts w:ascii="Aptos" w:hAnsi="Aptos"/>
-        </w:rPr>
-        <w:t xml:space="preserve">iStock (2024) Contemporary Garden stock photos. Available at: </w:t>
-      </w:r>
-      <w:hyperlink r:id="rId13" w:tgtFrame="_new" w:history="1">
-        <w:r>
-          <w:rPr>
-            <w:rStyle w:val="Hyperlink"/>
-            <w:rFonts w:ascii="Aptos" w:hAnsi="Aptos"/>
-          </w:rPr>
-          <w:t>https://share.google/i8Y8NMgpv9WIIbO5e</w:t>
-        </w:r>
-      </w:hyperlink>
-      <w:r>
-        <w:rPr>
-          <w:rFonts w:ascii="Aptos" w:hAnsi="Aptos"/>
-        </w:rPr>
-        <w:t xml:space="preserve"> (Accessed: 18 April 2026).</w:t>
+      <w:r>
+        <w:rPr>
+          <w:rFonts w:ascii="Aptos" w:hAnsi="Aptos"/>
+        </w:rPr>
+        <w:t xml:space="preserve"> (Accessed: 14 April 2026).</w:t>
       </w:r>
     </w:p>
     <w:p>
@@ -3348,48 +8166,28 @@
           <w:u w:val="words"/>
         </w:rPr>
       </w:pPr>
-      <w:r>
-        <w:rPr>
-          <w:rFonts w:ascii="Aptos" w:hAnsi="Aptos"/>
-        </w:rPr>
-        <w:t>OpenAI (2024) Charles Greenway Gardening Logo [Image]. Created using DALL·E. (Accessed: 18 April 2026).</w:t>
-      </w:r>
-      <w:r>
+    </w:p>
+    <w:p>
+      <w:pPr>
         <w:rPr>
           <w:rFonts w:ascii="Aptos" w:hAnsi="Aptos"/>
           <w:u w:val="words"/>
         </w:rPr>
-        <w:br w:type="page"/>
-      </w:r>
-    </w:p>
-    <w:p>
-      <w:pPr>
-        <w:rPr>
-          <w:rFonts w:ascii="Aptos" w:hAnsi="Aptos"/>
-          <w:u w:val="words"/>
-        </w:rPr>
-      </w:pPr>
-    </w:p>
-    <w:p>
-      <w:pPr>
-        <w:rPr>
-          <w:rFonts w:ascii="Aptos" w:hAnsi="Aptos"/>
-          <w:u w:val="words"/>
-        </w:rPr>
       </w:pPr>
     </w:p>
     <w:p>
       <w:pPr>
         <w:pStyle w:val="Heading1"/>
       </w:pPr>
-      <w:bookmarkStart w:id="8" w:name="_Toc227414423"/>
-      <w:r>
+      <w:bookmarkStart w:id="23" w:name="_Toc230827123"/>
+      <w:r>
+        <w:lastRenderedPageBreak/>
         <w:t>Sitemap:</w:t>
       </w:r>
-      <w:bookmarkEnd w:id="8"/>
       <w:r>
         <w:t xml:space="preserve"> Websites Basic Structure</w:t>
       </w:r>
+      <w:bookmarkEnd w:id="23"/>
     </w:p>
     <w:p>
       <w:pPr>
@@ -3410,52 +8208,12 @@
             <wp:cNvGraphicFramePr/>
             <a:graphic xmlns:a="http://schemas.openxmlformats.org/drawingml/2006/main">
               <a:graphicData uri="http://schemas.openxmlformats.org/drawingml/2006/diagram">
-                <dgm:relIds xmlns:dgm="http://schemas.openxmlformats.org/drawingml/2006/diagram" xmlns:r="http://schemas.openxmlformats.org/officeDocument/2006/relationships" r:dm="rId14" r:lo="rId15" r:qs="rId16" r:cs="rId17"/>
+                <dgm:relIds xmlns:dgm="http://schemas.openxmlformats.org/drawingml/2006/diagram" xmlns:r="http://schemas.openxmlformats.org/officeDocument/2006/relationships" r:dm="rId17" r:lo="rId18" r:qs="rId19" r:cs="rId20"/>
               </a:graphicData>
             </a:graphic>
           </wp:inline>
         </w:drawing>
       </w:r>
-    </w:p>
-    <w:p>
-      <w:pPr>
-        <w:rPr>
-          <w:lang w:val="en-US"/>
-        </w:rPr>
-      </w:pPr>
-      <w:r>
-        <w:rPr>
-          <w:lang w:val="en-US"/>
-        </w:rPr>
-        <w:br w:type="page"/>
-      </w:r>
-    </w:p>
-    <w:p>
-      <w:pPr>
-        <w:pStyle w:val="Heading1"/>
-      </w:pPr>
-      <w:r>
-        <w:lastRenderedPageBreak/>
-        <w:t>GitHub Link:</w:t>
-      </w:r>
-      <w:r>
-        <w:t xml:space="preserve"> </w:t>
-      </w:r>
-      <w:hyperlink r:id="rId19" w:history="1">
-        <w:r>
-          <w:rPr>
-            <w:rStyle w:val="Hyperlink"/>
-          </w:rPr>
-          <w:t>https://github.com/imo100/Part-1.git</w:t>
-        </w:r>
-      </w:hyperlink>
-    </w:p>
-    <w:p>
-      <w:pPr>
-        <w:rPr>
-          <w:lang w:val="en-US"/>
-        </w:rPr>
-      </w:pPr>
     </w:p>
     <w:sectPr>
       <w:type w:val="continuous"/>
@@ -3573,6 +8331,155 @@
 <file path=word/numbering.xml><?xml version="1.0" encoding="utf-8"?>
 <w:numbering xmlns:wpc="http://schemas.microsoft.com/office/word/2010/wordprocessingCanvas" xmlns:cx="http://schemas.microsoft.com/office/drawing/2014/chartex" xmlns:cx1="http://schemas.microsoft.com/office/drawing/2015/9/8/chartex" xmlns:cx2="http://schemas.microsoft.com/office/drawing/2015/10/21/chartex" xmlns:cx3="http://schemas.microsoft.com/office/drawing/2016/5/9/chartex" xmlns:cx4="http://schemas.microsoft.com/office/drawing/2016/5/10/chartex" xmlns:cx5="http://schemas.microsoft.com/office/drawing/2016/5/11/chartex" xmlns:cx6="http://schemas.microsoft.com/office/drawing/2016/5/12/chartex" xmlns:cx7="http://schemas.microsoft.com/office/drawing/2016/5/13/chartex" xmlns:cx8="http://schemas.microsoft.com/office/drawing/2016/5/14/chartex" xmlns:mc="http://schemas.openxmlformats.org/markup-compatibility/2006" xmlns:aink="http://schemas.microsoft.com/office/drawing/2016/ink" xmlns:am3d="http://schemas.microsoft.com/office/drawing/2017/model3d" xmlns:o="urn:schemas-microsoft-com:office:office" xmlns:oel="http://schemas.microsoft.com/office/2019/extlst" xmlns:r="http://schemas.openxmlformats.org/officeDocument/2006/relationships" xmlns:m="http://schemas.openxmlformats.org/officeDocument/2006/math" xmlns:v="urn:schemas-microsoft-com:vml" xmlns:wp14="http://schemas.microsoft.com/office/word/2010/wordprocessingDrawing" xmlns:wp="http://schemas.openxmlformats.org/drawingml/2006/wordprocessingDrawing" xmlns:w10="urn:schemas-microsoft-com:office:word" xmlns:w="http://schemas.openxmlformats.org/wordprocessingml/2006/main" xmlns:w14="http://schemas.microsoft.com/office/word/2010/wordml" xmlns:w15="http://schemas.microsoft.com/office/word/2012/wordml" xmlns:w16cex="http://schemas.microsoft.com/office/word/2018/wordml/cex" xmlns:w16cid="http://schemas.microsoft.com/office/word/2016/wordml/cid" xmlns:w16="http://schemas.microsoft.com/office/word/2018/wordml" xmlns:w16du="http://schemas.microsoft.com/office/word/2023/wordml/word16du" xmlns:w16sdtdh="http://schemas.microsoft.com/office/word/2020/wordml/sdtdatahash" xmlns:w16sdtfl="http://schemas.microsoft.com/office/word/2024/wordml/sdtformatlock" xmlns:w16se="http://schemas.microsoft.com/office/word/2015/wordml/symex" xmlns:wpg="http://schemas.microsoft.com/office/word/2010/wordprocessingGroup" xmlns:wpi="http://schemas.microsoft.com/office/word/2010/wordprocessingInk" xmlns:wne="http://schemas.microsoft.com/office/word/2006/wordml" xmlns:wps="http://schemas.microsoft.com/office/word/2010/wordprocessingShape" mc:Ignorable="w14 w15 w16se w16cid w16 w16cex w16sdtdh w16sdtfl w16du wp14">
   <w:abstractNum w:abstractNumId="0" w15:restartNumberingAfterBreak="0">
+    <w:nsid w:val="05780CCE"/>
+    <w:multiLevelType w:val="multilevel"/>
+    <w:tmpl w:val="F622FCBC"/>
+    <w:lvl w:ilvl="0">
+      <w:start w:val="1"/>
+      <w:numFmt w:val="bullet"/>
+      <w:lvlText w:val=""/>
+      <w:lvlJc w:val="left"/>
+      <w:pPr>
+        <w:tabs>
+          <w:tab w:val="num" w:pos="720"/>
+        </w:tabs>
+        <w:ind w:left="720" w:hanging="360"/>
+      </w:pPr>
+      <w:rPr>
+        <w:rFonts w:ascii="Symbol" w:hAnsi="Symbol" w:hint="default"/>
+        <w:sz w:val="20"/>
+      </w:rPr>
+    </w:lvl>
+    <w:lvl w:ilvl="1" w:tentative="1">
+      <w:start w:val="1"/>
+      <w:numFmt w:val="bullet"/>
+      <w:lvlText w:val="o"/>
+      <w:lvlJc w:val="left"/>
+      <w:pPr>
+        <w:tabs>
+          <w:tab w:val="num" w:pos="1440"/>
+        </w:tabs>
+        <w:ind w:left="1440" w:hanging="360"/>
+      </w:pPr>
+      <w:rPr>
+        <w:rFonts w:ascii="Courier New" w:hAnsi="Courier New" w:hint="default"/>
+        <w:sz w:val="20"/>
+      </w:rPr>
+    </w:lvl>
+    <w:lvl w:ilvl="2" w:tentative="1">
+      <w:start w:val="1"/>
+      <w:numFmt w:val="bullet"/>
+      <w:lvlText w:val=""/>
+      <w:lvlJc w:val="left"/>
+      <w:pPr>
+        <w:tabs>
+          <w:tab w:val="num" w:pos="2160"/>
+        </w:tabs>
+        <w:ind w:left="2160" w:hanging="360"/>
+      </w:pPr>
+      <w:rPr>
+        <w:rFonts w:ascii="Wingdings" w:hAnsi="Wingdings" w:hint="default"/>
+        <w:sz w:val="20"/>
+      </w:rPr>
+    </w:lvl>
+    <w:lvl w:ilvl="3" w:tentative="1">
+      <w:start w:val="1"/>
+      <w:numFmt w:val="bullet"/>
+      <w:lvlText w:val=""/>
+      <w:lvlJc w:val="left"/>
+      <w:pPr>
+        <w:tabs>
+          <w:tab w:val="num" w:pos="2880"/>
+        </w:tabs>
+        <w:ind w:left="2880" w:hanging="360"/>
+      </w:pPr>
+      <w:rPr>
+        <w:rFonts w:ascii="Wingdings" w:hAnsi="Wingdings" w:hint="default"/>
+        <w:sz w:val="20"/>
+      </w:rPr>
+    </w:lvl>
+    <w:lvl w:ilvl="4" w:tentative="1">
+      <w:start w:val="1"/>
+      <w:numFmt w:val="bullet"/>
+      <w:lvlText w:val=""/>
+      <w:lvlJc w:val="left"/>
+      <w:pPr>
+        <w:tabs>
+          <w:tab w:val="num" w:pos="3600"/>
+        </w:tabs>
+        <w:ind w:left="3600" w:hanging="360"/>
+      </w:pPr>
+      <w:rPr>
+        <w:rFonts w:ascii="Wingdings" w:hAnsi="Wingdings" w:hint="default"/>
+        <w:sz w:val="20"/>
+      </w:rPr>
+    </w:lvl>
+    <w:lvl w:ilvl="5" w:tentative="1">
+      <w:start w:val="1"/>
+      <w:numFmt w:val="bullet"/>
+      <w:lvlText w:val=""/>
+      <w:lvlJc w:val="left"/>
+      <w:pPr>
+        <w:tabs>
+          <w:tab w:val="num" w:pos="4320"/>
+        </w:tabs>
+        <w:ind w:left="4320" w:hanging="360"/>
+      </w:pPr>
+      <w:rPr>
+        <w:rFonts w:ascii="Wingdings" w:hAnsi="Wingdings" w:hint="default"/>
+        <w:sz w:val="20"/>
+      </w:rPr>
+    </w:lvl>
+    <w:lvl w:ilvl="6" w:tentative="1">
+      <w:start w:val="1"/>
+      <w:numFmt w:val="bullet"/>
+      <w:lvlText w:val=""/>
+      <w:lvlJc w:val="left"/>
+      <w:pPr>
+        <w:tabs>
+          <w:tab w:val="num" w:pos="5040"/>
+        </w:tabs>
+        <w:ind w:left="5040" w:hanging="360"/>
+      </w:pPr>
+      <w:rPr>
+        <w:rFonts w:ascii="Wingdings" w:hAnsi="Wingdings" w:hint="default"/>
+        <w:sz w:val="20"/>
+      </w:rPr>
+    </w:lvl>
+    <w:lvl w:ilvl="7" w:tentative="1">
+      <w:start w:val="1"/>
+      <w:numFmt w:val="bullet"/>
+      <w:lvlText w:val=""/>
+      <w:lvlJc w:val="left"/>
+      <w:pPr>
+        <w:tabs>
+          <w:tab w:val="num" w:pos="5760"/>
+        </w:tabs>
+        <w:ind w:left="5760" w:hanging="360"/>
+      </w:pPr>
+      <w:rPr>
+        <w:rFonts w:ascii="Wingdings" w:hAnsi="Wingdings" w:hint="default"/>
+        <w:sz w:val="20"/>
+      </w:rPr>
+    </w:lvl>
+    <w:lvl w:ilvl="8" w:tentative="1">
+      <w:start w:val="1"/>
+      <w:numFmt w:val="bullet"/>
+      <w:lvlText w:val=""/>
+      <w:lvlJc w:val="left"/>
+      <w:pPr>
+        <w:tabs>
+          <w:tab w:val="num" w:pos="6480"/>
+        </w:tabs>
+        <w:ind w:left="6480" w:hanging="360"/>
+      </w:pPr>
+      <w:rPr>
+        <w:rFonts w:ascii="Wingdings" w:hAnsi="Wingdings" w:hint="default"/>
+        <w:sz w:val="20"/>
+      </w:rPr>
+    </w:lvl>
+  </w:abstractNum>
+  <w:abstractNum w:abstractNumId="1" w15:restartNumberingAfterBreak="0">
     <w:nsid w:val="0A0F2417"/>
     <w:multiLevelType w:val="hybridMultilevel"/>
     <w:tmpl w:val="C39A6B58"/>
@@ -3661,7 +8568,608 @@
       </w:pPr>
     </w:lvl>
   </w:abstractNum>
-  <w:abstractNum w:abstractNumId="1" w15:restartNumberingAfterBreak="0">
+  <w:abstractNum w:abstractNumId="2" w15:restartNumberingAfterBreak="0">
+    <w:nsid w:val="194C3C8E"/>
+    <w:multiLevelType w:val="multilevel"/>
+    <w:tmpl w:val="81A8B13C"/>
+    <w:lvl w:ilvl="0">
+      <w:start w:val="1"/>
+      <w:numFmt w:val="bullet"/>
+      <w:lvlText w:val=""/>
+      <w:lvlJc w:val="left"/>
+      <w:pPr>
+        <w:tabs>
+          <w:tab w:val="num" w:pos="720"/>
+        </w:tabs>
+        <w:ind w:left="720" w:hanging="360"/>
+      </w:pPr>
+      <w:rPr>
+        <w:rFonts w:ascii="Symbol" w:hAnsi="Symbol" w:hint="default"/>
+        <w:sz w:val="20"/>
+      </w:rPr>
+    </w:lvl>
+    <w:lvl w:ilvl="1" w:tentative="1">
+      <w:start w:val="1"/>
+      <w:numFmt w:val="bullet"/>
+      <w:lvlText w:val="o"/>
+      <w:lvlJc w:val="left"/>
+      <w:pPr>
+        <w:tabs>
+          <w:tab w:val="num" w:pos="1440"/>
+        </w:tabs>
+        <w:ind w:left="1440" w:hanging="360"/>
+      </w:pPr>
+      <w:rPr>
+        <w:rFonts w:ascii="Courier New" w:hAnsi="Courier New" w:hint="default"/>
+        <w:sz w:val="20"/>
+      </w:rPr>
+    </w:lvl>
+    <w:lvl w:ilvl="2" w:tentative="1">
+      <w:start w:val="1"/>
+      <w:numFmt w:val="bullet"/>
+      <w:lvlText w:val=""/>
+      <w:lvlJc w:val="left"/>
+      <w:pPr>
+        <w:tabs>
+          <w:tab w:val="num" w:pos="2160"/>
+        </w:tabs>
+        <w:ind w:left="2160" w:hanging="360"/>
+      </w:pPr>
+      <w:rPr>
+        <w:rFonts w:ascii="Wingdings" w:hAnsi="Wingdings" w:hint="default"/>
+        <w:sz w:val="20"/>
+      </w:rPr>
+    </w:lvl>
+    <w:lvl w:ilvl="3" w:tentative="1">
+      <w:start w:val="1"/>
+      <w:numFmt w:val="bullet"/>
+      <w:lvlText w:val=""/>
+      <w:lvlJc w:val="left"/>
+      <w:pPr>
+        <w:tabs>
+          <w:tab w:val="num" w:pos="2880"/>
+        </w:tabs>
+        <w:ind w:left="2880" w:hanging="360"/>
+      </w:pPr>
+      <w:rPr>
+        <w:rFonts w:ascii="Wingdings" w:hAnsi="Wingdings" w:hint="default"/>
+        <w:sz w:val="20"/>
+      </w:rPr>
+    </w:lvl>
+    <w:lvl w:ilvl="4" w:tentative="1">
+      <w:start w:val="1"/>
+      <w:numFmt w:val="bullet"/>
+      <w:lvlText w:val=""/>
+      <w:lvlJc w:val="left"/>
+      <w:pPr>
+        <w:tabs>
+          <w:tab w:val="num" w:pos="3600"/>
+        </w:tabs>
+        <w:ind w:left="3600" w:hanging="360"/>
+      </w:pPr>
+      <w:rPr>
+        <w:rFonts w:ascii="Wingdings" w:hAnsi="Wingdings" w:hint="default"/>
+        <w:sz w:val="20"/>
+      </w:rPr>
+    </w:lvl>
+    <w:lvl w:ilvl="5" w:tentative="1">
+      <w:start w:val="1"/>
+      <w:numFmt w:val="bullet"/>
+      <w:lvlText w:val=""/>
+      <w:lvlJc w:val="left"/>
+      <w:pPr>
+        <w:tabs>
+          <w:tab w:val="num" w:pos="4320"/>
+        </w:tabs>
+        <w:ind w:left="4320" w:hanging="360"/>
+      </w:pPr>
+      <w:rPr>
+        <w:rFonts w:ascii="Wingdings" w:hAnsi="Wingdings" w:hint="default"/>
+        <w:sz w:val="20"/>
+      </w:rPr>
+    </w:lvl>
+    <w:lvl w:ilvl="6" w:tentative="1">
+      <w:start w:val="1"/>
+      <w:numFmt w:val="bullet"/>
+      <w:lvlText w:val=""/>
+      <w:lvlJc w:val="left"/>
+      <w:pPr>
+        <w:tabs>
+          <w:tab w:val="num" w:pos="5040"/>
+        </w:tabs>
+        <w:ind w:left="5040" w:hanging="360"/>
+      </w:pPr>
+      <w:rPr>
+        <w:rFonts w:ascii="Wingdings" w:hAnsi="Wingdings" w:hint="default"/>
+        <w:sz w:val="20"/>
+      </w:rPr>
+    </w:lvl>
+    <w:lvl w:ilvl="7" w:tentative="1">
+      <w:start w:val="1"/>
+      <w:numFmt w:val="bullet"/>
+      <w:lvlText w:val=""/>
+      <w:lvlJc w:val="left"/>
+      <w:pPr>
+        <w:tabs>
+          <w:tab w:val="num" w:pos="5760"/>
+        </w:tabs>
+        <w:ind w:left="5760" w:hanging="360"/>
+      </w:pPr>
+      <w:rPr>
+        <w:rFonts w:ascii="Wingdings" w:hAnsi="Wingdings" w:hint="default"/>
+        <w:sz w:val="20"/>
+      </w:rPr>
+    </w:lvl>
+    <w:lvl w:ilvl="8" w:tentative="1">
+      <w:start w:val="1"/>
+      <w:numFmt w:val="bullet"/>
+      <w:lvlText w:val=""/>
+      <w:lvlJc w:val="left"/>
+      <w:pPr>
+        <w:tabs>
+          <w:tab w:val="num" w:pos="6480"/>
+        </w:tabs>
+        <w:ind w:left="6480" w:hanging="360"/>
+      </w:pPr>
+      <w:rPr>
+        <w:rFonts w:ascii="Wingdings" w:hAnsi="Wingdings" w:hint="default"/>
+        <w:sz w:val="20"/>
+      </w:rPr>
+    </w:lvl>
+  </w:abstractNum>
+  <w:abstractNum w:abstractNumId="3" w15:restartNumberingAfterBreak="0">
+    <w:nsid w:val="1BD14D62"/>
+    <w:multiLevelType w:val="hybridMultilevel"/>
+    <w:tmpl w:val="C7CEACC8"/>
+    <w:lvl w:ilvl="0" w:tplc="1C090001">
+      <w:start w:val="1"/>
+      <w:numFmt w:val="bullet"/>
+      <w:lvlText w:val=""/>
+      <w:lvlJc w:val="left"/>
+      <w:pPr>
+        <w:ind w:left="720" w:hanging="360"/>
+      </w:pPr>
+      <w:rPr>
+        <w:rFonts w:ascii="Symbol" w:hAnsi="Symbol" w:hint="default"/>
+      </w:rPr>
+    </w:lvl>
+    <w:lvl w:ilvl="1" w:tplc="1C090003" w:tentative="1">
+      <w:start w:val="1"/>
+      <w:numFmt w:val="bullet"/>
+      <w:lvlText w:val="o"/>
+      <w:lvlJc w:val="left"/>
+      <w:pPr>
+        <w:ind w:left="1440" w:hanging="360"/>
+      </w:pPr>
+      <w:rPr>
+        <w:rFonts w:ascii="Courier New" w:hAnsi="Courier New" w:cs="Courier New" w:hint="default"/>
+      </w:rPr>
+    </w:lvl>
+    <w:lvl w:ilvl="2" w:tplc="1C090005" w:tentative="1">
+      <w:start w:val="1"/>
+      <w:numFmt w:val="bullet"/>
+      <w:lvlText w:val=""/>
+      <w:lvlJc w:val="left"/>
+      <w:pPr>
+        <w:ind w:left="2160" w:hanging="360"/>
+      </w:pPr>
+      <w:rPr>
+        <w:rFonts w:ascii="Wingdings" w:hAnsi="Wingdings" w:hint="default"/>
+      </w:rPr>
+    </w:lvl>
+    <w:lvl w:ilvl="3" w:tplc="1C090001" w:tentative="1">
+      <w:start w:val="1"/>
+      <w:numFmt w:val="bullet"/>
+      <w:lvlText w:val=""/>
+      <w:lvlJc w:val="left"/>
+      <w:pPr>
+        <w:ind w:left="2880" w:hanging="360"/>
+      </w:pPr>
+      <w:rPr>
+        <w:rFonts w:ascii="Symbol" w:hAnsi="Symbol" w:hint="default"/>
+      </w:rPr>
+    </w:lvl>
+    <w:lvl w:ilvl="4" w:tplc="1C090003" w:tentative="1">
+      <w:start w:val="1"/>
+      <w:numFmt w:val="bullet"/>
+      <w:lvlText w:val="o"/>
+      <w:lvlJc w:val="left"/>
+      <w:pPr>
+        <w:ind w:left="3600" w:hanging="360"/>
+      </w:pPr>
+      <w:rPr>
+        <w:rFonts w:ascii="Courier New" w:hAnsi="Courier New" w:cs="Courier New" w:hint="default"/>
+      </w:rPr>
+    </w:lvl>
+    <w:lvl w:ilvl="5" w:tplc="1C090005" w:tentative="1">
+      <w:start w:val="1"/>
+      <w:numFmt w:val="bullet"/>
+      <w:lvlText w:val=""/>
+      <w:lvlJc w:val="left"/>
+      <w:pPr>
+        <w:ind w:left="4320" w:hanging="360"/>
+      </w:pPr>
+      <w:rPr>
+        <w:rFonts w:ascii="Wingdings" w:hAnsi="Wingdings" w:hint="default"/>
+      </w:rPr>
+    </w:lvl>
+    <w:lvl w:ilvl="6" w:tplc="1C090001" w:tentative="1">
+      <w:start w:val="1"/>
+      <w:numFmt w:val="bullet"/>
+      <w:lvlText w:val=""/>
+      <w:lvlJc w:val="left"/>
+      <w:pPr>
+        <w:ind w:left="5040" w:hanging="360"/>
+      </w:pPr>
+      <w:rPr>
+        <w:rFonts w:ascii="Symbol" w:hAnsi="Symbol" w:hint="default"/>
+      </w:rPr>
+    </w:lvl>
+    <w:lvl w:ilvl="7" w:tplc="1C090003" w:tentative="1">
+      <w:start w:val="1"/>
+      <w:numFmt w:val="bullet"/>
+      <w:lvlText w:val="o"/>
+      <w:lvlJc w:val="left"/>
+      <w:pPr>
+        <w:ind w:left="5760" w:hanging="360"/>
+      </w:pPr>
+      <w:rPr>
+        <w:rFonts w:ascii="Courier New" w:hAnsi="Courier New" w:cs="Courier New" w:hint="default"/>
+      </w:rPr>
+    </w:lvl>
+    <w:lvl w:ilvl="8" w:tplc="1C090005" w:tentative="1">
+      <w:start w:val="1"/>
+      <w:numFmt w:val="bullet"/>
+      <w:lvlText w:val=""/>
+      <w:lvlJc w:val="left"/>
+      <w:pPr>
+        <w:ind w:left="6480" w:hanging="360"/>
+      </w:pPr>
+      <w:rPr>
+        <w:rFonts w:ascii="Wingdings" w:hAnsi="Wingdings" w:hint="default"/>
+      </w:rPr>
+    </w:lvl>
+  </w:abstractNum>
+  <w:abstractNum w:abstractNumId="4" w15:restartNumberingAfterBreak="0">
+    <w:nsid w:val="1CD542DB"/>
+    <w:multiLevelType w:val="hybridMultilevel"/>
+    <w:tmpl w:val="02C21D4A"/>
+    <w:lvl w:ilvl="0" w:tplc="1C090001">
+      <w:start w:val="1"/>
+      <w:numFmt w:val="bullet"/>
+      <w:lvlText w:val=""/>
+      <w:lvlJc w:val="left"/>
+      <w:pPr>
+        <w:ind w:left="720" w:hanging="360"/>
+      </w:pPr>
+      <w:rPr>
+        <w:rFonts w:ascii="Symbol" w:hAnsi="Symbol" w:hint="default"/>
+      </w:rPr>
+    </w:lvl>
+    <w:lvl w:ilvl="1" w:tplc="1C090003" w:tentative="1">
+      <w:start w:val="1"/>
+      <w:numFmt w:val="bullet"/>
+      <w:lvlText w:val="o"/>
+      <w:lvlJc w:val="left"/>
+      <w:pPr>
+        <w:ind w:left="1440" w:hanging="360"/>
+      </w:pPr>
+      <w:rPr>
+        <w:rFonts w:ascii="Courier New" w:hAnsi="Courier New" w:cs="Courier New" w:hint="default"/>
+      </w:rPr>
+    </w:lvl>
+    <w:lvl w:ilvl="2" w:tplc="1C090005" w:tentative="1">
+      <w:start w:val="1"/>
+      <w:numFmt w:val="bullet"/>
+      <w:lvlText w:val=""/>
+      <w:lvlJc w:val="left"/>
+      <w:pPr>
+        <w:ind w:left="2160" w:hanging="360"/>
+      </w:pPr>
+      <w:rPr>
+        <w:rFonts w:ascii="Wingdings" w:hAnsi="Wingdings" w:hint="default"/>
+      </w:rPr>
+    </w:lvl>
+    <w:lvl w:ilvl="3" w:tplc="1C090001" w:tentative="1">
+      <w:start w:val="1"/>
+      <w:numFmt w:val="bullet"/>
+      <w:lvlText w:val=""/>
+      <w:lvlJc w:val="left"/>
+      <w:pPr>
+        <w:ind w:left="2880" w:hanging="360"/>
+      </w:pPr>
+      <w:rPr>
+        <w:rFonts w:ascii="Symbol" w:hAnsi="Symbol" w:hint="default"/>
+      </w:rPr>
+    </w:lvl>
+    <w:lvl w:ilvl="4" w:tplc="1C090003" w:tentative="1">
+      <w:start w:val="1"/>
+      <w:numFmt w:val="bullet"/>
+      <w:lvlText w:val="o"/>
+      <w:lvlJc w:val="left"/>
+      <w:pPr>
+        <w:ind w:left="3600" w:hanging="360"/>
+      </w:pPr>
+      <w:rPr>
+        <w:rFonts w:ascii="Courier New" w:hAnsi="Courier New" w:cs="Courier New" w:hint="default"/>
+      </w:rPr>
+    </w:lvl>
+    <w:lvl w:ilvl="5" w:tplc="1C090005" w:tentative="1">
+      <w:start w:val="1"/>
+      <w:numFmt w:val="bullet"/>
+      <w:lvlText w:val=""/>
+      <w:lvlJc w:val="left"/>
+      <w:pPr>
+        <w:ind w:left="4320" w:hanging="360"/>
+      </w:pPr>
+      <w:rPr>
+        <w:rFonts w:ascii="Wingdings" w:hAnsi="Wingdings" w:hint="default"/>
+      </w:rPr>
+    </w:lvl>
+    <w:lvl w:ilvl="6" w:tplc="1C090001" w:tentative="1">
+      <w:start w:val="1"/>
+      <w:numFmt w:val="bullet"/>
+      <w:lvlText w:val=""/>
+      <w:lvlJc w:val="left"/>
+      <w:pPr>
+        <w:ind w:left="5040" w:hanging="360"/>
+      </w:pPr>
+      <w:rPr>
+        <w:rFonts w:ascii="Symbol" w:hAnsi="Symbol" w:hint="default"/>
+      </w:rPr>
+    </w:lvl>
+    <w:lvl w:ilvl="7" w:tplc="1C090003" w:tentative="1">
+      <w:start w:val="1"/>
+      <w:numFmt w:val="bullet"/>
+      <w:lvlText w:val="o"/>
+      <w:lvlJc w:val="left"/>
+      <w:pPr>
+        <w:ind w:left="5760" w:hanging="360"/>
+      </w:pPr>
+      <w:rPr>
+        <w:rFonts w:ascii="Courier New" w:hAnsi="Courier New" w:cs="Courier New" w:hint="default"/>
+      </w:rPr>
+    </w:lvl>
+    <w:lvl w:ilvl="8" w:tplc="1C090005" w:tentative="1">
+      <w:start w:val="1"/>
+      <w:numFmt w:val="bullet"/>
+      <w:lvlText w:val=""/>
+      <w:lvlJc w:val="left"/>
+      <w:pPr>
+        <w:ind w:left="6480" w:hanging="360"/>
+      </w:pPr>
+      <w:rPr>
+        <w:rFonts w:ascii="Wingdings" w:hAnsi="Wingdings" w:hint="default"/>
+      </w:rPr>
+    </w:lvl>
+  </w:abstractNum>
+  <w:abstractNum w:abstractNumId="5" w15:restartNumberingAfterBreak="0">
+    <w:nsid w:val="21C23C24"/>
+    <w:multiLevelType w:val="hybridMultilevel"/>
+    <w:tmpl w:val="E0047B2C"/>
+    <w:lvl w:ilvl="0" w:tplc="1C090001">
+      <w:start w:val="1"/>
+      <w:numFmt w:val="bullet"/>
+      <w:lvlText w:val=""/>
+      <w:lvlJc w:val="left"/>
+      <w:pPr>
+        <w:ind w:left="720" w:hanging="360"/>
+      </w:pPr>
+      <w:rPr>
+        <w:rFonts w:ascii="Symbol" w:hAnsi="Symbol" w:hint="default"/>
+      </w:rPr>
+    </w:lvl>
+    <w:lvl w:ilvl="1" w:tplc="1C090003" w:tentative="1">
+      <w:start w:val="1"/>
+      <w:numFmt w:val="bullet"/>
+      <w:lvlText w:val="o"/>
+      <w:lvlJc w:val="left"/>
+      <w:pPr>
+        <w:ind w:left="1440" w:hanging="360"/>
+      </w:pPr>
+      <w:rPr>
+        <w:rFonts w:ascii="Courier New" w:hAnsi="Courier New" w:cs="Courier New" w:hint="default"/>
+      </w:rPr>
+    </w:lvl>
+    <w:lvl w:ilvl="2" w:tplc="1C090005" w:tentative="1">
+      <w:start w:val="1"/>
+      <w:numFmt w:val="bullet"/>
+      <w:lvlText w:val=""/>
+      <w:lvlJc w:val="left"/>
+      <w:pPr>
+        <w:ind w:left="2160" w:hanging="360"/>
+      </w:pPr>
+      <w:rPr>
+        <w:rFonts w:ascii="Wingdings" w:hAnsi="Wingdings" w:hint="default"/>
+      </w:rPr>
+    </w:lvl>
+    <w:lvl w:ilvl="3" w:tplc="1C090001" w:tentative="1">
+      <w:start w:val="1"/>
+      <w:numFmt w:val="bullet"/>
+      <w:lvlText w:val=""/>
+      <w:lvlJc w:val="left"/>
+      <w:pPr>
+        <w:ind w:left="2880" w:hanging="360"/>
+      </w:pPr>
+      <w:rPr>
+        <w:rFonts w:ascii="Symbol" w:hAnsi="Symbol" w:hint="default"/>
+      </w:rPr>
+    </w:lvl>
+    <w:lvl w:ilvl="4" w:tplc="1C090003" w:tentative="1">
+      <w:start w:val="1"/>
+      <w:numFmt w:val="bullet"/>
+      <w:lvlText w:val="o"/>
+      <w:lvlJc w:val="left"/>
+      <w:pPr>
+        <w:ind w:left="3600" w:hanging="360"/>
+      </w:pPr>
+      <w:rPr>
+        <w:rFonts w:ascii="Courier New" w:hAnsi="Courier New" w:cs="Courier New" w:hint="default"/>
+      </w:rPr>
+    </w:lvl>
+    <w:lvl w:ilvl="5" w:tplc="1C090005" w:tentative="1">
+      <w:start w:val="1"/>
+      <w:numFmt w:val="bullet"/>
+      <w:lvlText w:val=""/>
+      <w:lvlJc w:val="left"/>
+      <w:pPr>
+        <w:ind w:left="4320" w:hanging="360"/>
+      </w:pPr>
+      <w:rPr>
+        <w:rFonts w:ascii="Wingdings" w:hAnsi="Wingdings" w:hint="default"/>
+      </w:rPr>
+    </w:lvl>
+    <w:lvl w:ilvl="6" w:tplc="1C090001" w:tentative="1">
+      <w:start w:val="1"/>
+      <w:numFmt w:val="bullet"/>
+      <w:lvlText w:val=""/>
+      <w:lvlJc w:val="left"/>
+      <w:pPr>
+        <w:ind w:left="5040" w:hanging="360"/>
+      </w:pPr>
+      <w:rPr>
+        <w:rFonts w:ascii="Symbol" w:hAnsi="Symbol" w:hint="default"/>
+      </w:rPr>
+    </w:lvl>
+    <w:lvl w:ilvl="7" w:tplc="1C090003" w:tentative="1">
+      <w:start w:val="1"/>
+      <w:numFmt w:val="bullet"/>
+      <w:lvlText w:val="o"/>
+      <w:lvlJc w:val="left"/>
+      <w:pPr>
+        <w:ind w:left="5760" w:hanging="360"/>
+      </w:pPr>
+      <w:rPr>
+        <w:rFonts w:ascii="Courier New" w:hAnsi="Courier New" w:cs="Courier New" w:hint="default"/>
+      </w:rPr>
+    </w:lvl>
+    <w:lvl w:ilvl="8" w:tplc="1C090005" w:tentative="1">
+      <w:start w:val="1"/>
+      <w:numFmt w:val="bullet"/>
+      <w:lvlText w:val=""/>
+      <w:lvlJc w:val="left"/>
+      <w:pPr>
+        <w:ind w:left="6480" w:hanging="360"/>
+      </w:pPr>
+      <w:rPr>
+        <w:rFonts w:ascii="Wingdings" w:hAnsi="Wingdings" w:hint="default"/>
+      </w:rPr>
+    </w:lvl>
+  </w:abstractNum>
+  <w:abstractNum w:abstractNumId="6" w15:restartNumberingAfterBreak="0">
+    <w:nsid w:val="38391866"/>
+    <w:multiLevelType w:val="hybridMultilevel"/>
+    <w:tmpl w:val="726CF6DC"/>
+    <w:lvl w:ilvl="0" w:tplc="1C090001">
+      <w:start w:val="1"/>
+      <w:numFmt w:val="bullet"/>
+      <w:lvlText w:val=""/>
+      <w:lvlJc w:val="left"/>
+      <w:pPr>
+        <w:ind w:left="720" w:hanging="360"/>
+      </w:pPr>
+      <w:rPr>
+        <w:rFonts w:ascii="Symbol" w:hAnsi="Symbol" w:hint="default"/>
+      </w:rPr>
+    </w:lvl>
+    <w:lvl w:ilvl="1" w:tplc="1C090003" w:tentative="1">
+      <w:start w:val="1"/>
+      <w:numFmt w:val="bullet"/>
+      <w:lvlText w:val="o"/>
+      <w:lvlJc w:val="left"/>
+      <w:pPr>
+        <w:ind w:left="1440" w:hanging="360"/>
+      </w:pPr>
+      <w:rPr>
+        <w:rFonts w:ascii="Courier New" w:hAnsi="Courier New" w:cs="Courier New" w:hint="default"/>
+      </w:rPr>
+    </w:lvl>
+    <w:lvl w:ilvl="2" w:tplc="1C090005" w:tentative="1">
+      <w:start w:val="1"/>
+      <w:numFmt w:val="bullet"/>
+      <w:lvlText w:val=""/>
+      <w:lvlJc w:val="left"/>
+      <w:pPr>
+        <w:ind w:left="2160" w:hanging="360"/>
+      </w:pPr>
+      <w:rPr>
+        <w:rFonts w:ascii="Wingdings" w:hAnsi="Wingdings" w:hint="default"/>
+      </w:rPr>
+    </w:lvl>
+    <w:lvl w:ilvl="3" w:tplc="1C090001" w:tentative="1">
+      <w:start w:val="1"/>
+      <w:numFmt w:val="bullet"/>
+      <w:lvlText w:val=""/>
+      <w:lvlJc w:val="left"/>
+      <w:pPr>
+        <w:ind w:left="2880" w:hanging="360"/>
+      </w:pPr>
+      <w:rPr>
+        <w:rFonts w:ascii="Symbol" w:hAnsi="Symbol" w:hint="default"/>
+      </w:rPr>
+    </w:lvl>
+    <w:lvl w:ilvl="4" w:tplc="1C090003" w:tentative="1">
+      <w:start w:val="1"/>
+      <w:numFmt w:val="bullet"/>
+      <w:lvlText w:val="o"/>
+      <w:lvlJc w:val="left"/>
+      <w:pPr>
+        <w:ind w:left="3600" w:hanging="360"/>
+      </w:pPr>
+      <w:rPr>
+        <w:rFonts w:ascii="Courier New" w:hAnsi="Courier New" w:cs="Courier New" w:hint="default"/>
+      </w:rPr>
+    </w:lvl>
+    <w:lvl w:ilvl="5" w:tplc="1C090005" w:tentative="1">
+      <w:start w:val="1"/>
+      <w:numFmt w:val="bullet"/>
+      <w:lvlText w:val=""/>
+      <w:lvlJc w:val="left"/>
+      <w:pPr>
+        <w:ind w:left="4320" w:hanging="360"/>
+      </w:pPr>
+      <w:rPr>
+        <w:rFonts w:ascii="Wingdings" w:hAnsi="Wingdings" w:hint="default"/>
+      </w:rPr>
+    </w:lvl>
+    <w:lvl w:ilvl="6" w:tplc="1C090001" w:tentative="1">
+      <w:start w:val="1"/>
+      <w:numFmt w:val="bullet"/>
+      <w:lvlText w:val=""/>
+      <w:lvlJc w:val="left"/>
+      <w:pPr>
+        <w:ind w:left="5040" w:hanging="360"/>
+      </w:pPr>
+      <w:rPr>
+        <w:rFonts w:ascii="Symbol" w:hAnsi="Symbol" w:hint="default"/>
+      </w:rPr>
+    </w:lvl>
+    <w:lvl w:ilvl="7" w:tplc="1C090003" w:tentative="1">
+      <w:start w:val="1"/>
+      <w:numFmt w:val="bullet"/>
+      <w:lvlText w:val="o"/>
+      <w:lvlJc w:val="left"/>
+      <w:pPr>
+        <w:ind w:left="5760" w:hanging="360"/>
+      </w:pPr>
+      <w:rPr>
+        <w:rFonts w:ascii="Courier New" w:hAnsi="Courier New" w:cs="Courier New" w:hint="default"/>
+      </w:rPr>
+    </w:lvl>
+    <w:lvl w:ilvl="8" w:tplc="1C090005" w:tentative="1">
+      <w:start w:val="1"/>
+      <w:numFmt w:val="bullet"/>
+      <w:lvlText w:val=""/>
+      <w:lvlJc w:val="left"/>
+      <w:pPr>
+        <w:ind w:left="6480" w:hanging="360"/>
+      </w:pPr>
+      <w:rPr>
+        <w:rFonts w:ascii="Wingdings" w:hAnsi="Wingdings" w:hint="default"/>
+      </w:rPr>
+    </w:lvl>
+  </w:abstractNum>
+  <w:abstractNum w:abstractNumId="7" w15:restartNumberingAfterBreak="0">
     <w:nsid w:val="3DE83C15"/>
     <w:multiLevelType w:val="hybridMultilevel"/>
     <w:tmpl w:val="1354C786"/>
@@ -3750,11 +9258,1797 @@
       </w:pPr>
     </w:lvl>
   </w:abstractNum>
+  <w:abstractNum w:abstractNumId="8" w15:restartNumberingAfterBreak="0">
+    <w:nsid w:val="43763E58"/>
+    <w:multiLevelType w:val="hybridMultilevel"/>
+    <w:tmpl w:val="F000FAA4"/>
+    <w:lvl w:ilvl="0" w:tplc="1C090001">
+      <w:start w:val="1"/>
+      <w:numFmt w:val="bullet"/>
+      <w:lvlText w:val=""/>
+      <w:lvlJc w:val="left"/>
+      <w:pPr>
+        <w:ind w:left="720" w:hanging="360"/>
+      </w:pPr>
+      <w:rPr>
+        <w:rFonts w:ascii="Symbol" w:hAnsi="Symbol" w:hint="default"/>
+      </w:rPr>
+    </w:lvl>
+    <w:lvl w:ilvl="1" w:tplc="1C090003" w:tentative="1">
+      <w:start w:val="1"/>
+      <w:numFmt w:val="bullet"/>
+      <w:lvlText w:val="o"/>
+      <w:lvlJc w:val="left"/>
+      <w:pPr>
+        <w:ind w:left="1440" w:hanging="360"/>
+      </w:pPr>
+      <w:rPr>
+        <w:rFonts w:ascii="Courier New" w:hAnsi="Courier New" w:cs="Courier New" w:hint="default"/>
+      </w:rPr>
+    </w:lvl>
+    <w:lvl w:ilvl="2" w:tplc="1C090005" w:tentative="1">
+      <w:start w:val="1"/>
+      <w:numFmt w:val="bullet"/>
+      <w:lvlText w:val=""/>
+      <w:lvlJc w:val="left"/>
+      <w:pPr>
+        <w:ind w:left="2160" w:hanging="360"/>
+      </w:pPr>
+      <w:rPr>
+        <w:rFonts w:ascii="Wingdings" w:hAnsi="Wingdings" w:hint="default"/>
+      </w:rPr>
+    </w:lvl>
+    <w:lvl w:ilvl="3" w:tplc="1C090001" w:tentative="1">
+      <w:start w:val="1"/>
+      <w:numFmt w:val="bullet"/>
+      <w:lvlText w:val=""/>
+      <w:lvlJc w:val="left"/>
+      <w:pPr>
+        <w:ind w:left="2880" w:hanging="360"/>
+      </w:pPr>
+      <w:rPr>
+        <w:rFonts w:ascii="Symbol" w:hAnsi="Symbol" w:hint="default"/>
+      </w:rPr>
+    </w:lvl>
+    <w:lvl w:ilvl="4" w:tplc="1C090003" w:tentative="1">
+      <w:start w:val="1"/>
+      <w:numFmt w:val="bullet"/>
+      <w:lvlText w:val="o"/>
+      <w:lvlJc w:val="left"/>
+      <w:pPr>
+        <w:ind w:left="3600" w:hanging="360"/>
+      </w:pPr>
+      <w:rPr>
+        <w:rFonts w:ascii="Courier New" w:hAnsi="Courier New" w:cs="Courier New" w:hint="default"/>
+      </w:rPr>
+    </w:lvl>
+    <w:lvl w:ilvl="5" w:tplc="1C090005" w:tentative="1">
+      <w:start w:val="1"/>
+      <w:numFmt w:val="bullet"/>
+      <w:lvlText w:val=""/>
+      <w:lvlJc w:val="left"/>
+      <w:pPr>
+        <w:ind w:left="4320" w:hanging="360"/>
+      </w:pPr>
+      <w:rPr>
+        <w:rFonts w:ascii="Wingdings" w:hAnsi="Wingdings" w:hint="default"/>
+      </w:rPr>
+    </w:lvl>
+    <w:lvl w:ilvl="6" w:tplc="1C090001" w:tentative="1">
+      <w:start w:val="1"/>
+      <w:numFmt w:val="bullet"/>
+      <w:lvlText w:val=""/>
+      <w:lvlJc w:val="left"/>
+      <w:pPr>
+        <w:ind w:left="5040" w:hanging="360"/>
+      </w:pPr>
+      <w:rPr>
+        <w:rFonts w:ascii="Symbol" w:hAnsi="Symbol" w:hint="default"/>
+      </w:rPr>
+    </w:lvl>
+    <w:lvl w:ilvl="7" w:tplc="1C090003" w:tentative="1">
+      <w:start w:val="1"/>
+      <w:numFmt w:val="bullet"/>
+      <w:lvlText w:val="o"/>
+      <w:lvlJc w:val="left"/>
+      <w:pPr>
+        <w:ind w:left="5760" w:hanging="360"/>
+      </w:pPr>
+      <w:rPr>
+        <w:rFonts w:ascii="Courier New" w:hAnsi="Courier New" w:cs="Courier New" w:hint="default"/>
+      </w:rPr>
+    </w:lvl>
+    <w:lvl w:ilvl="8" w:tplc="1C090005" w:tentative="1">
+      <w:start w:val="1"/>
+      <w:numFmt w:val="bullet"/>
+      <w:lvlText w:val=""/>
+      <w:lvlJc w:val="left"/>
+      <w:pPr>
+        <w:ind w:left="6480" w:hanging="360"/>
+      </w:pPr>
+      <w:rPr>
+        <w:rFonts w:ascii="Wingdings" w:hAnsi="Wingdings" w:hint="default"/>
+      </w:rPr>
+    </w:lvl>
+  </w:abstractNum>
+  <w:abstractNum w:abstractNumId="9" w15:restartNumberingAfterBreak="0">
+    <w:nsid w:val="48D25F29"/>
+    <w:multiLevelType w:val="hybridMultilevel"/>
+    <w:tmpl w:val="D50EF970"/>
+    <w:lvl w:ilvl="0" w:tplc="1C090001">
+      <w:start w:val="1"/>
+      <w:numFmt w:val="bullet"/>
+      <w:lvlText w:val=""/>
+      <w:lvlJc w:val="left"/>
+      <w:pPr>
+        <w:ind w:left="720" w:hanging="360"/>
+      </w:pPr>
+      <w:rPr>
+        <w:rFonts w:ascii="Symbol" w:hAnsi="Symbol" w:hint="default"/>
+      </w:rPr>
+    </w:lvl>
+    <w:lvl w:ilvl="1" w:tplc="1C090003" w:tentative="1">
+      <w:start w:val="1"/>
+      <w:numFmt w:val="bullet"/>
+      <w:lvlText w:val="o"/>
+      <w:lvlJc w:val="left"/>
+      <w:pPr>
+        <w:ind w:left="1440" w:hanging="360"/>
+      </w:pPr>
+      <w:rPr>
+        <w:rFonts w:ascii="Courier New" w:hAnsi="Courier New" w:cs="Courier New" w:hint="default"/>
+      </w:rPr>
+    </w:lvl>
+    <w:lvl w:ilvl="2" w:tplc="1C090005" w:tentative="1">
+      <w:start w:val="1"/>
+      <w:numFmt w:val="bullet"/>
+      <w:lvlText w:val=""/>
+      <w:lvlJc w:val="left"/>
+      <w:pPr>
+        <w:ind w:left="2160" w:hanging="360"/>
+      </w:pPr>
+      <w:rPr>
+        <w:rFonts w:ascii="Wingdings" w:hAnsi="Wingdings" w:hint="default"/>
+      </w:rPr>
+    </w:lvl>
+    <w:lvl w:ilvl="3" w:tplc="1C090001" w:tentative="1">
+      <w:start w:val="1"/>
+      <w:numFmt w:val="bullet"/>
+      <w:lvlText w:val=""/>
+      <w:lvlJc w:val="left"/>
+      <w:pPr>
+        <w:ind w:left="2880" w:hanging="360"/>
+      </w:pPr>
+      <w:rPr>
+        <w:rFonts w:ascii="Symbol" w:hAnsi="Symbol" w:hint="default"/>
+      </w:rPr>
+    </w:lvl>
+    <w:lvl w:ilvl="4" w:tplc="1C090003" w:tentative="1">
+      <w:start w:val="1"/>
+      <w:numFmt w:val="bullet"/>
+      <w:lvlText w:val="o"/>
+      <w:lvlJc w:val="left"/>
+      <w:pPr>
+        <w:ind w:left="3600" w:hanging="360"/>
+      </w:pPr>
+      <w:rPr>
+        <w:rFonts w:ascii="Courier New" w:hAnsi="Courier New" w:cs="Courier New" w:hint="default"/>
+      </w:rPr>
+    </w:lvl>
+    <w:lvl w:ilvl="5" w:tplc="1C090005" w:tentative="1">
+      <w:start w:val="1"/>
+      <w:numFmt w:val="bullet"/>
+      <w:lvlText w:val=""/>
+      <w:lvlJc w:val="left"/>
+      <w:pPr>
+        <w:ind w:left="4320" w:hanging="360"/>
+      </w:pPr>
+      <w:rPr>
+        <w:rFonts w:ascii="Wingdings" w:hAnsi="Wingdings" w:hint="default"/>
+      </w:rPr>
+    </w:lvl>
+    <w:lvl w:ilvl="6" w:tplc="1C090001" w:tentative="1">
+      <w:start w:val="1"/>
+      <w:numFmt w:val="bullet"/>
+      <w:lvlText w:val=""/>
+      <w:lvlJc w:val="left"/>
+      <w:pPr>
+        <w:ind w:left="5040" w:hanging="360"/>
+      </w:pPr>
+      <w:rPr>
+        <w:rFonts w:ascii="Symbol" w:hAnsi="Symbol" w:hint="default"/>
+      </w:rPr>
+    </w:lvl>
+    <w:lvl w:ilvl="7" w:tplc="1C090003" w:tentative="1">
+      <w:start w:val="1"/>
+      <w:numFmt w:val="bullet"/>
+      <w:lvlText w:val="o"/>
+      <w:lvlJc w:val="left"/>
+      <w:pPr>
+        <w:ind w:left="5760" w:hanging="360"/>
+      </w:pPr>
+      <w:rPr>
+        <w:rFonts w:ascii="Courier New" w:hAnsi="Courier New" w:cs="Courier New" w:hint="default"/>
+      </w:rPr>
+    </w:lvl>
+    <w:lvl w:ilvl="8" w:tplc="1C090005" w:tentative="1">
+      <w:start w:val="1"/>
+      <w:numFmt w:val="bullet"/>
+      <w:lvlText w:val=""/>
+      <w:lvlJc w:val="left"/>
+      <w:pPr>
+        <w:ind w:left="6480" w:hanging="360"/>
+      </w:pPr>
+      <w:rPr>
+        <w:rFonts w:ascii="Wingdings" w:hAnsi="Wingdings" w:hint="default"/>
+      </w:rPr>
+    </w:lvl>
+  </w:abstractNum>
+  <w:abstractNum w:abstractNumId="10" w15:restartNumberingAfterBreak="0">
+    <w:nsid w:val="4DE87E86"/>
+    <w:multiLevelType w:val="hybridMultilevel"/>
+    <w:tmpl w:val="65D2C36E"/>
+    <w:lvl w:ilvl="0" w:tplc="1C090001">
+      <w:start w:val="1"/>
+      <w:numFmt w:val="bullet"/>
+      <w:lvlText w:val=""/>
+      <w:lvlJc w:val="left"/>
+      <w:pPr>
+        <w:ind w:left="720" w:hanging="360"/>
+      </w:pPr>
+      <w:rPr>
+        <w:rFonts w:ascii="Symbol" w:hAnsi="Symbol" w:hint="default"/>
+      </w:rPr>
+    </w:lvl>
+    <w:lvl w:ilvl="1" w:tplc="1C090003" w:tentative="1">
+      <w:start w:val="1"/>
+      <w:numFmt w:val="bullet"/>
+      <w:lvlText w:val="o"/>
+      <w:lvlJc w:val="left"/>
+      <w:pPr>
+        <w:ind w:left="1440" w:hanging="360"/>
+      </w:pPr>
+      <w:rPr>
+        <w:rFonts w:ascii="Courier New" w:hAnsi="Courier New" w:cs="Courier New" w:hint="default"/>
+      </w:rPr>
+    </w:lvl>
+    <w:lvl w:ilvl="2" w:tplc="1C090005" w:tentative="1">
+      <w:start w:val="1"/>
+      <w:numFmt w:val="bullet"/>
+      <w:lvlText w:val=""/>
+      <w:lvlJc w:val="left"/>
+      <w:pPr>
+        <w:ind w:left="2160" w:hanging="360"/>
+      </w:pPr>
+      <w:rPr>
+        <w:rFonts w:ascii="Wingdings" w:hAnsi="Wingdings" w:hint="default"/>
+      </w:rPr>
+    </w:lvl>
+    <w:lvl w:ilvl="3" w:tplc="1C090001" w:tentative="1">
+      <w:start w:val="1"/>
+      <w:numFmt w:val="bullet"/>
+      <w:lvlText w:val=""/>
+      <w:lvlJc w:val="left"/>
+      <w:pPr>
+        <w:ind w:left="2880" w:hanging="360"/>
+      </w:pPr>
+      <w:rPr>
+        <w:rFonts w:ascii="Symbol" w:hAnsi="Symbol" w:hint="default"/>
+      </w:rPr>
+    </w:lvl>
+    <w:lvl w:ilvl="4" w:tplc="1C090003" w:tentative="1">
+      <w:start w:val="1"/>
+      <w:numFmt w:val="bullet"/>
+      <w:lvlText w:val="o"/>
+      <w:lvlJc w:val="left"/>
+      <w:pPr>
+        <w:ind w:left="3600" w:hanging="360"/>
+      </w:pPr>
+      <w:rPr>
+        <w:rFonts w:ascii="Courier New" w:hAnsi="Courier New" w:cs="Courier New" w:hint="default"/>
+      </w:rPr>
+    </w:lvl>
+    <w:lvl w:ilvl="5" w:tplc="1C090005" w:tentative="1">
+      <w:start w:val="1"/>
+      <w:numFmt w:val="bullet"/>
+      <w:lvlText w:val=""/>
+      <w:lvlJc w:val="left"/>
+      <w:pPr>
+        <w:ind w:left="4320" w:hanging="360"/>
+      </w:pPr>
+      <w:rPr>
+        <w:rFonts w:ascii="Wingdings" w:hAnsi="Wingdings" w:hint="default"/>
+      </w:rPr>
+    </w:lvl>
+    <w:lvl w:ilvl="6" w:tplc="1C090001" w:tentative="1">
+      <w:start w:val="1"/>
+      <w:numFmt w:val="bullet"/>
+      <w:lvlText w:val=""/>
+      <w:lvlJc w:val="left"/>
+      <w:pPr>
+        <w:ind w:left="5040" w:hanging="360"/>
+      </w:pPr>
+      <w:rPr>
+        <w:rFonts w:ascii="Symbol" w:hAnsi="Symbol" w:hint="default"/>
+      </w:rPr>
+    </w:lvl>
+    <w:lvl w:ilvl="7" w:tplc="1C090003" w:tentative="1">
+      <w:start w:val="1"/>
+      <w:numFmt w:val="bullet"/>
+      <w:lvlText w:val="o"/>
+      <w:lvlJc w:val="left"/>
+      <w:pPr>
+        <w:ind w:left="5760" w:hanging="360"/>
+      </w:pPr>
+      <w:rPr>
+        <w:rFonts w:ascii="Courier New" w:hAnsi="Courier New" w:cs="Courier New" w:hint="default"/>
+      </w:rPr>
+    </w:lvl>
+    <w:lvl w:ilvl="8" w:tplc="1C090005" w:tentative="1">
+      <w:start w:val="1"/>
+      <w:numFmt w:val="bullet"/>
+      <w:lvlText w:val=""/>
+      <w:lvlJc w:val="left"/>
+      <w:pPr>
+        <w:ind w:left="6480" w:hanging="360"/>
+      </w:pPr>
+      <w:rPr>
+        <w:rFonts w:ascii="Wingdings" w:hAnsi="Wingdings" w:hint="default"/>
+      </w:rPr>
+    </w:lvl>
+  </w:abstractNum>
+  <w:abstractNum w:abstractNumId="11" w15:restartNumberingAfterBreak="0">
+    <w:nsid w:val="558637DE"/>
+    <w:multiLevelType w:val="hybridMultilevel"/>
+    <w:tmpl w:val="D8141D6A"/>
+    <w:lvl w:ilvl="0" w:tplc="1C090001">
+      <w:start w:val="1"/>
+      <w:numFmt w:val="bullet"/>
+      <w:lvlText w:val=""/>
+      <w:lvlJc w:val="left"/>
+      <w:pPr>
+        <w:ind w:left="720" w:hanging="360"/>
+      </w:pPr>
+      <w:rPr>
+        <w:rFonts w:ascii="Symbol" w:hAnsi="Symbol" w:hint="default"/>
+      </w:rPr>
+    </w:lvl>
+    <w:lvl w:ilvl="1" w:tplc="1C090003" w:tentative="1">
+      <w:start w:val="1"/>
+      <w:numFmt w:val="bullet"/>
+      <w:lvlText w:val="o"/>
+      <w:lvlJc w:val="left"/>
+      <w:pPr>
+        <w:ind w:left="1440" w:hanging="360"/>
+      </w:pPr>
+      <w:rPr>
+        <w:rFonts w:ascii="Courier New" w:hAnsi="Courier New" w:cs="Courier New" w:hint="default"/>
+      </w:rPr>
+    </w:lvl>
+    <w:lvl w:ilvl="2" w:tplc="1C090005" w:tentative="1">
+      <w:start w:val="1"/>
+      <w:numFmt w:val="bullet"/>
+      <w:lvlText w:val=""/>
+      <w:lvlJc w:val="left"/>
+      <w:pPr>
+        <w:ind w:left="2160" w:hanging="360"/>
+      </w:pPr>
+      <w:rPr>
+        <w:rFonts w:ascii="Wingdings" w:hAnsi="Wingdings" w:hint="default"/>
+      </w:rPr>
+    </w:lvl>
+    <w:lvl w:ilvl="3" w:tplc="1C090001" w:tentative="1">
+      <w:start w:val="1"/>
+      <w:numFmt w:val="bullet"/>
+      <w:lvlText w:val=""/>
+      <w:lvlJc w:val="left"/>
+      <w:pPr>
+        <w:ind w:left="2880" w:hanging="360"/>
+      </w:pPr>
+      <w:rPr>
+        <w:rFonts w:ascii="Symbol" w:hAnsi="Symbol" w:hint="default"/>
+      </w:rPr>
+    </w:lvl>
+    <w:lvl w:ilvl="4" w:tplc="1C090003" w:tentative="1">
+      <w:start w:val="1"/>
+      <w:numFmt w:val="bullet"/>
+      <w:lvlText w:val="o"/>
+      <w:lvlJc w:val="left"/>
+      <w:pPr>
+        <w:ind w:left="3600" w:hanging="360"/>
+      </w:pPr>
+      <w:rPr>
+        <w:rFonts w:ascii="Courier New" w:hAnsi="Courier New" w:cs="Courier New" w:hint="default"/>
+      </w:rPr>
+    </w:lvl>
+    <w:lvl w:ilvl="5" w:tplc="1C090005" w:tentative="1">
+      <w:start w:val="1"/>
+      <w:numFmt w:val="bullet"/>
+      <w:lvlText w:val=""/>
+      <w:lvlJc w:val="left"/>
+      <w:pPr>
+        <w:ind w:left="4320" w:hanging="360"/>
+      </w:pPr>
+      <w:rPr>
+        <w:rFonts w:ascii="Wingdings" w:hAnsi="Wingdings" w:hint="default"/>
+      </w:rPr>
+    </w:lvl>
+    <w:lvl w:ilvl="6" w:tplc="1C090001" w:tentative="1">
+      <w:start w:val="1"/>
+      <w:numFmt w:val="bullet"/>
+      <w:lvlText w:val=""/>
+      <w:lvlJc w:val="left"/>
+      <w:pPr>
+        <w:ind w:left="5040" w:hanging="360"/>
+      </w:pPr>
+      <w:rPr>
+        <w:rFonts w:ascii="Symbol" w:hAnsi="Symbol" w:hint="default"/>
+      </w:rPr>
+    </w:lvl>
+    <w:lvl w:ilvl="7" w:tplc="1C090003" w:tentative="1">
+      <w:start w:val="1"/>
+      <w:numFmt w:val="bullet"/>
+      <w:lvlText w:val="o"/>
+      <w:lvlJc w:val="left"/>
+      <w:pPr>
+        <w:ind w:left="5760" w:hanging="360"/>
+      </w:pPr>
+      <w:rPr>
+        <w:rFonts w:ascii="Courier New" w:hAnsi="Courier New" w:cs="Courier New" w:hint="default"/>
+      </w:rPr>
+    </w:lvl>
+    <w:lvl w:ilvl="8" w:tplc="1C090005" w:tentative="1">
+      <w:start w:val="1"/>
+      <w:numFmt w:val="bullet"/>
+      <w:lvlText w:val=""/>
+      <w:lvlJc w:val="left"/>
+      <w:pPr>
+        <w:ind w:left="6480" w:hanging="360"/>
+      </w:pPr>
+      <w:rPr>
+        <w:rFonts w:ascii="Wingdings" w:hAnsi="Wingdings" w:hint="default"/>
+      </w:rPr>
+    </w:lvl>
+  </w:abstractNum>
+  <w:abstractNum w:abstractNumId="12" w15:restartNumberingAfterBreak="0">
+    <w:nsid w:val="59845D9B"/>
+    <w:multiLevelType w:val="multilevel"/>
+    <w:tmpl w:val="923804FE"/>
+    <w:lvl w:ilvl="0">
+      <w:start w:val="1"/>
+      <w:numFmt w:val="bullet"/>
+      <w:lvlText w:val=""/>
+      <w:lvlJc w:val="left"/>
+      <w:pPr>
+        <w:tabs>
+          <w:tab w:val="num" w:pos="720"/>
+        </w:tabs>
+        <w:ind w:left="720" w:hanging="360"/>
+      </w:pPr>
+      <w:rPr>
+        <w:rFonts w:ascii="Symbol" w:hAnsi="Symbol" w:hint="default"/>
+        <w:sz w:val="20"/>
+      </w:rPr>
+    </w:lvl>
+    <w:lvl w:ilvl="1" w:tentative="1">
+      <w:start w:val="1"/>
+      <w:numFmt w:val="bullet"/>
+      <w:lvlText w:val="o"/>
+      <w:lvlJc w:val="left"/>
+      <w:pPr>
+        <w:tabs>
+          <w:tab w:val="num" w:pos="1440"/>
+        </w:tabs>
+        <w:ind w:left="1440" w:hanging="360"/>
+      </w:pPr>
+      <w:rPr>
+        <w:rFonts w:ascii="Courier New" w:hAnsi="Courier New" w:hint="default"/>
+        <w:sz w:val="20"/>
+      </w:rPr>
+    </w:lvl>
+    <w:lvl w:ilvl="2" w:tentative="1">
+      <w:start w:val="1"/>
+      <w:numFmt w:val="bullet"/>
+      <w:lvlText w:val=""/>
+      <w:lvlJc w:val="left"/>
+      <w:pPr>
+        <w:tabs>
+          <w:tab w:val="num" w:pos="2160"/>
+        </w:tabs>
+        <w:ind w:left="2160" w:hanging="360"/>
+      </w:pPr>
+      <w:rPr>
+        <w:rFonts w:ascii="Wingdings" w:hAnsi="Wingdings" w:hint="default"/>
+        <w:sz w:val="20"/>
+      </w:rPr>
+    </w:lvl>
+    <w:lvl w:ilvl="3" w:tentative="1">
+      <w:start w:val="1"/>
+      <w:numFmt w:val="bullet"/>
+      <w:lvlText w:val=""/>
+      <w:lvlJc w:val="left"/>
+      <w:pPr>
+        <w:tabs>
+          <w:tab w:val="num" w:pos="2880"/>
+        </w:tabs>
+        <w:ind w:left="2880" w:hanging="360"/>
+      </w:pPr>
+      <w:rPr>
+        <w:rFonts w:ascii="Wingdings" w:hAnsi="Wingdings" w:hint="default"/>
+        <w:sz w:val="20"/>
+      </w:rPr>
+    </w:lvl>
+    <w:lvl w:ilvl="4" w:tentative="1">
+      <w:start w:val="1"/>
+      <w:numFmt w:val="bullet"/>
+      <w:lvlText w:val=""/>
+      <w:lvlJc w:val="left"/>
+      <w:pPr>
+        <w:tabs>
+          <w:tab w:val="num" w:pos="3600"/>
+        </w:tabs>
+        <w:ind w:left="3600" w:hanging="360"/>
+      </w:pPr>
+      <w:rPr>
+        <w:rFonts w:ascii="Wingdings" w:hAnsi="Wingdings" w:hint="default"/>
+        <w:sz w:val="20"/>
+      </w:rPr>
+    </w:lvl>
+    <w:lvl w:ilvl="5" w:tentative="1">
+      <w:start w:val="1"/>
+      <w:numFmt w:val="bullet"/>
+      <w:lvlText w:val=""/>
+      <w:lvlJc w:val="left"/>
+      <w:pPr>
+        <w:tabs>
+          <w:tab w:val="num" w:pos="4320"/>
+        </w:tabs>
+        <w:ind w:left="4320" w:hanging="360"/>
+      </w:pPr>
+      <w:rPr>
+        <w:rFonts w:ascii="Wingdings" w:hAnsi="Wingdings" w:hint="default"/>
+        <w:sz w:val="20"/>
+      </w:rPr>
+    </w:lvl>
+    <w:lvl w:ilvl="6" w:tentative="1">
+      <w:start w:val="1"/>
+      <w:numFmt w:val="bullet"/>
+      <w:lvlText w:val=""/>
+      <w:lvlJc w:val="left"/>
+      <w:pPr>
+        <w:tabs>
+          <w:tab w:val="num" w:pos="5040"/>
+        </w:tabs>
+        <w:ind w:left="5040" w:hanging="360"/>
+      </w:pPr>
+      <w:rPr>
+        <w:rFonts w:ascii="Wingdings" w:hAnsi="Wingdings" w:hint="default"/>
+        <w:sz w:val="20"/>
+      </w:rPr>
+    </w:lvl>
+    <w:lvl w:ilvl="7" w:tentative="1">
+      <w:start w:val="1"/>
+      <w:numFmt w:val="bullet"/>
+      <w:lvlText w:val=""/>
+      <w:lvlJc w:val="left"/>
+      <w:pPr>
+        <w:tabs>
+          <w:tab w:val="num" w:pos="5760"/>
+        </w:tabs>
+        <w:ind w:left="5760" w:hanging="360"/>
+      </w:pPr>
+      <w:rPr>
+        <w:rFonts w:ascii="Wingdings" w:hAnsi="Wingdings" w:hint="default"/>
+        <w:sz w:val="20"/>
+      </w:rPr>
+    </w:lvl>
+    <w:lvl w:ilvl="8" w:tentative="1">
+      <w:start w:val="1"/>
+      <w:numFmt w:val="bullet"/>
+      <w:lvlText w:val=""/>
+      <w:lvlJc w:val="left"/>
+      <w:pPr>
+        <w:tabs>
+          <w:tab w:val="num" w:pos="6480"/>
+        </w:tabs>
+        <w:ind w:left="6480" w:hanging="360"/>
+      </w:pPr>
+      <w:rPr>
+        <w:rFonts w:ascii="Wingdings" w:hAnsi="Wingdings" w:hint="default"/>
+        <w:sz w:val="20"/>
+      </w:rPr>
+    </w:lvl>
+  </w:abstractNum>
+  <w:abstractNum w:abstractNumId="13" w15:restartNumberingAfterBreak="0">
+    <w:nsid w:val="6C276523"/>
+    <w:multiLevelType w:val="multilevel"/>
+    <w:tmpl w:val="82B025E0"/>
+    <w:lvl w:ilvl="0">
+      <w:start w:val="1"/>
+      <w:numFmt w:val="bullet"/>
+      <w:lvlText w:val=""/>
+      <w:lvlJc w:val="left"/>
+      <w:pPr>
+        <w:tabs>
+          <w:tab w:val="num" w:pos="720"/>
+        </w:tabs>
+        <w:ind w:left="720" w:hanging="360"/>
+      </w:pPr>
+      <w:rPr>
+        <w:rFonts w:ascii="Symbol" w:hAnsi="Symbol" w:hint="default"/>
+        <w:sz w:val="20"/>
+      </w:rPr>
+    </w:lvl>
+    <w:lvl w:ilvl="1" w:tentative="1">
+      <w:start w:val="1"/>
+      <w:numFmt w:val="bullet"/>
+      <w:lvlText w:val="o"/>
+      <w:lvlJc w:val="left"/>
+      <w:pPr>
+        <w:tabs>
+          <w:tab w:val="num" w:pos="1440"/>
+        </w:tabs>
+        <w:ind w:left="1440" w:hanging="360"/>
+      </w:pPr>
+      <w:rPr>
+        <w:rFonts w:ascii="Courier New" w:hAnsi="Courier New" w:hint="default"/>
+        <w:sz w:val="20"/>
+      </w:rPr>
+    </w:lvl>
+    <w:lvl w:ilvl="2" w:tentative="1">
+      <w:start w:val="1"/>
+      <w:numFmt w:val="bullet"/>
+      <w:lvlText w:val=""/>
+      <w:lvlJc w:val="left"/>
+      <w:pPr>
+        <w:tabs>
+          <w:tab w:val="num" w:pos="2160"/>
+        </w:tabs>
+        <w:ind w:left="2160" w:hanging="360"/>
+      </w:pPr>
+      <w:rPr>
+        <w:rFonts w:ascii="Wingdings" w:hAnsi="Wingdings" w:hint="default"/>
+        <w:sz w:val="20"/>
+      </w:rPr>
+    </w:lvl>
+    <w:lvl w:ilvl="3" w:tentative="1">
+      <w:start w:val="1"/>
+      <w:numFmt w:val="bullet"/>
+      <w:lvlText w:val=""/>
+      <w:lvlJc w:val="left"/>
+      <w:pPr>
+        <w:tabs>
+          <w:tab w:val="num" w:pos="2880"/>
+        </w:tabs>
+        <w:ind w:left="2880" w:hanging="360"/>
+      </w:pPr>
+      <w:rPr>
+        <w:rFonts w:ascii="Wingdings" w:hAnsi="Wingdings" w:hint="default"/>
+        <w:sz w:val="20"/>
+      </w:rPr>
+    </w:lvl>
+    <w:lvl w:ilvl="4" w:tentative="1">
+      <w:start w:val="1"/>
+      <w:numFmt w:val="bullet"/>
+      <w:lvlText w:val=""/>
+      <w:lvlJc w:val="left"/>
+      <w:pPr>
+        <w:tabs>
+          <w:tab w:val="num" w:pos="3600"/>
+        </w:tabs>
+        <w:ind w:left="3600" w:hanging="360"/>
+      </w:pPr>
+      <w:rPr>
+        <w:rFonts w:ascii="Wingdings" w:hAnsi="Wingdings" w:hint="default"/>
+        <w:sz w:val="20"/>
+      </w:rPr>
+    </w:lvl>
+    <w:lvl w:ilvl="5" w:tentative="1">
+      <w:start w:val="1"/>
+      <w:numFmt w:val="bullet"/>
+      <w:lvlText w:val=""/>
+      <w:lvlJc w:val="left"/>
+      <w:pPr>
+        <w:tabs>
+          <w:tab w:val="num" w:pos="4320"/>
+        </w:tabs>
+        <w:ind w:left="4320" w:hanging="360"/>
+      </w:pPr>
+      <w:rPr>
+        <w:rFonts w:ascii="Wingdings" w:hAnsi="Wingdings" w:hint="default"/>
+        <w:sz w:val="20"/>
+      </w:rPr>
+    </w:lvl>
+    <w:lvl w:ilvl="6" w:tentative="1">
+      <w:start w:val="1"/>
+      <w:numFmt w:val="bullet"/>
+      <w:lvlText w:val=""/>
+      <w:lvlJc w:val="left"/>
+      <w:pPr>
+        <w:tabs>
+          <w:tab w:val="num" w:pos="5040"/>
+        </w:tabs>
+        <w:ind w:left="5040" w:hanging="360"/>
+      </w:pPr>
+      <w:rPr>
+        <w:rFonts w:ascii="Wingdings" w:hAnsi="Wingdings" w:hint="default"/>
+        <w:sz w:val="20"/>
+      </w:rPr>
+    </w:lvl>
+    <w:lvl w:ilvl="7" w:tentative="1">
+      <w:start w:val="1"/>
+      <w:numFmt w:val="bullet"/>
+      <w:lvlText w:val=""/>
+      <w:lvlJc w:val="left"/>
+      <w:pPr>
+        <w:tabs>
+          <w:tab w:val="num" w:pos="5760"/>
+        </w:tabs>
+        <w:ind w:left="5760" w:hanging="360"/>
+      </w:pPr>
+      <w:rPr>
+        <w:rFonts w:ascii="Wingdings" w:hAnsi="Wingdings" w:hint="default"/>
+        <w:sz w:val="20"/>
+      </w:rPr>
+    </w:lvl>
+    <w:lvl w:ilvl="8" w:tentative="1">
+      <w:start w:val="1"/>
+      <w:numFmt w:val="bullet"/>
+      <w:lvlText w:val=""/>
+      <w:lvlJc w:val="left"/>
+      <w:pPr>
+        <w:tabs>
+          <w:tab w:val="num" w:pos="6480"/>
+        </w:tabs>
+        <w:ind w:left="6480" w:hanging="360"/>
+      </w:pPr>
+      <w:rPr>
+        <w:rFonts w:ascii="Wingdings" w:hAnsi="Wingdings" w:hint="default"/>
+        <w:sz w:val="20"/>
+      </w:rPr>
+    </w:lvl>
+  </w:abstractNum>
+  <w:abstractNum w:abstractNumId="14" w15:restartNumberingAfterBreak="0">
+    <w:nsid w:val="72795292"/>
+    <w:multiLevelType w:val="multilevel"/>
+    <w:tmpl w:val="DDCA4650"/>
+    <w:lvl w:ilvl="0">
+      <w:start w:val="1"/>
+      <w:numFmt w:val="bullet"/>
+      <w:lvlText w:val=""/>
+      <w:lvlJc w:val="left"/>
+      <w:pPr>
+        <w:tabs>
+          <w:tab w:val="num" w:pos="720"/>
+        </w:tabs>
+        <w:ind w:left="720" w:hanging="360"/>
+      </w:pPr>
+      <w:rPr>
+        <w:rFonts w:ascii="Symbol" w:hAnsi="Symbol" w:hint="default"/>
+        <w:sz w:val="20"/>
+      </w:rPr>
+    </w:lvl>
+    <w:lvl w:ilvl="1" w:tentative="1">
+      <w:start w:val="1"/>
+      <w:numFmt w:val="bullet"/>
+      <w:lvlText w:val="o"/>
+      <w:lvlJc w:val="left"/>
+      <w:pPr>
+        <w:tabs>
+          <w:tab w:val="num" w:pos="1440"/>
+        </w:tabs>
+        <w:ind w:left="1440" w:hanging="360"/>
+      </w:pPr>
+      <w:rPr>
+        <w:rFonts w:ascii="Courier New" w:hAnsi="Courier New" w:hint="default"/>
+        <w:sz w:val="20"/>
+      </w:rPr>
+    </w:lvl>
+    <w:lvl w:ilvl="2" w:tentative="1">
+      <w:start w:val="1"/>
+      <w:numFmt w:val="bullet"/>
+      <w:lvlText w:val=""/>
+      <w:lvlJc w:val="left"/>
+      <w:pPr>
+        <w:tabs>
+          <w:tab w:val="num" w:pos="2160"/>
+        </w:tabs>
+        <w:ind w:left="2160" w:hanging="360"/>
+      </w:pPr>
+      <w:rPr>
+        <w:rFonts w:ascii="Wingdings" w:hAnsi="Wingdings" w:hint="default"/>
+        <w:sz w:val="20"/>
+      </w:rPr>
+    </w:lvl>
+    <w:lvl w:ilvl="3" w:tentative="1">
+      <w:start w:val="1"/>
+      <w:numFmt w:val="bullet"/>
+      <w:lvlText w:val=""/>
+      <w:lvlJc w:val="left"/>
+      <w:pPr>
+        <w:tabs>
+          <w:tab w:val="num" w:pos="2880"/>
+        </w:tabs>
+        <w:ind w:left="2880" w:hanging="360"/>
+      </w:pPr>
+      <w:rPr>
+        <w:rFonts w:ascii="Wingdings" w:hAnsi="Wingdings" w:hint="default"/>
+        <w:sz w:val="20"/>
+      </w:rPr>
+    </w:lvl>
+    <w:lvl w:ilvl="4" w:tentative="1">
+      <w:start w:val="1"/>
+      <w:numFmt w:val="bullet"/>
+      <w:lvlText w:val=""/>
+      <w:lvlJc w:val="left"/>
+      <w:pPr>
+        <w:tabs>
+          <w:tab w:val="num" w:pos="3600"/>
+        </w:tabs>
+        <w:ind w:left="3600" w:hanging="360"/>
+      </w:pPr>
+      <w:rPr>
+        <w:rFonts w:ascii="Wingdings" w:hAnsi="Wingdings" w:hint="default"/>
+        <w:sz w:val="20"/>
+      </w:rPr>
+    </w:lvl>
+    <w:lvl w:ilvl="5" w:tentative="1">
+      <w:start w:val="1"/>
+      <w:numFmt w:val="bullet"/>
+      <w:lvlText w:val=""/>
+      <w:lvlJc w:val="left"/>
+      <w:pPr>
+        <w:tabs>
+          <w:tab w:val="num" w:pos="4320"/>
+        </w:tabs>
+        <w:ind w:left="4320" w:hanging="360"/>
+      </w:pPr>
+      <w:rPr>
+        <w:rFonts w:ascii="Wingdings" w:hAnsi="Wingdings" w:hint="default"/>
+        <w:sz w:val="20"/>
+      </w:rPr>
+    </w:lvl>
+    <w:lvl w:ilvl="6" w:tentative="1">
+      <w:start w:val="1"/>
+      <w:numFmt w:val="bullet"/>
+      <w:lvlText w:val=""/>
+      <w:lvlJc w:val="left"/>
+      <w:pPr>
+        <w:tabs>
+          <w:tab w:val="num" w:pos="5040"/>
+        </w:tabs>
+        <w:ind w:left="5040" w:hanging="360"/>
+      </w:pPr>
+      <w:rPr>
+        <w:rFonts w:ascii="Wingdings" w:hAnsi="Wingdings" w:hint="default"/>
+        <w:sz w:val="20"/>
+      </w:rPr>
+    </w:lvl>
+    <w:lvl w:ilvl="7" w:tentative="1">
+      <w:start w:val="1"/>
+      <w:numFmt w:val="bullet"/>
+      <w:lvlText w:val=""/>
+      <w:lvlJc w:val="left"/>
+      <w:pPr>
+        <w:tabs>
+          <w:tab w:val="num" w:pos="5760"/>
+        </w:tabs>
+        <w:ind w:left="5760" w:hanging="360"/>
+      </w:pPr>
+      <w:rPr>
+        <w:rFonts w:ascii="Wingdings" w:hAnsi="Wingdings" w:hint="default"/>
+        <w:sz w:val="20"/>
+      </w:rPr>
+    </w:lvl>
+    <w:lvl w:ilvl="8" w:tentative="1">
+      <w:start w:val="1"/>
+      <w:numFmt w:val="bullet"/>
+      <w:lvlText w:val=""/>
+      <w:lvlJc w:val="left"/>
+      <w:pPr>
+        <w:tabs>
+          <w:tab w:val="num" w:pos="6480"/>
+        </w:tabs>
+        <w:ind w:left="6480" w:hanging="360"/>
+      </w:pPr>
+      <w:rPr>
+        <w:rFonts w:ascii="Wingdings" w:hAnsi="Wingdings" w:hint="default"/>
+        <w:sz w:val="20"/>
+      </w:rPr>
+    </w:lvl>
+  </w:abstractNum>
+  <w:abstractNum w:abstractNumId="15" w15:restartNumberingAfterBreak="0">
+    <w:nsid w:val="72BD0F41"/>
+    <w:multiLevelType w:val="hybridMultilevel"/>
+    <w:tmpl w:val="C50CFF68"/>
+    <w:lvl w:ilvl="0" w:tplc="1C090001">
+      <w:start w:val="1"/>
+      <w:numFmt w:val="bullet"/>
+      <w:lvlText w:val=""/>
+      <w:lvlJc w:val="left"/>
+      <w:pPr>
+        <w:ind w:left="720" w:hanging="360"/>
+      </w:pPr>
+      <w:rPr>
+        <w:rFonts w:ascii="Symbol" w:hAnsi="Symbol" w:hint="default"/>
+      </w:rPr>
+    </w:lvl>
+    <w:lvl w:ilvl="1" w:tplc="1C090003" w:tentative="1">
+      <w:start w:val="1"/>
+      <w:numFmt w:val="bullet"/>
+      <w:lvlText w:val="o"/>
+      <w:lvlJc w:val="left"/>
+      <w:pPr>
+        <w:ind w:left="1440" w:hanging="360"/>
+      </w:pPr>
+      <w:rPr>
+        <w:rFonts w:ascii="Courier New" w:hAnsi="Courier New" w:cs="Courier New" w:hint="default"/>
+      </w:rPr>
+    </w:lvl>
+    <w:lvl w:ilvl="2" w:tplc="1C090005" w:tentative="1">
+      <w:start w:val="1"/>
+      <w:numFmt w:val="bullet"/>
+      <w:lvlText w:val=""/>
+      <w:lvlJc w:val="left"/>
+      <w:pPr>
+        <w:ind w:left="2160" w:hanging="360"/>
+      </w:pPr>
+      <w:rPr>
+        <w:rFonts w:ascii="Wingdings" w:hAnsi="Wingdings" w:hint="default"/>
+      </w:rPr>
+    </w:lvl>
+    <w:lvl w:ilvl="3" w:tplc="1C090001" w:tentative="1">
+      <w:start w:val="1"/>
+      <w:numFmt w:val="bullet"/>
+      <w:lvlText w:val=""/>
+      <w:lvlJc w:val="left"/>
+      <w:pPr>
+        <w:ind w:left="2880" w:hanging="360"/>
+      </w:pPr>
+      <w:rPr>
+        <w:rFonts w:ascii="Symbol" w:hAnsi="Symbol" w:hint="default"/>
+      </w:rPr>
+    </w:lvl>
+    <w:lvl w:ilvl="4" w:tplc="1C090003" w:tentative="1">
+      <w:start w:val="1"/>
+      <w:numFmt w:val="bullet"/>
+      <w:lvlText w:val="o"/>
+      <w:lvlJc w:val="left"/>
+      <w:pPr>
+        <w:ind w:left="3600" w:hanging="360"/>
+      </w:pPr>
+      <w:rPr>
+        <w:rFonts w:ascii="Courier New" w:hAnsi="Courier New" w:cs="Courier New" w:hint="default"/>
+      </w:rPr>
+    </w:lvl>
+    <w:lvl w:ilvl="5" w:tplc="1C090005" w:tentative="1">
+      <w:start w:val="1"/>
+      <w:numFmt w:val="bullet"/>
+      <w:lvlText w:val=""/>
+      <w:lvlJc w:val="left"/>
+      <w:pPr>
+        <w:ind w:left="4320" w:hanging="360"/>
+      </w:pPr>
+      <w:rPr>
+        <w:rFonts w:ascii="Wingdings" w:hAnsi="Wingdings" w:hint="default"/>
+      </w:rPr>
+    </w:lvl>
+    <w:lvl w:ilvl="6" w:tplc="1C090001" w:tentative="1">
+      <w:start w:val="1"/>
+      <w:numFmt w:val="bullet"/>
+      <w:lvlText w:val=""/>
+      <w:lvlJc w:val="left"/>
+      <w:pPr>
+        <w:ind w:left="5040" w:hanging="360"/>
+      </w:pPr>
+      <w:rPr>
+        <w:rFonts w:ascii="Symbol" w:hAnsi="Symbol" w:hint="default"/>
+      </w:rPr>
+    </w:lvl>
+    <w:lvl w:ilvl="7" w:tplc="1C090003" w:tentative="1">
+      <w:start w:val="1"/>
+      <w:numFmt w:val="bullet"/>
+      <w:lvlText w:val="o"/>
+      <w:lvlJc w:val="left"/>
+      <w:pPr>
+        <w:ind w:left="5760" w:hanging="360"/>
+      </w:pPr>
+      <w:rPr>
+        <w:rFonts w:ascii="Courier New" w:hAnsi="Courier New" w:cs="Courier New" w:hint="default"/>
+      </w:rPr>
+    </w:lvl>
+    <w:lvl w:ilvl="8" w:tplc="1C090005" w:tentative="1">
+      <w:start w:val="1"/>
+      <w:numFmt w:val="bullet"/>
+      <w:lvlText w:val=""/>
+      <w:lvlJc w:val="left"/>
+      <w:pPr>
+        <w:ind w:left="6480" w:hanging="360"/>
+      </w:pPr>
+      <w:rPr>
+        <w:rFonts w:ascii="Wingdings" w:hAnsi="Wingdings" w:hint="default"/>
+      </w:rPr>
+    </w:lvl>
+  </w:abstractNum>
+  <w:abstractNum w:abstractNumId="16" w15:restartNumberingAfterBreak="0">
+    <w:nsid w:val="72F02786"/>
+    <w:multiLevelType w:val="hybridMultilevel"/>
+    <w:tmpl w:val="EF4264AA"/>
+    <w:lvl w:ilvl="0" w:tplc="1C090001">
+      <w:start w:val="1"/>
+      <w:numFmt w:val="bullet"/>
+      <w:lvlText w:val=""/>
+      <w:lvlJc w:val="left"/>
+      <w:pPr>
+        <w:ind w:left="720" w:hanging="360"/>
+      </w:pPr>
+      <w:rPr>
+        <w:rFonts w:ascii="Symbol" w:hAnsi="Symbol" w:hint="default"/>
+      </w:rPr>
+    </w:lvl>
+    <w:lvl w:ilvl="1" w:tplc="1C090003" w:tentative="1">
+      <w:start w:val="1"/>
+      <w:numFmt w:val="bullet"/>
+      <w:lvlText w:val="o"/>
+      <w:lvlJc w:val="left"/>
+      <w:pPr>
+        <w:ind w:left="1440" w:hanging="360"/>
+      </w:pPr>
+      <w:rPr>
+        <w:rFonts w:ascii="Courier New" w:hAnsi="Courier New" w:cs="Courier New" w:hint="default"/>
+      </w:rPr>
+    </w:lvl>
+    <w:lvl w:ilvl="2" w:tplc="1C090005" w:tentative="1">
+      <w:start w:val="1"/>
+      <w:numFmt w:val="bullet"/>
+      <w:lvlText w:val=""/>
+      <w:lvlJc w:val="left"/>
+      <w:pPr>
+        <w:ind w:left="2160" w:hanging="360"/>
+      </w:pPr>
+      <w:rPr>
+        <w:rFonts w:ascii="Wingdings" w:hAnsi="Wingdings" w:hint="default"/>
+      </w:rPr>
+    </w:lvl>
+    <w:lvl w:ilvl="3" w:tplc="1C090001" w:tentative="1">
+      <w:start w:val="1"/>
+      <w:numFmt w:val="bullet"/>
+      <w:lvlText w:val=""/>
+      <w:lvlJc w:val="left"/>
+      <w:pPr>
+        <w:ind w:left="2880" w:hanging="360"/>
+      </w:pPr>
+      <w:rPr>
+        <w:rFonts w:ascii="Symbol" w:hAnsi="Symbol" w:hint="default"/>
+      </w:rPr>
+    </w:lvl>
+    <w:lvl w:ilvl="4" w:tplc="1C090003" w:tentative="1">
+      <w:start w:val="1"/>
+      <w:numFmt w:val="bullet"/>
+      <w:lvlText w:val="o"/>
+      <w:lvlJc w:val="left"/>
+      <w:pPr>
+        <w:ind w:left="3600" w:hanging="360"/>
+      </w:pPr>
+      <w:rPr>
+        <w:rFonts w:ascii="Courier New" w:hAnsi="Courier New" w:cs="Courier New" w:hint="default"/>
+      </w:rPr>
+    </w:lvl>
+    <w:lvl w:ilvl="5" w:tplc="1C090005" w:tentative="1">
+      <w:start w:val="1"/>
+      <w:numFmt w:val="bullet"/>
+      <w:lvlText w:val=""/>
+      <w:lvlJc w:val="left"/>
+      <w:pPr>
+        <w:ind w:left="4320" w:hanging="360"/>
+      </w:pPr>
+      <w:rPr>
+        <w:rFonts w:ascii="Wingdings" w:hAnsi="Wingdings" w:hint="default"/>
+      </w:rPr>
+    </w:lvl>
+    <w:lvl w:ilvl="6" w:tplc="1C090001" w:tentative="1">
+      <w:start w:val="1"/>
+      <w:numFmt w:val="bullet"/>
+      <w:lvlText w:val=""/>
+      <w:lvlJc w:val="left"/>
+      <w:pPr>
+        <w:ind w:left="5040" w:hanging="360"/>
+      </w:pPr>
+      <w:rPr>
+        <w:rFonts w:ascii="Symbol" w:hAnsi="Symbol" w:hint="default"/>
+      </w:rPr>
+    </w:lvl>
+    <w:lvl w:ilvl="7" w:tplc="1C090003" w:tentative="1">
+      <w:start w:val="1"/>
+      <w:numFmt w:val="bullet"/>
+      <w:lvlText w:val="o"/>
+      <w:lvlJc w:val="left"/>
+      <w:pPr>
+        <w:ind w:left="5760" w:hanging="360"/>
+      </w:pPr>
+      <w:rPr>
+        <w:rFonts w:ascii="Courier New" w:hAnsi="Courier New" w:cs="Courier New" w:hint="default"/>
+      </w:rPr>
+    </w:lvl>
+    <w:lvl w:ilvl="8" w:tplc="1C090005" w:tentative="1">
+      <w:start w:val="1"/>
+      <w:numFmt w:val="bullet"/>
+      <w:lvlText w:val=""/>
+      <w:lvlJc w:val="left"/>
+      <w:pPr>
+        <w:ind w:left="6480" w:hanging="360"/>
+      </w:pPr>
+      <w:rPr>
+        <w:rFonts w:ascii="Wingdings" w:hAnsi="Wingdings" w:hint="default"/>
+      </w:rPr>
+    </w:lvl>
+  </w:abstractNum>
+  <w:abstractNum w:abstractNumId="17" w15:restartNumberingAfterBreak="0">
+    <w:nsid w:val="73D632D9"/>
+    <w:multiLevelType w:val="multilevel"/>
+    <w:tmpl w:val="E7CAAFDC"/>
+    <w:lvl w:ilvl="0">
+      <w:start w:val="1"/>
+      <w:numFmt w:val="bullet"/>
+      <w:lvlText w:val=""/>
+      <w:lvlJc w:val="left"/>
+      <w:pPr>
+        <w:tabs>
+          <w:tab w:val="num" w:pos="720"/>
+        </w:tabs>
+        <w:ind w:left="720" w:hanging="360"/>
+      </w:pPr>
+      <w:rPr>
+        <w:rFonts w:ascii="Symbol" w:hAnsi="Symbol" w:hint="default"/>
+        <w:sz w:val="20"/>
+      </w:rPr>
+    </w:lvl>
+    <w:lvl w:ilvl="1" w:tentative="1">
+      <w:start w:val="1"/>
+      <w:numFmt w:val="bullet"/>
+      <w:lvlText w:val="o"/>
+      <w:lvlJc w:val="left"/>
+      <w:pPr>
+        <w:tabs>
+          <w:tab w:val="num" w:pos="1440"/>
+        </w:tabs>
+        <w:ind w:left="1440" w:hanging="360"/>
+      </w:pPr>
+      <w:rPr>
+        <w:rFonts w:ascii="Courier New" w:hAnsi="Courier New" w:hint="default"/>
+        <w:sz w:val="20"/>
+      </w:rPr>
+    </w:lvl>
+    <w:lvl w:ilvl="2" w:tentative="1">
+      <w:start w:val="1"/>
+      <w:numFmt w:val="bullet"/>
+      <w:lvlText w:val=""/>
+      <w:lvlJc w:val="left"/>
+      <w:pPr>
+        <w:tabs>
+          <w:tab w:val="num" w:pos="2160"/>
+        </w:tabs>
+        <w:ind w:left="2160" w:hanging="360"/>
+      </w:pPr>
+      <w:rPr>
+        <w:rFonts w:ascii="Wingdings" w:hAnsi="Wingdings" w:hint="default"/>
+        <w:sz w:val="20"/>
+      </w:rPr>
+    </w:lvl>
+    <w:lvl w:ilvl="3" w:tentative="1">
+      <w:start w:val="1"/>
+      <w:numFmt w:val="bullet"/>
+      <w:lvlText w:val=""/>
+      <w:lvlJc w:val="left"/>
+      <w:pPr>
+        <w:tabs>
+          <w:tab w:val="num" w:pos="2880"/>
+        </w:tabs>
+        <w:ind w:left="2880" w:hanging="360"/>
+      </w:pPr>
+      <w:rPr>
+        <w:rFonts w:ascii="Wingdings" w:hAnsi="Wingdings" w:hint="default"/>
+        <w:sz w:val="20"/>
+      </w:rPr>
+    </w:lvl>
+    <w:lvl w:ilvl="4" w:tentative="1">
+      <w:start w:val="1"/>
+      <w:numFmt w:val="bullet"/>
+      <w:lvlText w:val=""/>
+      <w:lvlJc w:val="left"/>
+      <w:pPr>
+        <w:tabs>
+          <w:tab w:val="num" w:pos="3600"/>
+        </w:tabs>
+        <w:ind w:left="3600" w:hanging="360"/>
+      </w:pPr>
+      <w:rPr>
+        <w:rFonts w:ascii="Wingdings" w:hAnsi="Wingdings" w:hint="default"/>
+        <w:sz w:val="20"/>
+      </w:rPr>
+    </w:lvl>
+    <w:lvl w:ilvl="5" w:tentative="1">
+      <w:start w:val="1"/>
+      <w:numFmt w:val="bullet"/>
+      <w:lvlText w:val=""/>
+      <w:lvlJc w:val="left"/>
+      <w:pPr>
+        <w:tabs>
+          <w:tab w:val="num" w:pos="4320"/>
+        </w:tabs>
+        <w:ind w:left="4320" w:hanging="360"/>
+      </w:pPr>
+      <w:rPr>
+        <w:rFonts w:ascii="Wingdings" w:hAnsi="Wingdings" w:hint="default"/>
+        <w:sz w:val="20"/>
+      </w:rPr>
+    </w:lvl>
+    <w:lvl w:ilvl="6" w:tentative="1">
+      <w:start w:val="1"/>
+      <w:numFmt w:val="bullet"/>
+      <w:lvlText w:val=""/>
+      <w:lvlJc w:val="left"/>
+      <w:pPr>
+        <w:tabs>
+          <w:tab w:val="num" w:pos="5040"/>
+        </w:tabs>
+        <w:ind w:left="5040" w:hanging="360"/>
+      </w:pPr>
+      <w:rPr>
+        <w:rFonts w:ascii="Wingdings" w:hAnsi="Wingdings" w:hint="default"/>
+        <w:sz w:val="20"/>
+      </w:rPr>
+    </w:lvl>
+    <w:lvl w:ilvl="7" w:tentative="1">
+      <w:start w:val="1"/>
+      <w:numFmt w:val="bullet"/>
+      <w:lvlText w:val=""/>
+      <w:lvlJc w:val="left"/>
+      <w:pPr>
+        <w:tabs>
+          <w:tab w:val="num" w:pos="5760"/>
+        </w:tabs>
+        <w:ind w:left="5760" w:hanging="360"/>
+      </w:pPr>
+      <w:rPr>
+        <w:rFonts w:ascii="Wingdings" w:hAnsi="Wingdings" w:hint="default"/>
+        <w:sz w:val="20"/>
+      </w:rPr>
+    </w:lvl>
+    <w:lvl w:ilvl="8" w:tentative="1">
+      <w:start w:val="1"/>
+      <w:numFmt w:val="bullet"/>
+      <w:lvlText w:val=""/>
+      <w:lvlJc w:val="left"/>
+      <w:pPr>
+        <w:tabs>
+          <w:tab w:val="num" w:pos="6480"/>
+        </w:tabs>
+        <w:ind w:left="6480" w:hanging="360"/>
+      </w:pPr>
+      <w:rPr>
+        <w:rFonts w:ascii="Wingdings" w:hAnsi="Wingdings" w:hint="default"/>
+        <w:sz w:val="20"/>
+      </w:rPr>
+    </w:lvl>
+  </w:abstractNum>
+  <w:abstractNum w:abstractNumId="18" w15:restartNumberingAfterBreak="0">
+    <w:nsid w:val="793658A5"/>
+    <w:multiLevelType w:val="hybridMultilevel"/>
+    <w:tmpl w:val="F7342E0E"/>
+    <w:lvl w:ilvl="0" w:tplc="1C090001">
+      <w:start w:val="1"/>
+      <w:numFmt w:val="bullet"/>
+      <w:lvlText w:val=""/>
+      <w:lvlJc w:val="left"/>
+      <w:pPr>
+        <w:ind w:left="720" w:hanging="360"/>
+      </w:pPr>
+      <w:rPr>
+        <w:rFonts w:ascii="Symbol" w:hAnsi="Symbol" w:hint="default"/>
+      </w:rPr>
+    </w:lvl>
+    <w:lvl w:ilvl="1" w:tplc="1C090003" w:tentative="1">
+      <w:start w:val="1"/>
+      <w:numFmt w:val="bullet"/>
+      <w:lvlText w:val="o"/>
+      <w:lvlJc w:val="left"/>
+      <w:pPr>
+        <w:ind w:left="1440" w:hanging="360"/>
+      </w:pPr>
+      <w:rPr>
+        <w:rFonts w:ascii="Courier New" w:hAnsi="Courier New" w:cs="Courier New" w:hint="default"/>
+      </w:rPr>
+    </w:lvl>
+    <w:lvl w:ilvl="2" w:tplc="1C090005" w:tentative="1">
+      <w:start w:val="1"/>
+      <w:numFmt w:val="bullet"/>
+      <w:lvlText w:val=""/>
+      <w:lvlJc w:val="left"/>
+      <w:pPr>
+        <w:ind w:left="2160" w:hanging="360"/>
+      </w:pPr>
+      <w:rPr>
+        <w:rFonts w:ascii="Wingdings" w:hAnsi="Wingdings" w:hint="default"/>
+      </w:rPr>
+    </w:lvl>
+    <w:lvl w:ilvl="3" w:tplc="1C090001" w:tentative="1">
+      <w:start w:val="1"/>
+      <w:numFmt w:val="bullet"/>
+      <w:lvlText w:val=""/>
+      <w:lvlJc w:val="left"/>
+      <w:pPr>
+        <w:ind w:left="2880" w:hanging="360"/>
+      </w:pPr>
+      <w:rPr>
+        <w:rFonts w:ascii="Symbol" w:hAnsi="Symbol" w:hint="default"/>
+      </w:rPr>
+    </w:lvl>
+    <w:lvl w:ilvl="4" w:tplc="1C090003" w:tentative="1">
+      <w:start w:val="1"/>
+      <w:numFmt w:val="bullet"/>
+      <w:lvlText w:val="o"/>
+      <w:lvlJc w:val="left"/>
+      <w:pPr>
+        <w:ind w:left="3600" w:hanging="360"/>
+      </w:pPr>
+      <w:rPr>
+        <w:rFonts w:ascii="Courier New" w:hAnsi="Courier New" w:cs="Courier New" w:hint="default"/>
+      </w:rPr>
+    </w:lvl>
+    <w:lvl w:ilvl="5" w:tplc="1C090005" w:tentative="1">
+      <w:start w:val="1"/>
+      <w:numFmt w:val="bullet"/>
+      <w:lvlText w:val=""/>
+      <w:lvlJc w:val="left"/>
+      <w:pPr>
+        <w:ind w:left="4320" w:hanging="360"/>
+      </w:pPr>
+      <w:rPr>
+        <w:rFonts w:ascii="Wingdings" w:hAnsi="Wingdings" w:hint="default"/>
+      </w:rPr>
+    </w:lvl>
+    <w:lvl w:ilvl="6" w:tplc="1C090001" w:tentative="1">
+      <w:start w:val="1"/>
+      <w:numFmt w:val="bullet"/>
+      <w:lvlText w:val=""/>
+      <w:lvlJc w:val="left"/>
+      <w:pPr>
+        <w:ind w:left="5040" w:hanging="360"/>
+      </w:pPr>
+      <w:rPr>
+        <w:rFonts w:ascii="Symbol" w:hAnsi="Symbol" w:hint="default"/>
+      </w:rPr>
+    </w:lvl>
+    <w:lvl w:ilvl="7" w:tplc="1C090003" w:tentative="1">
+      <w:start w:val="1"/>
+      <w:numFmt w:val="bullet"/>
+      <w:lvlText w:val="o"/>
+      <w:lvlJc w:val="left"/>
+      <w:pPr>
+        <w:ind w:left="5760" w:hanging="360"/>
+      </w:pPr>
+      <w:rPr>
+        <w:rFonts w:ascii="Courier New" w:hAnsi="Courier New" w:cs="Courier New" w:hint="default"/>
+      </w:rPr>
+    </w:lvl>
+    <w:lvl w:ilvl="8" w:tplc="1C090005" w:tentative="1">
+      <w:start w:val="1"/>
+      <w:numFmt w:val="bullet"/>
+      <w:lvlText w:val=""/>
+      <w:lvlJc w:val="left"/>
+      <w:pPr>
+        <w:ind w:left="6480" w:hanging="360"/>
+      </w:pPr>
+      <w:rPr>
+        <w:rFonts w:ascii="Wingdings" w:hAnsi="Wingdings" w:hint="default"/>
+      </w:rPr>
+    </w:lvl>
+  </w:abstractNum>
+  <w:abstractNum w:abstractNumId="19" w15:restartNumberingAfterBreak="0">
+    <w:nsid w:val="79F755BC"/>
+    <w:multiLevelType w:val="hybridMultilevel"/>
+    <w:tmpl w:val="B9C65D8A"/>
+    <w:lvl w:ilvl="0" w:tplc="1C090001">
+      <w:start w:val="1"/>
+      <w:numFmt w:val="bullet"/>
+      <w:lvlText w:val=""/>
+      <w:lvlJc w:val="left"/>
+      <w:pPr>
+        <w:ind w:left="720" w:hanging="360"/>
+      </w:pPr>
+      <w:rPr>
+        <w:rFonts w:ascii="Symbol" w:hAnsi="Symbol" w:hint="default"/>
+      </w:rPr>
+    </w:lvl>
+    <w:lvl w:ilvl="1" w:tplc="1C090003" w:tentative="1">
+      <w:start w:val="1"/>
+      <w:numFmt w:val="bullet"/>
+      <w:lvlText w:val="o"/>
+      <w:lvlJc w:val="left"/>
+      <w:pPr>
+        <w:ind w:left="1440" w:hanging="360"/>
+      </w:pPr>
+      <w:rPr>
+        <w:rFonts w:ascii="Courier New" w:hAnsi="Courier New" w:cs="Courier New" w:hint="default"/>
+      </w:rPr>
+    </w:lvl>
+    <w:lvl w:ilvl="2" w:tplc="1C090005" w:tentative="1">
+      <w:start w:val="1"/>
+      <w:numFmt w:val="bullet"/>
+      <w:lvlText w:val=""/>
+      <w:lvlJc w:val="left"/>
+      <w:pPr>
+        <w:ind w:left="2160" w:hanging="360"/>
+      </w:pPr>
+      <w:rPr>
+        <w:rFonts w:ascii="Wingdings" w:hAnsi="Wingdings" w:hint="default"/>
+      </w:rPr>
+    </w:lvl>
+    <w:lvl w:ilvl="3" w:tplc="1C090001" w:tentative="1">
+      <w:start w:val="1"/>
+      <w:numFmt w:val="bullet"/>
+      <w:lvlText w:val=""/>
+      <w:lvlJc w:val="left"/>
+      <w:pPr>
+        <w:ind w:left="2880" w:hanging="360"/>
+      </w:pPr>
+      <w:rPr>
+        <w:rFonts w:ascii="Symbol" w:hAnsi="Symbol" w:hint="default"/>
+      </w:rPr>
+    </w:lvl>
+    <w:lvl w:ilvl="4" w:tplc="1C090003" w:tentative="1">
+      <w:start w:val="1"/>
+      <w:numFmt w:val="bullet"/>
+      <w:lvlText w:val="o"/>
+      <w:lvlJc w:val="left"/>
+      <w:pPr>
+        <w:ind w:left="3600" w:hanging="360"/>
+      </w:pPr>
+      <w:rPr>
+        <w:rFonts w:ascii="Courier New" w:hAnsi="Courier New" w:cs="Courier New" w:hint="default"/>
+      </w:rPr>
+    </w:lvl>
+    <w:lvl w:ilvl="5" w:tplc="1C090005" w:tentative="1">
+      <w:start w:val="1"/>
+      <w:numFmt w:val="bullet"/>
+      <w:lvlText w:val=""/>
+      <w:lvlJc w:val="left"/>
+      <w:pPr>
+        <w:ind w:left="4320" w:hanging="360"/>
+      </w:pPr>
+      <w:rPr>
+        <w:rFonts w:ascii="Wingdings" w:hAnsi="Wingdings" w:hint="default"/>
+      </w:rPr>
+    </w:lvl>
+    <w:lvl w:ilvl="6" w:tplc="1C090001" w:tentative="1">
+      <w:start w:val="1"/>
+      <w:numFmt w:val="bullet"/>
+      <w:lvlText w:val=""/>
+      <w:lvlJc w:val="left"/>
+      <w:pPr>
+        <w:ind w:left="5040" w:hanging="360"/>
+      </w:pPr>
+      <w:rPr>
+        <w:rFonts w:ascii="Symbol" w:hAnsi="Symbol" w:hint="default"/>
+      </w:rPr>
+    </w:lvl>
+    <w:lvl w:ilvl="7" w:tplc="1C090003" w:tentative="1">
+      <w:start w:val="1"/>
+      <w:numFmt w:val="bullet"/>
+      <w:lvlText w:val="o"/>
+      <w:lvlJc w:val="left"/>
+      <w:pPr>
+        <w:ind w:left="5760" w:hanging="360"/>
+      </w:pPr>
+      <w:rPr>
+        <w:rFonts w:ascii="Courier New" w:hAnsi="Courier New" w:cs="Courier New" w:hint="default"/>
+      </w:rPr>
+    </w:lvl>
+    <w:lvl w:ilvl="8" w:tplc="1C090005" w:tentative="1">
+      <w:start w:val="1"/>
+      <w:numFmt w:val="bullet"/>
+      <w:lvlText w:val=""/>
+      <w:lvlJc w:val="left"/>
+      <w:pPr>
+        <w:ind w:left="6480" w:hanging="360"/>
+      </w:pPr>
+      <w:rPr>
+        <w:rFonts w:ascii="Wingdings" w:hAnsi="Wingdings" w:hint="default"/>
+      </w:rPr>
+    </w:lvl>
+  </w:abstractNum>
+  <w:abstractNum w:abstractNumId="20" w15:restartNumberingAfterBreak="0">
+    <w:nsid w:val="7D2B1D49"/>
+    <w:multiLevelType w:val="hybridMultilevel"/>
+    <w:tmpl w:val="6C440EF6"/>
+    <w:lvl w:ilvl="0" w:tplc="1C090001">
+      <w:start w:val="1"/>
+      <w:numFmt w:val="bullet"/>
+      <w:lvlText w:val=""/>
+      <w:lvlJc w:val="left"/>
+      <w:pPr>
+        <w:ind w:left="720" w:hanging="360"/>
+      </w:pPr>
+      <w:rPr>
+        <w:rFonts w:ascii="Symbol" w:hAnsi="Symbol" w:hint="default"/>
+      </w:rPr>
+    </w:lvl>
+    <w:lvl w:ilvl="1" w:tplc="1C090003" w:tentative="1">
+      <w:start w:val="1"/>
+      <w:numFmt w:val="bullet"/>
+      <w:lvlText w:val="o"/>
+      <w:lvlJc w:val="left"/>
+      <w:pPr>
+        <w:ind w:left="1440" w:hanging="360"/>
+      </w:pPr>
+      <w:rPr>
+        <w:rFonts w:ascii="Courier New" w:hAnsi="Courier New" w:cs="Courier New" w:hint="default"/>
+      </w:rPr>
+    </w:lvl>
+    <w:lvl w:ilvl="2" w:tplc="1C090005" w:tentative="1">
+      <w:start w:val="1"/>
+      <w:numFmt w:val="bullet"/>
+      <w:lvlText w:val=""/>
+      <w:lvlJc w:val="left"/>
+      <w:pPr>
+        <w:ind w:left="2160" w:hanging="360"/>
+      </w:pPr>
+      <w:rPr>
+        <w:rFonts w:ascii="Wingdings" w:hAnsi="Wingdings" w:hint="default"/>
+      </w:rPr>
+    </w:lvl>
+    <w:lvl w:ilvl="3" w:tplc="1C090001" w:tentative="1">
+      <w:start w:val="1"/>
+      <w:numFmt w:val="bullet"/>
+      <w:lvlText w:val=""/>
+      <w:lvlJc w:val="left"/>
+      <w:pPr>
+        <w:ind w:left="2880" w:hanging="360"/>
+      </w:pPr>
+      <w:rPr>
+        <w:rFonts w:ascii="Symbol" w:hAnsi="Symbol" w:hint="default"/>
+      </w:rPr>
+    </w:lvl>
+    <w:lvl w:ilvl="4" w:tplc="1C090003" w:tentative="1">
+      <w:start w:val="1"/>
+      <w:numFmt w:val="bullet"/>
+      <w:lvlText w:val="o"/>
+      <w:lvlJc w:val="left"/>
+      <w:pPr>
+        <w:ind w:left="3600" w:hanging="360"/>
+      </w:pPr>
+      <w:rPr>
+        <w:rFonts w:ascii="Courier New" w:hAnsi="Courier New" w:cs="Courier New" w:hint="default"/>
+      </w:rPr>
+    </w:lvl>
+    <w:lvl w:ilvl="5" w:tplc="1C090005" w:tentative="1">
+      <w:start w:val="1"/>
+      <w:numFmt w:val="bullet"/>
+      <w:lvlText w:val=""/>
+      <w:lvlJc w:val="left"/>
+      <w:pPr>
+        <w:ind w:left="4320" w:hanging="360"/>
+      </w:pPr>
+      <w:rPr>
+        <w:rFonts w:ascii="Wingdings" w:hAnsi="Wingdings" w:hint="default"/>
+      </w:rPr>
+    </w:lvl>
+    <w:lvl w:ilvl="6" w:tplc="1C090001" w:tentative="1">
+      <w:start w:val="1"/>
+      <w:numFmt w:val="bullet"/>
+      <w:lvlText w:val=""/>
+      <w:lvlJc w:val="left"/>
+      <w:pPr>
+        <w:ind w:left="5040" w:hanging="360"/>
+      </w:pPr>
+      <w:rPr>
+        <w:rFonts w:ascii="Symbol" w:hAnsi="Symbol" w:hint="default"/>
+      </w:rPr>
+    </w:lvl>
+    <w:lvl w:ilvl="7" w:tplc="1C090003" w:tentative="1">
+      <w:start w:val="1"/>
+      <w:numFmt w:val="bullet"/>
+      <w:lvlText w:val="o"/>
+      <w:lvlJc w:val="left"/>
+      <w:pPr>
+        <w:ind w:left="5760" w:hanging="360"/>
+      </w:pPr>
+      <w:rPr>
+        <w:rFonts w:ascii="Courier New" w:hAnsi="Courier New" w:cs="Courier New" w:hint="default"/>
+      </w:rPr>
+    </w:lvl>
+    <w:lvl w:ilvl="8" w:tplc="1C090005" w:tentative="1">
+      <w:start w:val="1"/>
+      <w:numFmt w:val="bullet"/>
+      <w:lvlText w:val=""/>
+      <w:lvlJc w:val="left"/>
+      <w:pPr>
+        <w:ind w:left="6480" w:hanging="360"/>
+      </w:pPr>
+      <w:rPr>
+        <w:rFonts w:ascii="Wingdings" w:hAnsi="Wingdings" w:hint="default"/>
+      </w:rPr>
+    </w:lvl>
+  </w:abstractNum>
+  <w:abstractNum w:abstractNumId="21" w15:restartNumberingAfterBreak="0">
+    <w:nsid w:val="7EA429FE"/>
+    <w:multiLevelType w:val="hybridMultilevel"/>
+    <w:tmpl w:val="80C44F2A"/>
+    <w:lvl w:ilvl="0" w:tplc="1C090001">
+      <w:start w:val="1"/>
+      <w:numFmt w:val="bullet"/>
+      <w:lvlText w:val=""/>
+      <w:lvlJc w:val="left"/>
+      <w:pPr>
+        <w:ind w:left="720" w:hanging="360"/>
+      </w:pPr>
+      <w:rPr>
+        <w:rFonts w:ascii="Symbol" w:hAnsi="Symbol" w:hint="default"/>
+      </w:rPr>
+    </w:lvl>
+    <w:lvl w:ilvl="1" w:tplc="1C090003" w:tentative="1">
+      <w:start w:val="1"/>
+      <w:numFmt w:val="bullet"/>
+      <w:lvlText w:val="o"/>
+      <w:lvlJc w:val="left"/>
+      <w:pPr>
+        <w:ind w:left="1440" w:hanging="360"/>
+      </w:pPr>
+      <w:rPr>
+        <w:rFonts w:ascii="Courier New" w:hAnsi="Courier New" w:cs="Courier New" w:hint="default"/>
+      </w:rPr>
+    </w:lvl>
+    <w:lvl w:ilvl="2" w:tplc="1C090005" w:tentative="1">
+      <w:start w:val="1"/>
+      <w:numFmt w:val="bullet"/>
+      <w:lvlText w:val=""/>
+      <w:lvlJc w:val="left"/>
+      <w:pPr>
+        <w:ind w:left="2160" w:hanging="360"/>
+      </w:pPr>
+      <w:rPr>
+        <w:rFonts w:ascii="Wingdings" w:hAnsi="Wingdings" w:hint="default"/>
+      </w:rPr>
+    </w:lvl>
+    <w:lvl w:ilvl="3" w:tplc="1C090001" w:tentative="1">
+      <w:start w:val="1"/>
+      <w:numFmt w:val="bullet"/>
+      <w:lvlText w:val=""/>
+      <w:lvlJc w:val="left"/>
+      <w:pPr>
+        <w:ind w:left="2880" w:hanging="360"/>
+      </w:pPr>
+      <w:rPr>
+        <w:rFonts w:ascii="Symbol" w:hAnsi="Symbol" w:hint="default"/>
+      </w:rPr>
+    </w:lvl>
+    <w:lvl w:ilvl="4" w:tplc="1C090003" w:tentative="1">
+      <w:start w:val="1"/>
+      <w:numFmt w:val="bullet"/>
+      <w:lvlText w:val="o"/>
+      <w:lvlJc w:val="left"/>
+      <w:pPr>
+        <w:ind w:left="3600" w:hanging="360"/>
+      </w:pPr>
+      <w:rPr>
+        <w:rFonts w:ascii="Courier New" w:hAnsi="Courier New" w:cs="Courier New" w:hint="default"/>
+      </w:rPr>
+    </w:lvl>
+    <w:lvl w:ilvl="5" w:tplc="1C090005" w:tentative="1">
+      <w:start w:val="1"/>
+      <w:numFmt w:val="bullet"/>
+      <w:lvlText w:val=""/>
+      <w:lvlJc w:val="left"/>
+      <w:pPr>
+        <w:ind w:left="4320" w:hanging="360"/>
+      </w:pPr>
+      <w:rPr>
+        <w:rFonts w:ascii="Wingdings" w:hAnsi="Wingdings" w:hint="default"/>
+      </w:rPr>
+    </w:lvl>
+    <w:lvl w:ilvl="6" w:tplc="1C090001" w:tentative="1">
+      <w:start w:val="1"/>
+      <w:numFmt w:val="bullet"/>
+      <w:lvlText w:val=""/>
+      <w:lvlJc w:val="left"/>
+      <w:pPr>
+        <w:ind w:left="5040" w:hanging="360"/>
+      </w:pPr>
+      <w:rPr>
+        <w:rFonts w:ascii="Symbol" w:hAnsi="Symbol" w:hint="default"/>
+      </w:rPr>
+    </w:lvl>
+    <w:lvl w:ilvl="7" w:tplc="1C090003" w:tentative="1">
+      <w:start w:val="1"/>
+      <w:numFmt w:val="bullet"/>
+      <w:lvlText w:val="o"/>
+      <w:lvlJc w:val="left"/>
+      <w:pPr>
+        <w:ind w:left="5760" w:hanging="360"/>
+      </w:pPr>
+      <w:rPr>
+        <w:rFonts w:ascii="Courier New" w:hAnsi="Courier New" w:cs="Courier New" w:hint="default"/>
+      </w:rPr>
+    </w:lvl>
+    <w:lvl w:ilvl="8" w:tplc="1C090005" w:tentative="1">
+      <w:start w:val="1"/>
+      <w:numFmt w:val="bullet"/>
+      <w:lvlText w:val=""/>
+      <w:lvlJc w:val="left"/>
+      <w:pPr>
+        <w:ind w:left="6480" w:hanging="360"/>
+      </w:pPr>
+      <w:rPr>
+        <w:rFonts w:ascii="Wingdings" w:hAnsi="Wingdings" w:hint="default"/>
+      </w:rPr>
+    </w:lvl>
+  </w:abstractNum>
   <w:num w:numId="1" w16cid:durableId="356736766">
+    <w:abstractNumId w:val="7"/>
+  </w:num>
+  <w:num w:numId="2" w16cid:durableId="1570071607">
     <w:abstractNumId w:val="1"/>
   </w:num>
-  <w:num w:numId="2" w16cid:durableId="1570071607">
+  <w:num w:numId="3" w16cid:durableId="993922042">
+    <w:abstractNumId w:val="3"/>
+  </w:num>
+  <w:num w:numId="4" w16cid:durableId="1527912004">
+    <w:abstractNumId w:val="15"/>
+  </w:num>
+  <w:num w:numId="5" w16cid:durableId="139419865">
+    <w:abstractNumId w:val="6"/>
+  </w:num>
+  <w:num w:numId="6" w16cid:durableId="1302925656">
+    <w:abstractNumId w:val="5"/>
+  </w:num>
+  <w:num w:numId="7" w16cid:durableId="1702051593">
+    <w:abstractNumId w:val="16"/>
+  </w:num>
+  <w:num w:numId="8" w16cid:durableId="1270697775">
+    <w:abstractNumId w:val="21"/>
+  </w:num>
+  <w:num w:numId="9" w16cid:durableId="1747529448">
+    <w:abstractNumId w:val="9"/>
+  </w:num>
+  <w:num w:numId="10" w16cid:durableId="1080447934">
     <w:abstractNumId w:val="0"/>
+  </w:num>
+  <w:num w:numId="11" w16cid:durableId="2061007032">
+    <w:abstractNumId w:val="12"/>
+  </w:num>
+  <w:num w:numId="12" w16cid:durableId="522325575">
+    <w:abstractNumId w:val="17"/>
+  </w:num>
+  <w:num w:numId="13" w16cid:durableId="1165779591">
+    <w:abstractNumId w:val="13"/>
+  </w:num>
+  <w:num w:numId="14" w16cid:durableId="1955332905">
+    <w:abstractNumId w:val="2"/>
+  </w:num>
+  <w:num w:numId="15" w16cid:durableId="1799297252">
+    <w:abstractNumId w:val="14"/>
+  </w:num>
+  <w:num w:numId="16" w16cid:durableId="819931148">
+    <w:abstractNumId w:val="20"/>
+  </w:num>
+  <w:num w:numId="17" w16cid:durableId="933592896">
+    <w:abstractNumId w:val="4"/>
+  </w:num>
+  <w:num w:numId="18" w16cid:durableId="2066103286">
+    <w:abstractNumId w:val="19"/>
+  </w:num>
+  <w:num w:numId="19" w16cid:durableId="1004550390">
+    <w:abstractNumId w:val="18"/>
+  </w:num>
+  <w:num w:numId="20" w16cid:durableId="674184671">
+    <w:abstractNumId w:val="11"/>
+  </w:num>
+  <w:num w:numId="21" w16cid:durableId="49421155">
+    <w:abstractNumId w:val="10"/>
+  </w:num>
+  <w:num w:numId="22" w16cid:durableId="34163257">
+    <w:abstractNumId w:val="8"/>
   </w:num>
 </w:numbering>
 </file>
@@ -4195,7 +11489,7 @@
     <w:uiPriority w:val="9"/>
     <w:unhideWhenUsed/>
     <w:qFormat/>
-    <w:rsid w:val="00BA6C8C"/>
+    <w:rsid w:val="003766F3"/>
     <w:pPr>
       <w:outlineLvl w:val="1"/>
     </w:pPr>
@@ -4213,11 +11507,11 @@
     <w:basedOn w:val="Normal"/>
     <w:next w:val="Normal"/>
     <w:link w:val="Heading3Char"/>
+    <w:autoRedefine/>
     <w:uiPriority w:val="9"/>
-    <w:semiHidden/>
     <w:unhideWhenUsed/>
     <w:qFormat/>
-    <w:rsid w:val="001060F2"/>
+    <w:rsid w:val="00535143"/>
     <w:pPr>
       <w:keepNext/>
       <w:keepLines/>
@@ -4225,10 +11519,11 @@
       <w:outlineLvl w:val="2"/>
     </w:pPr>
     <w:rPr>
-      <w:rFonts w:eastAsiaTheme="majorEastAsia" w:cstheme="majorBidi"/>
-      <w:color w:val="365F91" w:themeColor="accent1" w:themeShade="BF"/>
-      <w:sz w:val="28"/>
+      <w:rFonts w:ascii="Aptos" w:eastAsiaTheme="majorEastAsia" w:hAnsi="Aptos" w:cstheme="majorBidi"/>
+      <w:b/>
+      <w:color w:val="76923C" w:themeColor="accent3" w:themeShade="BF"/>
       <w:szCs w:val="28"/>
+      <w:u w:val="single"/>
     </w:rPr>
   </w:style>
   <w:style w:type="paragraph" w:styleId="Heading4">
@@ -4366,7 +11661,6 @@
   <w:style w:type="character" w:default="1" w:styleId="DefaultParagraphFont">
     <w:name w:val="Default Paragraph Font"/>
     <w:uiPriority w:val="1"/>
-    <w:semiHidden/>
     <w:unhideWhenUsed/>
   </w:style>
   <w:style w:type="table" w:default="1" w:styleId="TableNormal">
@@ -4449,7 +11743,7 @@
     <w:basedOn w:val="DefaultParagraphFont"/>
     <w:link w:val="Heading2"/>
     <w:uiPriority w:val="9"/>
-    <w:rsid w:val="00BA6C8C"/>
+    <w:rsid w:val="003766F3"/>
     <w:rPr>
       <w:rFonts w:ascii="Aptos" w:eastAsiaTheme="majorEastAsia" w:hAnsi="Aptos" w:cstheme="majorBidi"/>
       <w:b/>
@@ -4464,13 +11758,13 @@
     <w:basedOn w:val="DefaultParagraphFont"/>
     <w:link w:val="Heading3"/>
     <w:uiPriority w:val="9"/>
-    <w:semiHidden/>
-    <w:rsid w:val="001060F2"/>
+    <w:rsid w:val="00535143"/>
     <w:rPr>
-      <w:rFonts w:eastAsiaTheme="majorEastAsia" w:cstheme="majorBidi"/>
-      <w:color w:val="365F91" w:themeColor="accent1" w:themeShade="BF"/>
-      <w:sz w:val="28"/>
+      <w:rFonts w:ascii="Aptos" w:eastAsiaTheme="majorEastAsia" w:hAnsi="Aptos" w:cstheme="majorBidi"/>
+      <w:b/>
+      <w:color w:val="76923C" w:themeColor="accent3" w:themeShade="BF"/>
       <w:szCs w:val="28"/>
+      <w:u w:val="single"/>
     </w:rPr>
   </w:style>
   <w:style w:type="character" w:customStyle="1" w:styleId="Heading4Char">
@@ -5705,6 +12999,19 @@
       <w:color w:val="800080" w:themeColor="followedHyperlink"/>
       <w:u w:val="single"/>
     </w:rPr>
+  </w:style>
+  <w:style w:type="paragraph" w:styleId="TOC3">
+    <w:name w:val="toc 3"/>
+    <w:basedOn w:val="Normal"/>
+    <w:next w:val="Normal"/>
+    <w:autoRedefine/>
+    <w:uiPriority w:val="39"/>
+    <w:unhideWhenUsed/>
+    <w:rsid w:val="00C6557E"/>
+    <w:pPr>
+      <w:spacing w:after="100"/>
+      <w:ind w:left="440"/>
+    </w:pPr>
   </w:style>
 </w:styles>
 </file>
@@ -7047,7 +14354,7 @@
   <dgm:whole/>
   <dgm:extLst>
     <a:ext uri="http://schemas.microsoft.com/office/drawing/2008/diagram">
-      <dsp:dataModelExt xmlns:dsp="http://schemas.microsoft.com/office/drawing/2008/diagram" relId="rId18" minVer="http://schemas.openxmlformats.org/drawingml/2006/diagram"/>
+      <dsp:dataModelExt xmlns:dsp="http://schemas.microsoft.com/office/drawing/2008/diagram" relId="rId21" minVer="http://schemas.openxmlformats.org/drawingml/2006/diagram"/>
     </a:ext>
   </dgm:extLst>
 </dgm:dataModel>

--- a/Doccuments/Proposal 1.docx
+++ b/Doccuments/Proposal 1.docx
@@ -261,7 +261,7 @@
               <w:noProof/>
               <w:sz w:val="24"/>
               <w:szCs w:val="24"/>
-              <w:lang w:eastAsia="en-ZA"/>
+              <w:lang w:val="en-US"/>
             </w:rPr>
           </w:pPr>
           <w:r>
@@ -273,7 +273,7 @@
           <w:r>
             <w:fldChar w:fldCharType="separate"/>
           </w:r>
-          <w:hyperlink w:anchor="_Toc230827100" w:history="1">
+          <w:hyperlink w:anchor="_Toc230942996" w:history="1">
             <w:r>
               <w:rPr>
                 <w:rStyle w:val="Hyperlink"/>
@@ -300,7 +300,7 @@
                 <w:noProof/>
                 <w:webHidden/>
               </w:rPr>
-              <w:instrText xml:space="preserve"> PAGEREF _Toc230827100 \h </w:instrText>
+              <w:instrText xml:space="preserve"> PAGEREF _Toc230942996 \h </w:instrText>
             </w:r>
             <w:r>
               <w:rPr>
@@ -342,10 +342,10 @@
               <w:noProof/>
               <w:sz w:val="24"/>
               <w:szCs w:val="24"/>
-              <w:lang w:eastAsia="en-ZA"/>
+              <w:lang w:val="en-US"/>
             </w:rPr>
           </w:pPr>
-          <w:hyperlink w:anchor="_Toc230827101" w:history="1">
+          <w:hyperlink w:anchor="_Toc230942997" w:history="1">
             <w:r>
               <w:rPr>
                 <w:rStyle w:val="Hyperlink"/>
@@ -372,7 +372,7 @@
                 <w:noProof/>
                 <w:webHidden/>
               </w:rPr>
-              <w:instrText xml:space="preserve"> PAGEREF _Toc230827101 \h </w:instrText>
+              <w:instrText xml:space="preserve"> PAGEREF _Toc230942997 \h </w:instrText>
             </w:r>
             <w:r>
               <w:rPr>
@@ -414,10 +414,10 @@
               <w:noProof/>
               <w:sz w:val="24"/>
               <w:szCs w:val="24"/>
-              <w:lang w:eastAsia="en-ZA"/>
+              <w:lang w:val="en-US"/>
             </w:rPr>
           </w:pPr>
-          <w:hyperlink w:anchor="_Toc230827102" w:history="1">
+          <w:hyperlink w:anchor="_Toc230942998" w:history="1">
             <w:r>
               <w:rPr>
                 <w:rStyle w:val="Hyperlink"/>
@@ -444,7 +444,7 @@
                 <w:noProof/>
                 <w:webHidden/>
               </w:rPr>
-              <w:instrText xml:space="preserve"> PAGEREF _Toc230827102 \h </w:instrText>
+              <w:instrText xml:space="preserve"> PAGEREF _Toc230942998 \h </w:instrText>
             </w:r>
             <w:r>
               <w:rPr>
@@ -486,10 +486,10 @@
               <w:noProof/>
               <w:sz w:val="24"/>
               <w:szCs w:val="24"/>
-              <w:lang w:eastAsia="en-ZA"/>
+              <w:lang w:val="en-US"/>
             </w:rPr>
           </w:pPr>
-          <w:hyperlink w:anchor="_Toc230827103" w:history="1">
+          <w:hyperlink w:anchor="_Toc230942999" w:history="1">
             <w:r>
               <w:rPr>
                 <w:rStyle w:val="Hyperlink"/>
@@ -516,7 +516,7 @@
                 <w:noProof/>
                 <w:webHidden/>
               </w:rPr>
-              <w:instrText xml:space="preserve"> PAGEREF _Toc230827103 \h </w:instrText>
+              <w:instrText xml:space="preserve"> PAGEREF _Toc230942999 \h </w:instrText>
             </w:r>
             <w:r>
               <w:rPr>
@@ -554,10 +554,14 @@
               <w:tab w:val="right" w:leader="dot" w:pos="9350"/>
             </w:tabs>
             <w:rPr>
+              <w:rFonts w:eastAsiaTheme="minorEastAsia"/>
               <w:noProof/>
+              <w:sz w:val="24"/>
+              <w:szCs w:val="24"/>
+              <w:lang w:val="en-US"/>
             </w:rPr>
           </w:pPr>
-          <w:hyperlink w:anchor="_Toc230827104" w:history="1">
+          <w:hyperlink w:anchor="_Toc230943000" w:history="1">
             <w:r>
               <w:rPr>
                 <w:rStyle w:val="Hyperlink"/>
@@ -584,7 +588,7 @@
                 <w:noProof/>
                 <w:webHidden/>
               </w:rPr>
-              <w:instrText xml:space="preserve"> PAGEREF _Toc230827104 \h </w:instrText>
+              <w:instrText xml:space="preserve"> PAGEREF _Toc230943000 \h </w:instrText>
             </w:r>
             <w:r>
               <w:rPr>
@@ -622,10 +626,14 @@
               <w:tab w:val="right" w:leader="dot" w:pos="9350"/>
             </w:tabs>
             <w:rPr>
+              <w:rFonts w:eastAsiaTheme="minorEastAsia"/>
               <w:noProof/>
+              <w:sz w:val="24"/>
+              <w:szCs w:val="24"/>
+              <w:lang w:val="en-US"/>
             </w:rPr>
           </w:pPr>
-          <w:hyperlink w:anchor="_Toc230827105" w:history="1">
+          <w:hyperlink w:anchor="_Toc230943001" w:history="1">
             <w:r>
               <w:rPr>
                 <w:rStyle w:val="Hyperlink"/>
@@ -652,7 +660,7 @@
                 <w:noProof/>
                 <w:webHidden/>
               </w:rPr>
-              <w:instrText xml:space="preserve"> PAGEREF _Toc230827105 \h </w:instrText>
+              <w:instrText xml:space="preserve"> PAGEREF _Toc230943001 \h </w:instrText>
             </w:r>
             <w:r>
               <w:rPr>
@@ -690,10 +698,14 @@
               <w:tab w:val="right" w:leader="dot" w:pos="9350"/>
             </w:tabs>
             <w:rPr>
+              <w:rFonts w:eastAsiaTheme="minorEastAsia"/>
               <w:noProof/>
+              <w:sz w:val="24"/>
+              <w:szCs w:val="24"/>
+              <w:lang w:val="en-US"/>
             </w:rPr>
           </w:pPr>
-          <w:hyperlink w:anchor="_Toc230827106" w:history="1">
+          <w:hyperlink w:anchor="_Toc230943002" w:history="1">
             <w:r>
               <w:rPr>
                 <w:rStyle w:val="Hyperlink"/>
@@ -720,7 +732,7 @@
                 <w:noProof/>
                 <w:webHidden/>
               </w:rPr>
-              <w:instrText xml:space="preserve"> PAGEREF _Toc230827106 \h </w:instrText>
+              <w:instrText xml:space="preserve"> PAGEREF _Toc230943002 \h </w:instrText>
             </w:r>
             <w:r>
               <w:rPr>
@@ -758,10 +770,14 @@
               <w:tab w:val="right" w:leader="dot" w:pos="9350"/>
             </w:tabs>
             <w:rPr>
+              <w:rFonts w:eastAsiaTheme="minorEastAsia"/>
               <w:noProof/>
+              <w:sz w:val="24"/>
+              <w:szCs w:val="24"/>
+              <w:lang w:val="en-US"/>
             </w:rPr>
           </w:pPr>
-          <w:hyperlink w:anchor="_Toc230827107" w:history="1">
+          <w:hyperlink w:anchor="_Toc230943003" w:history="1">
             <w:r>
               <w:rPr>
                 <w:rStyle w:val="Hyperlink"/>
@@ -788,7 +804,7 @@
                 <w:noProof/>
                 <w:webHidden/>
               </w:rPr>
-              <w:instrText xml:space="preserve"> PAGEREF _Toc230827107 \h </w:instrText>
+              <w:instrText xml:space="preserve"> PAGEREF _Toc230943003 \h </w:instrText>
             </w:r>
             <w:r>
               <w:rPr>
@@ -826,10 +842,14 @@
               <w:tab w:val="right" w:leader="dot" w:pos="9350"/>
             </w:tabs>
             <w:rPr>
+              <w:rFonts w:eastAsiaTheme="minorEastAsia"/>
               <w:noProof/>
+              <w:sz w:val="24"/>
+              <w:szCs w:val="24"/>
+              <w:lang w:val="en-US"/>
             </w:rPr>
           </w:pPr>
-          <w:hyperlink w:anchor="_Toc230827108" w:history="1">
+          <w:hyperlink w:anchor="_Toc230943004" w:history="1">
             <w:r>
               <w:rPr>
                 <w:rStyle w:val="Hyperlink"/>
@@ -856,7 +876,7 @@
                 <w:noProof/>
                 <w:webHidden/>
               </w:rPr>
-              <w:instrText xml:space="preserve"> PAGEREF _Toc230827108 \h </w:instrText>
+              <w:instrText xml:space="preserve"> PAGEREF _Toc230943004 \h </w:instrText>
             </w:r>
             <w:r>
               <w:rPr>
@@ -898,10 +918,10 @@
               <w:noProof/>
               <w:sz w:val="24"/>
               <w:szCs w:val="24"/>
-              <w:lang w:eastAsia="en-ZA"/>
+              <w:lang w:val="en-US"/>
             </w:rPr>
           </w:pPr>
-          <w:hyperlink w:anchor="_Toc230827109" w:history="1">
+          <w:hyperlink w:anchor="_Toc230943005" w:history="1">
             <w:r>
               <w:rPr>
                 <w:rStyle w:val="Hyperlink"/>
@@ -928,7 +948,7 @@
                 <w:noProof/>
                 <w:webHidden/>
               </w:rPr>
-              <w:instrText xml:space="preserve"> PAGEREF _Toc230827109 \h </w:instrText>
+              <w:instrText xml:space="preserve"> PAGEREF _Toc230943005 \h </w:instrText>
             </w:r>
             <w:r>
               <w:rPr>
@@ -966,10 +986,14 @@
               <w:tab w:val="right" w:leader="dot" w:pos="9350"/>
             </w:tabs>
             <w:rPr>
+              <w:rFonts w:eastAsiaTheme="minorEastAsia"/>
               <w:noProof/>
+              <w:sz w:val="24"/>
+              <w:szCs w:val="24"/>
+              <w:lang w:val="en-US"/>
             </w:rPr>
           </w:pPr>
-          <w:hyperlink w:anchor="_Toc230827110" w:history="1">
+          <w:hyperlink w:anchor="_Toc230943006" w:history="1">
             <w:r>
               <w:rPr>
                 <w:rStyle w:val="Hyperlink"/>
@@ -996,7 +1020,7 @@
                 <w:noProof/>
                 <w:webHidden/>
               </w:rPr>
-              <w:instrText xml:space="preserve"> PAGEREF _Toc230827110 \h </w:instrText>
+              <w:instrText xml:space="preserve"> PAGEREF _Toc230943006 \h </w:instrText>
             </w:r>
             <w:r>
               <w:rPr>
@@ -1034,10 +1058,14 @@
               <w:tab w:val="right" w:leader="dot" w:pos="9350"/>
             </w:tabs>
             <w:rPr>
+              <w:rFonts w:eastAsiaTheme="minorEastAsia"/>
               <w:noProof/>
+              <w:sz w:val="24"/>
+              <w:szCs w:val="24"/>
+              <w:lang w:val="en-US"/>
             </w:rPr>
           </w:pPr>
-          <w:hyperlink w:anchor="_Toc230827111" w:history="1">
+          <w:hyperlink w:anchor="_Toc230943007" w:history="1">
             <w:r>
               <w:rPr>
                 <w:rStyle w:val="Hyperlink"/>
@@ -1064,7 +1092,7 @@
                 <w:noProof/>
                 <w:webHidden/>
               </w:rPr>
-              <w:instrText xml:space="preserve"> PAGEREF _Toc230827111 \h </w:instrText>
+              <w:instrText xml:space="preserve"> PAGEREF _Toc230943007 \h </w:instrText>
             </w:r>
             <w:r>
               <w:rPr>
@@ -1106,10 +1134,10 @@
               <w:noProof/>
               <w:sz w:val="24"/>
               <w:szCs w:val="24"/>
-              <w:lang w:eastAsia="en-ZA"/>
+              <w:lang w:val="en-US"/>
             </w:rPr>
           </w:pPr>
-          <w:hyperlink w:anchor="_Toc230827112" w:history="1">
+          <w:hyperlink w:anchor="_Toc230943008" w:history="1">
             <w:r>
               <w:rPr>
                 <w:rStyle w:val="Hyperlink"/>
@@ -1136,7 +1164,7 @@
                 <w:noProof/>
                 <w:webHidden/>
               </w:rPr>
-              <w:instrText xml:space="preserve"> PAGEREF _Toc230827112 \h </w:instrText>
+              <w:instrText xml:space="preserve"> PAGEREF _Toc230943008 \h </w:instrText>
             </w:r>
             <w:r>
               <w:rPr>
@@ -1156,7 +1184,7 @@
                 <w:noProof/>
                 <w:webHidden/>
               </w:rPr>
-              <w:t>8</w:t>
+              <w:t>9</w:t>
             </w:r>
             <w:r>
               <w:rPr>
@@ -1174,10 +1202,14 @@
               <w:tab w:val="right" w:leader="dot" w:pos="9350"/>
             </w:tabs>
             <w:rPr>
+              <w:rFonts w:eastAsiaTheme="minorEastAsia"/>
               <w:noProof/>
+              <w:sz w:val="24"/>
+              <w:szCs w:val="24"/>
+              <w:lang w:val="en-US"/>
             </w:rPr>
           </w:pPr>
-          <w:hyperlink w:anchor="_Toc230827113" w:history="1">
+          <w:hyperlink w:anchor="_Toc230943009" w:history="1">
             <w:r>
               <w:rPr>
                 <w:rStyle w:val="Hyperlink"/>
@@ -1204,7 +1236,7 @@
                 <w:noProof/>
                 <w:webHidden/>
               </w:rPr>
-              <w:instrText xml:space="preserve"> PAGEREF _Toc230827113 \h </w:instrText>
+              <w:instrText xml:space="preserve"> PAGEREF _Toc230943009 \h </w:instrText>
             </w:r>
             <w:r>
               <w:rPr>
@@ -1224,7 +1256,7 @@
                 <w:noProof/>
                 <w:webHidden/>
               </w:rPr>
-              <w:t>8</w:t>
+              <w:t>9</w:t>
             </w:r>
             <w:r>
               <w:rPr>
@@ -1242,10 +1274,14 @@
               <w:tab w:val="right" w:leader="dot" w:pos="9350"/>
             </w:tabs>
             <w:rPr>
+              <w:rFonts w:eastAsiaTheme="minorEastAsia"/>
               <w:noProof/>
+              <w:sz w:val="24"/>
+              <w:szCs w:val="24"/>
+              <w:lang w:val="en-US"/>
             </w:rPr>
           </w:pPr>
-          <w:hyperlink w:anchor="_Toc230827114" w:history="1">
+          <w:hyperlink w:anchor="_Toc230943010" w:history="1">
             <w:r>
               <w:rPr>
                 <w:rStyle w:val="Hyperlink"/>
@@ -1272,7 +1308,7 @@
                 <w:noProof/>
                 <w:webHidden/>
               </w:rPr>
-              <w:instrText xml:space="preserve"> PAGEREF _Toc230827114 \h </w:instrText>
+              <w:instrText xml:space="preserve"> PAGEREF _Toc230943010 \h </w:instrText>
             </w:r>
             <w:r>
               <w:rPr>
@@ -1292,7 +1328,7 @@
                 <w:noProof/>
                 <w:webHidden/>
               </w:rPr>
-              <w:t>8</w:t>
+              <w:t>9</w:t>
             </w:r>
             <w:r>
               <w:rPr>
@@ -1310,10 +1346,14 @@
               <w:tab w:val="right" w:leader="dot" w:pos="9350"/>
             </w:tabs>
             <w:rPr>
+              <w:rFonts w:eastAsiaTheme="minorEastAsia"/>
               <w:noProof/>
+              <w:sz w:val="24"/>
+              <w:szCs w:val="24"/>
+              <w:lang w:val="en-US"/>
             </w:rPr>
           </w:pPr>
-          <w:hyperlink w:anchor="_Toc230827115" w:history="1">
+          <w:hyperlink w:anchor="_Toc230943011" w:history="1">
             <w:r>
               <w:rPr>
                 <w:rStyle w:val="Hyperlink"/>
@@ -1340,7 +1380,7 @@
                 <w:noProof/>
                 <w:webHidden/>
               </w:rPr>
-              <w:instrText xml:space="preserve"> PAGEREF _Toc230827115 \h </w:instrText>
+              <w:instrText xml:space="preserve"> PAGEREF _Toc230943011 \h </w:instrText>
             </w:r>
             <w:r>
               <w:rPr>
@@ -1360,7 +1400,7 @@
                 <w:noProof/>
                 <w:webHidden/>
               </w:rPr>
-              <w:t>8</w:t>
+              <w:t>9</w:t>
             </w:r>
             <w:r>
               <w:rPr>
@@ -1378,10 +1418,14 @@
               <w:tab w:val="right" w:leader="dot" w:pos="9350"/>
             </w:tabs>
             <w:rPr>
+              <w:rFonts w:eastAsiaTheme="minorEastAsia"/>
               <w:noProof/>
+              <w:sz w:val="24"/>
+              <w:szCs w:val="24"/>
+              <w:lang w:val="en-US"/>
             </w:rPr>
           </w:pPr>
-          <w:hyperlink w:anchor="_Toc230827116" w:history="1">
+          <w:hyperlink w:anchor="_Toc230943012" w:history="1">
             <w:r>
               <w:rPr>
                 <w:rStyle w:val="Hyperlink"/>
@@ -1408,7 +1452,7 @@
                 <w:noProof/>
                 <w:webHidden/>
               </w:rPr>
-              <w:instrText xml:space="preserve"> PAGEREF _Toc230827116 \h </w:instrText>
+              <w:instrText xml:space="preserve"> PAGEREF _Toc230943012 \h </w:instrText>
             </w:r>
             <w:r>
               <w:rPr>
@@ -1428,7 +1472,7 @@
                 <w:noProof/>
                 <w:webHidden/>
               </w:rPr>
-              <w:t>8</w:t>
+              <w:t>9</w:t>
             </w:r>
             <w:r>
               <w:rPr>
@@ -1446,10 +1490,14 @@
               <w:tab w:val="right" w:leader="dot" w:pos="9350"/>
             </w:tabs>
             <w:rPr>
+              <w:rFonts w:eastAsiaTheme="minorEastAsia"/>
               <w:noProof/>
+              <w:sz w:val="24"/>
+              <w:szCs w:val="24"/>
+              <w:lang w:val="en-US"/>
             </w:rPr>
           </w:pPr>
-          <w:hyperlink w:anchor="_Toc230827117" w:history="1">
+          <w:hyperlink w:anchor="_Toc230943013" w:history="1">
             <w:r>
               <w:rPr>
                 <w:rStyle w:val="Hyperlink"/>
@@ -1476,7 +1524,7 @@
                 <w:noProof/>
                 <w:webHidden/>
               </w:rPr>
-              <w:instrText xml:space="preserve"> PAGEREF _Toc230827117 \h </w:instrText>
+              <w:instrText xml:space="preserve"> PAGEREF _Toc230943013 \h </w:instrText>
             </w:r>
             <w:r>
               <w:rPr>
@@ -1496,7 +1544,7 @@
                 <w:noProof/>
                 <w:webHidden/>
               </w:rPr>
-              <w:t>9</w:t>
+              <w:t>10</w:t>
             </w:r>
             <w:r>
               <w:rPr>
@@ -1514,10 +1562,14 @@
               <w:tab w:val="right" w:leader="dot" w:pos="9350"/>
             </w:tabs>
             <w:rPr>
+              <w:rFonts w:eastAsiaTheme="minorEastAsia"/>
               <w:noProof/>
+              <w:sz w:val="24"/>
+              <w:szCs w:val="24"/>
+              <w:lang w:val="en-US"/>
             </w:rPr>
           </w:pPr>
-          <w:hyperlink w:anchor="_Toc230827118" w:history="1">
+          <w:hyperlink w:anchor="_Toc230943014" w:history="1">
             <w:r>
               <w:rPr>
                 <w:rStyle w:val="Hyperlink"/>
@@ -1544,7 +1596,7 @@
                 <w:noProof/>
                 <w:webHidden/>
               </w:rPr>
-              <w:instrText xml:space="preserve"> PAGEREF _Toc230827118 \h </w:instrText>
+              <w:instrText xml:space="preserve"> PAGEREF _Toc230943014 \h </w:instrText>
             </w:r>
             <w:r>
               <w:rPr>
@@ -1564,7 +1616,7 @@
                 <w:noProof/>
                 <w:webHidden/>
               </w:rPr>
-              <w:t>9</w:t>
+              <w:t>10</w:t>
             </w:r>
             <w:r>
               <w:rPr>
@@ -1586,10 +1638,10 @@
               <w:noProof/>
               <w:sz w:val="24"/>
               <w:szCs w:val="24"/>
-              <w:lang w:eastAsia="en-ZA"/>
+              <w:lang w:val="en-US"/>
             </w:rPr>
           </w:pPr>
-          <w:hyperlink w:anchor="_Toc230827119" w:history="1">
+          <w:hyperlink w:anchor="_Toc230943015" w:history="1">
             <w:r>
               <w:rPr>
                 <w:rStyle w:val="Hyperlink"/>
@@ -1616,7 +1668,7 @@
                 <w:noProof/>
                 <w:webHidden/>
               </w:rPr>
-              <w:instrText xml:space="preserve"> PAGEREF _Toc230827119 \h </w:instrText>
+              <w:instrText xml:space="preserve"> PAGEREF _Toc230943015 \h </w:instrText>
             </w:r>
             <w:r>
               <w:rPr>
@@ -1636,7 +1688,7 @@
                 <w:noProof/>
                 <w:webHidden/>
               </w:rPr>
-              <w:t>10</w:t>
+              <w:t>11</w:t>
             </w:r>
             <w:r>
               <w:rPr>
@@ -1658,10 +1710,10 @@
               <w:noProof/>
               <w:sz w:val="24"/>
               <w:szCs w:val="24"/>
-              <w:lang w:eastAsia="en-ZA"/>
+              <w:lang w:val="en-US"/>
             </w:rPr>
           </w:pPr>
-          <w:hyperlink w:anchor="_Toc230827120" w:history="1">
+          <w:hyperlink w:anchor="_Toc230943016" w:history="1">
             <w:r>
               <w:rPr>
                 <w:rStyle w:val="Hyperlink"/>
@@ -1688,7 +1740,7 @@
                 <w:noProof/>
                 <w:webHidden/>
               </w:rPr>
-              <w:instrText xml:space="preserve"> PAGEREF _Toc230827120 \h </w:instrText>
+              <w:instrText xml:space="preserve"> PAGEREF _Toc230943016 \h </w:instrText>
             </w:r>
             <w:r>
               <w:rPr>
@@ -1708,7 +1760,7 @@
                 <w:noProof/>
                 <w:webHidden/>
               </w:rPr>
-              <w:t>10</w:t>
+              <w:t>11</w:t>
             </w:r>
             <w:r>
               <w:rPr>
@@ -1730,10 +1782,10 @@
               <w:noProof/>
               <w:sz w:val="24"/>
               <w:szCs w:val="24"/>
-              <w:lang w:eastAsia="en-ZA"/>
+              <w:lang w:val="en-US"/>
             </w:rPr>
           </w:pPr>
-          <w:hyperlink w:anchor="_Toc230827121" w:history="1">
+          <w:hyperlink w:anchor="_Toc230943017" w:history="1">
             <w:r>
               <w:rPr>
                 <w:rStyle w:val="Hyperlink"/>
@@ -1760,7 +1812,7 @@
                 <w:noProof/>
                 <w:webHidden/>
               </w:rPr>
-              <w:instrText xml:space="preserve"> PAGEREF _Toc230827121 \h </w:instrText>
+              <w:instrText xml:space="preserve"> PAGEREF _Toc230943017 \h </w:instrText>
             </w:r>
             <w:r>
               <w:rPr>
@@ -1780,7 +1832,7 @@
                 <w:noProof/>
                 <w:webHidden/>
               </w:rPr>
-              <w:t>10</w:t>
+              <w:t>11</w:t>
             </w:r>
             <w:r>
               <w:rPr>
@@ -1802,10 +1854,10 @@
               <w:noProof/>
               <w:sz w:val="24"/>
               <w:szCs w:val="24"/>
-              <w:lang w:eastAsia="en-ZA"/>
+              <w:lang w:val="en-US"/>
             </w:rPr>
           </w:pPr>
-          <w:hyperlink w:anchor="_Toc230827122" w:history="1">
+          <w:hyperlink w:anchor="_Toc230943018" w:history="1">
             <w:r>
               <w:rPr>
                 <w:rStyle w:val="Hyperlink"/>
@@ -1832,7 +1884,7 @@
                 <w:noProof/>
                 <w:webHidden/>
               </w:rPr>
-              <w:instrText xml:space="preserve"> PAGEREF _Toc230827122 \h </w:instrText>
+              <w:instrText xml:space="preserve"> PAGEREF _Toc230943018 \h </w:instrText>
             </w:r>
             <w:r>
               <w:rPr>
@@ -1852,7 +1904,7 @@
                 <w:noProof/>
                 <w:webHidden/>
               </w:rPr>
-              <w:t>11</w:t>
+              <w:t>12</w:t>
             </w:r>
             <w:r>
               <w:rPr>
@@ -1874,10 +1926,10 @@
               <w:noProof/>
               <w:sz w:val="24"/>
               <w:szCs w:val="24"/>
-              <w:lang w:eastAsia="en-ZA"/>
+              <w:lang w:val="en-US"/>
             </w:rPr>
           </w:pPr>
-          <w:hyperlink w:anchor="_Toc230827123" w:history="1">
+          <w:hyperlink w:anchor="_Toc230943019" w:history="1">
             <w:r>
               <w:rPr>
                 <w:rStyle w:val="Hyperlink"/>
@@ -1904,7 +1956,7 @@
                 <w:noProof/>
                 <w:webHidden/>
               </w:rPr>
-              <w:instrText xml:space="preserve"> PAGEREF _Toc230827123 \h </w:instrText>
+              <w:instrText xml:space="preserve"> PAGEREF _Toc230943019 \h </w:instrText>
             </w:r>
             <w:r>
               <w:rPr>
@@ -1924,7 +1976,7 @@
                 <w:noProof/>
                 <w:webHidden/>
               </w:rPr>
-              <w:t>12</w:t>
+              <w:t>13</w:t>
             </w:r>
             <w:r>
               <w:rPr>
@@ -1996,7 +2048,7 @@
       <w:pPr>
         <w:pStyle w:val="Heading1"/>
       </w:pPr>
-      <w:bookmarkStart w:id="0" w:name="_Toc230827100"/>
+      <w:bookmarkStart w:id="0" w:name="_Toc230942996"/>
       <w:r>
         <w:lastRenderedPageBreak/>
         <w:t>Proposal 1: Charles Greenway</w:t>
@@ -2007,7 +2059,7 @@
       <w:pPr>
         <w:pStyle w:val="Heading2"/>
       </w:pPr>
-      <w:bookmarkStart w:id="1" w:name="_Toc230827101"/>
+      <w:bookmarkStart w:id="1" w:name="_Toc230942997"/>
       <w:r>
         <w:t>1. Organisation Overview</w:t>
       </w:r>
@@ -2049,19 +2101,7 @@
         <w:rPr>
           <w:rFonts w:ascii="Aptos" w:hAnsi="Aptos"/>
         </w:rPr>
-        <w:t xml:space="preserve">This business is a service-based business. This means that the employees drive to </w:t>
-      </w:r>
-      <w:r>
-        <w:rPr>
-          <w:rFonts w:ascii="Aptos" w:hAnsi="Aptos"/>
-        </w:rPr>
-        <w:t>customers’</w:t>
-      </w:r>
-      <w:r>
-        <w:rPr>
-          <w:rFonts w:ascii="Aptos" w:hAnsi="Aptos"/>
-        </w:rPr>
-        <w:t xml:space="preserve"> homes or business premises as opposed to a customer coming to a shop. The business was set up to help those who do not have the time, equipment or knowledge to perform tasks to ensure that their garden is clean, healthy and well maintained.</w:t>
+        <w:t>This business is a service-based business. This means that the employees drive to customers’ homes or business premises as opposed to a customer coming to a shop. The business was set up to help those who do not have the time, equipment or knowledge to perform tasks to ensure that their garden is clean, healthy and well maintained.</w:t>
       </w:r>
       <w:r>
         <w:rPr>
@@ -2087,19 +2127,7 @@
         <w:rPr>
           <w:rFonts w:ascii="Aptos" w:hAnsi="Aptos"/>
         </w:rPr>
-        <w:t xml:space="preserve">The objective of the organization is to look after the environment </w:t>
-      </w:r>
-      <w:r>
-        <w:rPr>
-          <w:rFonts w:ascii="Aptos" w:hAnsi="Aptos"/>
-        </w:rPr>
-        <w:t>and</w:t>
-      </w:r>
-      <w:r>
-        <w:rPr>
-          <w:rFonts w:ascii="Aptos" w:hAnsi="Aptos"/>
-        </w:rPr>
-        <w:t xml:space="preserve"> improve the look and cleanliness of outdoor spaces. A well-kept garden improves the overall health of plant life and has benefits for outdoor areas (Royal Horticultural Society 2024). Charles Greenway looks to deliver reliable, professional gardening services that customers can rely on.</w:t>
+        <w:t>The objective of the organization is to look after the environment and improve the look and cleanliness of outdoor spaces. A well-kept garden improves the overall health of plant life and has benefits for outdoor areas (Royal Horticultural Society 2024). Charles Greenway looks to deliver reliable, professional gardening services that customers can rely on.</w:t>
       </w:r>
       <w:r>
         <w:rPr>
@@ -2268,13 +2296,7 @@
         <w:rPr>
           <w:rFonts w:ascii="Aptos" w:hAnsi="Aptos"/>
         </w:rPr>
-        <w:t xml:space="preserve"> </w:t>
-      </w:r>
-      <w:r>
-        <w:rPr>
-          <w:rFonts w:ascii="Aptos" w:hAnsi="Aptos"/>
-        </w:rPr>
-        <w:t>(Charles, 2023)</w:t>
+        <w:t xml:space="preserve"> (Charles, 2023)</w:t>
       </w:r>
     </w:p>
     <w:p>
@@ -2320,7 +2342,7 @@
       <w:pPr>
         <w:pStyle w:val="Heading2"/>
       </w:pPr>
-      <w:bookmarkStart w:id="2" w:name="_Toc230827102"/>
+      <w:bookmarkStart w:id="2" w:name="_Toc230942998"/>
       <w:r>
         <w:t>2.</w:t>
       </w:r>
@@ -2413,12 +2435,6 @@
         <w:gridCol w:w="6895"/>
       </w:tblGrid>
       <w:tr>
-        <w:tblPrEx>
-          <w:tblCellMar>
-            <w:top w:w="0" w:type="dxa"/>
-            <w:bottom w:w="0" w:type="dxa"/>
-          </w:tblCellMar>
-        </w:tblPrEx>
         <w:trPr>
           <w:trHeight w:val="289"/>
         </w:trPr>
@@ -2529,12 +2545,6 @@
         </w:tc>
       </w:tr>
       <w:tr>
-        <w:tblPrEx>
-          <w:tblCellMar>
-            <w:top w:w="0" w:type="dxa"/>
-            <w:bottom w:w="0" w:type="dxa"/>
-          </w:tblCellMar>
-        </w:tblPrEx>
         <w:trPr>
           <w:trHeight w:val="471"/>
         </w:trPr>
@@ -2627,12 +2637,6 @@
         </w:tc>
       </w:tr>
       <w:tr>
-        <w:tblPrEx>
-          <w:tblCellMar>
-            <w:top w:w="0" w:type="dxa"/>
-            <w:bottom w:w="0" w:type="dxa"/>
-          </w:tblCellMar>
-        </w:tblPrEx>
         <w:trPr>
           <w:trHeight w:val="654"/>
         </w:trPr>
@@ -2725,12 +2729,6 @@
         </w:tc>
       </w:tr>
       <w:tr>
-        <w:tblPrEx>
-          <w:tblCellMar>
-            <w:top w:w="0" w:type="dxa"/>
-            <w:bottom w:w="0" w:type="dxa"/>
-          </w:tblCellMar>
-        </w:tblPrEx>
         <w:trPr>
           <w:trHeight w:val="482"/>
         </w:trPr>
@@ -2823,12 +2821,6 @@
         </w:tc>
       </w:tr>
       <w:tr>
-        <w:tblPrEx>
-          <w:tblCellMar>
-            <w:top w:w="0" w:type="dxa"/>
-            <w:bottom w:w="0" w:type="dxa"/>
-          </w:tblCellMar>
-        </w:tblPrEx>
         <w:trPr>
           <w:trHeight w:val="471"/>
         </w:trPr>
@@ -2921,12 +2913,6 @@
         </w:tc>
       </w:tr>
       <w:tr>
-        <w:tblPrEx>
-          <w:tblCellMar>
-            <w:top w:w="0" w:type="dxa"/>
-            <w:bottom w:w="0" w:type="dxa"/>
-          </w:tblCellMar>
-        </w:tblPrEx>
         <w:trPr>
           <w:trHeight w:val="276"/>
         </w:trPr>
@@ -3081,7 +3067,7 @@
       <w:pPr>
         <w:pStyle w:val="Heading2"/>
       </w:pPr>
-      <w:bookmarkStart w:id="3" w:name="_Toc230827103"/>
+      <w:bookmarkStart w:id="3" w:name="_Toc230942999"/>
       <w:r>
         <w:lastRenderedPageBreak/>
         <w:t>3. Proposed Website Features and Functionality</w:t>
@@ -3092,7 +3078,7 @@
       <w:pPr>
         <w:pStyle w:val="Heading3"/>
       </w:pPr>
-      <w:bookmarkStart w:id="4" w:name="_Toc230827104"/>
+      <w:bookmarkStart w:id="4" w:name="_Toc230943000"/>
       <w:r>
         <w:t>3.1 Homepage (index.html)</w:t>
       </w:r>
@@ -3114,13 +3100,7 @@
         <w:rPr>
           <w:rFonts w:ascii="Aptos" w:hAnsi="Aptos"/>
         </w:rPr>
-        <w:t xml:space="preserve"> </w:t>
-      </w:r>
-      <w:r>
-        <w:rPr>
-          <w:rFonts w:ascii="Aptos" w:hAnsi="Aptos"/>
-        </w:rPr>
-        <w:t>(iStock, 2024)</w:t>
+        <w:t xml:space="preserve"> (iStock, 2024)</w:t>
       </w:r>
     </w:p>
     <w:p>
@@ -3137,15 +3117,7 @@
           <w:b/>
           <w:bCs/>
         </w:rPr>
-        <w:t xml:space="preserve">Contents and </w:t>
-      </w:r>
-      <w:r>
-        <w:rPr>
-          <w:rFonts w:ascii="Aptos" w:hAnsi="Aptos"/>
-          <w:b/>
-          <w:bCs/>
-        </w:rPr>
-        <w:t>Features:</w:t>
+        <w:t>Contents and Features:</w:t>
       </w:r>
     </w:p>
     <w:p>
@@ -3163,13 +3135,7 @@
         <w:rPr>
           <w:rFonts w:ascii="Aptos" w:hAnsi="Aptos"/>
         </w:rPr>
-        <w:t>A</w:t>
-      </w:r>
-      <w:r>
-        <w:rPr>
-          <w:rFonts w:ascii="Aptos" w:hAnsi="Aptos"/>
-        </w:rPr>
-        <w:t xml:space="preserve"> full-width hero banner containing a high-quality picture of the garden and a concise header (e.g., 'Your Garden, Our Passion').</w:t>
+        <w:t>A full-width hero banner containing a high-quality picture of the garden and a concise header (e.g., 'Your Garden, Our Passion').</w:t>
       </w:r>
     </w:p>
     <w:p>
@@ -3271,7 +3237,7 @@
       <w:pPr>
         <w:pStyle w:val="Heading3"/>
       </w:pPr>
-      <w:bookmarkStart w:id="5" w:name="_Toc230827105"/>
+      <w:bookmarkStart w:id="5" w:name="_Toc230943001"/>
       <w:r>
         <w:t>3.2 About Page (about.html)</w:t>
       </w:r>
@@ -3408,7 +3374,7 @@
       <w:pPr>
         <w:pStyle w:val="Heading3"/>
       </w:pPr>
-      <w:bookmarkStart w:id="6" w:name="_Toc230827106"/>
+      <w:bookmarkStart w:id="6" w:name="_Toc230943002"/>
       <w:r>
         <w:t>3.3 Services Page (services.html)</w:t>
       </w:r>
@@ -3571,7 +3537,7 @@
       <w:pPr>
         <w:pStyle w:val="Heading3"/>
       </w:pPr>
-      <w:bookmarkStart w:id="7" w:name="_Toc230827107"/>
+      <w:bookmarkStart w:id="7" w:name="_Toc230943003"/>
       <w:r>
         <w:lastRenderedPageBreak/>
         <w:t>3.4 Enquiry Page (enquiry.html)</w:t>
@@ -3709,7 +3675,7 @@
       <w:pPr>
         <w:pStyle w:val="Heading3"/>
       </w:pPr>
-      <w:bookmarkStart w:id="8" w:name="_Toc230827108"/>
+      <w:bookmarkStart w:id="8" w:name="_Toc230943004"/>
       <w:r>
         <w:t>3.5 Contact Page (contact.html)</w:t>
       </w:r>
@@ -3859,7 +3825,7 @@
       <w:pPr>
         <w:pStyle w:val="Heading2"/>
       </w:pPr>
-      <w:bookmarkStart w:id="9" w:name="_Toc230827109"/>
+      <w:bookmarkStart w:id="9" w:name="_Toc230943005"/>
       <w:r>
         <w:lastRenderedPageBreak/>
         <w:t>4. Design and User Experience</w:t>
@@ -3907,7 +3873,7 @@
       <w:pPr>
         <w:pStyle w:val="Heading3"/>
       </w:pPr>
-      <w:bookmarkStart w:id="10" w:name="_Toc230827110"/>
+      <w:bookmarkStart w:id="10" w:name="_Toc230943006"/>
       <w:r>
         <w:t>Colour Template</w:t>
       </w:r>
@@ -3936,12 +3902,6 @@
         <w:gridCol w:w="4688"/>
       </w:tblGrid>
       <w:tr>
-        <w:tblPrEx>
-          <w:tblCellMar>
-            <w:top w:w="0" w:type="dxa"/>
-            <w:bottom w:w="0" w:type="dxa"/>
-          </w:tblCellMar>
-        </w:tblPrEx>
         <w:trPr>
           <w:trHeight w:val="439"/>
         </w:trPr>
@@ -4089,12 +4049,6 @@
         </w:tc>
       </w:tr>
       <w:tr>
-        <w:tblPrEx>
-          <w:tblCellMar>
-            <w:top w:w="0" w:type="dxa"/>
-            <w:bottom w:w="0" w:type="dxa"/>
-          </w:tblCellMar>
-        </w:tblPrEx>
         <w:trPr>
           <w:trHeight w:val="737"/>
         </w:trPr>
@@ -4209,12 +4163,6 @@
         </w:tc>
       </w:tr>
       <w:tr>
-        <w:tblPrEx>
-          <w:tblCellMar>
-            <w:top w:w="0" w:type="dxa"/>
-            <w:bottom w:w="0" w:type="dxa"/>
-          </w:tblCellMar>
-        </w:tblPrEx>
         <w:trPr>
           <w:trHeight w:val="426"/>
         </w:trPr>
@@ -4329,12 +4277,6 @@
         </w:tc>
       </w:tr>
       <w:tr>
-        <w:tblPrEx>
-          <w:tblCellMar>
-            <w:top w:w="0" w:type="dxa"/>
-            <w:bottom w:w="0" w:type="dxa"/>
-          </w:tblCellMar>
-        </w:tblPrEx>
         <w:trPr>
           <w:trHeight w:val="426"/>
         </w:trPr>
@@ -4449,12 +4391,6 @@
         </w:tc>
       </w:tr>
       <w:tr>
-        <w:tblPrEx>
-          <w:tblCellMar>
-            <w:top w:w="0" w:type="dxa"/>
-            <w:bottom w:w="0" w:type="dxa"/>
-          </w:tblCellMar>
-        </w:tblPrEx>
         <w:trPr>
           <w:trHeight w:val="439"/>
         </w:trPr>
@@ -4560,12 +4496,6 @@
         </w:tc>
       </w:tr>
       <w:tr>
-        <w:tblPrEx>
-          <w:tblCellMar>
-            <w:top w:w="0" w:type="dxa"/>
-            <w:bottom w:w="0" w:type="dxa"/>
-          </w:tblCellMar>
-        </w:tblPrEx>
         <w:trPr>
           <w:trHeight w:val="327"/>
         </w:trPr>
@@ -4680,12 +4610,6 @@
         </w:tc>
       </w:tr>
       <w:tr>
-        <w:tblPrEx>
-          <w:tblCellMar>
-            <w:top w:w="0" w:type="dxa"/>
-            <w:bottom w:w="0" w:type="dxa"/>
-          </w:tblCellMar>
-        </w:tblPrEx>
         <w:trPr>
           <w:trHeight w:val="865"/>
         </w:trPr>
@@ -4800,12 +4724,6 @@
         </w:tc>
       </w:tr>
       <w:tr>
-        <w:tblPrEx>
-          <w:tblCellMar>
-            <w:top w:w="0" w:type="dxa"/>
-            <w:bottom w:w="0" w:type="dxa"/>
-          </w:tblCellMar>
-        </w:tblPrEx>
         <w:trPr>
           <w:trHeight w:val="122"/>
         </w:trPr>
@@ -4937,12 +4855,9 @@
       <w:pPr>
         <w:pStyle w:val="Heading3"/>
       </w:pPr>
-      <w:bookmarkStart w:id="11" w:name="_Toc230827111"/>
-      <w:r>
-        <w:t>T</w:t>
-      </w:r>
-      <w:r>
-        <w:t>ypography</w:t>
+      <w:bookmarkStart w:id="11" w:name="_Toc230943007"/>
+      <w:r>
+        <w:t>Typography</w:t>
       </w:r>
       <w:bookmarkEnd w:id="11"/>
     </w:p>
@@ -4968,19 +4883,7 @@
         <w:rPr>
           <w:rFonts w:ascii="Aptos" w:hAnsi="Aptos"/>
         </w:rPr>
-        <w:t xml:space="preserve"> give it a </w:t>
-      </w:r>
-      <w:r>
-        <w:rPr>
-          <w:rFonts w:ascii="Aptos" w:hAnsi="Aptos"/>
-        </w:rPr>
-        <w:t>stronger and more professional</w:t>
-      </w:r>
-      <w:r>
-        <w:rPr>
-          <w:rFonts w:ascii="Aptos" w:hAnsi="Aptos"/>
-        </w:rPr>
-        <w:t xml:space="preserve"> look.</w:t>
+        <w:t xml:space="preserve"> give it a stronger and more professional look.</w:t>
       </w:r>
     </w:p>
     <w:p>
@@ -5012,32 +4915,67 @@
         <w:rPr>
           <w:rFonts w:ascii="Aptos" w:hAnsi="Aptos"/>
         </w:rPr>
-        <w:t xml:space="preserve"> </w:t>
-      </w:r>
-      <w:r>
-        <w:rPr>
-          <w:rFonts w:ascii="Aptos" w:hAnsi="Aptos"/>
-        </w:rPr>
-        <w:t>(OpenAI, 2024)</w:t>
-      </w:r>
-    </w:p>
-    <w:p>
-      <w:pPr>
-        <w:rPr>
-          <w:rFonts w:ascii="Aptos" w:hAnsi="Aptos"/>
-        </w:rPr>
-      </w:pPr>
-    </w:p>
-    <w:p>
-      <w:pPr>
-        <w:rPr>
-          <w:rFonts w:ascii="Aptos" w:hAnsi="Aptos"/>
-        </w:rPr>
-      </w:pPr>
-      <w:r>
-        <w:rPr>
-          <w:rFonts w:ascii="Aptos" w:hAnsi="Aptos"/>
-        </w:rPr>
+        <w:t xml:space="preserve"> (OpenAI, 2024)</w:t>
+      </w:r>
+    </w:p>
+    <w:p>
+      <w:pPr>
+        <w:rPr>
+          <w:rFonts w:ascii="Aptos" w:hAnsi="Aptos"/>
+        </w:rPr>
+      </w:pPr>
+    </w:p>
+    <w:p>
+      <w:pPr>
+        <w:rPr>
+          <w:rFonts w:ascii="Aptos" w:hAnsi="Aptos"/>
+          <w:b/>
+          <w:bCs/>
+        </w:rPr>
+      </w:pPr>
+    </w:p>
+    <w:p>
+      <w:pPr>
+        <w:rPr>
+          <w:rFonts w:ascii="Aptos" w:hAnsi="Aptos"/>
+          <w:b/>
+          <w:bCs/>
+        </w:rPr>
+      </w:pPr>
+    </w:p>
+    <w:p>
+      <w:pPr>
+        <w:rPr>
+          <w:rFonts w:ascii="Aptos" w:hAnsi="Aptos"/>
+          <w:b/>
+          <w:bCs/>
+        </w:rPr>
+      </w:pPr>
+    </w:p>
+    <w:p>
+      <w:pPr>
+        <w:rPr>
+          <w:rFonts w:ascii="Aptos" w:hAnsi="Aptos"/>
+          <w:b/>
+          <w:bCs/>
+        </w:rPr>
+      </w:pPr>
+    </w:p>
+    <w:p>
+      <w:pPr>
+        <w:rPr>
+          <w:rFonts w:ascii="Aptos" w:hAnsi="Aptos"/>
+          <w:b/>
+          <w:bCs/>
+        </w:rPr>
+      </w:pPr>
+      <w:r>
+        <w:rPr>
+          <w:rFonts w:ascii="Aptos" w:hAnsi="Aptos"/>
+          <w:b/>
+          <w:bCs/>
+        </w:rPr>
+        <w:lastRenderedPageBreak/>
         <w:t>Wireframe</w:t>
       </w:r>
     </w:p>
@@ -5045,20 +4983,80 @@
       <w:pPr>
         <w:rPr>
           <w:rFonts w:ascii="Aptos" w:hAnsi="Aptos"/>
-        </w:rPr>
-      </w:pPr>
-    </w:p>
-    <w:p>
-      <w:pPr>
-        <w:rPr>
-          <w:rFonts w:ascii="Aptos" w:hAnsi="Aptos"/>
-        </w:rPr>
-      </w:pPr>
-    </w:p>
-    <w:p>
-      <w:pPr>
-        <w:rPr>
-          <w:rFonts w:ascii="Aptos" w:hAnsi="Aptos"/>
+          <w:b/>
+          <w:bCs/>
+        </w:rPr>
+      </w:pPr>
+      <w:r>
+        <w:rPr>
+          <w:rFonts w:ascii="Aptos" w:hAnsi="Aptos"/>
+          <w:b/>
+          <w:bCs/>
+        </w:rPr>
+        <w:drawing>
+          <wp:inline distT="0" distB="0" distL="0" distR="0" wp14:anchorId="63D9AB6B" wp14:editId="5B653063">
+            <wp:extent cx="5943600" cy="3230245"/>
+            <wp:effectExtent l="0" t="0" r="0" b="8255"/>
+            <wp:docPr id="1981655945" name="Picture 1"/>
+            <wp:cNvGraphicFramePr>
+              <a:graphicFrameLocks xmlns:a="http://schemas.openxmlformats.org/drawingml/2006/main" noChangeAspect="1"/>
+            </wp:cNvGraphicFramePr>
+            <a:graphic xmlns:a="http://schemas.openxmlformats.org/drawingml/2006/main">
+              <a:graphicData uri="http://schemas.openxmlformats.org/drawingml/2006/picture">
+                <pic:pic xmlns:pic="http://schemas.openxmlformats.org/drawingml/2006/picture">
+                  <pic:nvPicPr>
+                    <pic:cNvPr id="1981655945" name=""/>
+                    <pic:cNvPicPr/>
+                  </pic:nvPicPr>
+                  <pic:blipFill>
+                    <a:blip r:embed="rId9"/>
+                    <a:stretch>
+                      <a:fillRect/>
+                    </a:stretch>
+                  </pic:blipFill>
+                  <pic:spPr>
+                    <a:xfrm>
+                      <a:off x="0" y="0"/>
+                      <a:ext cx="5943600" cy="3230245"/>
+                    </a:xfrm>
+                    <a:prstGeom prst="rect">
+                      <a:avLst/>
+                    </a:prstGeom>
+                  </pic:spPr>
+                </pic:pic>
+              </a:graphicData>
+            </a:graphic>
+          </wp:inline>
+        </w:drawing>
+      </w:r>
+    </w:p>
+    <w:p>
+      <w:pPr>
+        <w:rPr>
+          <w:rFonts w:ascii="Aptos" w:hAnsi="Aptos"/>
+        </w:rPr>
+      </w:pPr>
+    </w:p>
+    <w:p>
+      <w:r>
+        <w:t>(Anthropic, 2026)</w:t>
+      </w:r>
+    </w:p>
+    <w:p/>
+    <w:p>
+      <w:r>
+        <w:br w:type="page"/>
+      </w:r>
+    </w:p>
+    <w:p>
+      <w:pPr>
+        <w:rPr>
+          <w:rFonts w:ascii="Aptos" w:eastAsiaTheme="majorEastAsia" w:hAnsi="Aptos" w:cstheme="majorBidi"/>
+          <w:b/>
+          <w:bCs/>
+          <w:color w:val="9BBB59" w:themeColor="accent3"/>
+          <w:sz w:val="24"/>
+          <w:szCs w:val="24"/>
         </w:rPr>
       </w:pPr>
     </w:p>
@@ -5066,9 +5064,28 @@
       <w:pPr>
         <w:pStyle w:val="Heading2"/>
       </w:pPr>
-      <w:bookmarkStart w:id="12" w:name="_Toc230827112"/>
-      <w:r>
-        <w:lastRenderedPageBreak/>
+    </w:p>
+    <w:p>
+      <w:pPr>
+        <w:rPr>
+          <w:rFonts w:ascii="Aptos" w:eastAsiaTheme="majorEastAsia" w:hAnsi="Aptos" w:cstheme="majorBidi"/>
+          <w:b/>
+          <w:bCs/>
+          <w:color w:val="9BBB59" w:themeColor="accent3"/>
+          <w:sz w:val="24"/>
+          <w:szCs w:val="24"/>
+        </w:rPr>
+      </w:pPr>
+      <w:r>
+        <w:br w:type="page"/>
+      </w:r>
+    </w:p>
+    <w:p>
+      <w:pPr>
+        <w:pStyle w:val="Heading2"/>
+      </w:pPr>
+      <w:bookmarkStart w:id="12" w:name="_Toc230943008"/>
+      <w:r>
         <w:t>5. Technical Requirements</w:t>
       </w:r>
       <w:bookmarkEnd w:id="12"/>
@@ -5077,7 +5094,7 @@
       <w:pPr>
         <w:pStyle w:val="Heading3"/>
       </w:pPr>
-      <w:bookmarkStart w:id="13" w:name="_Toc230827113"/>
+      <w:bookmarkStart w:id="13" w:name="_Toc230943009"/>
       <w:r>
         <w:t>Infrastructure &amp; Hosting</w:t>
       </w:r>
@@ -5210,7 +5227,7 @@
       <w:pPr>
         <w:pStyle w:val="Heading3"/>
       </w:pPr>
-      <w:bookmarkStart w:id="14" w:name="_Toc230827114"/>
+      <w:bookmarkStart w:id="14" w:name="_Toc230943010"/>
       <w:r>
         <w:t>Hosting Requirements:</w:t>
       </w:r>
@@ -5323,7 +5340,7 @@
       <w:pPr>
         <w:pStyle w:val="Heading3"/>
       </w:pPr>
-      <w:bookmarkStart w:id="15" w:name="_Toc230827115"/>
+      <w:bookmarkStart w:id="15" w:name="_Toc230943011"/>
       <w:r>
         <w:t>Performance &amp; Accessibility</w:t>
       </w:r>
@@ -5479,7 +5496,7 @@
       <w:pPr>
         <w:pStyle w:val="Heading3"/>
       </w:pPr>
-      <w:bookmarkStart w:id="16" w:name="_Toc230827116"/>
+      <w:bookmarkStart w:id="16" w:name="_Toc230943012"/>
       <w:r>
         <w:t>Security &amp; Compliance</w:t>
       </w:r>
@@ -5639,9 +5656,8 @@
       <w:pPr>
         <w:pStyle w:val="Heading3"/>
       </w:pPr>
-      <w:bookmarkStart w:id="17" w:name="_Toc230827117"/>
-      <w:r>
-        <w:lastRenderedPageBreak/>
+      <w:bookmarkStart w:id="17" w:name="_Toc230943013"/>
+      <w:r>
         <w:t>Functional Integrations</w:t>
       </w:r>
       <w:bookmarkEnd w:id="17"/>
@@ -5771,7 +5787,7 @@
       <w:pPr>
         <w:pStyle w:val="Heading3"/>
       </w:pPr>
-      <w:bookmarkStart w:id="18" w:name="_Toc230827118"/>
+      <w:bookmarkStart w:id="18" w:name="_Toc230943014"/>
       <w:r>
         <w:t>Ongoing Maintenance</w:t>
       </w:r>
@@ -5935,7 +5951,7 @@
       <w:pPr>
         <w:pStyle w:val="Heading2"/>
       </w:pPr>
-      <w:bookmarkStart w:id="19" w:name="_Toc230827119"/>
+      <w:bookmarkStart w:id="19" w:name="_Toc230943015"/>
       <w:r>
         <w:lastRenderedPageBreak/>
         <w:t>6. Timeline and Budget</w:t>
@@ -5946,7 +5962,7 @@
       <w:pPr>
         <w:pStyle w:val="Heading2"/>
       </w:pPr>
-      <w:bookmarkStart w:id="20" w:name="_Toc230827120"/>
+      <w:bookmarkStart w:id="20" w:name="_Toc230943016"/>
       <w:r>
         <w:t>Timeline</w:t>
       </w:r>
@@ -7054,7 +7070,7 @@
           <w:u w:val="words"/>
         </w:rPr>
       </w:pPr>
-      <w:bookmarkStart w:id="21" w:name="_Toc230827121"/>
+      <w:bookmarkStart w:id="21" w:name="_Toc230943017"/>
       <w:r>
         <w:t>Budget</w:t>
       </w:r>
@@ -7712,7 +7728,7 @@
       <w:pPr>
         <w:pStyle w:val="Heading2"/>
       </w:pPr>
-      <w:bookmarkStart w:id="22" w:name="_Toc230827122"/>
+      <w:bookmarkStart w:id="22" w:name="_Toc230943018"/>
       <w:r>
         <w:lastRenderedPageBreak/>
         <w:t>7. References:</w:t>
@@ -7731,13 +7747,13 @@
           <w:b/>
           <w:bCs/>
         </w:rPr>
-        <w:t>Charles, I. (2023).</w:t>
-      </w:r>
-      <w:r>
-        <w:rPr>
-          <w:rFonts w:ascii="Aptos" w:hAnsi="Aptos"/>
-        </w:rPr>
-        <w:t xml:space="preserve"> Business Plan: Charles Greenway. Unpublished internal document.</w:t>
+        <w:t>Anthropic (2026)</w:t>
+      </w:r>
+      <w:r>
+        <w:rPr>
+          <w:rFonts w:ascii="Aptos" w:hAnsi="Aptos"/>
+        </w:rPr>
+        <w:t xml:space="preserve"> Website wireframe designs for Charles Greenway [Digital wireframe]. Generated using Claude Sonnet 4.6. Accessed: 29 May 2026.</w:t>
       </w:r>
     </w:p>
     <w:p>
@@ -7752,6 +7768,27 @@
           <w:b/>
           <w:bCs/>
         </w:rPr>
+        <w:t>Charles, I. (2023).</w:t>
+      </w:r>
+      <w:r>
+        <w:rPr>
+          <w:rFonts w:ascii="Aptos" w:hAnsi="Aptos"/>
+        </w:rPr>
+        <w:t xml:space="preserve"> Business Plan: Charles Greenway. Unpublished internal document.</w:t>
+      </w:r>
+    </w:p>
+    <w:p>
+      <w:pPr>
+        <w:rPr>
+          <w:rFonts w:ascii="Aptos" w:hAnsi="Aptos"/>
+        </w:rPr>
+      </w:pPr>
+      <w:r>
+        <w:rPr>
+          <w:rFonts w:ascii="Aptos" w:hAnsi="Aptos"/>
+          <w:b/>
+          <w:bCs/>
+        </w:rPr>
         <w:t>Da Veiga, A., Abdullah, H., Eybers, S., Ochola, E., Mujinga, M. and Mwim, E. (2024)</w:t>
       </w:r>
       <w:r>
@@ -7774,7 +7811,7 @@
         </w:rPr>
         <w:t xml:space="preserve">, 6(4), pp. 2693–2732. Available at: </w:t>
       </w:r>
-      <w:hyperlink r:id="rId9" w:history="1">
+      <w:hyperlink r:id="rId10" w:history="1">
         <w:r>
           <w:rPr>
             <w:rStyle w:val="Hyperlink"/>
@@ -7824,7 +7861,7 @@
         </w:rPr>
         <w:t xml:space="preserve">. Available at: </w:t>
       </w:r>
-      <w:hyperlink r:id="rId10" w:history="1">
+      <w:hyperlink r:id="rId11" w:history="1">
         <w:r>
           <w:rPr>
             <w:rStyle w:val="Hyperlink"/>
@@ -7860,7 +7897,7 @@
         </w:rPr>
         <w:t xml:space="preserve"> Contemporary Garden stock photos. Available at: </w:t>
       </w:r>
-      <w:hyperlink r:id="rId11" w:history="1">
+      <w:hyperlink r:id="rId12" w:history="1">
         <w:r>
           <w:rPr>
             <w:rStyle w:val="Hyperlink"/>
@@ -7910,7 +7947,7 @@
         </w:rPr>
         <w:t xml:space="preserve">. Available at: </w:t>
       </w:r>
-      <w:hyperlink r:id="rId12" w:history="1">
+      <w:hyperlink r:id="rId13" w:history="1">
         <w:r>
           <w:rPr>
             <w:rStyle w:val="Hyperlink"/>
@@ -7960,7 +7997,7 @@
         </w:rPr>
         <w:t xml:space="preserve">. Available at: </w:t>
       </w:r>
-      <w:hyperlink r:id="rId13" w:history="1">
+      <w:hyperlink r:id="rId14" w:history="1">
         <w:r>
           <w:rPr>
             <w:rStyle w:val="Hyperlink"/>
@@ -8010,7 +8047,7 @@
         </w:rPr>
         <w:t xml:space="preserve">. Available at: </w:t>
       </w:r>
-      <w:hyperlink r:id="rId14" w:history="1">
+      <w:hyperlink r:id="rId15" w:history="1">
         <w:r>
           <w:rPr>
             <w:rStyle w:val="Hyperlink"/>
@@ -8093,7 +8130,7 @@
         </w:rPr>
         <w:t xml:space="preserve"> Garden maintenance. Available at: </w:t>
       </w:r>
-      <w:hyperlink r:id="rId15" w:history="1">
+      <w:hyperlink r:id="rId16" w:history="1">
         <w:r>
           <w:rPr>
             <w:rStyle w:val="Hyperlink"/>
@@ -8143,7 +8180,7 @@
         </w:rPr>
         <w:t xml:space="preserve">. Available at: </w:t>
       </w:r>
-      <w:hyperlink r:id="rId16" w:history="1">
+      <w:hyperlink r:id="rId17" w:history="1">
         <w:r>
           <w:rPr>
             <w:rStyle w:val="Hyperlink"/>
@@ -8179,7 +8216,7 @@
       <w:pPr>
         <w:pStyle w:val="Heading1"/>
       </w:pPr>
-      <w:bookmarkStart w:id="23" w:name="_Toc230827123"/>
+      <w:bookmarkStart w:id="23" w:name="_Toc230943019"/>
       <w:r>
         <w:lastRenderedPageBreak/>
         <w:t>Sitemap:</w:t>
@@ -8208,7 +8245,7 @@
             <wp:cNvGraphicFramePr/>
             <a:graphic xmlns:a="http://schemas.openxmlformats.org/drawingml/2006/main">
               <a:graphicData uri="http://schemas.openxmlformats.org/drawingml/2006/diagram">
-                <dgm:relIds xmlns:dgm="http://schemas.openxmlformats.org/drawingml/2006/diagram" xmlns:r="http://schemas.openxmlformats.org/officeDocument/2006/relationships" r:dm="rId17" r:lo="rId18" r:qs="rId19" r:cs="rId20"/>
+                <dgm:relIds xmlns:dgm="http://schemas.openxmlformats.org/drawingml/2006/diagram" xmlns:r="http://schemas.openxmlformats.org/officeDocument/2006/relationships" r:dm="rId18" r:lo="rId19" r:qs="rId20" r:cs="rId21"/>
               </a:graphicData>
             </a:graphic>
           </wp:inline>
@@ -14354,7 +14391,7 @@
   <dgm:whole/>
   <dgm:extLst>
     <a:ext uri="http://schemas.microsoft.com/office/drawing/2008/diagram">
-      <dsp:dataModelExt xmlns:dsp="http://schemas.microsoft.com/office/drawing/2008/diagram" relId="rId21" minVer="http://schemas.openxmlformats.org/drawingml/2006/diagram"/>
+      <dsp:dataModelExt xmlns:dsp="http://schemas.microsoft.com/office/drawing/2008/diagram" relId="rId22" minVer="http://schemas.openxmlformats.org/drawingml/2006/diagram"/>
     </a:ext>
   </dgm:extLst>
 </dgm:dataModel>

--- a/Doccuments/Proposal 1.docx
+++ b/Doccuments/Proposal 1.docx
@@ -273,7 +273,7 @@
           <w:r>
             <w:fldChar w:fldCharType="separate"/>
           </w:r>
-          <w:hyperlink w:anchor="_Toc230942996" w:history="1">
+          <w:hyperlink w:anchor="_Toc232598513" w:history="1">
             <w:r>
               <w:rPr>
                 <w:rStyle w:val="Hyperlink"/>
@@ -300,7 +300,7 @@
                 <w:noProof/>
                 <w:webHidden/>
               </w:rPr>
-              <w:instrText xml:space="preserve"> PAGEREF _Toc230942996 \h </w:instrText>
+              <w:instrText xml:space="preserve"> PAGEREF _Toc232598513 \h </w:instrText>
             </w:r>
             <w:r>
               <w:rPr>
@@ -320,7 +320,7 @@
                 <w:noProof/>
                 <w:webHidden/>
               </w:rPr>
-              <w:t>3</w:t>
+              <w:t>4</w:t>
             </w:r>
             <w:r>
               <w:rPr>
@@ -345,7 +345,7 @@
               <w:lang w:val="en-US"/>
             </w:rPr>
           </w:pPr>
-          <w:hyperlink w:anchor="_Toc230942997" w:history="1">
+          <w:hyperlink w:anchor="_Toc232598514" w:history="1">
             <w:r>
               <w:rPr>
                 <w:rStyle w:val="Hyperlink"/>
@@ -372,7 +372,7 @@
                 <w:noProof/>
                 <w:webHidden/>
               </w:rPr>
-              <w:instrText xml:space="preserve"> PAGEREF _Toc230942997 \h </w:instrText>
+              <w:instrText xml:space="preserve"> PAGEREF _Toc232598514 \h </w:instrText>
             </w:r>
             <w:r>
               <w:rPr>
@@ -392,7 +392,7 @@
                 <w:noProof/>
                 <w:webHidden/>
               </w:rPr>
-              <w:t>3</w:t>
+              <w:t>4</w:t>
             </w:r>
             <w:r>
               <w:rPr>
@@ -417,7 +417,7 @@
               <w:lang w:val="en-US"/>
             </w:rPr>
           </w:pPr>
-          <w:hyperlink w:anchor="_Toc230942998" w:history="1">
+          <w:hyperlink w:anchor="_Toc232598515" w:history="1">
             <w:r>
               <w:rPr>
                 <w:rStyle w:val="Hyperlink"/>
@@ -444,7 +444,7 @@
                 <w:noProof/>
                 <w:webHidden/>
               </w:rPr>
-              <w:instrText xml:space="preserve"> PAGEREF _Toc230942998 \h </w:instrText>
+              <w:instrText xml:space="preserve"> PAGEREF _Toc232598515 \h </w:instrText>
             </w:r>
             <w:r>
               <w:rPr>
@@ -464,7 +464,7 @@
                 <w:noProof/>
                 <w:webHidden/>
               </w:rPr>
-              <w:t>4</w:t>
+              <w:t>5</w:t>
             </w:r>
             <w:r>
               <w:rPr>
@@ -489,7 +489,7 @@
               <w:lang w:val="en-US"/>
             </w:rPr>
           </w:pPr>
-          <w:hyperlink w:anchor="_Toc230942999" w:history="1">
+          <w:hyperlink w:anchor="_Toc232598516" w:history="1">
             <w:r>
               <w:rPr>
                 <w:rStyle w:val="Hyperlink"/>
@@ -516,7 +516,7 @@
                 <w:noProof/>
                 <w:webHidden/>
               </w:rPr>
-              <w:instrText xml:space="preserve"> PAGEREF _Toc230942999 \h </w:instrText>
+              <w:instrText xml:space="preserve"> PAGEREF _Toc232598516 \h </w:instrText>
             </w:r>
             <w:r>
               <w:rPr>
@@ -536,7 +536,7 @@
                 <w:noProof/>
                 <w:webHidden/>
               </w:rPr>
-              <w:t>5</w:t>
+              <w:t>6</w:t>
             </w:r>
             <w:r>
               <w:rPr>
@@ -561,7 +561,7 @@
               <w:lang w:val="en-US"/>
             </w:rPr>
           </w:pPr>
-          <w:hyperlink w:anchor="_Toc230943000" w:history="1">
+          <w:hyperlink w:anchor="_Toc232598517" w:history="1">
             <w:r>
               <w:rPr>
                 <w:rStyle w:val="Hyperlink"/>
@@ -588,7 +588,7 @@
                 <w:noProof/>
                 <w:webHidden/>
               </w:rPr>
-              <w:instrText xml:space="preserve"> PAGEREF _Toc230943000 \h </w:instrText>
+              <w:instrText xml:space="preserve"> PAGEREF _Toc232598517 \h </w:instrText>
             </w:r>
             <w:r>
               <w:rPr>
@@ -608,7 +608,7 @@
                 <w:noProof/>
                 <w:webHidden/>
               </w:rPr>
-              <w:t>5</w:t>
+              <w:t>6</w:t>
             </w:r>
             <w:r>
               <w:rPr>
@@ -633,7 +633,7 @@
               <w:lang w:val="en-US"/>
             </w:rPr>
           </w:pPr>
-          <w:hyperlink w:anchor="_Toc230943001" w:history="1">
+          <w:hyperlink w:anchor="_Toc232598518" w:history="1">
             <w:r>
               <w:rPr>
                 <w:rStyle w:val="Hyperlink"/>
@@ -660,7 +660,7 @@
                 <w:noProof/>
                 <w:webHidden/>
               </w:rPr>
-              <w:instrText xml:space="preserve"> PAGEREF _Toc230943001 \h </w:instrText>
+              <w:instrText xml:space="preserve"> PAGEREF _Toc232598518 \h </w:instrText>
             </w:r>
             <w:r>
               <w:rPr>
@@ -680,7 +680,7 @@
                 <w:noProof/>
                 <w:webHidden/>
               </w:rPr>
-              <w:t>5</w:t>
+              <w:t>6</w:t>
             </w:r>
             <w:r>
               <w:rPr>
@@ -705,7 +705,7 @@
               <w:lang w:val="en-US"/>
             </w:rPr>
           </w:pPr>
-          <w:hyperlink w:anchor="_Toc230943002" w:history="1">
+          <w:hyperlink w:anchor="_Toc232598519" w:history="1">
             <w:r>
               <w:rPr>
                 <w:rStyle w:val="Hyperlink"/>
@@ -732,7 +732,7 @@
                 <w:noProof/>
                 <w:webHidden/>
               </w:rPr>
-              <w:instrText xml:space="preserve"> PAGEREF _Toc230943002 \h </w:instrText>
+              <w:instrText xml:space="preserve"> PAGEREF _Toc232598519 \h </w:instrText>
             </w:r>
             <w:r>
               <w:rPr>
@@ -752,7 +752,7 @@
                 <w:noProof/>
                 <w:webHidden/>
               </w:rPr>
-              <w:t>5</w:t>
+              <w:t>6</w:t>
             </w:r>
             <w:r>
               <w:rPr>
@@ -777,7 +777,7 @@
               <w:lang w:val="en-US"/>
             </w:rPr>
           </w:pPr>
-          <w:hyperlink w:anchor="_Toc230943003" w:history="1">
+          <w:hyperlink w:anchor="_Toc232598520" w:history="1">
             <w:r>
               <w:rPr>
                 <w:rStyle w:val="Hyperlink"/>
@@ -804,7 +804,7 @@
                 <w:noProof/>
                 <w:webHidden/>
               </w:rPr>
-              <w:instrText xml:space="preserve"> PAGEREF _Toc230943003 \h </w:instrText>
+              <w:instrText xml:space="preserve"> PAGEREF _Toc232598520 \h </w:instrText>
             </w:r>
             <w:r>
               <w:rPr>
@@ -824,7 +824,7 @@
                 <w:noProof/>
                 <w:webHidden/>
               </w:rPr>
-              <w:t>6</w:t>
+              <w:t>7</w:t>
             </w:r>
             <w:r>
               <w:rPr>
@@ -849,7 +849,7 @@
               <w:lang w:val="en-US"/>
             </w:rPr>
           </w:pPr>
-          <w:hyperlink w:anchor="_Toc230943004" w:history="1">
+          <w:hyperlink w:anchor="_Toc232598521" w:history="1">
             <w:r>
               <w:rPr>
                 <w:rStyle w:val="Hyperlink"/>
@@ -876,7 +876,7 @@
                 <w:noProof/>
                 <w:webHidden/>
               </w:rPr>
-              <w:instrText xml:space="preserve"> PAGEREF _Toc230943004 \h </w:instrText>
+              <w:instrText xml:space="preserve"> PAGEREF _Toc232598521 \h </w:instrText>
             </w:r>
             <w:r>
               <w:rPr>
@@ -896,7 +896,7 @@
                 <w:noProof/>
                 <w:webHidden/>
               </w:rPr>
-              <w:t>6</w:t>
+              <w:t>7</w:t>
             </w:r>
             <w:r>
               <w:rPr>
@@ -921,7 +921,7 @@
               <w:lang w:val="en-US"/>
             </w:rPr>
           </w:pPr>
-          <w:hyperlink w:anchor="_Toc230943005" w:history="1">
+          <w:hyperlink w:anchor="_Toc232598522" w:history="1">
             <w:r>
               <w:rPr>
                 <w:rStyle w:val="Hyperlink"/>
@@ -948,7 +948,7 @@
                 <w:noProof/>
                 <w:webHidden/>
               </w:rPr>
-              <w:instrText xml:space="preserve"> PAGEREF _Toc230943005 \h </w:instrText>
+              <w:instrText xml:space="preserve"> PAGEREF _Toc232598522 \h </w:instrText>
             </w:r>
             <w:r>
               <w:rPr>
@@ -968,7 +968,7 @@
                 <w:noProof/>
                 <w:webHidden/>
               </w:rPr>
-              <w:t>7</w:t>
+              <w:t>8</w:t>
             </w:r>
             <w:r>
               <w:rPr>
@@ -993,7 +993,7 @@
               <w:lang w:val="en-US"/>
             </w:rPr>
           </w:pPr>
-          <w:hyperlink w:anchor="_Toc230943006" w:history="1">
+          <w:hyperlink w:anchor="_Toc232598523" w:history="1">
             <w:r>
               <w:rPr>
                 <w:rStyle w:val="Hyperlink"/>
@@ -1020,7 +1020,7 @@
                 <w:noProof/>
                 <w:webHidden/>
               </w:rPr>
-              <w:instrText xml:space="preserve"> PAGEREF _Toc230943006 \h </w:instrText>
+              <w:instrText xml:space="preserve"> PAGEREF _Toc232598523 \h </w:instrText>
             </w:r>
             <w:r>
               <w:rPr>
@@ -1040,7 +1040,7 @@
                 <w:noProof/>
                 <w:webHidden/>
               </w:rPr>
-              <w:t>7</w:t>
+              <w:t>8</w:t>
             </w:r>
             <w:r>
               <w:rPr>
@@ -1065,7 +1065,7 @@
               <w:lang w:val="en-US"/>
             </w:rPr>
           </w:pPr>
-          <w:hyperlink w:anchor="_Toc230943007" w:history="1">
+          <w:hyperlink w:anchor="_Toc232598524" w:history="1">
             <w:r>
               <w:rPr>
                 <w:rStyle w:val="Hyperlink"/>
@@ -1092,7 +1092,7 @@
                 <w:noProof/>
                 <w:webHidden/>
               </w:rPr>
-              <w:instrText xml:space="preserve"> PAGEREF _Toc230943007 \h </w:instrText>
+              <w:instrText xml:space="preserve"> PAGEREF _Toc232598524 \h </w:instrText>
             </w:r>
             <w:r>
               <w:rPr>
@@ -1112,7 +1112,7 @@
                 <w:noProof/>
                 <w:webHidden/>
               </w:rPr>
-              <w:t>7</w:t>
+              <w:t>8</w:t>
             </w:r>
             <w:r>
               <w:rPr>
@@ -1137,7 +1137,7 @@
               <w:lang w:val="en-US"/>
             </w:rPr>
           </w:pPr>
-          <w:hyperlink w:anchor="_Toc230943008" w:history="1">
+          <w:hyperlink w:anchor="_Toc232598525" w:history="1">
             <w:r>
               <w:rPr>
                 <w:rStyle w:val="Hyperlink"/>
@@ -1164,7 +1164,7 @@
                 <w:noProof/>
                 <w:webHidden/>
               </w:rPr>
-              <w:instrText xml:space="preserve"> PAGEREF _Toc230943008 \h </w:instrText>
+              <w:instrText xml:space="preserve"> PAGEREF _Toc232598525 \h </w:instrText>
             </w:r>
             <w:r>
               <w:rPr>
@@ -1184,7 +1184,7 @@
                 <w:noProof/>
                 <w:webHidden/>
               </w:rPr>
-              <w:t>9</w:t>
+              <w:t>10</w:t>
             </w:r>
             <w:r>
               <w:rPr>
@@ -1209,7 +1209,7 @@
               <w:lang w:val="en-US"/>
             </w:rPr>
           </w:pPr>
-          <w:hyperlink w:anchor="_Toc230943009" w:history="1">
+          <w:hyperlink w:anchor="_Toc232598526" w:history="1">
             <w:r>
               <w:rPr>
                 <w:rStyle w:val="Hyperlink"/>
@@ -1236,7 +1236,7 @@
                 <w:noProof/>
                 <w:webHidden/>
               </w:rPr>
-              <w:instrText xml:space="preserve"> PAGEREF _Toc230943009 \h </w:instrText>
+              <w:instrText xml:space="preserve"> PAGEREF _Toc232598526 \h </w:instrText>
             </w:r>
             <w:r>
               <w:rPr>
@@ -1256,7 +1256,7 @@
                 <w:noProof/>
                 <w:webHidden/>
               </w:rPr>
-              <w:t>9</w:t>
+              <w:t>10</w:t>
             </w:r>
             <w:r>
               <w:rPr>
@@ -1281,7 +1281,7 @@
               <w:lang w:val="en-US"/>
             </w:rPr>
           </w:pPr>
-          <w:hyperlink w:anchor="_Toc230943010" w:history="1">
+          <w:hyperlink w:anchor="_Toc232598527" w:history="1">
             <w:r>
               <w:rPr>
                 <w:rStyle w:val="Hyperlink"/>
@@ -1308,7 +1308,7 @@
                 <w:noProof/>
                 <w:webHidden/>
               </w:rPr>
-              <w:instrText xml:space="preserve"> PAGEREF _Toc230943010 \h </w:instrText>
+              <w:instrText xml:space="preserve"> PAGEREF _Toc232598527 \h </w:instrText>
             </w:r>
             <w:r>
               <w:rPr>
@@ -1328,7 +1328,7 @@
                 <w:noProof/>
                 <w:webHidden/>
               </w:rPr>
-              <w:t>9</w:t>
+              <w:t>10</w:t>
             </w:r>
             <w:r>
               <w:rPr>
@@ -1353,7 +1353,7 @@
               <w:lang w:val="en-US"/>
             </w:rPr>
           </w:pPr>
-          <w:hyperlink w:anchor="_Toc230943011" w:history="1">
+          <w:hyperlink w:anchor="_Toc232598528" w:history="1">
             <w:r>
               <w:rPr>
                 <w:rStyle w:val="Hyperlink"/>
@@ -1380,7 +1380,7 @@
                 <w:noProof/>
                 <w:webHidden/>
               </w:rPr>
-              <w:instrText xml:space="preserve"> PAGEREF _Toc230943011 \h </w:instrText>
+              <w:instrText xml:space="preserve"> PAGEREF _Toc232598528 \h </w:instrText>
             </w:r>
             <w:r>
               <w:rPr>
@@ -1400,7 +1400,7 @@
                 <w:noProof/>
                 <w:webHidden/>
               </w:rPr>
-              <w:t>9</w:t>
+              <w:t>10</w:t>
             </w:r>
             <w:r>
               <w:rPr>
@@ -1425,7 +1425,7 @@
               <w:lang w:val="en-US"/>
             </w:rPr>
           </w:pPr>
-          <w:hyperlink w:anchor="_Toc230943012" w:history="1">
+          <w:hyperlink w:anchor="_Toc232598529" w:history="1">
             <w:r>
               <w:rPr>
                 <w:rStyle w:val="Hyperlink"/>
@@ -1452,7 +1452,7 @@
                 <w:noProof/>
                 <w:webHidden/>
               </w:rPr>
-              <w:instrText xml:space="preserve"> PAGEREF _Toc230943012 \h </w:instrText>
+              <w:instrText xml:space="preserve"> PAGEREF _Toc232598529 \h </w:instrText>
             </w:r>
             <w:r>
               <w:rPr>
@@ -1472,7 +1472,7 @@
                 <w:noProof/>
                 <w:webHidden/>
               </w:rPr>
-              <w:t>9</w:t>
+              <w:t>10</w:t>
             </w:r>
             <w:r>
               <w:rPr>
@@ -1497,7 +1497,7 @@
               <w:lang w:val="en-US"/>
             </w:rPr>
           </w:pPr>
-          <w:hyperlink w:anchor="_Toc230943013" w:history="1">
+          <w:hyperlink w:anchor="_Toc232598530" w:history="1">
             <w:r>
               <w:rPr>
                 <w:rStyle w:val="Hyperlink"/>
@@ -1524,7 +1524,7 @@
                 <w:noProof/>
                 <w:webHidden/>
               </w:rPr>
-              <w:instrText xml:space="preserve"> PAGEREF _Toc230943013 \h </w:instrText>
+              <w:instrText xml:space="preserve"> PAGEREF _Toc232598530 \h </w:instrText>
             </w:r>
             <w:r>
               <w:rPr>
@@ -1544,7 +1544,7 @@
                 <w:noProof/>
                 <w:webHidden/>
               </w:rPr>
-              <w:t>10</w:t>
+              <w:t>11</w:t>
             </w:r>
             <w:r>
               <w:rPr>
@@ -1569,7 +1569,7 @@
               <w:lang w:val="en-US"/>
             </w:rPr>
           </w:pPr>
-          <w:hyperlink w:anchor="_Toc230943014" w:history="1">
+          <w:hyperlink w:anchor="_Toc232598531" w:history="1">
             <w:r>
               <w:rPr>
                 <w:rStyle w:val="Hyperlink"/>
@@ -1596,7 +1596,7 @@
                 <w:noProof/>
                 <w:webHidden/>
               </w:rPr>
-              <w:instrText xml:space="preserve"> PAGEREF _Toc230943014 \h </w:instrText>
+              <w:instrText xml:space="preserve"> PAGEREF _Toc232598531 \h </w:instrText>
             </w:r>
             <w:r>
               <w:rPr>
@@ -1616,7 +1616,7 @@
                 <w:noProof/>
                 <w:webHidden/>
               </w:rPr>
-              <w:t>10</w:t>
+              <w:t>11</w:t>
             </w:r>
             <w:r>
               <w:rPr>
@@ -1641,7 +1641,7 @@
               <w:lang w:val="en-US"/>
             </w:rPr>
           </w:pPr>
-          <w:hyperlink w:anchor="_Toc230943015" w:history="1">
+          <w:hyperlink w:anchor="_Toc232598532" w:history="1">
             <w:r>
               <w:rPr>
                 <w:rStyle w:val="Hyperlink"/>
@@ -1668,7 +1668,7 @@
                 <w:noProof/>
                 <w:webHidden/>
               </w:rPr>
-              <w:instrText xml:space="preserve"> PAGEREF _Toc230943015 \h </w:instrText>
+              <w:instrText xml:space="preserve"> PAGEREF _Toc232598532 \h </w:instrText>
             </w:r>
             <w:r>
               <w:rPr>
@@ -1688,7 +1688,7 @@
                 <w:noProof/>
                 <w:webHidden/>
               </w:rPr>
-              <w:t>11</w:t>
+              <w:t>12</w:t>
             </w:r>
             <w:r>
               <w:rPr>
@@ -1713,7 +1713,7 @@
               <w:lang w:val="en-US"/>
             </w:rPr>
           </w:pPr>
-          <w:hyperlink w:anchor="_Toc230943016" w:history="1">
+          <w:hyperlink w:anchor="_Toc232598533" w:history="1">
             <w:r>
               <w:rPr>
                 <w:rStyle w:val="Hyperlink"/>
@@ -1740,7 +1740,7 @@
                 <w:noProof/>
                 <w:webHidden/>
               </w:rPr>
-              <w:instrText xml:space="preserve"> PAGEREF _Toc230943016 \h </w:instrText>
+              <w:instrText xml:space="preserve"> PAGEREF _Toc232598533 \h </w:instrText>
             </w:r>
             <w:r>
               <w:rPr>
@@ -1760,7 +1760,7 @@
                 <w:noProof/>
                 <w:webHidden/>
               </w:rPr>
-              <w:t>11</w:t>
+              <w:t>12</w:t>
             </w:r>
             <w:r>
               <w:rPr>
@@ -1785,7 +1785,7 @@
               <w:lang w:val="en-US"/>
             </w:rPr>
           </w:pPr>
-          <w:hyperlink w:anchor="_Toc230943017" w:history="1">
+          <w:hyperlink w:anchor="_Toc232598534" w:history="1">
             <w:r>
               <w:rPr>
                 <w:rStyle w:val="Hyperlink"/>
@@ -1812,7 +1812,7 @@
                 <w:noProof/>
                 <w:webHidden/>
               </w:rPr>
-              <w:instrText xml:space="preserve"> PAGEREF _Toc230943017 \h </w:instrText>
+              <w:instrText xml:space="preserve"> PAGEREF _Toc232598534 \h </w:instrText>
             </w:r>
             <w:r>
               <w:rPr>
@@ -1832,7 +1832,7 @@
                 <w:noProof/>
                 <w:webHidden/>
               </w:rPr>
-              <w:t>11</w:t>
+              <w:t>12</w:t>
             </w:r>
             <w:r>
               <w:rPr>
@@ -1857,7 +1857,7 @@
               <w:lang w:val="en-US"/>
             </w:rPr>
           </w:pPr>
-          <w:hyperlink w:anchor="_Toc230943018" w:history="1">
+          <w:hyperlink w:anchor="_Toc232598535" w:history="1">
             <w:r>
               <w:rPr>
                 <w:rStyle w:val="Hyperlink"/>
@@ -1884,7 +1884,7 @@
                 <w:noProof/>
                 <w:webHidden/>
               </w:rPr>
-              <w:instrText xml:space="preserve"> PAGEREF _Toc230943018 \h </w:instrText>
+              <w:instrText xml:space="preserve"> PAGEREF _Toc232598535 \h </w:instrText>
             </w:r>
             <w:r>
               <w:rPr>
@@ -1904,7 +1904,517 @@
                 <w:noProof/>
                 <w:webHidden/>
               </w:rPr>
-              <w:t>12</w:t>
+              <w:t>13</w:t>
+            </w:r>
+            <w:r>
+              <w:rPr>
+                <w:noProof/>
+                <w:webHidden/>
+              </w:rPr>
+              <w:fldChar w:fldCharType="end"/>
+            </w:r>
+          </w:hyperlink>
+        </w:p>
+        <w:p>
+          <w:pPr>
+            <w:pStyle w:val="TOC2"/>
+            <w:tabs>
+              <w:tab w:val="right" w:leader="dot" w:pos="9350"/>
+            </w:tabs>
+            <w:rPr>
+              <w:rFonts w:eastAsiaTheme="minorEastAsia"/>
+              <w:noProof/>
+              <w:sz w:val="24"/>
+              <w:szCs w:val="24"/>
+              <w:lang w:val="en-US"/>
+            </w:rPr>
+          </w:pPr>
+          <w:hyperlink w:anchor="_Toc232598536" w:history="1">
+            <w:r>
+              <w:rPr>
+                <w:rStyle w:val="Hyperlink"/>
+                <w:noProof/>
+              </w:rPr>
+              <w:t>Content Research and Sourcing</w:t>
+            </w:r>
+            <w:r>
+              <w:rPr>
+                <w:noProof/>
+                <w:webHidden/>
+              </w:rPr>
+              <w:tab/>
+            </w:r>
+            <w:r>
+              <w:rPr>
+                <w:noProof/>
+                <w:webHidden/>
+              </w:rPr>
+              <w:fldChar w:fldCharType="begin"/>
+            </w:r>
+            <w:r>
+              <w:rPr>
+                <w:noProof/>
+                <w:webHidden/>
+              </w:rPr>
+              <w:instrText xml:space="preserve"> PAGEREF _Toc232598536 \h </w:instrText>
+            </w:r>
+            <w:r>
+              <w:rPr>
+                <w:noProof/>
+                <w:webHidden/>
+              </w:rPr>
+            </w:r>
+            <w:r>
+              <w:rPr>
+                <w:noProof/>
+                <w:webHidden/>
+              </w:rPr>
+              <w:fldChar w:fldCharType="separate"/>
+            </w:r>
+            <w:r>
+              <w:rPr>
+                <w:noProof/>
+                <w:webHidden/>
+              </w:rPr>
+              <w:t>14</w:t>
+            </w:r>
+            <w:r>
+              <w:rPr>
+                <w:noProof/>
+                <w:webHidden/>
+              </w:rPr>
+              <w:fldChar w:fldCharType="end"/>
+            </w:r>
+          </w:hyperlink>
+        </w:p>
+        <w:p>
+          <w:pPr>
+            <w:pStyle w:val="TOC3"/>
+            <w:tabs>
+              <w:tab w:val="right" w:leader="dot" w:pos="9350"/>
+            </w:tabs>
+            <w:rPr>
+              <w:rFonts w:eastAsiaTheme="minorEastAsia"/>
+              <w:noProof/>
+              <w:sz w:val="24"/>
+              <w:szCs w:val="24"/>
+              <w:lang w:val="en-US"/>
+            </w:rPr>
+          </w:pPr>
+          <w:hyperlink w:anchor="_Toc232598537" w:history="1">
+            <w:r>
+              <w:rPr>
+                <w:rStyle w:val="Hyperlink"/>
+                <w:noProof/>
+                <w:lang w:val="en-US"/>
+              </w:rPr>
+              <w:t>Organization’s Existing Information</w:t>
+            </w:r>
+            <w:r>
+              <w:rPr>
+                <w:noProof/>
+                <w:webHidden/>
+              </w:rPr>
+              <w:tab/>
+            </w:r>
+            <w:r>
+              <w:rPr>
+                <w:noProof/>
+                <w:webHidden/>
+              </w:rPr>
+              <w:fldChar w:fldCharType="begin"/>
+            </w:r>
+            <w:r>
+              <w:rPr>
+                <w:noProof/>
+                <w:webHidden/>
+              </w:rPr>
+              <w:instrText xml:space="preserve"> PAGEREF _Toc232598537 \h </w:instrText>
+            </w:r>
+            <w:r>
+              <w:rPr>
+                <w:noProof/>
+                <w:webHidden/>
+              </w:rPr>
+            </w:r>
+            <w:r>
+              <w:rPr>
+                <w:noProof/>
+                <w:webHidden/>
+              </w:rPr>
+              <w:fldChar w:fldCharType="separate"/>
+            </w:r>
+            <w:r>
+              <w:rPr>
+                <w:noProof/>
+                <w:webHidden/>
+              </w:rPr>
+              <w:t>14</w:t>
+            </w:r>
+            <w:r>
+              <w:rPr>
+                <w:noProof/>
+                <w:webHidden/>
+              </w:rPr>
+              <w:fldChar w:fldCharType="end"/>
+            </w:r>
+          </w:hyperlink>
+        </w:p>
+        <w:p>
+          <w:pPr>
+            <w:pStyle w:val="TOC3"/>
+            <w:tabs>
+              <w:tab w:val="right" w:leader="dot" w:pos="9350"/>
+            </w:tabs>
+            <w:rPr>
+              <w:rFonts w:eastAsiaTheme="minorEastAsia"/>
+              <w:noProof/>
+              <w:sz w:val="24"/>
+              <w:szCs w:val="24"/>
+              <w:lang w:val="en-US"/>
+            </w:rPr>
+          </w:pPr>
+          <w:hyperlink w:anchor="_Toc232598538" w:history="1">
+            <w:r>
+              <w:rPr>
+                <w:rStyle w:val="Hyperlink"/>
+                <w:noProof/>
+                <w:lang w:val="en-US"/>
+              </w:rPr>
+              <w:t>Social Media Sources</w:t>
+            </w:r>
+            <w:r>
+              <w:rPr>
+                <w:noProof/>
+                <w:webHidden/>
+              </w:rPr>
+              <w:tab/>
+            </w:r>
+            <w:r>
+              <w:rPr>
+                <w:noProof/>
+                <w:webHidden/>
+              </w:rPr>
+              <w:fldChar w:fldCharType="begin"/>
+            </w:r>
+            <w:r>
+              <w:rPr>
+                <w:noProof/>
+                <w:webHidden/>
+              </w:rPr>
+              <w:instrText xml:space="preserve"> PAGEREF _Toc232598538 \h </w:instrText>
+            </w:r>
+            <w:r>
+              <w:rPr>
+                <w:noProof/>
+                <w:webHidden/>
+              </w:rPr>
+            </w:r>
+            <w:r>
+              <w:rPr>
+                <w:noProof/>
+                <w:webHidden/>
+              </w:rPr>
+              <w:fldChar w:fldCharType="separate"/>
+            </w:r>
+            <w:r>
+              <w:rPr>
+                <w:noProof/>
+                <w:webHidden/>
+              </w:rPr>
+              <w:t>14</w:t>
+            </w:r>
+            <w:r>
+              <w:rPr>
+                <w:noProof/>
+                <w:webHidden/>
+              </w:rPr>
+              <w:fldChar w:fldCharType="end"/>
+            </w:r>
+          </w:hyperlink>
+        </w:p>
+        <w:p>
+          <w:pPr>
+            <w:pStyle w:val="TOC3"/>
+            <w:tabs>
+              <w:tab w:val="right" w:leader="dot" w:pos="9350"/>
+            </w:tabs>
+            <w:rPr>
+              <w:rFonts w:eastAsiaTheme="minorEastAsia"/>
+              <w:noProof/>
+              <w:sz w:val="24"/>
+              <w:szCs w:val="24"/>
+              <w:lang w:val="en-US"/>
+            </w:rPr>
+          </w:pPr>
+          <w:hyperlink w:anchor="_Toc232598539" w:history="1">
+            <w:r>
+              <w:rPr>
+                <w:rStyle w:val="Hyperlink"/>
+                <w:noProof/>
+                <w:lang w:val="en-US"/>
+              </w:rPr>
+              <w:t>Public Domain and Creative Commons Resources</w:t>
+            </w:r>
+            <w:r>
+              <w:rPr>
+                <w:noProof/>
+                <w:webHidden/>
+              </w:rPr>
+              <w:tab/>
+            </w:r>
+            <w:r>
+              <w:rPr>
+                <w:noProof/>
+                <w:webHidden/>
+              </w:rPr>
+              <w:fldChar w:fldCharType="begin"/>
+            </w:r>
+            <w:r>
+              <w:rPr>
+                <w:noProof/>
+                <w:webHidden/>
+              </w:rPr>
+              <w:instrText xml:space="preserve"> PAGEREF _Toc232598539 \h </w:instrText>
+            </w:r>
+            <w:r>
+              <w:rPr>
+                <w:noProof/>
+                <w:webHidden/>
+              </w:rPr>
+            </w:r>
+            <w:r>
+              <w:rPr>
+                <w:noProof/>
+                <w:webHidden/>
+              </w:rPr>
+              <w:fldChar w:fldCharType="separate"/>
+            </w:r>
+            <w:r>
+              <w:rPr>
+                <w:noProof/>
+                <w:webHidden/>
+              </w:rPr>
+              <w:t>14</w:t>
+            </w:r>
+            <w:r>
+              <w:rPr>
+                <w:noProof/>
+                <w:webHidden/>
+              </w:rPr>
+              <w:fldChar w:fldCharType="end"/>
+            </w:r>
+          </w:hyperlink>
+        </w:p>
+        <w:p>
+          <w:pPr>
+            <w:pStyle w:val="TOC3"/>
+            <w:tabs>
+              <w:tab w:val="right" w:leader="dot" w:pos="9350"/>
+            </w:tabs>
+            <w:rPr>
+              <w:rFonts w:eastAsiaTheme="minorEastAsia"/>
+              <w:noProof/>
+              <w:sz w:val="24"/>
+              <w:szCs w:val="24"/>
+              <w:lang w:val="en-US"/>
+            </w:rPr>
+          </w:pPr>
+          <w:hyperlink w:anchor="_Toc232598540" w:history="1">
+            <w:r>
+              <w:rPr>
+                <w:rStyle w:val="Hyperlink"/>
+                <w:noProof/>
+                <w:lang w:val="en-US"/>
+              </w:rPr>
+              <w:t>Original Content Creation</w:t>
+            </w:r>
+            <w:r>
+              <w:rPr>
+                <w:noProof/>
+                <w:webHidden/>
+              </w:rPr>
+              <w:tab/>
+            </w:r>
+            <w:r>
+              <w:rPr>
+                <w:noProof/>
+                <w:webHidden/>
+              </w:rPr>
+              <w:fldChar w:fldCharType="begin"/>
+            </w:r>
+            <w:r>
+              <w:rPr>
+                <w:noProof/>
+                <w:webHidden/>
+              </w:rPr>
+              <w:instrText xml:space="preserve"> PAGEREF _Toc232598540 \h </w:instrText>
+            </w:r>
+            <w:r>
+              <w:rPr>
+                <w:noProof/>
+                <w:webHidden/>
+              </w:rPr>
+            </w:r>
+            <w:r>
+              <w:rPr>
+                <w:noProof/>
+                <w:webHidden/>
+              </w:rPr>
+              <w:fldChar w:fldCharType="separate"/>
+            </w:r>
+            <w:r>
+              <w:rPr>
+                <w:noProof/>
+                <w:webHidden/>
+              </w:rPr>
+              <w:t>14</w:t>
+            </w:r>
+            <w:r>
+              <w:rPr>
+                <w:noProof/>
+                <w:webHidden/>
+              </w:rPr>
+              <w:fldChar w:fldCharType="end"/>
+            </w:r>
+          </w:hyperlink>
+        </w:p>
+        <w:p>
+          <w:pPr>
+            <w:pStyle w:val="TOC3"/>
+            <w:tabs>
+              <w:tab w:val="right" w:leader="dot" w:pos="9350"/>
+            </w:tabs>
+            <w:rPr>
+              <w:rFonts w:eastAsiaTheme="minorEastAsia"/>
+              <w:noProof/>
+              <w:sz w:val="24"/>
+              <w:szCs w:val="24"/>
+              <w:lang w:val="en-US"/>
+            </w:rPr>
+          </w:pPr>
+          <w:hyperlink w:anchor="_Toc232598541" w:history="1">
+            <w:r>
+              <w:rPr>
+                <w:rStyle w:val="Hyperlink"/>
+                <w:noProof/>
+                <w:lang w:val="en-US"/>
+              </w:rPr>
+              <w:t>Content Allocation by Page</w:t>
+            </w:r>
+            <w:r>
+              <w:rPr>
+                <w:noProof/>
+                <w:webHidden/>
+              </w:rPr>
+              <w:tab/>
+            </w:r>
+            <w:r>
+              <w:rPr>
+                <w:noProof/>
+                <w:webHidden/>
+              </w:rPr>
+              <w:fldChar w:fldCharType="begin"/>
+            </w:r>
+            <w:r>
+              <w:rPr>
+                <w:noProof/>
+                <w:webHidden/>
+              </w:rPr>
+              <w:instrText xml:space="preserve"> PAGEREF _Toc232598541 \h </w:instrText>
+            </w:r>
+            <w:r>
+              <w:rPr>
+                <w:noProof/>
+                <w:webHidden/>
+              </w:rPr>
+            </w:r>
+            <w:r>
+              <w:rPr>
+                <w:noProof/>
+                <w:webHidden/>
+              </w:rPr>
+              <w:fldChar w:fldCharType="separate"/>
+            </w:r>
+            <w:r>
+              <w:rPr>
+                <w:noProof/>
+                <w:webHidden/>
+              </w:rPr>
+              <w:t>14</w:t>
+            </w:r>
+            <w:r>
+              <w:rPr>
+                <w:noProof/>
+                <w:webHidden/>
+              </w:rPr>
+              <w:fldChar w:fldCharType="end"/>
+            </w:r>
+          </w:hyperlink>
+        </w:p>
+        <w:p>
+          <w:pPr>
+            <w:pStyle w:val="TOC3"/>
+            <w:tabs>
+              <w:tab w:val="right" w:leader="dot" w:pos="9350"/>
+            </w:tabs>
+            <w:rPr>
+              <w:rFonts w:eastAsiaTheme="minorEastAsia"/>
+              <w:noProof/>
+              <w:sz w:val="24"/>
+              <w:szCs w:val="24"/>
+              <w:lang w:val="en-US"/>
+            </w:rPr>
+          </w:pPr>
+          <w:hyperlink w:anchor="_Toc232598542" w:history="1">
+            <w:r>
+              <w:rPr>
+                <w:rStyle w:val="Hyperlink"/>
+                <w:noProof/>
+                <w:lang w:val="en-US"/>
+              </w:rPr>
+              <w:t>Images used throughout the project and website</w:t>
+            </w:r>
+            <w:r>
+              <w:rPr>
+                <w:noProof/>
+                <w:webHidden/>
+              </w:rPr>
+              <w:tab/>
+            </w:r>
+            <w:r>
+              <w:rPr>
+                <w:noProof/>
+                <w:webHidden/>
+              </w:rPr>
+              <w:fldChar w:fldCharType="begin"/>
+            </w:r>
+            <w:r>
+              <w:rPr>
+                <w:noProof/>
+                <w:webHidden/>
+              </w:rPr>
+              <w:instrText xml:space="preserve"> PAGEREF _Toc232598542 \h </w:instrText>
+            </w:r>
+            <w:r>
+              <w:rPr>
+                <w:noProof/>
+                <w:webHidden/>
+              </w:rPr>
+            </w:r>
+            <w:r>
+              <w:rPr>
+                <w:noProof/>
+                <w:webHidden/>
+              </w:rPr>
+              <w:fldChar w:fldCharType="separate"/>
+            </w:r>
+            <w:r>
+              <w:rPr>
+                <w:noProof/>
+                <w:webHidden/>
+              </w:rPr>
+              <w:t>15</w:t>
             </w:r>
             <w:r>
               <w:rPr>
@@ -1929,7 +2439,7 @@
               <w:lang w:val="en-US"/>
             </w:rPr>
           </w:pPr>
-          <w:hyperlink w:anchor="_Toc230943019" w:history="1">
+          <w:hyperlink w:anchor="_Toc232598543" w:history="1">
             <w:r>
               <w:rPr>
                 <w:rStyle w:val="Hyperlink"/>
@@ -1956,7 +2466,7 @@
                 <w:noProof/>
                 <w:webHidden/>
               </w:rPr>
-              <w:instrText xml:space="preserve"> PAGEREF _Toc230943019 \h </w:instrText>
+              <w:instrText xml:space="preserve"> PAGEREF _Toc232598543 \h </w:instrText>
             </w:r>
             <w:r>
               <w:rPr>
@@ -1976,7 +2486,7 @@
                 <w:noProof/>
                 <w:webHidden/>
               </w:rPr>
-              <w:t>13</w:t>
+              <w:t>16</w:t>
             </w:r>
             <w:r>
               <w:rPr>
@@ -2026,29 +2536,9 @@
     </w:p>
     <w:p>
       <w:pPr>
-        <w:rPr>
-          <w:rFonts w:ascii="Aptos" w:hAnsi="Aptos"/>
-          <w:b/>
-          <w:bCs/>
-        </w:rPr>
-      </w:pPr>
-      <w:r>
-        <w:rPr>
-          <w:rFonts w:ascii="Aptos" w:hAnsi="Aptos"/>
-          <w:b/>
-          <w:bCs/>
-          <w:sz w:val="96"/>
-          <w:szCs w:val="96"/>
-          <w:lang w:val="en-US"/>
-        </w:rPr>
-        <w:br w:type="page"/>
-      </w:r>
-    </w:p>
-    <w:p>
-      <w:pPr>
         <w:pStyle w:val="Heading1"/>
       </w:pPr>
-      <w:bookmarkStart w:id="0" w:name="_Toc230942996"/>
+      <w:bookmarkStart w:id="0" w:name="_Toc232598513"/>
       <w:r>
         <w:lastRenderedPageBreak/>
         <w:t>Proposal 1: Charles Greenway</w:t>
@@ -2059,7 +2549,7 @@
       <w:pPr>
         <w:pStyle w:val="Heading2"/>
       </w:pPr>
-      <w:bookmarkStart w:id="1" w:name="_Toc230942997"/>
+      <w:bookmarkStart w:id="1" w:name="_Toc232598514"/>
       <w:r>
         <w:t>1. Organisation Overview</w:t>
       </w:r>
@@ -2342,7 +2832,7 @@
       <w:pPr>
         <w:pStyle w:val="Heading2"/>
       </w:pPr>
-      <w:bookmarkStart w:id="2" w:name="_Toc230942998"/>
+      <w:bookmarkStart w:id="2" w:name="_Toc232598515"/>
       <w:r>
         <w:t>2.</w:t>
       </w:r>
@@ -3067,7 +3557,7 @@
       <w:pPr>
         <w:pStyle w:val="Heading2"/>
       </w:pPr>
-      <w:bookmarkStart w:id="3" w:name="_Toc230942999"/>
+      <w:bookmarkStart w:id="3" w:name="_Toc232598516"/>
       <w:r>
         <w:lastRenderedPageBreak/>
         <w:t>3. Proposed Website Features and Functionality</w:t>
@@ -3078,7 +3568,7 @@
       <w:pPr>
         <w:pStyle w:val="Heading3"/>
       </w:pPr>
-      <w:bookmarkStart w:id="4" w:name="_Toc230943000"/>
+      <w:bookmarkStart w:id="4" w:name="_Toc232598517"/>
       <w:r>
         <w:t>3.1 Homepage (index.html)</w:t>
       </w:r>
@@ -3237,7 +3727,7 @@
       <w:pPr>
         <w:pStyle w:val="Heading3"/>
       </w:pPr>
-      <w:bookmarkStart w:id="5" w:name="_Toc230943001"/>
+      <w:bookmarkStart w:id="5" w:name="_Toc232598518"/>
       <w:r>
         <w:t>3.2 About Page (about.html)</w:t>
       </w:r>
@@ -3374,7 +3864,7 @@
       <w:pPr>
         <w:pStyle w:val="Heading3"/>
       </w:pPr>
-      <w:bookmarkStart w:id="6" w:name="_Toc230943002"/>
+      <w:bookmarkStart w:id="6" w:name="_Toc232598519"/>
       <w:r>
         <w:t>3.3 Services Page (services.html)</w:t>
       </w:r>
@@ -3537,7 +4027,7 @@
       <w:pPr>
         <w:pStyle w:val="Heading3"/>
       </w:pPr>
-      <w:bookmarkStart w:id="7" w:name="_Toc230943003"/>
+      <w:bookmarkStart w:id="7" w:name="_Toc232598520"/>
       <w:r>
         <w:lastRenderedPageBreak/>
         <w:t>3.4 Enquiry Page (enquiry.html)</w:t>
@@ -3675,7 +4165,7 @@
       <w:pPr>
         <w:pStyle w:val="Heading3"/>
       </w:pPr>
-      <w:bookmarkStart w:id="8" w:name="_Toc230943004"/>
+      <w:bookmarkStart w:id="8" w:name="_Toc232598521"/>
       <w:r>
         <w:t>3.5 Contact Page (contact.html)</w:t>
       </w:r>
@@ -3825,7 +4315,7 @@
       <w:pPr>
         <w:pStyle w:val="Heading2"/>
       </w:pPr>
-      <w:bookmarkStart w:id="9" w:name="_Toc230943005"/>
+      <w:bookmarkStart w:id="9" w:name="_Toc232598522"/>
       <w:r>
         <w:lastRenderedPageBreak/>
         <w:t>4. Design and User Experience</w:t>
@@ -3873,7 +4363,7 @@
       <w:pPr>
         <w:pStyle w:val="Heading3"/>
       </w:pPr>
-      <w:bookmarkStart w:id="10" w:name="_Toc230943006"/>
+      <w:bookmarkStart w:id="10" w:name="_Toc232598523"/>
       <w:r>
         <w:t>Colour Template</w:t>
       </w:r>
@@ -4855,7 +5345,7 @@
       <w:pPr>
         <w:pStyle w:val="Heading3"/>
       </w:pPr>
-      <w:bookmarkStart w:id="11" w:name="_Toc230943007"/>
+      <w:bookmarkStart w:id="11" w:name="_Toc232598524"/>
       <w:r>
         <w:t>Typography</w:t>
       </w:r>
@@ -4992,6 +5482,7 @@
           <w:rFonts w:ascii="Aptos" w:hAnsi="Aptos"/>
           <w:b/>
           <w:bCs/>
+          <w:noProof/>
         </w:rPr>
         <w:drawing>
           <wp:inline distT="0" distB="0" distL="0" distR="0" wp14:anchorId="63D9AB6B" wp14:editId="5B653063">
@@ -5050,42 +5541,11 @@
     </w:p>
     <w:p>
       <w:pPr>
-        <w:rPr>
-          <w:rFonts w:ascii="Aptos" w:eastAsiaTheme="majorEastAsia" w:hAnsi="Aptos" w:cstheme="majorBidi"/>
-          <w:b/>
-          <w:bCs/>
-          <w:color w:val="9BBB59" w:themeColor="accent3"/>
-          <w:sz w:val="24"/>
-          <w:szCs w:val="24"/>
-        </w:rPr>
-      </w:pPr>
-    </w:p>
-    <w:p>
-      <w:pPr>
         <w:pStyle w:val="Heading2"/>
       </w:pPr>
-    </w:p>
-    <w:p>
-      <w:pPr>
-        <w:rPr>
-          <w:rFonts w:ascii="Aptos" w:eastAsiaTheme="majorEastAsia" w:hAnsi="Aptos" w:cstheme="majorBidi"/>
-          <w:b/>
-          <w:bCs/>
-          <w:color w:val="9BBB59" w:themeColor="accent3"/>
-          <w:sz w:val="24"/>
-          <w:szCs w:val="24"/>
-        </w:rPr>
-      </w:pPr>
-      <w:r>
-        <w:br w:type="page"/>
-      </w:r>
-    </w:p>
-    <w:p>
-      <w:pPr>
-        <w:pStyle w:val="Heading2"/>
-      </w:pPr>
-      <w:bookmarkStart w:id="12" w:name="_Toc230943008"/>
-      <w:r>
+      <w:bookmarkStart w:id="12" w:name="_Toc232598525"/>
+      <w:r>
+        <w:lastRenderedPageBreak/>
         <w:t>5. Technical Requirements</w:t>
       </w:r>
       <w:bookmarkEnd w:id="12"/>
@@ -5094,7 +5554,7 @@
       <w:pPr>
         <w:pStyle w:val="Heading3"/>
       </w:pPr>
-      <w:bookmarkStart w:id="13" w:name="_Toc230943009"/>
+      <w:bookmarkStart w:id="13" w:name="_Toc232598526"/>
       <w:r>
         <w:t>Infrastructure &amp; Hosting</w:t>
       </w:r>
@@ -5227,7 +5687,7 @@
       <w:pPr>
         <w:pStyle w:val="Heading3"/>
       </w:pPr>
-      <w:bookmarkStart w:id="14" w:name="_Toc230943010"/>
+      <w:bookmarkStart w:id="14" w:name="_Toc232598527"/>
       <w:r>
         <w:t>Hosting Requirements:</w:t>
       </w:r>
@@ -5340,7 +5800,7 @@
       <w:pPr>
         <w:pStyle w:val="Heading3"/>
       </w:pPr>
-      <w:bookmarkStart w:id="15" w:name="_Toc230943011"/>
+      <w:bookmarkStart w:id="15" w:name="_Toc232598528"/>
       <w:r>
         <w:t>Performance &amp; Accessibility</w:t>
       </w:r>
@@ -5496,7 +5956,7 @@
       <w:pPr>
         <w:pStyle w:val="Heading3"/>
       </w:pPr>
-      <w:bookmarkStart w:id="16" w:name="_Toc230943012"/>
+      <w:bookmarkStart w:id="16" w:name="_Toc232598529"/>
       <w:r>
         <w:t>Security &amp; Compliance</w:t>
       </w:r>
@@ -5656,8 +6116,9 @@
       <w:pPr>
         <w:pStyle w:val="Heading3"/>
       </w:pPr>
-      <w:bookmarkStart w:id="17" w:name="_Toc230943013"/>
-      <w:r>
+      <w:bookmarkStart w:id="17" w:name="_Toc232598530"/>
+      <w:r>
+        <w:lastRenderedPageBreak/>
         <w:t>Functional Integrations</w:t>
       </w:r>
       <w:bookmarkEnd w:id="17"/>
@@ -5787,7 +6248,7 @@
       <w:pPr>
         <w:pStyle w:val="Heading3"/>
       </w:pPr>
-      <w:bookmarkStart w:id="18" w:name="_Toc230943014"/>
+      <w:bookmarkStart w:id="18" w:name="_Toc232598531"/>
       <w:r>
         <w:t>Ongoing Maintenance</w:t>
       </w:r>
@@ -5951,7 +6412,7 @@
       <w:pPr>
         <w:pStyle w:val="Heading2"/>
       </w:pPr>
-      <w:bookmarkStart w:id="19" w:name="_Toc230943015"/>
+      <w:bookmarkStart w:id="19" w:name="_Toc232598532"/>
       <w:r>
         <w:lastRenderedPageBreak/>
         <w:t>6. Timeline and Budget</w:t>
@@ -5962,7 +6423,7 @@
       <w:pPr>
         <w:pStyle w:val="Heading2"/>
       </w:pPr>
-      <w:bookmarkStart w:id="20" w:name="_Toc230943016"/>
+      <w:bookmarkStart w:id="20" w:name="_Toc232598533"/>
       <w:r>
         <w:t>Timeline</w:t>
       </w:r>
@@ -7070,7 +7531,7 @@
           <w:u w:val="words"/>
         </w:rPr>
       </w:pPr>
-      <w:bookmarkStart w:id="21" w:name="_Toc230943017"/>
+      <w:bookmarkStart w:id="21" w:name="_Toc232598534"/>
       <w:r>
         <w:t>Budget</w:t>
       </w:r>
@@ -7728,7 +8189,7 @@
       <w:pPr>
         <w:pStyle w:val="Heading2"/>
       </w:pPr>
-      <w:bookmarkStart w:id="22" w:name="_Toc230943018"/>
+      <w:bookmarkStart w:id="22" w:name="_Toc232598535"/>
       <w:r>
         <w:lastRenderedPageBreak/>
         <w:t>7. References:</w:t>
@@ -8087,14 +8548,7 @@
         <w:rPr>
           <w:rFonts w:ascii="Aptos" w:hAnsi="Aptos"/>
         </w:rPr>
-        <w:t xml:space="preserve">, Aswell as colour scheme and </w:t>
-      </w:r>
-      <w:proofErr w:type="gramStart"/>
-      <w:r>
-        <w:rPr>
-          <w:rFonts w:ascii="Aptos" w:hAnsi="Aptos"/>
-        </w:rPr>
-        <w:t>fonts</w:t>
+        <w:t>, Aswell as colour scheme and fonts</w:t>
       </w:r>
       <w:r>
         <w:rPr>
@@ -8102,7 +8556,6 @@
         </w:rPr>
         <w:t>(</w:t>
       </w:r>
-      <w:proofErr w:type="gramEnd"/>
       <w:r>
         <w:rPr>
           <w:rFonts w:ascii="Aptos" w:hAnsi="Aptos"/>
@@ -8200,6 +8653,675 @@
       <w:pPr>
         <w:rPr>
           <w:rFonts w:ascii="Aptos" w:hAnsi="Aptos"/>
+        </w:rPr>
+      </w:pPr>
+      <w:r>
+        <w:rPr>
+          <w:rFonts w:ascii="Aptos" w:hAnsi="Aptos"/>
+        </w:rPr>
+        <w:br w:type="page"/>
+      </w:r>
+    </w:p>
+    <w:p>
+      <w:pPr>
+        <w:pStyle w:val="Heading2"/>
+      </w:pPr>
+      <w:bookmarkStart w:id="23" w:name="_Toc232598536"/>
+      <w:r>
+        <w:lastRenderedPageBreak/>
+        <w:t>Content Research and Sourcing</w:t>
+      </w:r>
+      <w:bookmarkEnd w:id="23"/>
+    </w:p>
+    <w:p>
+      <w:pPr>
+        <w:rPr>
+          <w:rFonts w:ascii="Aptos" w:hAnsi="Aptos"/>
+          <w:lang w:val="en-US"/>
+        </w:rPr>
+      </w:pPr>
+      <w:r>
+        <w:rPr>
+          <w:rFonts w:ascii="Aptos" w:hAnsi="Aptos"/>
+          <w:lang w:val="en-US"/>
+        </w:rPr>
+        <w:t>Thorough research was conducted on Charles Greenway to identify the content required for each webpage. The information collected focuses on the business's services, company background, contact details, and customer engagement requirements.</w:t>
+      </w:r>
+    </w:p>
+    <w:p>
+      <w:pPr>
+        <w:pStyle w:val="Heading3"/>
+        <w:rPr>
+          <w:lang w:val="en-US"/>
+        </w:rPr>
+      </w:pPr>
+      <w:bookmarkStart w:id="24" w:name="_Toc232598537"/>
+      <w:r>
+        <w:rPr>
+          <w:lang w:val="en-US"/>
+        </w:rPr>
+        <w:t>Organization’s</w:t>
+      </w:r>
+      <w:r>
+        <w:rPr>
+          <w:lang w:val="en-US"/>
+        </w:rPr>
+        <w:t xml:space="preserve"> Existing Information</w:t>
+      </w:r>
+      <w:bookmarkEnd w:id="24"/>
+    </w:p>
+    <w:p>
+      <w:pPr>
+        <w:rPr>
+          <w:rFonts w:ascii="Aptos" w:hAnsi="Aptos"/>
+          <w:lang w:val="en-US"/>
+        </w:rPr>
+      </w:pPr>
+      <w:r>
+        <w:rPr>
+          <w:rFonts w:ascii="Aptos" w:hAnsi="Aptos"/>
+          <w:lang w:val="en-US"/>
+        </w:rPr>
+        <w:t>The primary source of information is the Charles Greenway business plan and information provided by the business owner. This content will be used to create the company overview, service descriptions, pricing information, business goals, mission statement, and contact details.</w:t>
+      </w:r>
+    </w:p>
+    <w:p>
+      <w:pPr>
+        <w:pStyle w:val="Heading3"/>
+        <w:rPr>
+          <w:lang w:val="en-US"/>
+        </w:rPr>
+      </w:pPr>
+      <w:bookmarkStart w:id="25" w:name="_Toc232598538"/>
+      <w:r>
+        <w:rPr>
+          <w:lang w:val="en-US"/>
+        </w:rPr>
+        <w:t>Social Media Sources</w:t>
+      </w:r>
+      <w:bookmarkEnd w:id="25"/>
+    </w:p>
+    <w:p>
+      <w:pPr>
+        <w:rPr>
+          <w:rFonts w:ascii="Aptos" w:hAnsi="Aptos"/>
+          <w:lang w:val="en-US"/>
+        </w:rPr>
+      </w:pPr>
+      <w:r>
+        <w:rPr>
+          <w:rFonts w:ascii="Aptos" w:hAnsi="Aptos"/>
+          <w:lang w:val="en-US"/>
+        </w:rPr>
+        <w:t>The business's social media platforms, including Facebook, Instagram, and WhatsApp Business, will be used to gather additional content such as service photographs, customer interactions, testimonials, promotional content, and business updates. Social media links will also be included on the Contact page to improve customer engagement.</w:t>
+      </w:r>
+    </w:p>
+    <w:p>
+      <w:pPr>
+        <w:pStyle w:val="Heading3"/>
+        <w:rPr>
+          <w:lang w:val="en-US"/>
+        </w:rPr>
+      </w:pPr>
+      <w:bookmarkStart w:id="26" w:name="_Toc232598539"/>
+      <w:r>
+        <w:rPr>
+          <w:lang w:val="en-US"/>
+        </w:rPr>
+        <w:t>Public Domain and Creative Commons Resources</w:t>
+      </w:r>
+      <w:bookmarkEnd w:id="26"/>
+    </w:p>
+    <w:p>
+      <w:pPr>
+        <w:rPr>
+          <w:rFonts w:ascii="Aptos" w:hAnsi="Aptos"/>
+          <w:lang w:val="en-US"/>
+        </w:rPr>
+      </w:pPr>
+      <w:r>
+        <w:rPr>
+          <w:rFonts w:ascii="Aptos" w:hAnsi="Aptos"/>
+          <w:lang w:val="en-US"/>
+        </w:rPr>
+        <w:t>Free-to-use resources will be obtained from reputable websites such as Unsplash, Pexels, Pixabay, Font Awesome, and Google Fonts. These resources will provide high-quality gardening images, icons, and typography that support the website's professional appearance while complying with copyright requirements.</w:t>
+      </w:r>
+    </w:p>
+    <w:p>
+      <w:pPr>
+        <w:pStyle w:val="Heading3"/>
+        <w:rPr>
+          <w:lang w:val="en-US"/>
+        </w:rPr>
+      </w:pPr>
+      <w:bookmarkStart w:id="27" w:name="_Toc232598540"/>
+      <w:r>
+        <w:rPr>
+          <w:lang w:val="en-US"/>
+        </w:rPr>
+        <w:t>Original Content Creation</w:t>
+      </w:r>
+      <w:bookmarkEnd w:id="27"/>
+    </w:p>
+    <w:p>
+      <w:pPr>
+        <w:rPr>
+          <w:rFonts w:ascii="Aptos" w:hAnsi="Aptos"/>
+          <w:lang w:val="en-US"/>
+        </w:rPr>
+      </w:pPr>
+      <w:r>
+        <w:rPr>
+          <w:rFonts w:ascii="Aptos" w:hAnsi="Aptos"/>
+          <w:lang w:val="en-US"/>
+        </w:rPr>
+        <w:t>Original content will be created specifically for the website. This includes:</w:t>
+      </w:r>
+    </w:p>
+    <w:p>
+      <w:pPr>
+        <w:numPr>
+          <w:ilvl w:val="0"/>
+          <w:numId w:val="23"/>
+        </w:numPr>
+        <w:rPr>
+          <w:rFonts w:ascii="Aptos" w:hAnsi="Aptos"/>
+          <w:lang w:val="en-US"/>
+        </w:rPr>
+      </w:pPr>
+      <w:r>
+        <w:rPr>
+          <w:rFonts w:ascii="Aptos" w:hAnsi="Aptos"/>
+          <w:lang w:val="en-US"/>
+        </w:rPr>
+        <w:t>Service descriptions for lawn mowing, hedge trimming, weed removal, pest control, and garden maintenance.</w:t>
+      </w:r>
+    </w:p>
+    <w:p>
+      <w:pPr>
+        <w:numPr>
+          <w:ilvl w:val="0"/>
+          <w:numId w:val="23"/>
+        </w:numPr>
+        <w:rPr>
+          <w:rFonts w:ascii="Aptos" w:hAnsi="Aptos"/>
+          <w:lang w:val="en-US"/>
+        </w:rPr>
+      </w:pPr>
+      <w:r>
+        <w:rPr>
+          <w:rFonts w:ascii="Aptos" w:hAnsi="Aptos"/>
+          <w:lang w:val="en-US"/>
+        </w:rPr>
+        <w:t>Company introduction and business history.</w:t>
+      </w:r>
+    </w:p>
+    <w:p>
+      <w:pPr>
+        <w:numPr>
+          <w:ilvl w:val="0"/>
+          <w:numId w:val="23"/>
+        </w:numPr>
+        <w:rPr>
+          <w:rFonts w:ascii="Aptos" w:hAnsi="Aptos"/>
+          <w:lang w:val="en-US"/>
+        </w:rPr>
+      </w:pPr>
+      <w:r>
+        <w:rPr>
+          <w:rFonts w:ascii="Aptos" w:hAnsi="Aptos"/>
+          <w:lang w:val="en-US"/>
+        </w:rPr>
+        <w:t>Call-to-action messages encouraging customers to request quotations.</w:t>
+      </w:r>
+    </w:p>
+    <w:p>
+      <w:pPr>
+        <w:numPr>
+          <w:ilvl w:val="0"/>
+          <w:numId w:val="23"/>
+        </w:numPr>
+        <w:rPr>
+          <w:rFonts w:ascii="Aptos" w:hAnsi="Aptos"/>
+          <w:lang w:val="en-US"/>
+        </w:rPr>
+      </w:pPr>
+      <w:r>
+        <w:rPr>
+          <w:rFonts w:ascii="Aptos" w:hAnsi="Aptos"/>
+          <w:lang w:val="en-US"/>
+        </w:rPr>
+        <w:t>Frequently Asked Questions (FAQ) content.</w:t>
+      </w:r>
+    </w:p>
+    <w:p>
+      <w:pPr>
+        <w:numPr>
+          <w:ilvl w:val="0"/>
+          <w:numId w:val="23"/>
+        </w:numPr>
+        <w:rPr>
+          <w:rFonts w:ascii="Aptos" w:hAnsi="Aptos"/>
+          <w:lang w:val="en-US"/>
+        </w:rPr>
+      </w:pPr>
+      <w:r>
+        <w:rPr>
+          <w:rFonts w:ascii="Aptos" w:hAnsi="Aptos"/>
+          <w:lang w:val="en-US"/>
+        </w:rPr>
+        <w:t>Contact and enquiry page instructions.</w:t>
+      </w:r>
+    </w:p>
+    <w:p>
+      <w:pPr>
+        <w:numPr>
+          <w:ilvl w:val="0"/>
+          <w:numId w:val="23"/>
+        </w:numPr>
+        <w:rPr>
+          <w:rFonts w:ascii="Aptos" w:hAnsi="Aptos"/>
+          <w:lang w:val="en-US"/>
+        </w:rPr>
+      </w:pPr>
+      <w:r>
+        <w:rPr>
+          <w:rFonts w:ascii="Aptos" w:hAnsi="Aptos"/>
+          <w:lang w:val="en-US"/>
+        </w:rPr>
+        <w:t>Pricing tables and package descriptions.</w:t>
+      </w:r>
+    </w:p>
+    <w:p>
+      <w:pPr>
+        <w:pStyle w:val="Heading3"/>
+        <w:rPr>
+          <w:lang w:val="en-US"/>
+        </w:rPr>
+      </w:pPr>
+      <w:bookmarkStart w:id="28" w:name="_Toc232598541"/>
+      <w:r>
+        <w:rPr>
+          <w:lang w:val="en-US"/>
+        </w:rPr>
+        <w:t>Content Allocation by Page</w:t>
+      </w:r>
+      <w:bookmarkEnd w:id="28"/>
+    </w:p>
+    <w:p>
+      <w:pPr>
+        <w:numPr>
+          <w:ilvl w:val="0"/>
+          <w:numId w:val="24"/>
+        </w:numPr>
+        <w:rPr>
+          <w:rFonts w:ascii="Aptos" w:hAnsi="Aptos"/>
+          <w:lang w:val="en-US"/>
+        </w:rPr>
+      </w:pPr>
+      <w:r>
+        <w:rPr>
+          <w:rFonts w:ascii="Aptos" w:hAnsi="Aptos"/>
+          <w:b/>
+          <w:bCs/>
+          <w:lang w:val="en-US"/>
+        </w:rPr>
+        <w:t>Homepage:</w:t>
+      </w:r>
+      <w:r>
+        <w:rPr>
+          <w:rFonts w:ascii="Aptos" w:hAnsi="Aptos"/>
+          <w:lang w:val="en-US"/>
+        </w:rPr>
+        <w:t xml:space="preserve"> Company introduction, service highlights, hero image, and call-to-action content.</w:t>
+      </w:r>
+    </w:p>
+    <w:p>
+      <w:pPr>
+        <w:numPr>
+          <w:ilvl w:val="0"/>
+          <w:numId w:val="24"/>
+        </w:numPr>
+        <w:rPr>
+          <w:rFonts w:ascii="Aptos" w:hAnsi="Aptos"/>
+          <w:lang w:val="en-US"/>
+        </w:rPr>
+      </w:pPr>
+      <w:r>
+        <w:rPr>
+          <w:rFonts w:ascii="Aptos" w:hAnsi="Aptos"/>
+          <w:b/>
+          <w:bCs/>
+          <w:lang w:val="en-US"/>
+        </w:rPr>
+        <w:t>About Page:</w:t>
+      </w:r>
+      <w:r>
+        <w:rPr>
+          <w:rFonts w:ascii="Aptos" w:hAnsi="Aptos"/>
+          <w:lang w:val="en-US"/>
+        </w:rPr>
+        <w:t xml:space="preserve"> Business history, mission, values, and team information.</w:t>
+      </w:r>
+    </w:p>
+    <w:p>
+      <w:pPr>
+        <w:numPr>
+          <w:ilvl w:val="0"/>
+          <w:numId w:val="24"/>
+        </w:numPr>
+        <w:rPr>
+          <w:rFonts w:ascii="Aptos" w:hAnsi="Aptos"/>
+          <w:lang w:val="en-US"/>
+        </w:rPr>
+      </w:pPr>
+      <w:r>
+        <w:rPr>
+          <w:rFonts w:ascii="Aptos" w:hAnsi="Aptos"/>
+          <w:b/>
+          <w:bCs/>
+          <w:lang w:val="en-US"/>
+        </w:rPr>
+        <w:t>Services Page:</w:t>
+      </w:r>
+      <w:r>
+        <w:rPr>
+          <w:rFonts w:ascii="Aptos" w:hAnsi="Aptos"/>
+          <w:lang w:val="en-US"/>
+        </w:rPr>
+        <w:t xml:space="preserve"> Detailed service descriptions, pricing information, and FAQs.</w:t>
+      </w:r>
+    </w:p>
+    <w:p>
+      <w:pPr>
+        <w:numPr>
+          <w:ilvl w:val="0"/>
+          <w:numId w:val="24"/>
+        </w:numPr>
+        <w:rPr>
+          <w:rFonts w:ascii="Aptos" w:hAnsi="Aptos"/>
+          <w:lang w:val="en-US"/>
+        </w:rPr>
+      </w:pPr>
+      <w:r>
+        <w:rPr>
+          <w:rFonts w:ascii="Aptos" w:hAnsi="Aptos"/>
+          <w:b/>
+          <w:bCs/>
+          <w:lang w:val="en-US"/>
+        </w:rPr>
+        <w:t>Enquiry Page:</w:t>
+      </w:r>
+      <w:r>
+        <w:rPr>
+          <w:rFonts w:ascii="Aptos" w:hAnsi="Aptos"/>
+          <w:lang w:val="en-US"/>
+        </w:rPr>
+        <w:t xml:space="preserve"> Enquiry form content, instructions, and service selection options.</w:t>
+      </w:r>
+    </w:p>
+    <w:p>
+      <w:pPr>
+        <w:numPr>
+          <w:ilvl w:val="0"/>
+          <w:numId w:val="24"/>
+        </w:numPr>
+        <w:rPr>
+          <w:rFonts w:ascii="Aptos" w:hAnsi="Aptos"/>
+          <w:lang w:val="en-US"/>
+        </w:rPr>
+      </w:pPr>
+      <w:r>
+        <w:rPr>
+          <w:rFonts w:ascii="Aptos" w:hAnsi="Aptos"/>
+          <w:b/>
+          <w:bCs/>
+          <w:lang w:val="en-US"/>
+        </w:rPr>
+        <w:lastRenderedPageBreak/>
+        <w:t>Contact Page:</w:t>
+      </w:r>
+      <w:r>
+        <w:rPr>
+          <w:rFonts w:ascii="Aptos" w:hAnsi="Aptos"/>
+          <w:lang w:val="en-US"/>
+        </w:rPr>
+        <w:t xml:space="preserve"> Contact details, operating hours, social media links, and service area information.</w:t>
+      </w:r>
+    </w:p>
+    <w:p>
+      <w:pPr>
+        <w:rPr>
+          <w:rFonts w:ascii="Aptos" w:hAnsi="Aptos"/>
+          <w:lang w:val="en-US"/>
+        </w:rPr>
+      </w:pPr>
+      <w:r>
+        <w:rPr>
+          <w:rFonts w:ascii="Aptos" w:hAnsi="Aptos"/>
+          <w:lang w:val="en-US"/>
+        </w:rPr>
+        <w:t>All content will be reviewed for accuracy, relevance, readability, and consistency with the Charles Greenway brand before being published on the website.</w:t>
+      </w:r>
+    </w:p>
+    <w:p>
+      <w:pPr>
+        <w:pStyle w:val="Heading3"/>
+        <w:rPr>
+          <w:lang w:val="en-US"/>
+        </w:rPr>
+      </w:pPr>
+      <w:bookmarkStart w:id="29" w:name="_Toc232598542"/>
+      <w:r>
+        <w:rPr>
+          <w:lang w:val="en-US"/>
+        </w:rPr>
+        <w:t>Images used throughout the project and website</w:t>
+      </w:r>
+      <w:bookmarkEnd w:id="29"/>
+    </w:p>
+    <w:p>
+      <w:pPr>
+        <w:rPr>
+          <w:lang w:val="en-US"/>
+        </w:rPr>
+      </w:pPr>
+    </w:p>
+    <w:p>
+      <w:pPr>
+        <w:rPr>
+          <w:b/>
+          <w:bCs/>
+          <w:u w:val="single"/>
+          <w:lang w:val="en-US"/>
+        </w:rPr>
+      </w:pPr>
+      <w:r>
+        <w:rPr>
+          <w:b/>
+          <w:bCs/>
+          <w:u w:val="single"/>
+          <w:lang w:val="en-US"/>
+        </w:rPr>
+        <w:t>LOGO</w:t>
+      </w:r>
+    </w:p>
+    <w:p>
+      <w:pPr>
+        <w:rPr>
+          <w:rFonts w:ascii="Aptos" w:hAnsi="Aptos"/>
+        </w:rPr>
+      </w:pPr>
+      <w:r>
+        <w:rPr>
+          <w:noProof/>
+        </w:rPr>
+        <w:drawing>
+          <wp:inline distT="0" distB="0" distL="0" distR="0" wp14:anchorId="05632122" wp14:editId="622940A0">
+            <wp:extent cx="2256282" cy="1371600"/>
+            <wp:effectExtent l="0" t="0" r="0" b="0"/>
+            <wp:docPr id="2041530010" name="Picture 1"/>
+            <wp:cNvGraphicFramePr>
+              <a:graphicFrameLocks xmlns:a="http://schemas.openxmlformats.org/drawingml/2006/main" noChangeAspect="1"/>
+            </wp:cNvGraphicFramePr>
+            <a:graphic xmlns:a="http://schemas.openxmlformats.org/drawingml/2006/main">
+              <a:graphicData uri="http://schemas.openxmlformats.org/drawingml/2006/picture">
+                <pic:pic xmlns:pic="http://schemas.openxmlformats.org/drawingml/2006/picture">
+                  <pic:nvPicPr>
+                    <pic:cNvPr id="0" name="Picture 1"/>
+                    <pic:cNvPicPr>
+                      <a:picLocks noChangeAspect="1" noChangeArrowheads="1"/>
+                    </pic:cNvPicPr>
+                  </pic:nvPicPr>
+                  <pic:blipFill>
+                    <a:blip r:embed="rId18" cstate="print">
+                      <a:extLst>
+                        <a:ext uri="{28A0092B-C50C-407E-A947-70E740481C1C}">
+                          <a14:useLocalDpi xmlns:a14="http://schemas.microsoft.com/office/drawing/2010/main" val="0"/>
+                        </a:ext>
+                      </a:extLst>
+                    </a:blip>
+                    <a:srcRect/>
+                    <a:stretch>
+                      <a:fillRect/>
+                    </a:stretch>
+                  </pic:blipFill>
+                  <pic:spPr bwMode="auto">
+                    <a:xfrm>
+                      <a:off x="0" y="0"/>
+                      <a:ext cx="2262207" cy="1375202"/>
+                    </a:xfrm>
+                    <a:prstGeom prst="rect">
+                      <a:avLst/>
+                    </a:prstGeom>
+                    <a:noFill/>
+                    <a:ln>
+                      <a:noFill/>
+                    </a:ln>
+                  </pic:spPr>
+                </pic:pic>
+              </a:graphicData>
+            </a:graphic>
+          </wp:inline>
+        </w:drawing>
+      </w:r>
+    </w:p>
+    <w:p>
+      <w:pPr>
+        <w:rPr>
+          <w:rFonts w:ascii="Aptos" w:hAnsi="Aptos"/>
+        </w:rPr>
+      </w:pPr>
+    </w:p>
+    <w:p>
+      <w:pPr>
+        <w:rPr>
+          <w:rFonts w:ascii="Aptos" w:hAnsi="Aptos"/>
+          <w:b/>
+          <w:bCs/>
+          <w:u w:val="single"/>
+        </w:rPr>
+      </w:pPr>
+      <w:r>
+        <w:rPr>
+          <w:rFonts w:ascii="Aptos" w:hAnsi="Aptos"/>
+          <w:b/>
+          <w:bCs/>
+          <w:u w:val="single"/>
+        </w:rPr>
+        <w:t xml:space="preserve">HERO </w:t>
+      </w:r>
+      <w:r>
+        <w:rPr>
+          <w:rFonts w:ascii="Aptos" w:hAnsi="Aptos"/>
+          <w:b/>
+          <w:bCs/>
+          <w:u w:val="single"/>
+        </w:rPr>
+        <w:t>PICK</w:t>
+      </w:r>
+    </w:p>
+    <w:p>
+      <w:pPr>
+        <w:rPr>
+          <w:rFonts w:ascii="Aptos" w:hAnsi="Aptos"/>
+          <w:b/>
+          <w:bCs/>
+        </w:rPr>
+      </w:pPr>
+      <w:r>
+        <w:rPr>
+          <w:noProof/>
+        </w:rPr>
+        <w:drawing>
+          <wp:inline distT="0" distB="0" distL="0" distR="0" wp14:anchorId="7F11F80B" wp14:editId="5977A843">
+            <wp:extent cx="2775122" cy="1571625"/>
+            <wp:effectExtent l="0" t="0" r="6350" b="0"/>
+            <wp:docPr id="1238333944" name="Picture 3"/>
+            <wp:cNvGraphicFramePr>
+              <a:graphicFrameLocks xmlns:a="http://schemas.openxmlformats.org/drawingml/2006/main" noChangeAspect="1"/>
+            </wp:cNvGraphicFramePr>
+            <a:graphic xmlns:a="http://schemas.openxmlformats.org/drawingml/2006/main">
+              <a:graphicData uri="http://schemas.openxmlformats.org/drawingml/2006/picture">
+                <pic:pic xmlns:pic="http://schemas.openxmlformats.org/drawingml/2006/picture">
+                  <pic:nvPicPr>
+                    <pic:cNvPr id="0" name="Picture 8"/>
+                    <pic:cNvPicPr>
+                      <a:picLocks noChangeAspect="1" noChangeArrowheads="1"/>
+                    </pic:cNvPicPr>
+                  </pic:nvPicPr>
+                  <pic:blipFill>
+                    <a:blip r:embed="rId19">
+                      <a:extLst>
+                        <a:ext uri="{28A0092B-C50C-407E-A947-70E740481C1C}">
+                          <a14:useLocalDpi xmlns:a14="http://schemas.microsoft.com/office/drawing/2010/main" val="0"/>
+                        </a:ext>
+                      </a:extLst>
+                    </a:blip>
+                    <a:srcRect/>
+                    <a:stretch>
+                      <a:fillRect/>
+                    </a:stretch>
+                  </pic:blipFill>
+                  <pic:spPr bwMode="auto">
+                    <a:xfrm>
+                      <a:off x="0" y="0"/>
+                      <a:ext cx="2779873" cy="1574316"/>
+                    </a:xfrm>
+                    <a:prstGeom prst="rect">
+                      <a:avLst/>
+                    </a:prstGeom>
+                    <a:noFill/>
+                    <a:ln>
+                      <a:noFill/>
+                    </a:ln>
+                  </pic:spPr>
+                </pic:pic>
+              </a:graphicData>
+            </a:graphic>
+          </wp:inline>
+        </w:drawing>
+      </w:r>
+      <w:r>
+        <w:rPr>
+          <w:rFonts w:ascii="Aptos" w:hAnsi="Aptos"/>
+          <w:b/>
+          <w:bCs/>
+        </w:rPr>
+        <w:br w:type="page"/>
+      </w:r>
+    </w:p>
+    <w:p>
+      <w:pPr>
+        <w:rPr>
+          <w:rFonts w:ascii="Aptos" w:hAnsi="Aptos"/>
+        </w:rPr>
+      </w:pPr>
+    </w:p>
+    <w:p>
+      <w:pPr>
+        <w:rPr>
+          <w:rFonts w:ascii="Aptos" w:hAnsi="Aptos"/>
           <w:u w:val="words"/>
         </w:rPr>
       </w:pPr>
@@ -8216,15 +9338,14 @@
       <w:pPr>
         <w:pStyle w:val="Heading1"/>
       </w:pPr>
-      <w:bookmarkStart w:id="23" w:name="_Toc230943019"/>
-      <w:r>
-        <w:lastRenderedPageBreak/>
+      <w:bookmarkStart w:id="30" w:name="_Toc232598543"/>
+      <w:r>
         <w:t>Sitemap:</w:t>
       </w:r>
       <w:r>
         <w:t xml:space="preserve"> Websites Basic Structure</w:t>
       </w:r>
-      <w:bookmarkEnd w:id="23"/>
+      <w:bookmarkEnd w:id="30"/>
     </w:p>
     <w:p>
       <w:pPr>
@@ -8245,7 +9366,7 @@
             <wp:cNvGraphicFramePr/>
             <a:graphic xmlns:a="http://schemas.openxmlformats.org/drawingml/2006/main">
               <a:graphicData uri="http://schemas.openxmlformats.org/drawingml/2006/diagram">
-                <dgm:relIds xmlns:dgm="http://schemas.openxmlformats.org/drawingml/2006/diagram" xmlns:r="http://schemas.openxmlformats.org/officeDocument/2006/relationships" r:dm="rId18" r:lo="rId19" r:qs="rId20" r:cs="rId21"/>
+                <dgm:relIds xmlns:dgm="http://schemas.openxmlformats.org/drawingml/2006/diagram" xmlns:r="http://schemas.openxmlformats.org/officeDocument/2006/relationships" r:dm="rId20" r:lo="rId21" r:qs="rId22" r:cs="rId23"/>
               </a:graphicData>
             </a:graphic>
           </wp:inline>
@@ -8517,6 +9638,155 @@
     </w:lvl>
   </w:abstractNum>
   <w:abstractNum w:abstractNumId="1" w15:restartNumberingAfterBreak="0">
+    <w:nsid w:val="081302AA"/>
+    <w:multiLevelType w:val="multilevel"/>
+    <w:tmpl w:val="DA5C886C"/>
+    <w:lvl w:ilvl="0">
+      <w:start w:val="1"/>
+      <w:numFmt w:val="bullet"/>
+      <w:lvlText w:val=""/>
+      <w:lvlJc w:val="left"/>
+      <w:pPr>
+        <w:tabs>
+          <w:tab w:val="num" w:pos="720"/>
+        </w:tabs>
+        <w:ind w:left="720" w:hanging="360"/>
+      </w:pPr>
+      <w:rPr>
+        <w:rFonts w:ascii="Symbol" w:hAnsi="Symbol" w:hint="default"/>
+        <w:sz w:val="20"/>
+      </w:rPr>
+    </w:lvl>
+    <w:lvl w:ilvl="1" w:tentative="1">
+      <w:start w:val="1"/>
+      <w:numFmt w:val="bullet"/>
+      <w:lvlText w:val="o"/>
+      <w:lvlJc w:val="left"/>
+      <w:pPr>
+        <w:tabs>
+          <w:tab w:val="num" w:pos="1440"/>
+        </w:tabs>
+        <w:ind w:left="1440" w:hanging="360"/>
+      </w:pPr>
+      <w:rPr>
+        <w:rFonts w:ascii="Courier New" w:hAnsi="Courier New" w:hint="default"/>
+        <w:sz w:val="20"/>
+      </w:rPr>
+    </w:lvl>
+    <w:lvl w:ilvl="2" w:tentative="1">
+      <w:start w:val="1"/>
+      <w:numFmt w:val="bullet"/>
+      <w:lvlText w:val=""/>
+      <w:lvlJc w:val="left"/>
+      <w:pPr>
+        <w:tabs>
+          <w:tab w:val="num" w:pos="2160"/>
+        </w:tabs>
+        <w:ind w:left="2160" w:hanging="360"/>
+      </w:pPr>
+      <w:rPr>
+        <w:rFonts w:ascii="Wingdings" w:hAnsi="Wingdings" w:hint="default"/>
+        <w:sz w:val="20"/>
+      </w:rPr>
+    </w:lvl>
+    <w:lvl w:ilvl="3" w:tentative="1">
+      <w:start w:val="1"/>
+      <w:numFmt w:val="bullet"/>
+      <w:lvlText w:val=""/>
+      <w:lvlJc w:val="left"/>
+      <w:pPr>
+        <w:tabs>
+          <w:tab w:val="num" w:pos="2880"/>
+        </w:tabs>
+        <w:ind w:left="2880" w:hanging="360"/>
+      </w:pPr>
+      <w:rPr>
+        <w:rFonts w:ascii="Wingdings" w:hAnsi="Wingdings" w:hint="default"/>
+        <w:sz w:val="20"/>
+      </w:rPr>
+    </w:lvl>
+    <w:lvl w:ilvl="4" w:tentative="1">
+      <w:start w:val="1"/>
+      <w:numFmt w:val="bullet"/>
+      <w:lvlText w:val=""/>
+      <w:lvlJc w:val="left"/>
+      <w:pPr>
+        <w:tabs>
+          <w:tab w:val="num" w:pos="3600"/>
+        </w:tabs>
+        <w:ind w:left="3600" w:hanging="360"/>
+      </w:pPr>
+      <w:rPr>
+        <w:rFonts w:ascii="Wingdings" w:hAnsi="Wingdings" w:hint="default"/>
+        <w:sz w:val="20"/>
+      </w:rPr>
+    </w:lvl>
+    <w:lvl w:ilvl="5" w:tentative="1">
+      <w:start w:val="1"/>
+      <w:numFmt w:val="bullet"/>
+      <w:lvlText w:val=""/>
+      <w:lvlJc w:val="left"/>
+      <w:pPr>
+        <w:tabs>
+          <w:tab w:val="num" w:pos="4320"/>
+        </w:tabs>
+        <w:ind w:left="4320" w:hanging="360"/>
+      </w:pPr>
+      <w:rPr>
+        <w:rFonts w:ascii="Wingdings" w:hAnsi="Wingdings" w:hint="default"/>
+        <w:sz w:val="20"/>
+      </w:rPr>
+    </w:lvl>
+    <w:lvl w:ilvl="6" w:tentative="1">
+      <w:start w:val="1"/>
+      <w:numFmt w:val="bullet"/>
+      <w:lvlText w:val=""/>
+      <w:lvlJc w:val="left"/>
+      <w:pPr>
+        <w:tabs>
+          <w:tab w:val="num" w:pos="5040"/>
+        </w:tabs>
+        <w:ind w:left="5040" w:hanging="360"/>
+      </w:pPr>
+      <w:rPr>
+        <w:rFonts w:ascii="Wingdings" w:hAnsi="Wingdings" w:hint="default"/>
+        <w:sz w:val="20"/>
+      </w:rPr>
+    </w:lvl>
+    <w:lvl w:ilvl="7" w:tentative="1">
+      <w:start w:val="1"/>
+      <w:numFmt w:val="bullet"/>
+      <w:lvlText w:val=""/>
+      <w:lvlJc w:val="left"/>
+      <w:pPr>
+        <w:tabs>
+          <w:tab w:val="num" w:pos="5760"/>
+        </w:tabs>
+        <w:ind w:left="5760" w:hanging="360"/>
+      </w:pPr>
+      <w:rPr>
+        <w:rFonts w:ascii="Wingdings" w:hAnsi="Wingdings" w:hint="default"/>
+        <w:sz w:val="20"/>
+      </w:rPr>
+    </w:lvl>
+    <w:lvl w:ilvl="8" w:tentative="1">
+      <w:start w:val="1"/>
+      <w:numFmt w:val="bullet"/>
+      <w:lvlText w:val=""/>
+      <w:lvlJc w:val="left"/>
+      <w:pPr>
+        <w:tabs>
+          <w:tab w:val="num" w:pos="6480"/>
+        </w:tabs>
+        <w:ind w:left="6480" w:hanging="360"/>
+      </w:pPr>
+      <w:rPr>
+        <w:rFonts w:ascii="Wingdings" w:hAnsi="Wingdings" w:hint="default"/>
+        <w:sz w:val="20"/>
+      </w:rPr>
+    </w:lvl>
+  </w:abstractNum>
+  <w:abstractNum w:abstractNumId="2" w15:restartNumberingAfterBreak="0">
     <w:nsid w:val="0A0F2417"/>
     <w:multiLevelType w:val="hybridMultilevel"/>
     <w:tmpl w:val="C39A6B58"/>
@@ -8605,7 +9875,7 @@
       </w:pPr>
     </w:lvl>
   </w:abstractNum>
-  <w:abstractNum w:abstractNumId="2" w15:restartNumberingAfterBreak="0">
+  <w:abstractNum w:abstractNumId="3" w15:restartNumberingAfterBreak="0">
     <w:nsid w:val="194C3C8E"/>
     <w:multiLevelType w:val="multilevel"/>
     <w:tmpl w:val="81A8B13C"/>
@@ -8754,7 +10024,7 @@
       </w:rPr>
     </w:lvl>
   </w:abstractNum>
-  <w:abstractNum w:abstractNumId="3" w15:restartNumberingAfterBreak="0">
+  <w:abstractNum w:abstractNumId="4" w15:restartNumberingAfterBreak="0">
     <w:nsid w:val="1BD14D62"/>
     <w:multiLevelType w:val="hybridMultilevel"/>
     <w:tmpl w:val="C7CEACC8"/>
@@ -8867,7 +10137,7 @@
       </w:rPr>
     </w:lvl>
   </w:abstractNum>
-  <w:abstractNum w:abstractNumId="4" w15:restartNumberingAfterBreak="0">
+  <w:abstractNum w:abstractNumId="5" w15:restartNumberingAfterBreak="0">
     <w:nsid w:val="1CD542DB"/>
     <w:multiLevelType w:val="hybridMultilevel"/>
     <w:tmpl w:val="02C21D4A"/>
@@ -8980,7 +10250,7 @@
       </w:rPr>
     </w:lvl>
   </w:abstractNum>
-  <w:abstractNum w:abstractNumId="5" w15:restartNumberingAfterBreak="0">
+  <w:abstractNum w:abstractNumId="6" w15:restartNumberingAfterBreak="0">
     <w:nsid w:val="21C23C24"/>
     <w:multiLevelType w:val="hybridMultilevel"/>
     <w:tmpl w:val="E0047B2C"/>
@@ -9093,7 +10363,156 @@
       </w:rPr>
     </w:lvl>
   </w:abstractNum>
-  <w:abstractNum w:abstractNumId="6" w15:restartNumberingAfterBreak="0">
+  <w:abstractNum w:abstractNumId="7" w15:restartNumberingAfterBreak="0">
+    <w:nsid w:val="26210C1C"/>
+    <w:multiLevelType w:val="multilevel"/>
+    <w:tmpl w:val="7EC6D142"/>
+    <w:lvl w:ilvl="0">
+      <w:start w:val="1"/>
+      <w:numFmt w:val="bullet"/>
+      <w:lvlText w:val=""/>
+      <w:lvlJc w:val="left"/>
+      <w:pPr>
+        <w:tabs>
+          <w:tab w:val="num" w:pos="720"/>
+        </w:tabs>
+        <w:ind w:left="720" w:hanging="360"/>
+      </w:pPr>
+      <w:rPr>
+        <w:rFonts w:ascii="Symbol" w:hAnsi="Symbol" w:hint="default"/>
+        <w:sz w:val="20"/>
+      </w:rPr>
+    </w:lvl>
+    <w:lvl w:ilvl="1" w:tentative="1">
+      <w:start w:val="1"/>
+      <w:numFmt w:val="bullet"/>
+      <w:lvlText w:val="o"/>
+      <w:lvlJc w:val="left"/>
+      <w:pPr>
+        <w:tabs>
+          <w:tab w:val="num" w:pos="1440"/>
+        </w:tabs>
+        <w:ind w:left="1440" w:hanging="360"/>
+      </w:pPr>
+      <w:rPr>
+        <w:rFonts w:ascii="Courier New" w:hAnsi="Courier New" w:hint="default"/>
+        <w:sz w:val="20"/>
+      </w:rPr>
+    </w:lvl>
+    <w:lvl w:ilvl="2" w:tentative="1">
+      <w:start w:val="1"/>
+      <w:numFmt w:val="bullet"/>
+      <w:lvlText w:val=""/>
+      <w:lvlJc w:val="left"/>
+      <w:pPr>
+        <w:tabs>
+          <w:tab w:val="num" w:pos="2160"/>
+        </w:tabs>
+        <w:ind w:left="2160" w:hanging="360"/>
+      </w:pPr>
+      <w:rPr>
+        <w:rFonts w:ascii="Wingdings" w:hAnsi="Wingdings" w:hint="default"/>
+        <w:sz w:val="20"/>
+      </w:rPr>
+    </w:lvl>
+    <w:lvl w:ilvl="3" w:tentative="1">
+      <w:start w:val="1"/>
+      <w:numFmt w:val="bullet"/>
+      <w:lvlText w:val=""/>
+      <w:lvlJc w:val="left"/>
+      <w:pPr>
+        <w:tabs>
+          <w:tab w:val="num" w:pos="2880"/>
+        </w:tabs>
+        <w:ind w:left="2880" w:hanging="360"/>
+      </w:pPr>
+      <w:rPr>
+        <w:rFonts w:ascii="Wingdings" w:hAnsi="Wingdings" w:hint="default"/>
+        <w:sz w:val="20"/>
+      </w:rPr>
+    </w:lvl>
+    <w:lvl w:ilvl="4" w:tentative="1">
+      <w:start w:val="1"/>
+      <w:numFmt w:val="bullet"/>
+      <w:lvlText w:val=""/>
+      <w:lvlJc w:val="left"/>
+      <w:pPr>
+        <w:tabs>
+          <w:tab w:val="num" w:pos="3600"/>
+        </w:tabs>
+        <w:ind w:left="3600" w:hanging="360"/>
+      </w:pPr>
+      <w:rPr>
+        <w:rFonts w:ascii="Wingdings" w:hAnsi="Wingdings" w:hint="default"/>
+        <w:sz w:val="20"/>
+      </w:rPr>
+    </w:lvl>
+    <w:lvl w:ilvl="5" w:tentative="1">
+      <w:start w:val="1"/>
+      <w:numFmt w:val="bullet"/>
+      <w:lvlText w:val=""/>
+      <w:lvlJc w:val="left"/>
+      <w:pPr>
+        <w:tabs>
+          <w:tab w:val="num" w:pos="4320"/>
+        </w:tabs>
+        <w:ind w:left="4320" w:hanging="360"/>
+      </w:pPr>
+      <w:rPr>
+        <w:rFonts w:ascii="Wingdings" w:hAnsi="Wingdings" w:hint="default"/>
+        <w:sz w:val="20"/>
+      </w:rPr>
+    </w:lvl>
+    <w:lvl w:ilvl="6" w:tentative="1">
+      <w:start w:val="1"/>
+      <w:numFmt w:val="bullet"/>
+      <w:lvlText w:val=""/>
+      <w:lvlJc w:val="left"/>
+      <w:pPr>
+        <w:tabs>
+          <w:tab w:val="num" w:pos="5040"/>
+        </w:tabs>
+        <w:ind w:left="5040" w:hanging="360"/>
+      </w:pPr>
+      <w:rPr>
+        <w:rFonts w:ascii="Wingdings" w:hAnsi="Wingdings" w:hint="default"/>
+        <w:sz w:val="20"/>
+      </w:rPr>
+    </w:lvl>
+    <w:lvl w:ilvl="7" w:tentative="1">
+      <w:start w:val="1"/>
+      <w:numFmt w:val="bullet"/>
+      <w:lvlText w:val=""/>
+      <w:lvlJc w:val="left"/>
+      <w:pPr>
+        <w:tabs>
+          <w:tab w:val="num" w:pos="5760"/>
+        </w:tabs>
+        <w:ind w:left="5760" w:hanging="360"/>
+      </w:pPr>
+      <w:rPr>
+        <w:rFonts w:ascii="Wingdings" w:hAnsi="Wingdings" w:hint="default"/>
+        <w:sz w:val="20"/>
+      </w:rPr>
+    </w:lvl>
+    <w:lvl w:ilvl="8" w:tentative="1">
+      <w:start w:val="1"/>
+      <w:numFmt w:val="bullet"/>
+      <w:lvlText w:val=""/>
+      <w:lvlJc w:val="left"/>
+      <w:pPr>
+        <w:tabs>
+          <w:tab w:val="num" w:pos="6480"/>
+        </w:tabs>
+        <w:ind w:left="6480" w:hanging="360"/>
+      </w:pPr>
+      <w:rPr>
+        <w:rFonts w:ascii="Wingdings" w:hAnsi="Wingdings" w:hint="default"/>
+        <w:sz w:val="20"/>
+      </w:rPr>
+    </w:lvl>
+  </w:abstractNum>
+  <w:abstractNum w:abstractNumId="8" w15:restartNumberingAfterBreak="0">
     <w:nsid w:val="38391866"/>
     <w:multiLevelType w:val="hybridMultilevel"/>
     <w:tmpl w:val="726CF6DC"/>
@@ -9206,7 +10625,7 @@
       </w:rPr>
     </w:lvl>
   </w:abstractNum>
-  <w:abstractNum w:abstractNumId="7" w15:restartNumberingAfterBreak="0">
+  <w:abstractNum w:abstractNumId="9" w15:restartNumberingAfterBreak="0">
     <w:nsid w:val="3DE83C15"/>
     <w:multiLevelType w:val="hybridMultilevel"/>
     <w:tmpl w:val="1354C786"/>
@@ -9295,7 +10714,7 @@
       </w:pPr>
     </w:lvl>
   </w:abstractNum>
-  <w:abstractNum w:abstractNumId="8" w15:restartNumberingAfterBreak="0">
+  <w:abstractNum w:abstractNumId="10" w15:restartNumberingAfterBreak="0">
     <w:nsid w:val="43763E58"/>
     <w:multiLevelType w:val="hybridMultilevel"/>
     <w:tmpl w:val="F000FAA4"/>
@@ -9408,7 +10827,7 @@
       </w:rPr>
     </w:lvl>
   </w:abstractNum>
-  <w:abstractNum w:abstractNumId="9" w15:restartNumberingAfterBreak="0">
+  <w:abstractNum w:abstractNumId="11" w15:restartNumberingAfterBreak="0">
     <w:nsid w:val="48D25F29"/>
     <w:multiLevelType w:val="hybridMultilevel"/>
     <w:tmpl w:val="D50EF970"/>
@@ -9521,7 +10940,7 @@
       </w:rPr>
     </w:lvl>
   </w:abstractNum>
-  <w:abstractNum w:abstractNumId="10" w15:restartNumberingAfterBreak="0">
+  <w:abstractNum w:abstractNumId="12" w15:restartNumberingAfterBreak="0">
     <w:nsid w:val="4DE87E86"/>
     <w:multiLevelType w:val="hybridMultilevel"/>
     <w:tmpl w:val="65D2C36E"/>
@@ -9634,7 +11053,7 @@
       </w:rPr>
     </w:lvl>
   </w:abstractNum>
-  <w:abstractNum w:abstractNumId="11" w15:restartNumberingAfterBreak="0">
+  <w:abstractNum w:abstractNumId="13" w15:restartNumberingAfterBreak="0">
     <w:nsid w:val="558637DE"/>
     <w:multiLevelType w:val="hybridMultilevel"/>
     <w:tmpl w:val="D8141D6A"/>
@@ -9747,7 +11166,7 @@
       </w:rPr>
     </w:lvl>
   </w:abstractNum>
-  <w:abstractNum w:abstractNumId="12" w15:restartNumberingAfterBreak="0">
+  <w:abstractNum w:abstractNumId="14" w15:restartNumberingAfterBreak="0">
     <w:nsid w:val="59845D9B"/>
     <w:multiLevelType w:val="multilevel"/>
     <w:tmpl w:val="923804FE"/>
@@ -9896,7 +11315,7 @@
       </w:rPr>
     </w:lvl>
   </w:abstractNum>
-  <w:abstractNum w:abstractNumId="13" w15:restartNumberingAfterBreak="0">
+  <w:abstractNum w:abstractNumId="15" w15:restartNumberingAfterBreak="0">
     <w:nsid w:val="6C276523"/>
     <w:multiLevelType w:val="multilevel"/>
     <w:tmpl w:val="82B025E0"/>
@@ -10045,7 +11464,7 @@
       </w:rPr>
     </w:lvl>
   </w:abstractNum>
-  <w:abstractNum w:abstractNumId="14" w15:restartNumberingAfterBreak="0">
+  <w:abstractNum w:abstractNumId="16" w15:restartNumberingAfterBreak="0">
     <w:nsid w:val="72795292"/>
     <w:multiLevelType w:val="multilevel"/>
     <w:tmpl w:val="DDCA4650"/>
@@ -10194,7 +11613,7 @@
       </w:rPr>
     </w:lvl>
   </w:abstractNum>
-  <w:abstractNum w:abstractNumId="15" w15:restartNumberingAfterBreak="0">
+  <w:abstractNum w:abstractNumId="17" w15:restartNumberingAfterBreak="0">
     <w:nsid w:val="72BD0F41"/>
     <w:multiLevelType w:val="hybridMultilevel"/>
     <w:tmpl w:val="C50CFF68"/>
@@ -10307,7 +11726,7 @@
       </w:rPr>
     </w:lvl>
   </w:abstractNum>
-  <w:abstractNum w:abstractNumId="16" w15:restartNumberingAfterBreak="0">
+  <w:abstractNum w:abstractNumId="18" w15:restartNumberingAfterBreak="0">
     <w:nsid w:val="72F02786"/>
     <w:multiLevelType w:val="hybridMultilevel"/>
     <w:tmpl w:val="EF4264AA"/>
@@ -10420,7 +11839,7 @@
       </w:rPr>
     </w:lvl>
   </w:abstractNum>
-  <w:abstractNum w:abstractNumId="17" w15:restartNumberingAfterBreak="0">
+  <w:abstractNum w:abstractNumId="19" w15:restartNumberingAfterBreak="0">
     <w:nsid w:val="73D632D9"/>
     <w:multiLevelType w:val="multilevel"/>
     <w:tmpl w:val="E7CAAFDC"/>
@@ -10569,7 +11988,7 @@
       </w:rPr>
     </w:lvl>
   </w:abstractNum>
-  <w:abstractNum w:abstractNumId="18" w15:restartNumberingAfterBreak="0">
+  <w:abstractNum w:abstractNumId="20" w15:restartNumberingAfterBreak="0">
     <w:nsid w:val="793658A5"/>
     <w:multiLevelType w:val="hybridMultilevel"/>
     <w:tmpl w:val="F7342E0E"/>
@@ -10682,7 +12101,7 @@
       </w:rPr>
     </w:lvl>
   </w:abstractNum>
-  <w:abstractNum w:abstractNumId="19" w15:restartNumberingAfterBreak="0">
+  <w:abstractNum w:abstractNumId="21" w15:restartNumberingAfterBreak="0">
     <w:nsid w:val="79F755BC"/>
     <w:multiLevelType w:val="hybridMultilevel"/>
     <w:tmpl w:val="B9C65D8A"/>
@@ -10795,7 +12214,7 @@
       </w:rPr>
     </w:lvl>
   </w:abstractNum>
-  <w:abstractNum w:abstractNumId="20" w15:restartNumberingAfterBreak="0">
+  <w:abstractNum w:abstractNumId="22" w15:restartNumberingAfterBreak="0">
     <w:nsid w:val="7D2B1D49"/>
     <w:multiLevelType w:val="hybridMultilevel"/>
     <w:tmpl w:val="6C440EF6"/>
@@ -10908,7 +12327,7 @@
       </w:rPr>
     </w:lvl>
   </w:abstractNum>
-  <w:abstractNum w:abstractNumId="21" w15:restartNumberingAfterBreak="0">
+  <w:abstractNum w:abstractNumId="23" w15:restartNumberingAfterBreak="0">
     <w:nsid w:val="7EA429FE"/>
     <w:multiLevelType w:val="hybridMultilevel"/>
     <w:tmpl w:val="80C44F2A"/>
@@ -11022,70 +12441,76 @@
     </w:lvl>
   </w:abstractNum>
   <w:num w:numId="1" w16cid:durableId="356736766">
-    <w:abstractNumId w:val="7"/>
+    <w:abstractNumId w:val="9"/>
   </w:num>
   <w:num w:numId="2" w16cid:durableId="1570071607">
-    <w:abstractNumId w:val="1"/>
+    <w:abstractNumId w:val="2"/>
   </w:num>
   <w:num w:numId="3" w16cid:durableId="993922042">
-    <w:abstractNumId w:val="3"/>
+    <w:abstractNumId w:val="4"/>
   </w:num>
   <w:num w:numId="4" w16cid:durableId="1527912004">
-    <w:abstractNumId w:val="15"/>
+    <w:abstractNumId w:val="17"/>
   </w:num>
   <w:num w:numId="5" w16cid:durableId="139419865">
+    <w:abstractNumId w:val="8"/>
+  </w:num>
+  <w:num w:numId="6" w16cid:durableId="1302925656">
     <w:abstractNumId w:val="6"/>
   </w:num>
-  <w:num w:numId="6" w16cid:durableId="1302925656">
-    <w:abstractNumId w:val="5"/>
-  </w:num>
   <w:num w:numId="7" w16cid:durableId="1702051593">
-    <w:abstractNumId w:val="16"/>
+    <w:abstractNumId w:val="18"/>
   </w:num>
   <w:num w:numId="8" w16cid:durableId="1270697775">
-    <w:abstractNumId w:val="21"/>
+    <w:abstractNumId w:val="23"/>
   </w:num>
   <w:num w:numId="9" w16cid:durableId="1747529448">
-    <w:abstractNumId w:val="9"/>
+    <w:abstractNumId w:val="11"/>
   </w:num>
   <w:num w:numId="10" w16cid:durableId="1080447934">
     <w:abstractNumId w:val="0"/>
   </w:num>
   <w:num w:numId="11" w16cid:durableId="2061007032">
+    <w:abstractNumId w:val="14"/>
+  </w:num>
+  <w:num w:numId="12" w16cid:durableId="522325575">
+    <w:abstractNumId w:val="19"/>
+  </w:num>
+  <w:num w:numId="13" w16cid:durableId="1165779591">
+    <w:abstractNumId w:val="15"/>
+  </w:num>
+  <w:num w:numId="14" w16cid:durableId="1955332905">
+    <w:abstractNumId w:val="3"/>
+  </w:num>
+  <w:num w:numId="15" w16cid:durableId="1799297252">
+    <w:abstractNumId w:val="16"/>
+  </w:num>
+  <w:num w:numId="16" w16cid:durableId="819931148">
+    <w:abstractNumId w:val="22"/>
+  </w:num>
+  <w:num w:numId="17" w16cid:durableId="933592896">
+    <w:abstractNumId w:val="5"/>
+  </w:num>
+  <w:num w:numId="18" w16cid:durableId="2066103286">
+    <w:abstractNumId w:val="21"/>
+  </w:num>
+  <w:num w:numId="19" w16cid:durableId="1004550390">
+    <w:abstractNumId w:val="20"/>
+  </w:num>
+  <w:num w:numId="20" w16cid:durableId="674184671">
+    <w:abstractNumId w:val="13"/>
+  </w:num>
+  <w:num w:numId="21" w16cid:durableId="49421155">
     <w:abstractNumId w:val="12"/>
   </w:num>
-  <w:num w:numId="12" w16cid:durableId="522325575">
-    <w:abstractNumId w:val="17"/>
-  </w:num>
-  <w:num w:numId="13" w16cid:durableId="1165779591">
-    <w:abstractNumId w:val="13"/>
-  </w:num>
-  <w:num w:numId="14" w16cid:durableId="1955332905">
-    <w:abstractNumId w:val="2"/>
-  </w:num>
-  <w:num w:numId="15" w16cid:durableId="1799297252">
-    <w:abstractNumId w:val="14"/>
-  </w:num>
-  <w:num w:numId="16" w16cid:durableId="819931148">
-    <w:abstractNumId w:val="20"/>
-  </w:num>
-  <w:num w:numId="17" w16cid:durableId="933592896">
-    <w:abstractNumId w:val="4"/>
-  </w:num>
-  <w:num w:numId="18" w16cid:durableId="2066103286">
-    <w:abstractNumId w:val="19"/>
-  </w:num>
-  <w:num w:numId="19" w16cid:durableId="1004550390">
-    <w:abstractNumId w:val="18"/>
-  </w:num>
-  <w:num w:numId="20" w16cid:durableId="674184671">
-    <w:abstractNumId w:val="11"/>
-  </w:num>
-  <w:num w:numId="21" w16cid:durableId="49421155">
+  <w:num w:numId="22" w16cid:durableId="34163257">
     <w:abstractNumId w:val="10"/>
   </w:num>
-  <w:num w:numId="22" w16cid:durableId="34163257">
-    <w:abstractNumId w:val="8"/>
+  <w:num w:numId="23" w16cid:durableId="327561509">
+    <w:abstractNumId w:val="1"/>
+  </w:num>
+  <w:num w:numId="24" w16cid:durableId="952591026">
+    <w:abstractNumId w:val="7"/>
   </w:num>
 </w:numbering>
 </file>
@@ -14391,7 +15816,7 @@
   <dgm:whole/>
   <dgm:extLst>
     <a:ext uri="http://schemas.microsoft.com/office/drawing/2008/diagram">
-      <dsp:dataModelExt xmlns:dsp="http://schemas.microsoft.com/office/drawing/2008/diagram" relId="rId22" minVer="http://schemas.openxmlformats.org/drawingml/2006/diagram"/>
+      <dsp:dataModelExt xmlns:dsp="http://schemas.microsoft.com/office/drawing/2008/diagram" relId="rId24" minVer="http://schemas.openxmlformats.org/drawingml/2006/diagram"/>
     </a:ext>
   </dgm:extLst>
 </dgm:dataModel>
